--- a/docx/en/BUFRCREX_TableB_en_08.docx
+++ b/docx/en/BUFRCREX_TableB_en_08.docx
@@ -8,19 +8,33 @@
       </w:pPr>
       <w:r>
         <w:rPr>
-          <w:rFonts w:ascii="Arial" w:hAnsi="Arial"/>
+          <w:rFonts w:ascii="Verdana" w:hAnsi="Verdana"/>
           <w:b/>
           <w:sz w:val="22"/>
         </w:rPr>
-        <w:t>BUFR/CREX Table B — Class 08: Significance qualifiers</w:t>
+        <w:t>Class 08: Significance qualifiers</w:t>
       </w:r>
     </w:p>
     <w:tbl>
       <w:tblPr>
         <w:tblStyle w:val="TableGrid"/>
         <w:tblW w:type="auto" w:w="0"/>
-        <w:jc w:val="center"/>
+        <w:jc w:val="left"/>
         <w:tblLook w:firstColumn="1" w:firstRow="1" w:lastColumn="0" w:lastRow="0" w:noHBand="0" w:noVBand="1" w:val="04A0"/>
+        <w:tblBorders>
+          <w:top w:val="single" w:sz="4" w:space="0" w:color="595959"/>
+          <w:left w:val="single" w:sz="4" w:space="0" w:color="595959"/>
+          <w:bottom w:val="single" w:sz="4" w:space="0" w:color="595959"/>
+          <w:right w:val="single" w:sz="4" w:space="0" w:color="595959"/>
+          <w:insideH w:val="single" w:sz="4" w:space="0" w:color="595959"/>
+          <w:insideV w:val="single" w:sz="4" w:space="0" w:color="595959"/>
+        </w:tblBorders>
+        <w:tblCellMar>
+          <w:top w:w="85" w:type="dxa"/>
+          <w:left w:w="85" w:type="dxa"/>
+          <w:bottom w:w="85" w:type="dxa"/>
+          <w:right w:w="85" w:type="dxa"/>
+        </w:tblCellMar>
       </w:tblPr>
       <w:tblGrid>
         <w:gridCol w:w="1514"/>
@@ -35,20 +49,20 @@
         <w:gridCol w:w="1514"/>
       </w:tblGrid>
       <w:tr>
-        <w:tc>
-          <w:tcPr>
-            <w:tcW w:type="dxa" w:w="1514"/>
-            <w:shd w:val="clear" w:color="auto" w:fill="D9E2F3"/>
-          </w:tcPr>
-          <w:p>
-            <w:pPr>
-              <w:jc w:val="center"/>
-            </w:pPr>
-            <w:r/>
-            <w:r>
-              <w:rPr>
-                <w:rFonts w:ascii="Arial" w:hAnsi="Arial"/>
-                <w:b/>
+        <w:trPr>
+          <w:tblHeader/>
+        </w:trPr>
+        <w:tc>
+          <w:tcPr>
+            <w:tcW w:type="dxa" w:w="1514"/>
+            <w:shd w:val="clear" w:color="auto" w:fill="D9D9D9"/>
+          </w:tcPr>
+          <w:p>
+            <w:r/>
+            <w:r>
+              <w:rPr>
+                <w:rFonts w:ascii="Verdana" w:hAnsi="Verdana"/>
+                <w:b w:val="0"/>
                 <w:sz w:val="16"/>
               </w:rPr>
               <w:t>FXY</w:t>
@@ -58,194 +72,170 @@
         <w:tc>
           <w:tcPr>
             <w:tcW w:type="dxa" w:w="1514"/>
-            <w:shd w:val="clear" w:color="auto" w:fill="D9E2F3"/>
-          </w:tcPr>
-          <w:p>
-            <w:pPr>
-              <w:jc w:val="center"/>
-            </w:pPr>
-            <w:r/>
-            <w:r>
-              <w:rPr>
-                <w:rFonts w:ascii="Arial" w:hAnsi="Arial"/>
-                <w:b/>
-                <w:sz w:val="16"/>
-              </w:rPr>
-              <w:t>ElementName</w:t>
-            </w:r>
-          </w:p>
-        </w:tc>
-        <w:tc>
-          <w:tcPr>
-            <w:tcW w:type="dxa" w:w="1514"/>
-            <w:shd w:val="clear" w:color="auto" w:fill="D9E2F3"/>
-          </w:tcPr>
-          <w:p>
-            <w:pPr>
-              <w:jc w:val="center"/>
-            </w:pPr>
-            <w:r/>
-            <w:r>
-              <w:rPr>
-                <w:rFonts w:ascii="Arial" w:hAnsi="Arial"/>
-                <w:b/>
-                <w:sz w:val="16"/>
-              </w:rPr>
-              <w:t>BUFR Unit</w:t>
-            </w:r>
-          </w:p>
-        </w:tc>
-        <w:tc>
-          <w:tcPr>
-            <w:tcW w:type="dxa" w:w="1514"/>
-            <w:shd w:val="clear" w:color="auto" w:fill="D9E2F3"/>
-          </w:tcPr>
-          <w:p>
-            <w:pPr>
-              <w:jc w:val="center"/>
-            </w:pPr>
-            <w:r/>
-            <w:r>
-              <w:rPr>
-                <w:rFonts w:ascii="Arial" w:hAnsi="Arial"/>
-                <w:b/>
-                <w:sz w:val="16"/>
-              </w:rPr>
-              <w:t>Scale</w:t>
-            </w:r>
-          </w:p>
-        </w:tc>
-        <w:tc>
-          <w:tcPr>
-            <w:tcW w:type="dxa" w:w="1514"/>
-            <w:shd w:val="clear" w:color="auto" w:fill="D9E2F3"/>
-          </w:tcPr>
-          <w:p>
-            <w:pPr>
-              <w:jc w:val="center"/>
-            </w:pPr>
-            <w:r/>
-            <w:r>
-              <w:rPr>
-                <w:rFonts w:ascii="Arial" w:hAnsi="Arial"/>
-                <w:b/>
-                <w:sz w:val="16"/>
-              </w:rPr>
-              <w:t>Ref Value</w:t>
-            </w:r>
-          </w:p>
-        </w:tc>
-        <w:tc>
-          <w:tcPr>
-            <w:tcW w:type="dxa" w:w="1514"/>
-            <w:shd w:val="clear" w:color="auto" w:fill="D9E2F3"/>
-          </w:tcPr>
-          <w:p>
-            <w:pPr>
-              <w:jc w:val="center"/>
-            </w:pPr>
-            <w:r/>
-            <w:r>
-              <w:rPr>
-                <w:rFonts w:ascii="Arial" w:hAnsi="Arial"/>
-                <w:b/>
-                <w:sz w:val="16"/>
-              </w:rPr>
-              <w:t>Bits</w:t>
-            </w:r>
-          </w:p>
-        </w:tc>
-        <w:tc>
-          <w:tcPr>
-            <w:tcW w:type="dxa" w:w="1514"/>
-            <w:shd w:val="clear" w:color="auto" w:fill="D9E2F3"/>
-          </w:tcPr>
-          <w:p>
-            <w:pPr>
-              <w:jc w:val="center"/>
-            </w:pPr>
-            <w:r/>
-            <w:r>
-              <w:rPr>
-                <w:rFonts w:ascii="Arial" w:hAnsi="Arial"/>
-                <w:b/>
-                <w:sz w:val="16"/>
-              </w:rPr>
-              <w:t>CREX Unit</w:t>
-            </w:r>
-          </w:p>
-        </w:tc>
-        <w:tc>
-          <w:tcPr>
-            <w:tcW w:type="dxa" w:w="1514"/>
-            <w:shd w:val="clear" w:color="auto" w:fill="D9E2F3"/>
-          </w:tcPr>
-          <w:p>
-            <w:pPr>
-              <w:jc w:val="center"/>
-            </w:pPr>
-            <w:r/>
-            <w:r>
-              <w:rPr>
-                <w:rFonts w:ascii="Arial" w:hAnsi="Arial"/>
-                <w:b/>
-                <w:sz w:val="16"/>
-              </w:rPr>
-              <w:t>Scale</w:t>
-            </w:r>
-          </w:p>
-        </w:tc>
-        <w:tc>
-          <w:tcPr>
-            <w:tcW w:type="dxa" w:w="1514"/>
-            <w:shd w:val="clear" w:color="auto" w:fill="D9E2F3"/>
-          </w:tcPr>
-          <w:p>
-            <w:pPr>
-              <w:jc w:val="center"/>
-            </w:pPr>
-            <w:r/>
-            <w:r>
-              <w:rPr>
-                <w:rFonts w:ascii="Arial" w:hAnsi="Arial"/>
-                <w:b/>
-                <w:sz w:val="16"/>
-              </w:rPr>
-              <w:t>Chars</w:t>
-            </w:r>
-          </w:p>
-        </w:tc>
-        <w:tc>
-          <w:tcPr>
-            <w:tcW w:type="dxa" w:w="1514"/>
-            <w:shd w:val="clear" w:color="auto" w:fill="D9E2F3"/>
-          </w:tcPr>
-          <w:p>
-            <w:pPr>
-              <w:jc w:val="center"/>
-            </w:pPr>
-            <w:r/>
-            <w:r>
-              <w:rPr>
-                <w:rFonts w:ascii="Arial" w:hAnsi="Arial"/>
-                <w:b/>
-                <w:sz w:val="16"/>
-              </w:rPr>
-              <w:t>Note</w:t>
+            <w:shd w:val="clear" w:color="auto" w:fill="D9D9D9"/>
+          </w:tcPr>
+          <w:p>
+            <w:r/>
+            <w:r>
+              <w:rPr>
+                <w:rFonts w:ascii="Verdana" w:hAnsi="Verdana"/>
+                <w:b w:val="0"/>
+                <w:sz w:val="16"/>
+              </w:rPr>
+              <w:t>ELEMENT NAME</w:t>
+            </w:r>
+          </w:p>
+        </w:tc>
+        <w:tc>
+          <w:tcPr>
+            <w:tcW w:type="dxa" w:w="1514"/>
+            <w:shd w:val="clear" w:color="auto" w:fill="D9D9D9"/>
+          </w:tcPr>
+          <w:p>
+            <w:r/>
+            <w:r>
+              <w:rPr>
+                <w:rFonts w:ascii="Verdana" w:hAnsi="Verdana"/>
+                <w:b w:val="0"/>
+                <w:sz w:val="16"/>
+              </w:rPr>
+              <w:t>BUFR UNIT</w:t>
+            </w:r>
+          </w:p>
+        </w:tc>
+        <w:tc>
+          <w:tcPr>
+            <w:tcW w:type="dxa" w:w="1514"/>
+            <w:shd w:val="clear" w:color="auto" w:fill="D9D9D9"/>
+          </w:tcPr>
+          <w:p>
+            <w:r/>
+            <w:r>
+              <w:rPr>
+                <w:rFonts w:ascii="Verdana" w:hAnsi="Verdana"/>
+                <w:b w:val="0"/>
+                <w:sz w:val="16"/>
+              </w:rPr>
+              <w:t>SCALE</w:t>
+            </w:r>
+          </w:p>
+        </w:tc>
+        <w:tc>
+          <w:tcPr>
+            <w:tcW w:type="dxa" w:w="1514"/>
+            <w:shd w:val="clear" w:color="auto" w:fill="D9D9D9"/>
+          </w:tcPr>
+          <w:p>
+            <w:r/>
+            <w:r>
+              <w:rPr>
+                <w:rFonts w:ascii="Verdana" w:hAnsi="Verdana"/>
+                <w:b w:val="0"/>
+                <w:sz w:val="16"/>
+              </w:rPr>
+              <w:t>REF VALUE</w:t>
+            </w:r>
+          </w:p>
+        </w:tc>
+        <w:tc>
+          <w:tcPr>
+            <w:tcW w:type="dxa" w:w="1514"/>
+            <w:shd w:val="clear" w:color="auto" w:fill="D9D9D9"/>
+          </w:tcPr>
+          <w:p>
+            <w:r/>
+            <w:r>
+              <w:rPr>
+                <w:rFonts w:ascii="Verdana" w:hAnsi="Verdana"/>
+                <w:b w:val="0"/>
+                <w:sz w:val="16"/>
+              </w:rPr>
+              <w:t>BITS</w:t>
+            </w:r>
+          </w:p>
+        </w:tc>
+        <w:tc>
+          <w:tcPr>
+            <w:tcW w:type="dxa" w:w="1514"/>
+            <w:shd w:val="clear" w:color="auto" w:fill="D9D9D9"/>
+          </w:tcPr>
+          <w:p>
+            <w:r/>
+            <w:r>
+              <w:rPr>
+                <w:rFonts w:ascii="Verdana" w:hAnsi="Verdana"/>
+                <w:b w:val="0"/>
+                <w:sz w:val="16"/>
+              </w:rPr>
+              <w:t>CREX UNIT</w:t>
+            </w:r>
+          </w:p>
+        </w:tc>
+        <w:tc>
+          <w:tcPr>
+            <w:tcW w:type="dxa" w:w="1514"/>
+            <w:shd w:val="clear" w:color="auto" w:fill="D9D9D9"/>
+          </w:tcPr>
+          <w:p>
+            <w:r/>
+            <w:r>
+              <w:rPr>
+                <w:rFonts w:ascii="Verdana" w:hAnsi="Verdana"/>
+                <w:b w:val="0"/>
+                <w:sz w:val="16"/>
+              </w:rPr>
+              <w:t>SCALE</w:t>
+            </w:r>
+          </w:p>
+        </w:tc>
+        <w:tc>
+          <w:tcPr>
+            <w:tcW w:type="dxa" w:w="1514"/>
+            <w:shd w:val="clear" w:color="auto" w:fill="D9D9D9"/>
+          </w:tcPr>
+          <w:p>
+            <w:r/>
+            <w:r>
+              <w:rPr>
+                <w:rFonts w:ascii="Verdana" w:hAnsi="Verdana"/>
+                <w:b w:val="0"/>
+                <w:sz w:val="16"/>
+              </w:rPr>
+              <w:t>CHARS</w:t>
+            </w:r>
+          </w:p>
+        </w:tc>
+        <w:tc>
+          <w:tcPr>
+            <w:tcW w:type="dxa" w:w="1514"/>
+            <w:shd w:val="clear" w:color="auto" w:fill="D9D9D9"/>
+          </w:tcPr>
+          <w:p>
+            <w:r/>
+            <w:r>
+              <w:rPr>
+                <w:rFonts w:ascii="Verdana" w:hAnsi="Verdana"/>
+                <w:b w:val="0"/>
+                <w:sz w:val="16"/>
+              </w:rPr>
+              <w:t>NOTE</w:t>
             </w:r>
           </w:p>
         </w:tc>
       </w:tr>
       <w:tr>
-        <w:tc>
-          <w:tcPr>
-            <w:tcW w:type="dxa" w:w="1514"/>
-          </w:tcPr>
-          <w:p>
-            <w:r/>
-            <w:r>
-              <w:rPr>
-                <w:rFonts w:ascii="Arial" w:hAnsi="Arial"/>
+        <w:trPr>
+          <w:cantSplit/>
+        </w:trPr>
+        <w:tc>
+          <w:tcPr>
+            <w:tcW w:type="dxa" w:w="1514"/>
+          </w:tcPr>
+          <w:p>
+            <w:r/>
+            <w:r>
+              <w:rPr>
+                <w:rFonts w:ascii="Verdana" w:hAnsi="Verdana"/>
                 <w:b w:val="0"/>
                 <w:sz w:val="16"/>
               </w:rPr>
@@ -261,7 +251,7 @@
             <w:r/>
             <w:r>
               <w:rPr>
-                <w:rFonts w:ascii="Arial" w:hAnsi="Arial"/>
+                <w:rFonts w:ascii="Verdana" w:hAnsi="Verdana"/>
                 <w:b w:val="0"/>
                 <w:sz w:val="16"/>
               </w:rPr>
@@ -277,7 +267,7 @@
             <w:r/>
             <w:r>
               <w:rPr>
-                <w:rFonts w:ascii="Arial" w:hAnsi="Arial"/>
+                <w:rFonts w:ascii="Verdana" w:hAnsi="Verdana"/>
                 <w:b w:val="0"/>
                 <w:sz w:val="16"/>
               </w:rPr>
@@ -293,7 +283,7 @@
             <w:r/>
             <w:r>
               <w:rPr>
-                <w:rFonts w:ascii="Arial" w:hAnsi="Arial"/>
+                <w:rFonts w:ascii="Verdana" w:hAnsi="Verdana"/>
                 <w:b w:val="0"/>
                 <w:sz w:val="16"/>
               </w:rPr>
@@ -309,7 +299,7 @@
             <w:r/>
             <w:r>
               <w:rPr>
-                <w:rFonts w:ascii="Arial" w:hAnsi="Arial"/>
+                <w:rFonts w:ascii="Verdana" w:hAnsi="Verdana"/>
                 <w:b w:val="0"/>
                 <w:sz w:val="16"/>
               </w:rPr>
@@ -325,7 +315,7 @@
             <w:r/>
             <w:r>
               <w:rPr>
-                <w:rFonts w:ascii="Arial" w:hAnsi="Arial"/>
+                <w:rFonts w:ascii="Verdana" w:hAnsi="Verdana"/>
                 <w:b w:val="0"/>
                 <w:sz w:val="16"/>
               </w:rPr>
@@ -341,7 +331,7 @@
             <w:r/>
             <w:r>
               <w:rPr>
-                <w:rFonts w:ascii="Arial" w:hAnsi="Arial"/>
+                <w:rFonts w:ascii="Verdana" w:hAnsi="Verdana"/>
                 <w:b w:val="0"/>
                 <w:sz w:val="16"/>
               </w:rPr>
@@ -357,7 +347,7 @@
             <w:r/>
             <w:r>
               <w:rPr>
-                <w:rFonts w:ascii="Arial" w:hAnsi="Arial"/>
+                <w:rFonts w:ascii="Verdana" w:hAnsi="Verdana"/>
                 <w:b w:val="0"/>
                 <w:sz w:val="16"/>
               </w:rPr>
@@ -373,7 +363,7 @@
             <w:r/>
             <w:r>
               <w:rPr>
-                <w:rFonts w:ascii="Arial" w:hAnsi="Arial"/>
+                <w:rFonts w:ascii="Verdana" w:hAnsi="Verdana"/>
                 <w:b w:val="0"/>
                 <w:sz w:val="16"/>
               </w:rPr>
@@ -389,7 +379,7 @@
             <w:r/>
             <w:r>
               <w:rPr>
-                <w:rFonts w:ascii="Arial" w:hAnsi="Arial"/>
+                <w:rFonts w:ascii="Verdana" w:hAnsi="Verdana"/>
                 <w:b w:val="0"/>
                 <w:sz w:val="16"/>
               </w:rPr>
@@ -398,15 +388,18 @@
         </w:tc>
       </w:tr>
       <w:tr>
-        <w:tc>
-          <w:tcPr>
-            <w:tcW w:type="dxa" w:w="1514"/>
-          </w:tcPr>
-          <w:p>
-            <w:r/>
-            <w:r>
-              <w:rPr>
-                <w:rFonts w:ascii="Arial" w:hAnsi="Arial"/>
+        <w:trPr>
+          <w:cantSplit/>
+        </w:trPr>
+        <w:tc>
+          <w:tcPr>
+            <w:tcW w:type="dxa" w:w="1514"/>
+          </w:tcPr>
+          <w:p>
+            <w:r/>
+            <w:r>
+              <w:rPr>
+                <w:rFonts w:ascii="Verdana" w:hAnsi="Verdana"/>
                 <w:b w:val="0"/>
                 <w:sz w:val="16"/>
               </w:rPr>
@@ -422,7 +415,7 @@
             <w:r/>
             <w:r>
               <w:rPr>
-                <w:rFonts w:ascii="Arial" w:hAnsi="Arial"/>
+                <w:rFonts w:ascii="Verdana" w:hAnsi="Verdana"/>
                 <w:b w:val="0"/>
                 <w:sz w:val="16"/>
               </w:rPr>
@@ -438,7 +431,7 @@
             <w:r/>
             <w:r>
               <w:rPr>
-                <w:rFonts w:ascii="Arial" w:hAnsi="Arial"/>
+                <w:rFonts w:ascii="Verdana" w:hAnsi="Verdana"/>
                 <w:b w:val="0"/>
                 <w:sz w:val="16"/>
               </w:rPr>
@@ -454,7 +447,7 @@
             <w:r/>
             <w:r>
               <w:rPr>
-                <w:rFonts w:ascii="Arial" w:hAnsi="Arial"/>
+                <w:rFonts w:ascii="Verdana" w:hAnsi="Verdana"/>
                 <w:b w:val="0"/>
                 <w:sz w:val="16"/>
               </w:rPr>
@@ -470,7 +463,7 @@
             <w:r/>
             <w:r>
               <w:rPr>
-                <w:rFonts w:ascii="Arial" w:hAnsi="Arial"/>
+                <w:rFonts w:ascii="Verdana" w:hAnsi="Verdana"/>
                 <w:b w:val="0"/>
                 <w:sz w:val="16"/>
               </w:rPr>
@@ -486,7 +479,7 @@
             <w:r/>
             <w:r>
               <w:rPr>
-                <w:rFonts w:ascii="Arial" w:hAnsi="Arial"/>
+                <w:rFonts w:ascii="Verdana" w:hAnsi="Verdana"/>
                 <w:b w:val="0"/>
                 <w:sz w:val="16"/>
               </w:rPr>
@@ -502,7 +495,7 @@
             <w:r/>
             <w:r>
               <w:rPr>
-                <w:rFonts w:ascii="Arial" w:hAnsi="Arial"/>
+                <w:rFonts w:ascii="Verdana" w:hAnsi="Verdana"/>
                 <w:b w:val="0"/>
                 <w:sz w:val="16"/>
               </w:rPr>
@@ -518,7 +511,7 @@
             <w:r/>
             <w:r>
               <w:rPr>
-                <w:rFonts w:ascii="Arial" w:hAnsi="Arial"/>
+                <w:rFonts w:ascii="Verdana" w:hAnsi="Verdana"/>
                 <w:b w:val="0"/>
                 <w:sz w:val="16"/>
               </w:rPr>
@@ -534,7 +527,7 @@
             <w:r/>
             <w:r>
               <w:rPr>
-                <w:rFonts w:ascii="Arial" w:hAnsi="Arial"/>
+                <w:rFonts w:ascii="Verdana" w:hAnsi="Verdana"/>
                 <w:b w:val="0"/>
                 <w:sz w:val="16"/>
               </w:rPr>
@@ -550,7 +543,7 @@
             <w:r/>
             <w:r>
               <w:rPr>
-                <w:rFonts w:ascii="Arial" w:hAnsi="Arial"/>
+                <w:rFonts w:ascii="Verdana" w:hAnsi="Verdana"/>
                 <w:b w:val="0"/>
                 <w:sz w:val="16"/>
               </w:rPr>
@@ -559,15 +552,18 @@
         </w:tc>
       </w:tr>
       <w:tr>
-        <w:tc>
-          <w:tcPr>
-            <w:tcW w:type="dxa" w:w="1514"/>
-          </w:tcPr>
-          <w:p>
-            <w:r/>
-            <w:r>
-              <w:rPr>
-                <w:rFonts w:ascii="Arial" w:hAnsi="Arial"/>
+        <w:trPr>
+          <w:cantSplit/>
+        </w:trPr>
+        <w:tc>
+          <w:tcPr>
+            <w:tcW w:type="dxa" w:w="1514"/>
+          </w:tcPr>
+          <w:p>
+            <w:r/>
+            <w:r>
+              <w:rPr>
+                <w:rFonts w:ascii="Verdana" w:hAnsi="Verdana"/>
                 <w:b w:val="0"/>
                 <w:sz w:val="16"/>
               </w:rPr>
@@ -583,7 +579,7 @@
             <w:r/>
             <w:r>
               <w:rPr>
-                <w:rFonts w:ascii="Arial" w:hAnsi="Arial"/>
+                <w:rFonts w:ascii="Verdana" w:hAnsi="Verdana"/>
                 <w:b w:val="0"/>
                 <w:sz w:val="16"/>
               </w:rPr>
@@ -599,7 +595,7 @@
             <w:r/>
             <w:r>
               <w:rPr>
-                <w:rFonts w:ascii="Arial" w:hAnsi="Arial"/>
+                <w:rFonts w:ascii="Verdana" w:hAnsi="Verdana"/>
                 <w:b w:val="0"/>
                 <w:sz w:val="16"/>
               </w:rPr>
@@ -615,7 +611,7 @@
             <w:r/>
             <w:r>
               <w:rPr>
-                <w:rFonts w:ascii="Arial" w:hAnsi="Arial"/>
+                <w:rFonts w:ascii="Verdana" w:hAnsi="Verdana"/>
                 <w:b w:val="0"/>
                 <w:sz w:val="16"/>
               </w:rPr>
@@ -631,7 +627,7 @@
             <w:r/>
             <w:r>
               <w:rPr>
-                <w:rFonts w:ascii="Arial" w:hAnsi="Arial"/>
+                <w:rFonts w:ascii="Verdana" w:hAnsi="Verdana"/>
                 <w:b w:val="0"/>
                 <w:sz w:val="16"/>
               </w:rPr>
@@ -647,7 +643,7 @@
             <w:r/>
             <w:r>
               <w:rPr>
-                <w:rFonts w:ascii="Arial" w:hAnsi="Arial"/>
+                <w:rFonts w:ascii="Verdana" w:hAnsi="Verdana"/>
                 <w:b w:val="0"/>
                 <w:sz w:val="16"/>
               </w:rPr>
@@ -663,7 +659,7 @@
             <w:r/>
             <w:r>
               <w:rPr>
-                <w:rFonts w:ascii="Arial" w:hAnsi="Arial"/>
+                <w:rFonts w:ascii="Verdana" w:hAnsi="Verdana"/>
                 <w:b w:val="0"/>
                 <w:sz w:val="16"/>
               </w:rPr>
@@ -679,7 +675,7 @@
             <w:r/>
             <w:r>
               <w:rPr>
-                <w:rFonts w:ascii="Arial" w:hAnsi="Arial"/>
+                <w:rFonts w:ascii="Verdana" w:hAnsi="Verdana"/>
                 <w:b w:val="0"/>
                 <w:sz w:val="16"/>
               </w:rPr>
@@ -695,7 +691,7 @@
             <w:r/>
             <w:r>
               <w:rPr>
-                <w:rFonts w:ascii="Arial" w:hAnsi="Arial"/>
+                <w:rFonts w:ascii="Verdana" w:hAnsi="Verdana"/>
                 <w:b w:val="0"/>
                 <w:sz w:val="16"/>
               </w:rPr>
@@ -711,7 +707,7 @@
             <w:r/>
             <w:r>
               <w:rPr>
-                <w:rFonts w:ascii="Arial" w:hAnsi="Arial"/>
+                <w:rFonts w:ascii="Verdana" w:hAnsi="Verdana"/>
                 <w:b w:val="0"/>
                 <w:sz w:val="16"/>
               </w:rPr>
@@ -720,15 +716,18 @@
         </w:tc>
       </w:tr>
       <w:tr>
-        <w:tc>
-          <w:tcPr>
-            <w:tcW w:type="dxa" w:w="1514"/>
-          </w:tcPr>
-          <w:p>
-            <w:r/>
-            <w:r>
-              <w:rPr>
-                <w:rFonts w:ascii="Arial" w:hAnsi="Arial"/>
+        <w:trPr>
+          <w:cantSplit/>
+        </w:trPr>
+        <w:tc>
+          <w:tcPr>
+            <w:tcW w:type="dxa" w:w="1514"/>
+          </w:tcPr>
+          <w:p>
+            <w:r/>
+            <w:r>
+              <w:rPr>
+                <w:rFonts w:ascii="Verdana" w:hAnsi="Verdana"/>
                 <w:b w:val="0"/>
                 <w:sz w:val="16"/>
               </w:rPr>
@@ -744,7 +743,7 @@
             <w:r/>
             <w:r>
               <w:rPr>
-                <w:rFonts w:ascii="Arial" w:hAnsi="Arial"/>
+                <w:rFonts w:ascii="Verdana" w:hAnsi="Verdana"/>
                 <w:b w:val="0"/>
                 <w:sz w:val="16"/>
               </w:rPr>
@@ -760,7 +759,7 @@
             <w:r/>
             <w:r>
               <w:rPr>
-                <w:rFonts w:ascii="Arial" w:hAnsi="Arial"/>
+                <w:rFonts w:ascii="Verdana" w:hAnsi="Verdana"/>
                 <w:b w:val="0"/>
                 <w:sz w:val="16"/>
               </w:rPr>
@@ -776,7 +775,7 @@
             <w:r/>
             <w:r>
               <w:rPr>
-                <w:rFonts w:ascii="Arial" w:hAnsi="Arial"/>
+                <w:rFonts w:ascii="Verdana" w:hAnsi="Verdana"/>
                 <w:b w:val="0"/>
                 <w:sz w:val="16"/>
               </w:rPr>
@@ -792,7 +791,7 @@
             <w:r/>
             <w:r>
               <w:rPr>
-                <w:rFonts w:ascii="Arial" w:hAnsi="Arial"/>
+                <w:rFonts w:ascii="Verdana" w:hAnsi="Verdana"/>
                 <w:b w:val="0"/>
                 <w:sz w:val="16"/>
               </w:rPr>
@@ -808,7 +807,7 @@
             <w:r/>
             <w:r>
               <w:rPr>
-                <w:rFonts w:ascii="Arial" w:hAnsi="Arial"/>
+                <w:rFonts w:ascii="Verdana" w:hAnsi="Verdana"/>
                 <w:b w:val="0"/>
                 <w:sz w:val="16"/>
               </w:rPr>
@@ -824,7 +823,7 @@
             <w:r/>
             <w:r>
               <w:rPr>
-                <w:rFonts w:ascii="Arial" w:hAnsi="Arial"/>
+                <w:rFonts w:ascii="Verdana" w:hAnsi="Verdana"/>
                 <w:b w:val="0"/>
                 <w:sz w:val="16"/>
               </w:rPr>
@@ -840,7 +839,7 @@
             <w:r/>
             <w:r>
               <w:rPr>
-                <w:rFonts w:ascii="Arial" w:hAnsi="Arial"/>
+                <w:rFonts w:ascii="Verdana" w:hAnsi="Verdana"/>
                 <w:b w:val="0"/>
                 <w:sz w:val="16"/>
               </w:rPr>
@@ -856,7 +855,7 @@
             <w:r/>
             <w:r>
               <w:rPr>
-                <w:rFonts w:ascii="Arial" w:hAnsi="Arial"/>
+                <w:rFonts w:ascii="Verdana" w:hAnsi="Verdana"/>
                 <w:b w:val="0"/>
                 <w:sz w:val="16"/>
               </w:rPr>
@@ -872,7 +871,7 @@
             <w:r/>
             <w:r>
               <w:rPr>
-                <w:rFonts w:ascii="Arial" w:hAnsi="Arial"/>
+                <w:rFonts w:ascii="Verdana" w:hAnsi="Verdana"/>
                 <w:b w:val="0"/>
                 <w:sz w:val="16"/>
               </w:rPr>
@@ -881,15 +880,18 @@
         </w:tc>
       </w:tr>
       <w:tr>
-        <w:tc>
-          <w:tcPr>
-            <w:tcW w:type="dxa" w:w="1514"/>
-          </w:tcPr>
-          <w:p>
-            <w:r/>
-            <w:r>
-              <w:rPr>
-                <w:rFonts w:ascii="Arial" w:hAnsi="Arial"/>
+        <w:trPr>
+          <w:cantSplit/>
+        </w:trPr>
+        <w:tc>
+          <w:tcPr>
+            <w:tcW w:type="dxa" w:w="1514"/>
+          </w:tcPr>
+          <w:p>
+            <w:r/>
+            <w:r>
+              <w:rPr>
+                <w:rFonts w:ascii="Verdana" w:hAnsi="Verdana"/>
                 <w:b w:val="0"/>
                 <w:sz w:val="16"/>
               </w:rPr>
@@ -905,7 +907,7 @@
             <w:r/>
             <w:r>
               <w:rPr>
-                <w:rFonts w:ascii="Arial" w:hAnsi="Arial"/>
+                <w:rFonts w:ascii="Verdana" w:hAnsi="Verdana"/>
                 <w:b w:val="0"/>
                 <w:sz w:val="16"/>
               </w:rPr>
@@ -921,7 +923,7 @@
             <w:r/>
             <w:r>
               <w:rPr>
-                <w:rFonts w:ascii="Arial" w:hAnsi="Arial"/>
+                <w:rFonts w:ascii="Verdana" w:hAnsi="Verdana"/>
                 <w:b w:val="0"/>
                 <w:sz w:val="16"/>
               </w:rPr>
@@ -937,7 +939,7 @@
             <w:r/>
             <w:r>
               <w:rPr>
-                <w:rFonts w:ascii="Arial" w:hAnsi="Arial"/>
+                <w:rFonts w:ascii="Verdana" w:hAnsi="Verdana"/>
                 <w:b w:val="0"/>
                 <w:sz w:val="16"/>
               </w:rPr>
@@ -953,7 +955,7 @@
             <w:r/>
             <w:r>
               <w:rPr>
-                <w:rFonts w:ascii="Arial" w:hAnsi="Arial"/>
+                <w:rFonts w:ascii="Verdana" w:hAnsi="Verdana"/>
                 <w:b w:val="0"/>
                 <w:sz w:val="16"/>
               </w:rPr>
@@ -969,7 +971,7 @@
             <w:r/>
             <w:r>
               <w:rPr>
-                <w:rFonts w:ascii="Arial" w:hAnsi="Arial"/>
+                <w:rFonts w:ascii="Verdana" w:hAnsi="Verdana"/>
                 <w:b w:val="0"/>
                 <w:sz w:val="16"/>
               </w:rPr>
@@ -985,7 +987,7 @@
             <w:r/>
             <w:r>
               <w:rPr>
-                <w:rFonts w:ascii="Arial" w:hAnsi="Arial"/>
+                <w:rFonts w:ascii="Verdana" w:hAnsi="Verdana"/>
                 <w:b w:val="0"/>
                 <w:sz w:val="16"/>
               </w:rPr>
@@ -1001,7 +1003,7 @@
             <w:r/>
             <w:r>
               <w:rPr>
-                <w:rFonts w:ascii="Arial" w:hAnsi="Arial"/>
+                <w:rFonts w:ascii="Verdana" w:hAnsi="Verdana"/>
                 <w:b w:val="0"/>
                 <w:sz w:val="16"/>
               </w:rPr>
@@ -1017,7 +1019,7 @@
             <w:r/>
             <w:r>
               <w:rPr>
-                <w:rFonts w:ascii="Arial" w:hAnsi="Arial"/>
+                <w:rFonts w:ascii="Verdana" w:hAnsi="Verdana"/>
                 <w:b w:val="0"/>
                 <w:sz w:val="16"/>
               </w:rPr>
@@ -1033,7 +1035,7 @@
             <w:r/>
             <w:r>
               <w:rPr>
-                <w:rFonts w:ascii="Arial" w:hAnsi="Arial"/>
+                <w:rFonts w:ascii="Verdana" w:hAnsi="Verdana"/>
                 <w:b w:val="0"/>
                 <w:sz w:val="16"/>
               </w:rPr>
@@ -1042,15 +1044,18 @@
         </w:tc>
       </w:tr>
       <w:tr>
-        <w:tc>
-          <w:tcPr>
-            <w:tcW w:type="dxa" w:w="1514"/>
-          </w:tcPr>
-          <w:p>
-            <w:r/>
-            <w:r>
-              <w:rPr>
-                <w:rFonts w:ascii="Arial" w:hAnsi="Arial"/>
+        <w:trPr>
+          <w:cantSplit/>
+        </w:trPr>
+        <w:tc>
+          <w:tcPr>
+            <w:tcW w:type="dxa" w:w="1514"/>
+          </w:tcPr>
+          <w:p>
+            <w:r/>
+            <w:r>
+              <w:rPr>
+                <w:rFonts w:ascii="Verdana" w:hAnsi="Verdana"/>
                 <w:b w:val="0"/>
                 <w:sz w:val="16"/>
               </w:rPr>
@@ -1066,7 +1071,7 @@
             <w:r/>
             <w:r>
               <w:rPr>
-                <w:rFonts w:ascii="Arial" w:hAnsi="Arial"/>
+                <w:rFonts w:ascii="Verdana" w:hAnsi="Verdana"/>
                 <w:b w:val="0"/>
                 <w:sz w:val="16"/>
               </w:rPr>
@@ -1082,7 +1087,7 @@
             <w:r/>
             <w:r>
               <w:rPr>
-                <w:rFonts w:ascii="Arial" w:hAnsi="Arial"/>
+                <w:rFonts w:ascii="Verdana" w:hAnsi="Verdana"/>
                 <w:b w:val="0"/>
                 <w:sz w:val="16"/>
               </w:rPr>
@@ -1098,7 +1103,7 @@
             <w:r/>
             <w:r>
               <w:rPr>
-                <w:rFonts w:ascii="Arial" w:hAnsi="Arial"/>
+                <w:rFonts w:ascii="Verdana" w:hAnsi="Verdana"/>
                 <w:b w:val="0"/>
                 <w:sz w:val="16"/>
               </w:rPr>
@@ -1114,7 +1119,7 @@
             <w:r/>
             <w:r>
               <w:rPr>
-                <w:rFonts w:ascii="Arial" w:hAnsi="Arial"/>
+                <w:rFonts w:ascii="Verdana" w:hAnsi="Verdana"/>
                 <w:b w:val="0"/>
                 <w:sz w:val="16"/>
               </w:rPr>
@@ -1130,7 +1135,7 @@
             <w:r/>
             <w:r>
               <w:rPr>
-                <w:rFonts w:ascii="Arial" w:hAnsi="Arial"/>
+                <w:rFonts w:ascii="Verdana" w:hAnsi="Verdana"/>
                 <w:b w:val="0"/>
                 <w:sz w:val="16"/>
               </w:rPr>
@@ -1146,7 +1151,7 @@
             <w:r/>
             <w:r>
               <w:rPr>
-                <w:rFonts w:ascii="Arial" w:hAnsi="Arial"/>
+                <w:rFonts w:ascii="Verdana" w:hAnsi="Verdana"/>
                 <w:b w:val="0"/>
                 <w:sz w:val="16"/>
               </w:rPr>
@@ -1162,7 +1167,7 @@
             <w:r/>
             <w:r>
               <w:rPr>
-                <w:rFonts w:ascii="Arial" w:hAnsi="Arial"/>
+                <w:rFonts w:ascii="Verdana" w:hAnsi="Verdana"/>
                 <w:b w:val="0"/>
                 <w:sz w:val="16"/>
               </w:rPr>
@@ -1178,7 +1183,7 @@
             <w:r/>
             <w:r>
               <w:rPr>
-                <w:rFonts w:ascii="Arial" w:hAnsi="Arial"/>
+                <w:rFonts w:ascii="Verdana" w:hAnsi="Verdana"/>
                 <w:b w:val="0"/>
                 <w:sz w:val="16"/>
               </w:rPr>
@@ -1194,7 +1199,7 @@
             <w:r/>
             <w:r>
               <w:rPr>
-                <w:rFonts w:ascii="Arial" w:hAnsi="Arial"/>
+                <w:rFonts w:ascii="Verdana" w:hAnsi="Verdana"/>
                 <w:b w:val="0"/>
                 <w:sz w:val="16"/>
               </w:rPr>
@@ -1203,15 +1208,18 @@
         </w:tc>
       </w:tr>
       <w:tr>
-        <w:tc>
-          <w:tcPr>
-            <w:tcW w:type="dxa" w:w="1514"/>
-          </w:tcPr>
-          <w:p>
-            <w:r/>
-            <w:r>
-              <w:rPr>
-                <w:rFonts w:ascii="Arial" w:hAnsi="Arial"/>
+        <w:trPr>
+          <w:cantSplit/>
+        </w:trPr>
+        <w:tc>
+          <w:tcPr>
+            <w:tcW w:type="dxa" w:w="1514"/>
+          </w:tcPr>
+          <w:p>
+            <w:r/>
+            <w:r>
+              <w:rPr>
+                <w:rFonts w:ascii="Verdana" w:hAnsi="Verdana"/>
                 <w:b w:val="0"/>
                 <w:sz w:val="16"/>
               </w:rPr>
@@ -1227,7 +1235,7 @@
             <w:r/>
             <w:r>
               <w:rPr>
-                <w:rFonts w:ascii="Arial" w:hAnsi="Arial"/>
+                <w:rFonts w:ascii="Verdana" w:hAnsi="Verdana"/>
                 <w:b w:val="0"/>
                 <w:sz w:val="16"/>
               </w:rPr>
@@ -1243,7 +1251,7 @@
             <w:r/>
             <w:r>
               <w:rPr>
-                <w:rFonts w:ascii="Arial" w:hAnsi="Arial"/>
+                <w:rFonts w:ascii="Verdana" w:hAnsi="Verdana"/>
                 <w:b w:val="0"/>
                 <w:sz w:val="16"/>
               </w:rPr>
@@ -1259,7 +1267,7 @@
             <w:r/>
             <w:r>
               <w:rPr>
-                <w:rFonts w:ascii="Arial" w:hAnsi="Arial"/>
+                <w:rFonts w:ascii="Verdana" w:hAnsi="Verdana"/>
                 <w:b w:val="0"/>
                 <w:sz w:val="16"/>
               </w:rPr>
@@ -1275,7 +1283,7 @@
             <w:r/>
             <w:r>
               <w:rPr>
-                <w:rFonts w:ascii="Arial" w:hAnsi="Arial"/>
+                <w:rFonts w:ascii="Verdana" w:hAnsi="Verdana"/>
                 <w:b w:val="0"/>
                 <w:sz w:val="16"/>
               </w:rPr>
@@ -1291,7 +1299,7 @@
             <w:r/>
             <w:r>
               <w:rPr>
-                <w:rFonts w:ascii="Arial" w:hAnsi="Arial"/>
+                <w:rFonts w:ascii="Verdana" w:hAnsi="Verdana"/>
                 <w:b w:val="0"/>
                 <w:sz w:val="16"/>
               </w:rPr>
@@ -1307,7 +1315,7 @@
             <w:r/>
             <w:r>
               <w:rPr>
-                <w:rFonts w:ascii="Arial" w:hAnsi="Arial"/>
+                <w:rFonts w:ascii="Verdana" w:hAnsi="Verdana"/>
                 <w:b w:val="0"/>
                 <w:sz w:val="16"/>
               </w:rPr>
@@ -1323,7 +1331,7 @@
             <w:r/>
             <w:r>
               <w:rPr>
-                <w:rFonts w:ascii="Arial" w:hAnsi="Arial"/>
+                <w:rFonts w:ascii="Verdana" w:hAnsi="Verdana"/>
                 <w:b w:val="0"/>
                 <w:sz w:val="16"/>
               </w:rPr>
@@ -1339,7 +1347,7 @@
             <w:r/>
             <w:r>
               <w:rPr>
-                <w:rFonts w:ascii="Arial" w:hAnsi="Arial"/>
+                <w:rFonts w:ascii="Verdana" w:hAnsi="Verdana"/>
                 <w:b w:val="0"/>
                 <w:sz w:val="16"/>
               </w:rPr>
@@ -1355,7 +1363,7 @@
             <w:r/>
             <w:r>
               <w:rPr>
-                <w:rFonts w:ascii="Arial" w:hAnsi="Arial"/>
+                <w:rFonts w:ascii="Verdana" w:hAnsi="Verdana"/>
                 <w:b w:val="0"/>
                 <w:sz w:val="16"/>
               </w:rPr>
@@ -1364,15 +1372,18 @@
         </w:tc>
       </w:tr>
       <w:tr>
-        <w:tc>
-          <w:tcPr>
-            <w:tcW w:type="dxa" w:w="1514"/>
-          </w:tcPr>
-          <w:p>
-            <w:r/>
-            <w:r>
-              <w:rPr>
-                <w:rFonts w:ascii="Arial" w:hAnsi="Arial"/>
+        <w:trPr>
+          <w:cantSplit/>
+        </w:trPr>
+        <w:tc>
+          <w:tcPr>
+            <w:tcW w:type="dxa" w:w="1514"/>
+          </w:tcPr>
+          <w:p>
+            <w:r/>
+            <w:r>
+              <w:rPr>
+                <w:rFonts w:ascii="Verdana" w:hAnsi="Verdana"/>
                 <w:b w:val="0"/>
                 <w:sz w:val="16"/>
               </w:rPr>
@@ -1388,7 +1399,7 @@
             <w:r/>
             <w:r>
               <w:rPr>
-                <w:rFonts w:ascii="Arial" w:hAnsi="Arial"/>
+                <w:rFonts w:ascii="Verdana" w:hAnsi="Verdana"/>
                 <w:b w:val="0"/>
                 <w:sz w:val="16"/>
               </w:rPr>
@@ -1404,7 +1415,7 @@
             <w:r/>
             <w:r>
               <w:rPr>
-                <w:rFonts w:ascii="Arial" w:hAnsi="Arial"/>
+                <w:rFonts w:ascii="Verdana" w:hAnsi="Verdana"/>
                 <w:b w:val="0"/>
                 <w:sz w:val="16"/>
               </w:rPr>
@@ -1420,7 +1431,7 @@
             <w:r/>
             <w:r>
               <w:rPr>
-                <w:rFonts w:ascii="Arial" w:hAnsi="Arial"/>
+                <w:rFonts w:ascii="Verdana" w:hAnsi="Verdana"/>
                 <w:b w:val="0"/>
                 <w:sz w:val="16"/>
               </w:rPr>
@@ -1436,7 +1447,7 @@
             <w:r/>
             <w:r>
               <w:rPr>
-                <w:rFonts w:ascii="Arial" w:hAnsi="Arial"/>
+                <w:rFonts w:ascii="Verdana" w:hAnsi="Verdana"/>
                 <w:b w:val="0"/>
                 <w:sz w:val="16"/>
               </w:rPr>
@@ -1452,7 +1463,7 @@
             <w:r/>
             <w:r>
               <w:rPr>
-                <w:rFonts w:ascii="Arial" w:hAnsi="Arial"/>
+                <w:rFonts w:ascii="Verdana" w:hAnsi="Verdana"/>
                 <w:b w:val="0"/>
                 <w:sz w:val="16"/>
               </w:rPr>
@@ -1468,7 +1479,7 @@
             <w:r/>
             <w:r>
               <w:rPr>
-                <w:rFonts w:ascii="Arial" w:hAnsi="Arial"/>
+                <w:rFonts w:ascii="Verdana" w:hAnsi="Verdana"/>
                 <w:b w:val="0"/>
                 <w:sz w:val="16"/>
               </w:rPr>
@@ -1484,7 +1495,7 @@
             <w:r/>
             <w:r>
               <w:rPr>
-                <w:rFonts w:ascii="Arial" w:hAnsi="Arial"/>
+                <w:rFonts w:ascii="Verdana" w:hAnsi="Verdana"/>
                 <w:b w:val="0"/>
                 <w:sz w:val="16"/>
               </w:rPr>
@@ -1500,7 +1511,7 @@
             <w:r/>
             <w:r>
               <w:rPr>
-                <w:rFonts w:ascii="Arial" w:hAnsi="Arial"/>
+                <w:rFonts w:ascii="Verdana" w:hAnsi="Verdana"/>
                 <w:b w:val="0"/>
                 <w:sz w:val="16"/>
               </w:rPr>
@@ -1516,7 +1527,7 @@
             <w:r/>
             <w:r>
               <w:rPr>
-                <w:rFonts w:ascii="Arial" w:hAnsi="Arial"/>
+                <w:rFonts w:ascii="Verdana" w:hAnsi="Verdana"/>
                 <w:b w:val="0"/>
                 <w:sz w:val="16"/>
               </w:rPr>
@@ -1525,15 +1536,18 @@
         </w:tc>
       </w:tr>
       <w:tr>
-        <w:tc>
-          <w:tcPr>
-            <w:tcW w:type="dxa" w:w="1514"/>
-          </w:tcPr>
-          <w:p>
-            <w:r/>
-            <w:r>
-              <w:rPr>
-                <w:rFonts w:ascii="Arial" w:hAnsi="Arial"/>
+        <w:trPr>
+          <w:cantSplit/>
+        </w:trPr>
+        <w:tc>
+          <w:tcPr>
+            <w:tcW w:type="dxa" w:w="1514"/>
+          </w:tcPr>
+          <w:p>
+            <w:r/>
+            <w:r>
+              <w:rPr>
+                <w:rFonts w:ascii="Verdana" w:hAnsi="Verdana"/>
                 <w:b w:val="0"/>
                 <w:sz w:val="16"/>
               </w:rPr>
@@ -1549,7 +1563,7 @@
             <w:r/>
             <w:r>
               <w:rPr>
-                <w:rFonts w:ascii="Arial" w:hAnsi="Arial"/>
+                <w:rFonts w:ascii="Verdana" w:hAnsi="Verdana"/>
                 <w:b w:val="0"/>
                 <w:sz w:val="16"/>
               </w:rPr>
@@ -1565,7 +1579,7 @@
             <w:r/>
             <w:r>
               <w:rPr>
-                <w:rFonts w:ascii="Arial" w:hAnsi="Arial"/>
+                <w:rFonts w:ascii="Verdana" w:hAnsi="Verdana"/>
                 <w:b w:val="0"/>
                 <w:sz w:val="16"/>
               </w:rPr>
@@ -1581,7 +1595,7 @@
             <w:r/>
             <w:r>
               <w:rPr>
-                <w:rFonts w:ascii="Arial" w:hAnsi="Arial"/>
+                <w:rFonts w:ascii="Verdana" w:hAnsi="Verdana"/>
                 <w:b w:val="0"/>
                 <w:sz w:val="16"/>
               </w:rPr>
@@ -1597,7 +1611,7 @@
             <w:r/>
             <w:r>
               <w:rPr>
-                <w:rFonts w:ascii="Arial" w:hAnsi="Arial"/>
+                <w:rFonts w:ascii="Verdana" w:hAnsi="Verdana"/>
                 <w:b w:val="0"/>
                 <w:sz w:val="16"/>
               </w:rPr>
@@ -1613,7 +1627,7 @@
             <w:r/>
             <w:r>
               <w:rPr>
-                <w:rFonts w:ascii="Arial" w:hAnsi="Arial"/>
+                <w:rFonts w:ascii="Verdana" w:hAnsi="Verdana"/>
                 <w:b w:val="0"/>
                 <w:sz w:val="16"/>
               </w:rPr>
@@ -1629,7 +1643,7 @@
             <w:r/>
             <w:r>
               <w:rPr>
-                <w:rFonts w:ascii="Arial" w:hAnsi="Arial"/>
+                <w:rFonts w:ascii="Verdana" w:hAnsi="Verdana"/>
                 <w:b w:val="0"/>
                 <w:sz w:val="16"/>
               </w:rPr>
@@ -1645,7 +1659,7 @@
             <w:r/>
             <w:r>
               <w:rPr>
-                <w:rFonts w:ascii="Arial" w:hAnsi="Arial"/>
+                <w:rFonts w:ascii="Verdana" w:hAnsi="Verdana"/>
                 <w:b w:val="0"/>
                 <w:sz w:val="16"/>
               </w:rPr>
@@ -1661,7 +1675,7 @@
             <w:r/>
             <w:r>
               <w:rPr>
-                <w:rFonts w:ascii="Arial" w:hAnsi="Arial"/>
+                <w:rFonts w:ascii="Verdana" w:hAnsi="Verdana"/>
                 <w:b w:val="0"/>
                 <w:sz w:val="16"/>
               </w:rPr>
@@ -1677,7 +1691,7 @@
             <w:r/>
             <w:r>
               <w:rPr>
-                <w:rFonts w:ascii="Arial" w:hAnsi="Arial"/>
+                <w:rFonts w:ascii="Verdana" w:hAnsi="Verdana"/>
                 <w:b w:val="0"/>
                 <w:sz w:val="16"/>
               </w:rPr>
@@ -1686,15 +1700,18 @@
         </w:tc>
       </w:tr>
       <w:tr>
-        <w:tc>
-          <w:tcPr>
-            <w:tcW w:type="dxa" w:w="1514"/>
-          </w:tcPr>
-          <w:p>
-            <w:r/>
-            <w:r>
-              <w:rPr>
-                <w:rFonts w:ascii="Arial" w:hAnsi="Arial"/>
+        <w:trPr>
+          <w:cantSplit/>
+        </w:trPr>
+        <w:tc>
+          <w:tcPr>
+            <w:tcW w:type="dxa" w:w="1514"/>
+          </w:tcPr>
+          <w:p>
+            <w:r/>
+            <w:r>
+              <w:rPr>
+                <w:rFonts w:ascii="Verdana" w:hAnsi="Verdana"/>
                 <w:b w:val="0"/>
                 <w:sz w:val="16"/>
               </w:rPr>
@@ -1710,7 +1727,7 @@
             <w:r/>
             <w:r>
               <w:rPr>
-                <w:rFonts w:ascii="Arial" w:hAnsi="Arial"/>
+                <w:rFonts w:ascii="Verdana" w:hAnsi="Verdana"/>
                 <w:b w:val="0"/>
                 <w:sz w:val="16"/>
               </w:rPr>
@@ -1726,7 +1743,7 @@
             <w:r/>
             <w:r>
               <w:rPr>
-                <w:rFonts w:ascii="Arial" w:hAnsi="Arial"/>
+                <w:rFonts w:ascii="Verdana" w:hAnsi="Verdana"/>
                 <w:b w:val="0"/>
                 <w:sz w:val="16"/>
               </w:rPr>
@@ -1742,7 +1759,7 @@
             <w:r/>
             <w:r>
               <w:rPr>
-                <w:rFonts w:ascii="Arial" w:hAnsi="Arial"/>
+                <w:rFonts w:ascii="Verdana" w:hAnsi="Verdana"/>
                 <w:b w:val="0"/>
                 <w:sz w:val="16"/>
               </w:rPr>
@@ -1758,7 +1775,7 @@
             <w:r/>
             <w:r>
               <w:rPr>
-                <w:rFonts w:ascii="Arial" w:hAnsi="Arial"/>
+                <w:rFonts w:ascii="Verdana" w:hAnsi="Verdana"/>
                 <w:b w:val="0"/>
                 <w:sz w:val="16"/>
               </w:rPr>
@@ -1774,7 +1791,7 @@
             <w:r/>
             <w:r>
               <w:rPr>
-                <w:rFonts w:ascii="Arial" w:hAnsi="Arial"/>
+                <w:rFonts w:ascii="Verdana" w:hAnsi="Verdana"/>
                 <w:b w:val="0"/>
                 <w:sz w:val="16"/>
               </w:rPr>
@@ -1790,7 +1807,7 @@
             <w:r/>
             <w:r>
               <w:rPr>
-                <w:rFonts w:ascii="Arial" w:hAnsi="Arial"/>
+                <w:rFonts w:ascii="Verdana" w:hAnsi="Verdana"/>
                 <w:b w:val="0"/>
                 <w:sz w:val="16"/>
               </w:rPr>
@@ -1806,7 +1823,7 @@
             <w:r/>
             <w:r>
               <w:rPr>
-                <w:rFonts w:ascii="Arial" w:hAnsi="Arial"/>
+                <w:rFonts w:ascii="Verdana" w:hAnsi="Verdana"/>
                 <w:b w:val="0"/>
                 <w:sz w:val="16"/>
               </w:rPr>
@@ -1822,7 +1839,7 @@
             <w:r/>
             <w:r>
               <w:rPr>
-                <w:rFonts w:ascii="Arial" w:hAnsi="Arial"/>
+                <w:rFonts w:ascii="Verdana" w:hAnsi="Verdana"/>
                 <w:b w:val="0"/>
                 <w:sz w:val="16"/>
               </w:rPr>
@@ -1838,7 +1855,7 @@
             <w:r/>
             <w:r>
               <w:rPr>
-                <w:rFonts w:ascii="Arial" w:hAnsi="Arial"/>
+                <w:rFonts w:ascii="Verdana" w:hAnsi="Verdana"/>
                 <w:b w:val="0"/>
                 <w:sz w:val="16"/>
               </w:rPr>
@@ -1847,15 +1864,18 @@
         </w:tc>
       </w:tr>
       <w:tr>
-        <w:tc>
-          <w:tcPr>
-            <w:tcW w:type="dxa" w:w="1514"/>
-          </w:tcPr>
-          <w:p>
-            <w:r/>
-            <w:r>
-              <w:rPr>
-                <w:rFonts w:ascii="Arial" w:hAnsi="Arial"/>
+        <w:trPr>
+          <w:cantSplit/>
+        </w:trPr>
+        <w:tc>
+          <w:tcPr>
+            <w:tcW w:type="dxa" w:w="1514"/>
+          </w:tcPr>
+          <w:p>
+            <w:r/>
+            <w:r>
+              <w:rPr>
+                <w:rFonts w:ascii="Verdana" w:hAnsi="Verdana"/>
                 <w:b w:val="0"/>
                 <w:sz w:val="16"/>
               </w:rPr>
@@ -1871,7 +1891,7 @@
             <w:r/>
             <w:r>
               <w:rPr>
-                <w:rFonts w:ascii="Arial" w:hAnsi="Arial"/>
+                <w:rFonts w:ascii="Verdana" w:hAnsi="Verdana"/>
                 <w:b w:val="0"/>
                 <w:sz w:val="16"/>
               </w:rPr>
@@ -1887,7 +1907,7 @@
             <w:r/>
             <w:r>
               <w:rPr>
-                <w:rFonts w:ascii="Arial" w:hAnsi="Arial"/>
+                <w:rFonts w:ascii="Verdana" w:hAnsi="Verdana"/>
                 <w:b w:val="0"/>
                 <w:sz w:val="16"/>
               </w:rPr>
@@ -1903,7 +1923,7 @@
             <w:r/>
             <w:r>
               <w:rPr>
-                <w:rFonts w:ascii="Arial" w:hAnsi="Arial"/>
+                <w:rFonts w:ascii="Verdana" w:hAnsi="Verdana"/>
                 <w:b w:val="0"/>
                 <w:sz w:val="16"/>
               </w:rPr>
@@ -1919,7 +1939,7 @@
             <w:r/>
             <w:r>
               <w:rPr>
-                <w:rFonts w:ascii="Arial" w:hAnsi="Arial"/>
+                <w:rFonts w:ascii="Verdana" w:hAnsi="Verdana"/>
                 <w:b w:val="0"/>
                 <w:sz w:val="16"/>
               </w:rPr>
@@ -1935,7 +1955,7 @@
             <w:r/>
             <w:r>
               <w:rPr>
-                <w:rFonts w:ascii="Arial" w:hAnsi="Arial"/>
+                <w:rFonts w:ascii="Verdana" w:hAnsi="Verdana"/>
                 <w:b w:val="0"/>
                 <w:sz w:val="16"/>
               </w:rPr>
@@ -1951,7 +1971,7 @@
             <w:r/>
             <w:r>
               <w:rPr>
-                <w:rFonts w:ascii="Arial" w:hAnsi="Arial"/>
+                <w:rFonts w:ascii="Verdana" w:hAnsi="Verdana"/>
                 <w:b w:val="0"/>
                 <w:sz w:val="16"/>
               </w:rPr>
@@ -1967,7 +1987,7 @@
             <w:r/>
             <w:r>
               <w:rPr>
-                <w:rFonts w:ascii="Arial" w:hAnsi="Arial"/>
+                <w:rFonts w:ascii="Verdana" w:hAnsi="Verdana"/>
                 <w:b w:val="0"/>
                 <w:sz w:val="16"/>
               </w:rPr>
@@ -1983,7 +2003,7 @@
             <w:r/>
             <w:r>
               <w:rPr>
-                <w:rFonts w:ascii="Arial" w:hAnsi="Arial"/>
+                <w:rFonts w:ascii="Verdana" w:hAnsi="Verdana"/>
                 <w:b w:val="0"/>
                 <w:sz w:val="16"/>
               </w:rPr>
@@ -1999,7 +2019,7 @@
             <w:r/>
             <w:r>
               <w:rPr>
-                <w:rFonts w:ascii="Arial" w:hAnsi="Arial"/>
+                <w:rFonts w:ascii="Verdana" w:hAnsi="Verdana"/>
                 <w:b w:val="0"/>
                 <w:sz w:val="16"/>
               </w:rPr>
@@ -2008,15 +2028,18 @@
         </w:tc>
       </w:tr>
       <w:tr>
-        <w:tc>
-          <w:tcPr>
-            <w:tcW w:type="dxa" w:w="1514"/>
-          </w:tcPr>
-          <w:p>
-            <w:r/>
-            <w:r>
-              <w:rPr>
-                <w:rFonts w:ascii="Arial" w:hAnsi="Arial"/>
+        <w:trPr>
+          <w:cantSplit/>
+        </w:trPr>
+        <w:tc>
+          <w:tcPr>
+            <w:tcW w:type="dxa" w:w="1514"/>
+          </w:tcPr>
+          <w:p>
+            <w:r/>
+            <w:r>
+              <w:rPr>
+                <w:rFonts w:ascii="Verdana" w:hAnsi="Verdana"/>
                 <w:b w:val="0"/>
                 <w:sz w:val="16"/>
               </w:rPr>
@@ -2032,7 +2055,7 @@
             <w:r/>
             <w:r>
               <w:rPr>
-                <w:rFonts w:ascii="Arial" w:hAnsi="Arial"/>
+                <w:rFonts w:ascii="Verdana" w:hAnsi="Verdana"/>
                 <w:b w:val="0"/>
                 <w:sz w:val="16"/>
               </w:rPr>
@@ -2048,7 +2071,7 @@
             <w:r/>
             <w:r>
               <w:rPr>
-                <w:rFonts w:ascii="Arial" w:hAnsi="Arial"/>
+                <w:rFonts w:ascii="Verdana" w:hAnsi="Verdana"/>
                 <w:b w:val="0"/>
                 <w:sz w:val="16"/>
               </w:rPr>
@@ -2064,7 +2087,7 @@
             <w:r/>
             <w:r>
               <w:rPr>
-                <w:rFonts w:ascii="Arial" w:hAnsi="Arial"/>
+                <w:rFonts w:ascii="Verdana" w:hAnsi="Verdana"/>
                 <w:b w:val="0"/>
                 <w:sz w:val="16"/>
               </w:rPr>
@@ -2080,7 +2103,7 @@
             <w:r/>
             <w:r>
               <w:rPr>
-                <w:rFonts w:ascii="Arial" w:hAnsi="Arial"/>
+                <w:rFonts w:ascii="Verdana" w:hAnsi="Verdana"/>
                 <w:b w:val="0"/>
                 <w:sz w:val="16"/>
               </w:rPr>
@@ -2096,7 +2119,7 @@
             <w:r/>
             <w:r>
               <w:rPr>
-                <w:rFonts w:ascii="Arial" w:hAnsi="Arial"/>
+                <w:rFonts w:ascii="Verdana" w:hAnsi="Verdana"/>
                 <w:b w:val="0"/>
                 <w:sz w:val="16"/>
               </w:rPr>
@@ -2112,7 +2135,7 @@
             <w:r/>
             <w:r>
               <w:rPr>
-                <w:rFonts w:ascii="Arial" w:hAnsi="Arial"/>
+                <w:rFonts w:ascii="Verdana" w:hAnsi="Verdana"/>
                 <w:b w:val="0"/>
                 <w:sz w:val="16"/>
               </w:rPr>
@@ -2128,7 +2151,7 @@
             <w:r/>
             <w:r>
               <w:rPr>
-                <w:rFonts w:ascii="Arial" w:hAnsi="Arial"/>
+                <w:rFonts w:ascii="Verdana" w:hAnsi="Verdana"/>
                 <w:b w:val="0"/>
                 <w:sz w:val="16"/>
               </w:rPr>
@@ -2144,7 +2167,7 @@
             <w:r/>
             <w:r>
               <w:rPr>
-                <w:rFonts w:ascii="Arial" w:hAnsi="Arial"/>
+                <w:rFonts w:ascii="Verdana" w:hAnsi="Verdana"/>
                 <w:b w:val="0"/>
                 <w:sz w:val="16"/>
               </w:rPr>
@@ -2160,7 +2183,7 @@
             <w:r/>
             <w:r>
               <w:rPr>
-                <w:rFonts w:ascii="Arial" w:hAnsi="Arial"/>
+                <w:rFonts w:ascii="Verdana" w:hAnsi="Verdana"/>
                 <w:b w:val="0"/>
                 <w:sz w:val="16"/>
               </w:rPr>
@@ -2169,15 +2192,18 @@
         </w:tc>
       </w:tr>
       <w:tr>
-        <w:tc>
-          <w:tcPr>
-            <w:tcW w:type="dxa" w:w="1514"/>
-          </w:tcPr>
-          <w:p>
-            <w:r/>
-            <w:r>
-              <w:rPr>
-                <w:rFonts w:ascii="Arial" w:hAnsi="Arial"/>
+        <w:trPr>
+          <w:cantSplit/>
+        </w:trPr>
+        <w:tc>
+          <w:tcPr>
+            <w:tcW w:type="dxa" w:w="1514"/>
+          </w:tcPr>
+          <w:p>
+            <w:r/>
+            <w:r>
+              <w:rPr>
+                <w:rFonts w:ascii="Verdana" w:hAnsi="Verdana"/>
                 <w:b w:val="0"/>
                 <w:sz w:val="16"/>
               </w:rPr>
@@ -2193,7 +2219,7 @@
             <w:r/>
             <w:r>
               <w:rPr>
-                <w:rFonts w:ascii="Arial" w:hAnsi="Arial"/>
+                <w:rFonts w:ascii="Verdana" w:hAnsi="Verdana"/>
                 <w:b w:val="0"/>
                 <w:sz w:val="16"/>
               </w:rPr>
@@ -2209,7 +2235,7 @@
             <w:r/>
             <w:r>
               <w:rPr>
-                <w:rFonts w:ascii="Arial" w:hAnsi="Arial"/>
+                <w:rFonts w:ascii="Verdana" w:hAnsi="Verdana"/>
                 <w:b w:val="0"/>
                 <w:sz w:val="16"/>
               </w:rPr>
@@ -2225,7 +2251,7 @@
             <w:r/>
             <w:r>
               <w:rPr>
-                <w:rFonts w:ascii="Arial" w:hAnsi="Arial"/>
+                <w:rFonts w:ascii="Verdana" w:hAnsi="Verdana"/>
                 <w:b w:val="0"/>
                 <w:sz w:val="16"/>
               </w:rPr>
@@ -2241,7 +2267,7 @@
             <w:r/>
             <w:r>
               <w:rPr>
-                <w:rFonts w:ascii="Arial" w:hAnsi="Arial"/>
+                <w:rFonts w:ascii="Verdana" w:hAnsi="Verdana"/>
                 <w:b w:val="0"/>
                 <w:sz w:val="16"/>
               </w:rPr>
@@ -2257,7 +2283,7 @@
             <w:r/>
             <w:r>
               <w:rPr>
-                <w:rFonts w:ascii="Arial" w:hAnsi="Arial"/>
+                <w:rFonts w:ascii="Verdana" w:hAnsi="Verdana"/>
                 <w:b w:val="0"/>
                 <w:sz w:val="16"/>
               </w:rPr>
@@ -2273,7 +2299,7 @@
             <w:r/>
             <w:r>
               <w:rPr>
-                <w:rFonts w:ascii="Arial" w:hAnsi="Arial"/>
+                <w:rFonts w:ascii="Verdana" w:hAnsi="Verdana"/>
                 <w:b w:val="0"/>
                 <w:sz w:val="16"/>
               </w:rPr>
@@ -2289,7 +2315,7 @@
             <w:r/>
             <w:r>
               <w:rPr>
-                <w:rFonts w:ascii="Arial" w:hAnsi="Arial"/>
+                <w:rFonts w:ascii="Verdana" w:hAnsi="Verdana"/>
                 <w:b w:val="0"/>
                 <w:sz w:val="16"/>
               </w:rPr>
@@ -2305,7 +2331,7 @@
             <w:r/>
             <w:r>
               <w:rPr>
-                <w:rFonts w:ascii="Arial" w:hAnsi="Arial"/>
+                <w:rFonts w:ascii="Verdana" w:hAnsi="Verdana"/>
                 <w:b w:val="0"/>
                 <w:sz w:val="16"/>
               </w:rPr>
@@ -2321,7 +2347,7 @@
             <w:r/>
             <w:r>
               <w:rPr>
-                <w:rFonts w:ascii="Arial" w:hAnsi="Arial"/>
+                <w:rFonts w:ascii="Verdana" w:hAnsi="Verdana"/>
                 <w:b w:val="0"/>
                 <w:sz w:val="16"/>
               </w:rPr>
@@ -2330,15 +2356,18 @@
         </w:tc>
       </w:tr>
       <w:tr>
-        <w:tc>
-          <w:tcPr>
-            <w:tcW w:type="dxa" w:w="1514"/>
-          </w:tcPr>
-          <w:p>
-            <w:r/>
-            <w:r>
-              <w:rPr>
-                <w:rFonts w:ascii="Arial" w:hAnsi="Arial"/>
+        <w:trPr>
+          <w:cantSplit/>
+        </w:trPr>
+        <w:tc>
+          <w:tcPr>
+            <w:tcW w:type="dxa" w:w="1514"/>
+          </w:tcPr>
+          <w:p>
+            <w:r/>
+            <w:r>
+              <w:rPr>
+                <w:rFonts w:ascii="Verdana" w:hAnsi="Verdana"/>
                 <w:b w:val="0"/>
                 <w:sz w:val="16"/>
               </w:rPr>
@@ -2354,7 +2383,7 @@
             <w:r/>
             <w:r>
               <w:rPr>
-                <w:rFonts w:ascii="Arial" w:hAnsi="Arial"/>
+                <w:rFonts w:ascii="Verdana" w:hAnsi="Verdana"/>
                 <w:b w:val="0"/>
                 <w:sz w:val="16"/>
               </w:rPr>
@@ -2370,7 +2399,7 @@
             <w:r/>
             <w:r>
               <w:rPr>
-                <w:rFonts w:ascii="Arial" w:hAnsi="Arial"/>
+                <w:rFonts w:ascii="Verdana" w:hAnsi="Verdana"/>
                 <w:b w:val="0"/>
                 <w:sz w:val="16"/>
               </w:rPr>
@@ -2386,7 +2415,7 @@
             <w:r/>
             <w:r>
               <w:rPr>
-                <w:rFonts w:ascii="Arial" w:hAnsi="Arial"/>
+                <w:rFonts w:ascii="Verdana" w:hAnsi="Verdana"/>
                 <w:b w:val="0"/>
                 <w:sz w:val="16"/>
               </w:rPr>
@@ -2402,7 +2431,7 @@
             <w:r/>
             <w:r>
               <w:rPr>
-                <w:rFonts w:ascii="Arial" w:hAnsi="Arial"/>
+                <w:rFonts w:ascii="Verdana" w:hAnsi="Verdana"/>
                 <w:b w:val="0"/>
                 <w:sz w:val="16"/>
               </w:rPr>
@@ -2418,7 +2447,7 @@
             <w:r/>
             <w:r>
               <w:rPr>
-                <w:rFonts w:ascii="Arial" w:hAnsi="Arial"/>
+                <w:rFonts w:ascii="Verdana" w:hAnsi="Verdana"/>
                 <w:b w:val="0"/>
                 <w:sz w:val="16"/>
               </w:rPr>
@@ -2434,7 +2463,7 @@
             <w:r/>
             <w:r>
               <w:rPr>
-                <w:rFonts w:ascii="Arial" w:hAnsi="Arial"/>
+                <w:rFonts w:ascii="Verdana" w:hAnsi="Verdana"/>
                 <w:b w:val="0"/>
                 <w:sz w:val="16"/>
               </w:rPr>
@@ -2450,7 +2479,7 @@
             <w:r/>
             <w:r>
               <w:rPr>
-                <w:rFonts w:ascii="Arial" w:hAnsi="Arial"/>
+                <w:rFonts w:ascii="Verdana" w:hAnsi="Verdana"/>
                 <w:b w:val="0"/>
                 <w:sz w:val="16"/>
               </w:rPr>
@@ -2466,7 +2495,7 @@
             <w:r/>
             <w:r>
               <w:rPr>
-                <w:rFonts w:ascii="Arial" w:hAnsi="Arial"/>
+                <w:rFonts w:ascii="Verdana" w:hAnsi="Verdana"/>
                 <w:b w:val="0"/>
                 <w:sz w:val="16"/>
               </w:rPr>
@@ -2482,7 +2511,7 @@
             <w:r/>
             <w:r>
               <w:rPr>
-                <w:rFonts w:ascii="Arial" w:hAnsi="Arial"/>
+                <w:rFonts w:ascii="Verdana" w:hAnsi="Verdana"/>
                 <w:b w:val="0"/>
                 <w:sz w:val="16"/>
               </w:rPr>
@@ -2491,15 +2520,18 @@
         </w:tc>
       </w:tr>
       <w:tr>
-        <w:tc>
-          <w:tcPr>
-            <w:tcW w:type="dxa" w:w="1514"/>
-          </w:tcPr>
-          <w:p>
-            <w:r/>
-            <w:r>
-              <w:rPr>
-                <w:rFonts w:ascii="Arial" w:hAnsi="Arial"/>
+        <w:trPr>
+          <w:cantSplit/>
+        </w:trPr>
+        <w:tc>
+          <w:tcPr>
+            <w:tcW w:type="dxa" w:w="1514"/>
+          </w:tcPr>
+          <w:p>
+            <w:r/>
+            <w:r>
+              <w:rPr>
+                <w:rFonts w:ascii="Verdana" w:hAnsi="Verdana"/>
                 <w:b w:val="0"/>
                 <w:sz w:val="16"/>
               </w:rPr>
@@ -2515,7 +2547,7 @@
             <w:r/>
             <w:r>
               <w:rPr>
-                <w:rFonts w:ascii="Arial" w:hAnsi="Arial"/>
+                <w:rFonts w:ascii="Verdana" w:hAnsi="Verdana"/>
                 <w:b w:val="0"/>
                 <w:sz w:val="16"/>
               </w:rPr>
@@ -2531,7 +2563,7 @@
             <w:r/>
             <w:r>
               <w:rPr>
-                <w:rFonts w:ascii="Arial" w:hAnsi="Arial"/>
+                <w:rFonts w:ascii="Verdana" w:hAnsi="Verdana"/>
                 <w:b w:val="0"/>
                 <w:sz w:val="16"/>
               </w:rPr>
@@ -2547,7 +2579,7 @@
             <w:r/>
             <w:r>
               <w:rPr>
-                <w:rFonts w:ascii="Arial" w:hAnsi="Arial"/>
+                <w:rFonts w:ascii="Verdana" w:hAnsi="Verdana"/>
                 <w:b w:val="0"/>
                 <w:sz w:val="16"/>
               </w:rPr>
@@ -2563,7 +2595,7 @@
             <w:r/>
             <w:r>
               <w:rPr>
-                <w:rFonts w:ascii="Arial" w:hAnsi="Arial"/>
+                <w:rFonts w:ascii="Verdana" w:hAnsi="Verdana"/>
                 <w:b w:val="0"/>
                 <w:sz w:val="16"/>
               </w:rPr>
@@ -2579,7 +2611,7 @@
             <w:r/>
             <w:r>
               <w:rPr>
-                <w:rFonts w:ascii="Arial" w:hAnsi="Arial"/>
+                <w:rFonts w:ascii="Verdana" w:hAnsi="Verdana"/>
                 <w:b w:val="0"/>
                 <w:sz w:val="16"/>
               </w:rPr>
@@ -2595,7 +2627,7 @@
             <w:r/>
             <w:r>
               <w:rPr>
-                <w:rFonts w:ascii="Arial" w:hAnsi="Arial"/>
+                <w:rFonts w:ascii="Verdana" w:hAnsi="Verdana"/>
                 <w:b w:val="0"/>
                 <w:sz w:val="16"/>
               </w:rPr>
@@ -2611,7 +2643,7 @@
             <w:r/>
             <w:r>
               <w:rPr>
-                <w:rFonts w:ascii="Arial" w:hAnsi="Arial"/>
+                <w:rFonts w:ascii="Verdana" w:hAnsi="Verdana"/>
                 <w:b w:val="0"/>
                 <w:sz w:val="16"/>
               </w:rPr>
@@ -2627,7 +2659,7 @@
             <w:r/>
             <w:r>
               <w:rPr>
-                <w:rFonts w:ascii="Arial" w:hAnsi="Arial"/>
+                <w:rFonts w:ascii="Verdana" w:hAnsi="Verdana"/>
                 <w:b w:val="0"/>
                 <w:sz w:val="16"/>
               </w:rPr>
@@ -2643,7 +2675,7 @@
             <w:r/>
             <w:r>
               <w:rPr>
-                <w:rFonts w:ascii="Arial" w:hAnsi="Arial"/>
+                <w:rFonts w:ascii="Verdana" w:hAnsi="Verdana"/>
                 <w:b w:val="0"/>
                 <w:sz w:val="16"/>
               </w:rPr>
@@ -2652,15 +2684,18 @@
         </w:tc>
       </w:tr>
       <w:tr>
-        <w:tc>
-          <w:tcPr>
-            <w:tcW w:type="dxa" w:w="1514"/>
-          </w:tcPr>
-          <w:p>
-            <w:r/>
-            <w:r>
-              <w:rPr>
-                <w:rFonts w:ascii="Arial" w:hAnsi="Arial"/>
+        <w:trPr>
+          <w:cantSplit/>
+        </w:trPr>
+        <w:tc>
+          <w:tcPr>
+            <w:tcW w:type="dxa" w:w="1514"/>
+          </w:tcPr>
+          <w:p>
+            <w:r/>
+            <w:r>
+              <w:rPr>
+                <w:rFonts w:ascii="Verdana" w:hAnsi="Verdana"/>
                 <w:b w:val="0"/>
                 <w:sz w:val="16"/>
               </w:rPr>
@@ -2676,7 +2711,7 @@
             <w:r/>
             <w:r>
               <w:rPr>
-                <w:rFonts w:ascii="Arial" w:hAnsi="Arial"/>
+                <w:rFonts w:ascii="Verdana" w:hAnsi="Verdana"/>
                 <w:b w:val="0"/>
                 <w:sz w:val="16"/>
               </w:rPr>
@@ -2692,7 +2727,7 @@
             <w:r/>
             <w:r>
               <w:rPr>
-                <w:rFonts w:ascii="Arial" w:hAnsi="Arial"/>
+                <w:rFonts w:ascii="Verdana" w:hAnsi="Verdana"/>
                 <w:b w:val="0"/>
                 <w:sz w:val="16"/>
               </w:rPr>
@@ -2708,7 +2743,7 @@
             <w:r/>
             <w:r>
               <w:rPr>
-                <w:rFonts w:ascii="Arial" w:hAnsi="Arial"/>
+                <w:rFonts w:ascii="Verdana" w:hAnsi="Verdana"/>
                 <w:b w:val="0"/>
                 <w:sz w:val="16"/>
               </w:rPr>
@@ -2724,7 +2759,7 @@
             <w:r/>
             <w:r>
               <w:rPr>
-                <w:rFonts w:ascii="Arial" w:hAnsi="Arial"/>
+                <w:rFonts w:ascii="Verdana" w:hAnsi="Verdana"/>
                 <w:b w:val="0"/>
                 <w:sz w:val="16"/>
               </w:rPr>
@@ -2740,7 +2775,7 @@
             <w:r/>
             <w:r>
               <w:rPr>
-                <w:rFonts w:ascii="Arial" w:hAnsi="Arial"/>
+                <w:rFonts w:ascii="Verdana" w:hAnsi="Verdana"/>
                 <w:b w:val="0"/>
                 <w:sz w:val="16"/>
               </w:rPr>
@@ -2756,7 +2791,7 @@
             <w:r/>
             <w:r>
               <w:rPr>
-                <w:rFonts w:ascii="Arial" w:hAnsi="Arial"/>
+                <w:rFonts w:ascii="Verdana" w:hAnsi="Verdana"/>
                 <w:b w:val="0"/>
                 <w:sz w:val="16"/>
               </w:rPr>
@@ -2772,7 +2807,7 @@
             <w:r/>
             <w:r>
               <w:rPr>
-                <w:rFonts w:ascii="Arial" w:hAnsi="Arial"/>
+                <w:rFonts w:ascii="Verdana" w:hAnsi="Verdana"/>
                 <w:b w:val="0"/>
                 <w:sz w:val="16"/>
               </w:rPr>
@@ -2788,7 +2823,7 @@
             <w:r/>
             <w:r>
               <w:rPr>
-                <w:rFonts w:ascii="Arial" w:hAnsi="Arial"/>
+                <w:rFonts w:ascii="Verdana" w:hAnsi="Verdana"/>
                 <w:b w:val="0"/>
                 <w:sz w:val="16"/>
               </w:rPr>
@@ -2804,7 +2839,7 @@
             <w:r/>
             <w:r>
               <w:rPr>
-                <w:rFonts w:ascii="Arial" w:hAnsi="Arial"/>
+                <w:rFonts w:ascii="Verdana" w:hAnsi="Verdana"/>
                 <w:b w:val="0"/>
                 <w:sz w:val="16"/>
               </w:rPr>
@@ -2813,15 +2848,18 @@
         </w:tc>
       </w:tr>
       <w:tr>
-        <w:tc>
-          <w:tcPr>
-            <w:tcW w:type="dxa" w:w="1514"/>
-          </w:tcPr>
-          <w:p>
-            <w:r/>
-            <w:r>
-              <w:rPr>
-                <w:rFonts w:ascii="Arial" w:hAnsi="Arial"/>
+        <w:trPr>
+          <w:cantSplit/>
+        </w:trPr>
+        <w:tc>
+          <w:tcPr>
+            <w:tcW w:type="dxa" w:w="1514"/>
+          </w:tcPr>
+          <w:p>
+            <w:r/>
+            <w:r>
+              <w:rPr>
+                <w:rFonts w:ascii="Verdana" w:hAnsi="Verdana"/>
                 <w:b w:val="0"/>
                 <w:sz w:val="16"/>
               </w:rPr>
@@ -2837,7 +2875,7 @@
             <w:r/>
             <w:r>
               <w:rPr>
-                <w:rFonts w:ascii="Arial" w:hAnsi="Arial"/>
+                <w:rFonts w:ascii="Verdana" w:hAnsi="Verdana"/>
                 <w:b w:val="0"/>
                 <w:sz w:val="16"/>
               </w:rPr>
@@ -2853,7 +2891,7 @@
             <w:r/>
             <w:r>
               <w:rPr>
-                <w:rFonts w:ascii="Arial" w:hAnsi="Arial"/>
+                <w:rFonts w:ascii="Verdana" w:hAnsi="Verdana"/>
                 <w:b w:val="0"/>
                 <w:sz w:val="16"/>
               </w:rPr>
@@ -2869,7 +2907,7 @@
             <w:r/>
             <w:r>
               <w:rPr>
-                <w:rFonts w:ascii="Arial" w:hAnsi="Arial"/>
+                <w:rFonts w:ascii="Verdana" w:hAnsi="Verdana"/>
                 <w:b w:val="0"/>
                 <w:sz w:val="16"/>
               </w:rPr>
@@ -2885,7 +2923,7 @@
             <w:r/>
             <w:r>
               <w:rPr>
-                <w:rFonts w:ascii="Arial" w:hAnsi="Arial"/>
+                <w:rFonts w:ascii="Verdana" w:hAnsi="Verdana"/>
                 <w:b w:val="0"/>
                 <w:sz w:val="16"/>
               </w:rPr>
@@ -2901,7 +2939,7 @@
             <w:r/>
             <w:r>
               <w:rPr>
-                <w:rFonts w:ascii="Arial" w:hAnsi="Arial"/>
+                <w:rFonts w:ascii="Verdana" w:hAnsi="Verdana"/>
                 <w:b w:val="0"/>
                 <w:sz w:val="16"/>
               </w:rPr>
@@ -2917,7 +2955,7 @@
             <w:r/>
             <w:r>
               <w:rPr>
-                <w:rFonts w:ascii="Arial" w:hAnsi="Arial"/>
+                <w:rFonts w:ascii="Verdana" w:hAnsi="Verdana"/>
                 <w:b w:val="0"/>
                 <w:sz w:val="16"/>
               </w:rPr>
@@ -2933,7 +2971,7 @@
             <w:r/>
             <w:r>
               <w:rPr>
-                <w:rFonts w:ascii="Arial" w:hAnsi="Arial"/>
+                <w:rFonts w:ascii="Verdana" w:hAnsi="Verdana"/>
                 <w:b w:val="0"/>
                 <w:sz w:val="16"/>
               </w:rPr>
@@ -2949,7 +2987,7 @@
             <w:r/>
             <w:r>
               <w:rPr>
-                <w:rFonts w:ascii="Arial" w:hAnsi="Arial"/>
+                <w:rFonts w:ascii="Verdana" w:hAnsi="Verdana"/>
                 <w:b w:val="0"/>
                 <w:sz w:val="16"/>
               </w:rPr>
@@ -2965,7 +3003,7 @@
             <w:r/>
             <w:r>
               <w:rPr>
-                <w:rFonts w:ascii="Arial" w:hAnsi="Arial"/>
+                <w:rFonts w:ascii="Verdana" w:hAnsi="Verdana"/>
                 <w:b w:val="0"/>
                 <w:sz w:val="16"/>
               </w:rPr>
@@ -2974,15 +3012,18 @@
         </w:tc>
       </w:tr>
       <w:tr>
-        <w:tc>
-          <w:tcPr>
-            <w:tcW w:type="dxa" w:w="1514"/>
-          </w:tcPr>
-          <w:p>
-            <w:r/>
-            <w:r>
-              <w:rPr>
-                <w:rFonts w:ascii="Arial" w:hAnsi="Arial"/>
+        <w:trPr>
+          <w:cantSplit/>
+        </w:trPr>
+        <w:tc>
+          <w:tcPr>
+            <w:tcW w:type="dxa" w:w="1514"/>
+          </w:tcPr>
+          <w:p>
+            <w:r/>
+            <w:r>
+              <w:rPr>
+                <w:rFonts w:ascii="Verdana" w:hAnsi="Verdana"/>
                 <w:b w:val="0"/>
                 <w:sz w:val="16"/>
               </w:rPr>
@@ -2998,7 +3039,7 @@
             <w:r/>
             <w:r>
               <w:rPr>
-                <w:rFonts w:ascii="Arial" w:hAnsi="Arial"/>
+                <w:rFonts w:ascii="Verdana" w:hAnsi="Verdana"/>
                 <w:b w:val="0"/>
                 <w:sz w:val="16"/>
               </w:rPr>
@@ -3014,7 +3055,7 @@
             <w:r/>
             <w:r>
               <w:rPr>
-                <w:rFonts w:ascii="Arial" w:hAnsi="Arial"/>
+                <w:rFonts w:ascii="Verdana" w:hAnsi="Verdana"/>
                 <w:b w:val="0"/>
                 <w:sz w:val="16"/>
               </w:rPr>
@@ -3030,7 +3071,7 @@
             <w:r/>
             <w:r>
               <w:rPr>
-                <w:rFonts w:ascii="Arial" w:hAnsi="Arial"/>
+                <w:rFonts w:ascii="Verdana" w:hAnsi="Verdana"/>
                 <w:b w:val="0"/>
                 <w:sz w:val="16"/>
               </w:rPr>
@@ -3046,7 +3087,7 @@
             <w:r/>
             <w:r>
               <w:rPr>
-                <w:rFonts w:ascii="Arial" w:hAnsi="Arial"/>
+                <w:rFonts w:ascii="Verdana" w:hAnsi="Verdana"/>
                 <w:b w:val="0"/>
                 <w:sz w:val="16"/>
               </w:rPr>
@@ -3062,7 +3103,7 @@
             <w:r/>
             <w:r>
               <w:rPr>
-                <w:rFonts w:ascii="Arial" w:hAnsi="Arial"/>
+                <w:rFonts w:ascii="Verdana" w:hAnsi="Verdana"/>
                 <w:b w:val="0"/>
                 <w:sz w:val="16"/>
               </w:rPr>
@@ -3078,7 +3119,7 @@
             <w:r/>
             <w:r>
               <w:rPr>
-                <w:rFonts w:ascii="Arial" w:hAnsi="Arial"/>
+                <w:rFonts w:ascii="Verdana" w:hAnsi="Verdana"/>
                 <w:b w:val="0"/>
                 <w:sz w:val="16"/>
               </w:rPr>
@@ -3094,7 +3135,7 @@
             <w:r/>
             <w:r>
               <w:rPr>
-                <w:rFonts w:ascii="Arial" w:hAnsi="Arial"/>
+                <w:rFonts w:ascii="Verdana" w:hAnsi="Verdana"/>
                 <w:b w:val="0"/>
                 <w:sz w:val="16"/>
               </w:rPr>
@@ -3110,7 +3151,7 @@
             <w:r/>
             <w:r>
               <w:rPr>
-                <w:rFonts w:ascii="Arial" w:hAnsi="Arial"/>
+                <w:rFonts w:ascii="Verdana" w:hAnsi="Verdana"/>
                 <w:b w:val="0"/>
                 <w:sz w:val="16"/>
               </w:rPr>
@@ -3126,7 +3167,7 @@
             <w:r/>
             <w:r>
               <w:rPr>
-                <w:rFonts w:ascii="Arial" w:hAnsi="Arial"/>
+                <w:rFonts w:ascii="Verdana" w:hAnsi="Verdana"/>
                 <w:b w:val="0"/>
                 <w:sz w:val="16"/>
               </w:rPr>
@@ -3135,15 +3176,18 @@
         </w:tc>
       </w:tr>
       <w:tr>
-        <w:tc>
-          <w:tcPr>
-            <w:tcW w:type="dxa" w:w="1514"/>
-          </w:tcPr>
-          <w:p>
-            <w:r/>
-            <w:r>
-              <w:rPr>
-                <w:rFonts w:ascii="Arial" w:hAnsi="Arial"/>
+        <w:trPr>
+          <w:cantSplit/>
+        </w:trPr>
+        <w:tc>
+          <w:tcPr>
+            <w:tcW w:type="dxa" w:w="1514"/>
+          </w:tcPr>
+          <w:p>
+            <w:r/>
+            <w:r>
+              <w:rPr>
+                <w:rFonts w:ascii="Verdana" w:hAnsi="Verdana"/>
                 <w:b w:val="0"/>
                 <w:sz w:val="16"/>
               </w:rPr>
@@ -3159,7 +3203,7 @@
             <w:r/>
             <w:r>
               <w:rPr>
-                <w:rFonts w:ascii="Arial" w:hAnsi="Arial"/>
+                <w:rFonts w:ascii="Verdana" w:hAnsi="Verdana"/>
                 <w:b w:val="0"/>
                 <w:sz w:val="16"/>
               </w:rPr>
@@ -3175,7 +3219,7 @@
             <w:r/>
             <w:r>
               <w:rPr>
-                <w:rFonts w:ascii="Arial" w:hAnsi="Arial"/>
+                <w:rFonts w:ascii="Verdana" w:hAnsi="Verdana"/>
                 <w:b w:val="0"/>
                 <w:sz w:val="16"/>
               </w:rPr>
@@ -3191,7 +3235,7 @@
             <w:r/>
             <w:r>
               <w:rPr>
-                <w:rFonts w:ascii="Arial" w:hAnsi="Arial"/>
+                <w:rFonts w:ascii="Verdana" w:hAnsi="Verdana"/>
                 <w:b w:val="0"/>
                 <w:sz w:val="16"/>
               </w:rPr>
@@ -3207,7 +3251,7 @@
             <w:r/>
             <w:r>
               <w:rPr>
-                <w:rFonts w:ascii="Arial" w:hAnsi="Arial"/>
+                <w:rFonts w:ascii="Verdana" w:hAnsi="Verdana"/>
                 <w:b w:val="0"/>
                 <w:sz w:val="16"/>
               </w:rPr>
@@ -3223,7 +3267,7 @@
             <w:r/>
             <w:r>
               <w:rPr>
-                <w:rFonts w:ascii="Arial" w:hAnsi="Arial"/>
+                <w:rFonts w:ascii="Verdana" w:hAnsi="Verdana"/>
                 <w:b w:val="0"/>
                 <w:sz w:val="16"/>
               </w:rPr>
@@ -3239,7 +3283,7 @@
             <w:r/>
             <w:r>
               <w:rPr>
-                <w:rFonts w:ascii="Arial" w:hAnsi="Arial"/>
+                <w:rFonts w:ascii="Verdana" w:hAnsi="Verdana"/>
                 <w:b w:val="0"/>
                 <w:sz w:val="16"/>
               </w:rPr>
@@ -3255,7 +3299,7 @@
             <w:r/>
             <w:r>
               <w:rPr>
-                <w:rFonts w:ascii="Arial" w:hAnsi="Arial"/>
+                <w:rFonts w:ascii="Verdana" w:hAnsi="Verdana"/>
                 <w:b w:val="0"/>
                 <w:sz w:val="16"/>
               </w:rPr>
@@ -3271,7 +3315,7 @@
             <w:r/>
             <w:r>
               <w:rPr>
-                <w:rFonts w:ascii="Arial" w:hAnsi="Arial"/>
+                <w:rFonts w:ascii="Verdana" w:hAnsi="Verdana"/>
                 <w:b w:val="0"/>
                 <w:sz w:val="16"/>
               </w:rPr>
@@ -3287,7 +3331,7 @@
             <w:r/>
             <w:r>
               <w:rPr>
-                <w:rFonts w:ascii="Arial" w:hAnsi="Arial"/>
+                <w:rFonts w:ascii="Verdana" w:hAnsi="Verdana"/>
                 <w:b w:val="0"/>
                 <w:sz w:val="16"/>
               </w:rPr>
@@ -3296,15 +3340,18 @@
         </w:tc>
       </w:tr>
       <w:tr>
-        <w:tc>
-          <w:tcPr>
-            <w:tcW w:type="dxa" w:w="1514"/>
-          </w:tcPr>
-          <w:p>
-            <w:r/>
-            <w:r>
-              <w:rPr>
-                <w:rFonts w:ascii="Arial" w:hAnsi="Arial"/>
+        <w:trPr>
+          <w:cantSplit/>
+        </w:trPr>
+        <w:tc>
+          <w:tcPr>
+            <w:tcW w:type="dxa" w:w="1514"/>
+          </w:tcPr>
+          <w:p>
+            <w:r/>
+            <w:r>
+              <w:rPr>
+                <w:rFonts w:ascii="Verdana" w:hAnsi="Verdana"/>
                 <w:b w:val="0"/>
                 <w:sz w:val="16"/>
               </w:rPr>
@@ -3320,7 +3367,7 @@
             <w:r/>
             <w:r>
               <w:rPr>
-                <w:rFonts w:ascii="Arial" w:hAnsi="Arial"/>
+                <w:rFonts w:ascii="Verdana" w:hAnsi="Verdana"/>
                 <w:b w:val="0"/>
                 <w:sz w:val="16"/>
               </w:rPr>
@@ -3336,7 +3383,7 @@
             <w:r/>
             <w:r>
               <w:rPr>
-                <w:rFonts w:ascii="Arial" w:hAnsi="Arial"/>
+                <w:rFonts w:ascii="Verdana" w:hAnsi="Verdana"/>
                 <w:b w:val="0"/>
                 <w:sz w:val="16"/>
               </w:rPr>
@@ -3352,7 +3399,7 @@
             <w:r/>
             <w:r>
               <w:rPr>
-                <w:rFonts w:ascii="Arial" w:hAnsi="Arial"/>
+                <w:rFonts w:ascii="Verdana" w:hAnsi="Verdana"/>
                 <w:b w:val="0"/>
                 <w:sz w:val="16"/>
               </w:rPr>
@@ -3368,7 +3415,7 @@
             <w:r/>
             <w:r>
               <w:rPr>
-                <w:rFonts w:ascii="Arial" w:hAnsi="Arial"/>
+                <w:rFonts w:ascii="Verdana" w:hAnsi="Verdana"/>
                 <w:b w:val="0"/>
                 <w:sz w:val="16"/>
               </w:rPr>
@@ -3384,7 +3431,7 @@
             <w:r/>
             <w:r>
               <w:rPr>
-                <w:rFonts w:ascii="Arial" w:hAnsi="Arial"/>
+                <w:rFonts w:ascii="Verdana" w:hAnsi="Verdana"/>
                 <w:b w:val="0"/>
                 <w:sz w:val="16"/>
               </w:rPr>
@@ -3400,7 +3447,7 @@
             <w:r/>
             <w:r>
               <w:rPr>
-                <w:rFonts w:ascii="Arial" w:hAnsi="Arial"/>
+                <w:rFonts w:ascii="Verdana" w:hAnsi="Verdana"/>
                 <w:b w:val="0"/>
                 <w:sz w:val="16"/>
               </w:rPr>
@@ -3416,7 +3463,7 @@
             <w:r/>
             <w:r>
               <w:rPr>
-                <w:rFonts w:ascii="Arial" w:hAnsi="Arial"/>
+                <w:rFonts w:ascii="Verdana" w:hAnsi="Verdana"/>
                 <w:b w:val="0"/>
                 <w:sz w:val="16"/>
               </w:rPr>
@@ -3432,7 +3479,7 @@
             <w:r/>
             <w:r>
               <w:rPr>
-                <w:rFonts w:ascii="Arial" w:hAnsi="Arial"/>
+                <w:rFonts w:ascii="Verdana" w:hAnsi="Verdana"/>
                 <w:b w:val="0"/>
                 <w:sz w:val="16"/>
               </w:rPr>
@@ -3448,7 +3495,7 @@
             <w:r/>
             <w:r>
               <w:rPr>
-                <w:rFonts w:ascii="Arial" w:hAnsi="Arial"/>
+                <w:rFonts w:ascii="Verdana" w:hAnsi="Verdana"/>
                 <w:b w:val="0"/>
                 <w:sz w:val="16"/>
               </w:rPr>
@@ -3457,15 +3504,18 @@
         </w:tc>
       </w:tr>
       <w:tr>
-        <w:tc>
-          <w:tcPr>
-            <w:tcW w:type="dxa" w:w="1514"/>
-          </w:tcPr>
-          <w:p>
-            <w:r/>
-            <w:r>
-              <w:rPr>
-                <w:rFonts w:ascii="Arial" w:hAnsi="Arial"/>
+        <w:trPr>
+          <w:cantSplit/>
+        </w:trPr>
+        <w:tc>
+          <w:tcPr>
+            <w:tcW w:type="dxa" w:w="1514"/>
+          </w:tcPr>
+          <w:p>
+            <w:r/>
+            <w:r>
+              <w:rPr>
+                <w:rFonts w:ascii="Verdana" w:hAnsi="Verdana"/>
                 <w:b w:val="0"/>
                 <w:sz w:val="16"/>
               </w:rPr>
@@ -3481,7 +3531,7 @@
             <w:r/>
             <w:r>
               <w:rPr>
-                <w:rFonts w:ascii="Arial" w:hAnsi="Arial"/>
+                <w:rFonts w:ascii="Verdana" w:hAnsi="Verdana"/>
                 <w:b w:val="0"/>
                 <w:sz w:val="16"/>
               </w:rPr>
@@ -3497,7 +3547,7 @@
             <w:r/>
             <w:r>
               <w:rPr>
-                <w:rFonts w:ascii="Arial" w:hAnsi="Arial"/>
+                <w:rFonts w:ascii="Verdana" w:hAnsi="Verdana"/>
                 <w:b w:val="0"/>
                 <w:sz w:val="16"/>
               </w:rPr>
@@ -3513,7 +3563,7 @@
             <w:r/>
             <w:r>
               <w:rPr>
-                <w:rFonts w:ascii="Arial" w:hAnsi="Arial"/>
+                <w:rFonts w:ascii="Verdana" w:hAnsi="Verdana"/>
                 <w:b w:val="0"/>
                 <w:sz w:val="16"/>
               </w:rPr>
@@ -3529,7 +3579,7 @@
             <w:r/>
             <w:r>
               <w:rPr>
-                <w:rFonts w:ascii="Arial" w:hAnsi="Arial"/>
+                <w:rFonts w:ascii="Verdana" w:hAnsi="Verdana"/>
                 <w:b w:val="0"/>
                 <w:sz w:val="16"/>
               </w:rPr>
@@ -3545,7 +3595,7 @@
             <w:r/>
             <w:r>
               <w:rPr>
-                <w:rFonts w:ascii="Arial" w:hAnsi="Arial"/>
+                <w:rFonts w:ascii="Verdana" w:hAnsi="Verdana"/>
                 <w:b w:val="0"/>
                 <w:sz w:val="16"/>
               </w:rPr>
@@ -3561,7 +3611,7 @@
             <w:r/>
             <w:r>
               <w:rPr>
-                <w:rFonts w:ascii="Arial" w:hAnsi="Arial"/>
+                <w:rFonts w:ascii="Verdana" w:hAnsi="Verdana"/>
                 <w:b w:val="0"/>
                 <w:sz w:val="16"/>
               </w:rPr>
@@ -3577,7 +3627,7 @@
             <w:r/>
             <w:r>
               <w:rPr>
-                <w:rFonts w:ascii="Arial" w:hAnsi="Arial"/>
+                <w:rFonts w:ascii="Verdana" w:hAnsi="Verdana"/>
                 <w:b w:val="0"/>
                 <w:sz w:val="16"/>
               </w:rPr>
@@ -3593,7 +3643,7 @@
             <w:r/>
             <w:r>
               <w:rPr>
-                <w:rFonts w:ascii="Arial" w:hAnsi="Arial"/>
+                <w:rFonts w:ascii="Verdana" w:hAnsi="Verdana"/>
                 <w:b w:val="0"/>
                 <w:sz w:val="16"/>
               </w:rPr>
@@ -3609,7 +3659,7 @@
             <w:r/>
             <w:r>
               <w:rPr>
-                <w:rFonts w:ascii="Arial" w:hAnsi="Arial"/>
+                <w:rFonts w:ascii="Verdana" w:hAnsi="Verdana"/>
                 <w:b w:val="0"/>
                 <w:sz w:val="16"/>
               </w:rPr>
@@ -3618,15 +3668,18 @@
         </w:tc>
       </w:tr>
       <w:tr>
-        <w:tc>
-          <w:tcPr>
-            <w:tcW w:type="dxa" w:w="1514"/>
-          </w:tcPr>
-          <w:p>
-            <w:r/>
-            <w:r>
-              <w:rPr>
-                <w:rFonts w:ascii="Arial" w:hAnsi="Arial"/>
+        <w:trPr>
+          <w:cantSplit/>
+        </w:trPr>
+        <w:tc>
+          <w:tcPr>
+            <w:tcW w:type="dxa" w:w="1514"/>
+          </w:tcPr>
+          <w:p>
+            <w:r/>
+            <w:r>
+              <w:rPr>
+                <w:rFonts w:ascii="Verdana" w:hAnsi="Verdana"/>
                 <w:b w:val="0"/>
                 <w:sz w:val="16"/>
               </w:rPr>
@@ -3642,7 +3695,7 @@
             <w:r/>
             <w:r>
               <w:rPr>
-                <w:rFonts w:ascii="Arial" w:hAnsi="Arial"/>
+                <w:rFonts w:ascii="Verdana" w:hAnsi="Verdana"/>
                 <w:b w:val="0"/>
                 <w:sz w:val="16"/>
               </w:rPr>
@@ -3658,7 +3711,7 @@
             <w:r/>
             <w:r>
               <w:rPr>
-                <w:rFonts w:ascii="Arial" w:hAnsi="Arial"/>
+                <w:rFonts w:ascii="Verdana" w:hAnsi="Verdana"/>
                 <w:b w:val="0"/>
                 <w:sz w:val="16"/>
               </w:rPr>
@@ -3674,7 +3727,7 @@
             <w:r/>
             <w:r>
               <w:rPr>
-                <w:rFonts w:ascii="Arial" w:hAnsi="Arial"/>
+                <w:rFonts w:ascii="Verdana" w:hAnsi="Verdana"/>
                 <w:b w:val="0"/>
                 <w:sz w:val="16"/>
               </w:rPr>
@@ -3690,7 +3743,7 @@
             <w:r/>
             <w:r>
               <w:rPr>
-                <w:rFonts w:ascii="Arial" w:hAnsi="Arial"/>
+                <w:rFonts w:ascii="Verdana" w:hAnsi="Verdana"/>
                 <w:b w:val="0"/>
                 <w:sz w:val="16"/>
               </w:rPr>
@@ -3706,7 +3759,7 @@
             <w:r/>
             <w:r>
               <w:rPr>
-                <w:rFonts w:ascii="Arial" w:hAnsi="Arial"/>
+                <w:rFonts w:ascii="Verdana" w:hAnsi="Verdana"/>
                 <w:b w:val="0"/>
                 <w:sz w:val="16"/>
               </w:rPr>
@@ -3722,7 +3775,7 @@
             <w:r/>
             <w:r>
               <w:rPr>
-                <w:rFonts w:ascii="Arial" w:hAnsi="Arial"/>
+                <w:rFonts w:ascii="Verdana" w:hAnsi="Verdana"/>
                 <w:b w:val="0"/>
                 <w:sz w:val="16"/>
               </w:rPr>
@@ -3738,7 +3791,7 @@
             <w:r/>
             <w:r>
               <w:rPr>
-                <w:rFonts w:ascii="Arial" w:hAnsi="Arial"/>
+                <w:rFonts w:ascii="Verdana" w:hAnsi="Verdana"/>
                 <w:b w:val="0"/>
                 <w:sz w:val="16"/>
               </w:rPr>
@@ -3754,7 +3807,7 @@
             <w:r/>
             <w:r>
               <w:rPr>
-                <w:rFonts w:ascii="Arial" w:hAnsi="Arial"/>
+                <w:rFonts w:ascii="Verdana" w:hAnsi="Verdana"/>
                 <w:b w:val="0"/>
                 <w:sz w:val="16"/>
               </w:rPr>
@@ -3770,7 +3823,7 @@
             <w:r/>
             <w:r>
               <w:rPr>
-                <w:rFonts w:ascii="Arial" w:hAnsi="Arial"/>
+                <w:rFonts w:ascii="Verdana" w:hAnsi="Verdana"/>
                 <w:b w:val="0"/>
                 <w:sz w:val="16"/>
               </w:rPr>
@@ -3779,15 +3832,18 @@
         </w:tc>
       </w:tr>
       <w:tr>
-        <w:tc>
-          <w:tcPr>
-            <w:tcW w:type="dxa" w:w="1514"/>
-          </w:tcPr>
-          <w:p>
-            <w:r/>
-            <w:r>
-              <w:rPr>
-                <w:rFonts w:ascii="Arial" w:hAnsi="Arial"/>
+        <w:trPr>
+          <w:cantSplit/>
+        </w:trPr>
+        <w:tc>
+          <w:tcPr>
+            <w:tcW w:type="dxa" w:w="1514"/>
+          </w:tcPr>
+          <w:p>
+            <w:r/>
+            <w:r>
+              <w:rPr>
+                <w:rFonts w:ascii="Verdana" w:hAnsi="Verdana"/>
                 <w:b w:val="0"/>
                 <w:sz w:val="16"/>
               </w:rPr>
@@ -3803,7 +3859,7 @@
             <w:r/>
             <w:r>
               <w:rPr>
-                <w:rFonts w:ascii="Arial" w:hAnsi="Arial"/>
+                <w:rFonts w:ascii="Verdana" w:hAnsi="Verdana"/>
                 <w:b w:val="0"/>
                 <w:sz w:val="16"/>
               </w:rPr>
@@ -3819,7 +3875,7 @@
             <w:r/>
             <w:r>
               <w:rPr>
-                <w:rFonts w:ascii="Arial" w:hAnsi="Arial"/>
+                <w:rFonts w:ascii="Verdana" w:hAnsi="Verdana"/>
                 <w:b w:val="0"/>
                 <w:sz w:val="16"/>
               </w:rPr>
@@ -3835,7 +3891,7 @@
             <w:r/>
             <w:r>
               <w:rPr>
-                <w:rFonts w:ascii="Arial" w:hAnsi="Arial"/>
+                <w:rFonts w:ascii="Verdana" w:hAnsi="Verdana"/>
                 <w:b w:val="0"/>
                 <w:sz w:val="16"/>
               </w:rPr>
@@ -3851,7 +3907,7 @@
             <w:r/>
             <w:r>
               <w:rPr>
-                <w:rFonts w:ascii="Arial" w:hAnsi="Arial"/>
+                <w:rFonts w:ascii="Verdana" w:hAnsi="Verdana"/>
                 <w:b w:val="0"/>
                 <w:sz w:val="16"/>
               </w:rPr>
@@ -3867,7 +3923,7 @@
             <w:r/>
             <w:r>
               <w:rPr>
-                <w:rFonts w:ascii="Arial" w:hAnsi="Arial"/>
+                <w:rFonts w:ascii="Verdana" w:hAnsi="Verdana"/>
                 <w:b w:val="0"/>
                 <w:sz w:val="16"/>
               </w:rPr>
@@ -3883,7 +3939,7 @@
             <w:r/>
             <w:r>
               <w:rPr>
-                <w:rFonts w:ascii="Arial" w:hAnsi="Arial"/>
+                <w:rFonts w:ascii="Verdana" w:hAnsi="Verdana"/>
                 <w:b w:val="0"/>
                 <w:sz w:val="16"/>
               </w:rPr>
@@ -3899,7 +3955,7 @@
             <w:r/>
             <w:r>
               <w:rPr>
-                <w:rFonts w:ascii="Arial" w:hAnsi="Arial"/>
+                <w:rFonts w:ascii="Verdana" w:hAnsi="Verdana"/>
                 <w:b w:val="0"/>
                 <w:sz w:val="16"/>
               </w:rPr>
@@ -3915,7 +3971,7 @@
             <w:r/>
             <w:r>
               <w:rPr>
-                <w:rFonts w:ascii="Arial" w:hAnsi="Arial"/>
+                <w:rFonts w:ascii="Verdana" w:hAnsi="Verdana"/>
                 <w:b w:val="0"/>
                 <w:sz w:val="16"/>
               </w:rPr>
@@ -3931,25 +3987,28 @@
             <w:r/>
             <w:r>
               <w:rPr>
-                <w:rFonts w:ascii="Arial" w:hAnsi="Arial"/>
-                <w:b w:val="0"/>
-                <w:sz w:val="16"/>
-              </w:rPr>
-              <w:t>Note 70: Set to 0 if no fringe count error was detected (see bit 11), or a fringe count error was detected but it was not corrected.</w:t>
+                <w:rFonts w:ascii="Verdana" w:hAnsi="Verdana"/>
+                <w:b w:val="0"/>
+                <w:sz w:val="16"/>
+              </w:rPr>
+              <w:t>Note 70: This value is the official or best estimate of the actual elevation of the station. It is provided for comparison with the model’s virtual terrain elevation. The two can be substantially different in rugged terrain. The scale factor is increased to make the value directly comparable with 0 07 030 below.</w:t>
             </w:r>
           </w:p>
         </w:tc>
       </w:tr>
       <w:tr>
-        <w:tc>
-          <w:tcPr>
-            <w:tcW w:type="dxa" w:w="1514"/>
-          </w:tcPr>
-          <w:p>
-            <w:r/>
-            <w:r>
-              <w:rPr>
-                <w:rFonts w:ascii="Arial" w:hAnsi="Arial"/>
+        <w:trPr>
+          <w:cantSplit/>
+        </w:trPr>
+        <w:tc>
+          <w:tcPr>
+            <w:tcW w:type="dxa" w:w="1514"/>
+          </w:tcPr>
+          <w:p>
+            <w:r/>
+            <w:r>
+              <w:rPr>
+                <w:rFonts w:ascii="Verdana" w:hAnsi="Verdana"/>
                 <w:b w:val="0"/>
                 <w:sz w:val="16"/>
               </w:rPr>
@@ -3965,7 +4024,7 @@
             <w:r/>
             <w:r>
               <w:rPr>
-                <w:rFonts w:ascii="Arial" w:hAnsi="Arial"/>
+                <w:rFonts w:ascii="Verdana" w:hAnsi="Verdana"/>
                 <w:b w:val="0"/>
                 <w:sz w:val="16"/>
               </w:rPr>
@@ -3981,7 +4040,7 @@
             <w:r/>
             <w:r>
               <w:rPr>
-                <w:rFonts w:ascii="Arial" w:hAnsi="Arial"/>
+                <w:rFonts w:ascii="Verdana" w:hAnsi="Verdana"/>
                 <w:b w:val="0"/>
                 <w:sz w:val="16"/>
               </w:rPr>
@@ -3997,7 +4056,7 @@
             <w:r/>
             <w:r>
               <w:rPr>
-                <w:rFonts w:ascii="Arial" w:hAnsi="Arial"/>
+                <w:rFonts w:ascii="Verdana" w:hAnsi="Verdana"/>
                 <w:b w:val="0"/>
                 <w:sz w:val="16"/>
               </w:rPr>
@@ -4013,7 +4072,7 @@
             <w:r/>
             <w:r>
               <w:rPr>
-                <w:rFonts w:ascii="Arial" w:hAnsi="Arial"/>
+                <w:rFonts w:ascii="Verdana" w:hAnsi="Verdana"/>
                 <w:b w:val="0"/>
                 <w:sz w:val="16"/>
               </w:rPr>
@@ -4029,7 +4088,7 @@
             <w:r/>
             <w:r>
               <w:rPr>
-                <w:rFonts w:ascii="Arial" w:hAnsi="Arial"/>
+                <w:rFonts w:ascii="Verdana" w:hAnsi="Verdana"/>
                 <w:b w:val="0"/>
                 <w:sz w:val="16"/>
               </w:rPr>
@@ -4045,7 +4104,7 @@
             <w:r/>
             <w:r>
               <w:rPr>
-                <w:rFonts w:ascii="Arial" w:hAnsi="Arial"/>
+                <w:rFonts w:ascii="Verdana" w:hAnsi="Verdana"/>
                 <w:b w:val="0"/>
                 <w:sz w:val="16"/>
               </w:rPr>
@@ -4061,7 +4120,7 @@
             <w:r/>
             <w:r>
               <w:rPr>
-                <w:rFonts w:ascii="Arial" w:hAnsi="Arial"/>
+                <w:rFonts w:ascii="Verdana" w:hAnsi="Verdana"/>
                 <w:b w:val="0"/>
                 <w:sz w:val="16"/>
               </w:rPr>
@@ -4077,7 +4136,7 @@
             <w:r/>
             <w:r>
               <w:rPr>
-                <w:rFonts w:ascii="Arial" w:hAnsi="Arial"/>
+                <w:rFonts w:ascii="Verdana" w:hAnsi="Verdana"/>
                 <w:b w:val="0"/>
                 <w:sz w:val="16"/>
               </w:rPr>
@@ -4093,25 +4152,28 @@
             <w:r/>
             <w:r>
               <w:rPr>
-                <w:rFonts w:ascii="Arial" w:hAnsi="Arial"/>
-                <w:b w:val="0"/>
-                <w:sz w:val="16"/>
-              </w:rPr>
-              <w:t>Note 61: 'Sun' can also be sky (if sun is low), or moon or stars at night.</w:t>
+                <w:rFonts w:ascii="Verdana" w:hAnsi="Verdana"/>
+                <w:b w:val="0"/>
+                <w:sz w:val="16"/>
+              </w:rPr>
+              <w:t>Note 61: The value reported for 0 19 007 shall be "missing" unless the horizontal section being described is a circle.</w:t>
             </w:r>
           </w:p>
         </w:tc>
       </w:tr>
       <w:tr>
-        <w:tc>
-          <w:tcPr>
-            <w:tcW w:type="dxa" w:w="1514"/>
-          </w:tcPr>
-          <w:p>
-            <w:r/>
-            <w:r>
-              <w:rPr>
-                <w:rFonts w:ascii="Arial" w:hAnsi="Arial"/>
+        <w:trPr>
+          <w:cantSplit/>
+        </w:trPr>
+        <w:tc>
+          <w:tcPr>
+            <w:tcW w:type="dxa" w:w="1514"/>
+          </w:tcPr>
+          <w:p>
+            <w:r/>
+            <w:r>
+              <w:rPr>
+                <w:rFonts w:ascii="Verdana" w:hAnsi="Verdana"/>
                 <w:b w:val="0"/>
                 <w:sz w:val="16"/>
               </w:rPr>
@@ -4127,7 +4189,7 @@
             <w:r/>
             <w:r>
               <w:rPr>
-                <w:rFonts w:ascii="Arial" w:hAnsi="Arial"/>
+                <w:rFonts w:ascii="Verdana" w:hAnsi="Verdana"/>
                 <w:b w:val="0"/>
                 <w:sz w:val="16"/>
               </w:rPr>
@@ -4143,7 +4205,7 @@
             <w:r/>
             <w:r>
               <w:rPr>
-                <w:rFonts w:ascii="Arial" w:hAnsi="Arial"/>
+                <w:rFonts w:ascii="Verdana" w:hAnsi="Verdana"/>
                 <w:b w:val="0"/>
                 <w:sz w:val="16"/>
               </w:rPr>
@@ -4159,7 +4221,7 @@
             <w:r/>
             <w:r>
               <w:rPr>
-                <w:rFonts w:ascii="Arial" w:hAnsi="Arial"/>
+                <w:rFonts w:ascii="Verdana" w:hAnsi="Verdana"/>
                 <w:b w:val="0"/>
                 <w:sz w:val="16"/>
               </w:rPr>
@@ -4175,7 +4237,7 @@
             <w:r/>
             <w:r>
               <w:rPr>
-                <w:rFonts w:ascii="Arial" w:hAnsi="Arial"/>
+                <w:rFonts w:ascii="Verdana" w:hAnsi="Verdana"/>
                 <w:b w:val="0"/>
                 <w:sz w:val="16"/>
               </w:rPr>
@@ -4191,7 +4253,7 @@
             <w:r/>
             <w:r>
               <w:rPr>
-                <w:rFonts w:ascii="Arial" w:hAnsi="Arial"/>
+                <w:rFonts w:ascii="Verdana" w:hAnsi="Verdana"/>
                 <w:b w:val="0"/>
                 <w:sz w:val="16"/>
               </w:rPr>
@@ -4207,7 +4269,7 @@
             <w:r/>
             <w:r>
               <w:rPr>
-                <w:rFonts w:ascii="Arial" w:hAnsi="Arial"/>
+                <w:rFonts w:ascii="Verdana" w:hAnsi="Verdana"/>
                 <w:b w:val="0"/>
                 <w:sz w:val="16"/>
               </w:rPr>
@@ -4223,7 +4285,7 @@
             <w:r/>
             <w:r>
               <w:rPr>
-                <w:rFonts w:ascii="Arial" w:hAnsi="Arial"/>
+                <w:rFonts w:ascii="Verdana" w:hAnsi="Verdana"/>
                 <w:b w:val="0"/>
                 <w:sz w:val="16"/>
               </w:rPr>
@@ -4239,7 +4301,7 @@
             <w:r/>
             <w:r>
               <w:rPr>
-                <w:rFonts w:ascii="Arial" w:hAnsi="Arial"/>
+                <w:rFonts w:ascii="Verdana" w:hAnsi="Verdana"/>
                 <w:b w:val="0"/>
                 <w:sz w:val="16"/>
               </w:rPr>
@@ -4255,25 +4317,28 @@
             <w:r/>
             <w:r>
               <w:rPr>
-                <w:rFonts w:ascii="Arial" w:hAnsi="Arial"/>
-                <w:b w:val="0"/>
-                <w:sz w:val="16"/>
-              </w:rPr>
-              <w:t>Note 49: If bit is set to 1 then statement is true.</w:t>
+                <w:rFonts w:ascii="Verdana" w:hAnsi="Verdana"/>
+                <w:b w:val="0"/>
+                <w:sz w:val="16"/>
+              </w:rPr>
+              <w:t>Note 49: The majority of stations has only one position on the road and one subsurface temperature sensor. Delayed Replications have been introduced to increase flexibility and volume efficiency.</w:t>
             </w:r>
           </w:p>
         </w:tc>
       </w:tr>
       <w:tr>
-        <w:tc>
-          <w:tcPr>
-            <w:tcW w:type="dxa" w:w="1514"/>
-          </w:tcPr>
-          <w:p>
-            <w:r/>
-            <w:r>
-              <w:rPr>
-                <w:rFonts w:ascii="Arial" w:hAnsi="Arial"/>
+        <w:trPr>
+          <w:cantSplit/>
+        </w:trPr>
+        <w:tc>
+          <w:tcPr>
+            <w:tcW w:type="dxa" w:w="1514"/>
+          </w:tcPr>
+          <w:p>
+            <w:r/>
+            <w:r>
+              <w:rPr>
+                <w:rFonts w:ascii="Verdana" w:hAnsi="Verdana"/>
                 <w:b w:val="0"/>
                 <w:sz w:val="16"/>
               </w:rPr>
@@ -4289,7 +4354,7 @@
             <w:r/>
             <w:r>
               <w:rPr>
-                <w:rFonts w:ascii="Arial" w:hAnsi="Arial"/>
+                <w:rFonts w:ascii="Verdana" w:hAnsi="Verdana"/>
                 <w:b w:val="0"/>
                 <w:sz w:val="16"/>
               </w:rPr>
@@ -4305,7 +4370,7 @@
             <w:r/>
             <w:r>
               <w:rPr>
-                <w:rFonts w:ascii="Arial" w:hAnsi="Arial"/>
+                <w:rFonts w:ascii="Verdana" w:hAnsi="Verdana"/>
                 <w:b w:val="0"/>
                 <w:sz w:val="16"/>
               </w:rPr>
@@ -4321,7 +4386,7 @@
             <w:r/>
             <w:r>
               <w:rPr>
-                <w:rFonts w:ascii="Arial" w:hAnsi="Arial"/>
+                <w:rFonts w:ascii="Verdana" w:hAnsi="Verdana"/>
                 <w:b w:val="0"/>
                 <w:sz w:val="16"/>
               </w:rPr>
@@ -4337,7 +4402,7 @@
             <w:r/>
             <w:r>
               <w:rPr>
-                <w:rFonts w:ascii="Arial" w:hAnsi="Arial"/>
+                <w:rFonts w:ascii="Verdana" w:hAnsi="Verdana"/>
                 <w:b w:val="0"/>
                 <w:sz w:val="16"/>
               </w:rPr>
@@ -4353,7 +4418,7 @@
             <w:r/>
             <w:r>
               <w:rPr>
-                <w:rFonts w:ascii="Arial" w:hAnsi="Arial"/>
+                <w:rFonts w:ascii="Verdana" w:hAnsi="Verdana"/>
                 <w:b w:val="0"/>
                 <w:sz w:val="16"/>
               </w:rPr>
@@ -4369,7 +4434,7 @@
             <w:r/>
             <w:r>
               <w:rPr>
-                <w:rFonts w:ascii="Arial" w:hAnsi="Arial"/>
+                <w:rFonts w:ascii="Verdana" w:hAnsi="Verdana"/>
                 <w:b w:val="0"/>
                 <w:sz w:val="16"/>
               </w:rPr>
@@ -4385,7 +4450,7 @@
             <w:r/>
             <w:r>
               <w:rPr>
-                <w:rFonts w:ascii="Arial" w:hAnsi="Arial"/>
+                <w:rFonts w:ascii="Verdana" w:hAnsi="Verdana"/>
                 <w:b w:val="0"/>
                 <w:sz w:val="16"/>
               </w:rPr>
@@ -4401,7 +4466,7 @@
             <w:r/>
             <w:r>
               <w:rPr>
-                <w:rFonts w:ascii="Arial" w:hAnsi="Arial"/>
+                <w:rFonts w:ascii="Verdana" w:hAnsi="Verdana"/>
                 <w:b w:val="0"/>
                 <w:sz w:val="16"/>
               </w:rPr>
@@ -4417,7 +4482,7 @@
             <w:r/>
             <w:r>
               <w:rPr>
-                <w:rFonts w:ascii="Arial" w:hAnsi="Arial"/>
+                <w:rFonts w:ascii="Verdana" w:hAnsi="Verdana"/>
                 <w:b w:val="0"/>
                 <w:sz w:val="16"/>
               </w:rPr>
@@ -4426,15 +4491,18 @@
         </w:tc>
       </w:tr>
       <w:tr>
-        <w:tc>
-          <w:tcPr>
-            <w:tcW w:type="dxa" w:w="1514"/>
-          </w:tcPr>
-          <w:p>
-            <w:r/>
-            <w:r>
-              <w:rPr>
-                <w:rFonts w:ascii="Arial" w:hAnsi="Arial"/>
+        <w:trPr>
+          <w:cantSplit/>
+        </w:trPr>
+        <w:tc>
+          <w:tcPr>
+            <w:tcW w:type="dxa" w:w="1514"/>
+          </w:tcPr>
+          <w:p>
+            <w:r/>
+            <w:r>
+              <w:rPr>
+                <w:rFonts w:ascii="Verdana" w:hAnsi="Verdana"/>
                 <w:b w:val="0"/>
                 <w:sz w:val="16"/>
               </w:rPr>
@@ -4450,7 +4518,7 @@
             <w:r/>
             <w:r>
               <w:rPr>
-                <w:rFonts w:ascii="Arial" w:hAnsi="Arial"/>
+                <w:rFonts w:ascii="Verdana" w:hAnsi="Verdana"/>
                 <w:b w:val="0"/>
                 <w:sz w:val="16"/>
               </w:rPr>
@@ -4466,7 +4534,7 @@
             <w:r/>
             <w:r>
               <w:rPr>
-                <w:rFonts w:ascii="Arial" w:hAnsi="Arial"/>
+                <w:rFonts w:ascii="Verdana" w:hAnsi="Verdana"/>
                 <w:b w:val="0"/>
                 <w:sz w:val="16"/>
               </w:rPr>
@@ -4482,7 +4550,7 @@
             <w:r/>
             <w:r>
               <w:rPr>
-                <w:rFonts w:ascii="Arial" w:hAnsi="Arial"/>
+                <w:rFonts w:ascii="Verdana" w:hAnsi="Verdana"/>
                 <w:b w:val="0"/>
                 <w:sz w:val="16"/>
               </w:rPr>
@@ -4498,7 +4566,7 @@
             <w:r/>
             <w:r>
               <w:rPr>
-                <w:rFonts w:ascii="Arial" w:hAnsi="Arial"/>
+                <w:rFonts w:ascii="Verdana" w:hAnsi="Verdana"/>
                 <w:b w:val="0"/>
                 <w:sz w:val="16"/>
               </w:rPr>
@@ -4514,7 +4582,7 @@
             <w:r/>
             <w:r>
               <w:rPr>
-                <w:rFonts w:ascii="Arial" w:hAnsi="Arial"/>
+                <w:rFonts w:ascii="Verdana" w:hAnsi="Verdana"/>
                 <w:b w:val="0"/>
                 <w:sz w:val="16"/>
               </w:rPr>
@@ -4530,52 +4598,52 @@
             <w:r/>
             <w:r>
               <w:rPr>
-                <w:rFonts w:ascii="Arial" w:hAnsi="Arial"/>
-                <w:b w:val="0"/>
-                <w:sz w:val="16"/>
-              </w:rPr>
-            </w:r>
-          </w:p>
-        </w:tc>
-        <w:tc>
-          <w:tcPr>
-            <w:tcW w:type="dxa" w:w="1514"/>
-          </w:tcPr>
-          <w:p>
-            <w:r/>
-            <w:r>
-              <w:rPr>
-                <w:rFonts w:ascii="Arial" w:hAnsi="Arial"/>
-                <w:b w:val="0"/>
-                <w:sz w:val="16"/>
-              </w:rPr>
-            </w:r>
-          </w:p>
-        </w:tc>
-        <w:tc>
-          <w:tcPr>
-            <w:tcW w:type="dxa" w:w="1514"/>
-          </w:tcPr>
-          <w:p>
-            <w:r/>
-            <w:r>
-              <w:rPr>
-                <w:rFonts w:ascii="Arial" w:hAnsi="Arial"/>
-                <w:b w:val="0"/>
-                <w:sz w:val="16"/>
-              </w:rPr>
-            </w:r>
-          </w:p>
-        </w:tc>
-        <w:tc>
-          <w:tcPr>
-            <w:tcW w:type="dxa" w:w="1514"/>
-          </w:tcPr>
-          <w:p>
-            <w:r/>
-            <w:r>
-              <w:rPr>
-                <w:rFonts w:ascii="Arial" w:hAnsi="Arial"/>
+                <w:rFonts w:ascii="Verdana" w:hAnsi="Verdana"/>
+                <w:b w:val="0"/>
+                <w:sz w:val="16"/>
+              </w:rPr>
+            </w:r>
+          </w:p>
+        </w:tc>
+        <w:tc>
+          <w:tcPr>
+            <w:tcW w:type="dxa" w:w="1514"/>
+          </w:tcPr>
+          <w:p>
+            <w:r/>
+            <w:r>
+              <w:rPr>
+                <w:rFonts w:ascii="Verdana" w:hAnsi="Verdana"/>
+                <w:b w:val="0"/>
+                <w:sz w:val="16"/>
+              </w:rPr>
+            </w:r>
+          </w:p>
+        </w:tc>
+        <w:tc>
+          <w:tcPr>
+            <w:tcW w:type="dxa" w:w="1514"/>
+          </w:tcPr>
+          <w:p>
+            <w:r/>
+            <w:r>
+              <w:rPr>
+                <w:rFonts w:ascii="Verdana" w:hAnsi="Verdana"/>
+                <w:b w:val="0"/>
+                <w:sz w:val="16"/>
+              </w:rPr>
+            </w:r>
+          </w:p>
+        </w:tc>
+        <w:tc>
+          <w:tcPr>
+            <w:tcW w:type="dxa" w:w="1514"/>
+          </w:tcPr>
+          <w:p>
+            <w:r/>
+            <w:r>
+              <w:rPr>
+                <w:rFonts w:ascii="Verdana" w:hAnsi="Verdana"/>
                 <w:b w:val="0"/>
                 <w:sz w:val="16"/>
               </w:rPr>
@@ -4584,15 +4652,18 @@
         </w:tc>
       </w:tr>
       <w:tr>
-        <w:tc>
-          <w:tcPr>
-            <w:tcW w:type="dxa" w:w="1514"/>
-          </w:tcPr>
-          <w:p>
-            <w:r/>
-            <w:r>
-              <w:rPr>
-                <w:rFonts w:ascii="Arial" w:hAnsi="Arial"/>
+        <w:trPr>
+          <w:cantSplit/>
+        </w:trPr>
+        <w:tc>
+          <w:tcPr>
+            <w:tcW w:type="dxa" w:w="1514"/>
+          </w:tcPr>
+          <w:p>
+            <w:r/>
+            <w:r>
+              <w:rPr>
+                <w:rFonts w:ascii="Verdana" w:hAnsi="Verdana"/>
                 <w:b w:val="0"/>
                 <w:sz w:val="16"/>
               </w:rPr>
@@ -4608,7 +4679,7 @@
             <w:r/>
             <w:r>
               <w:rPr>
-                <w:rFonts w:ascii="Arial" w:hAnsi="Arial"/>
+                <w:rFonts w:ascii="Verdana" w:hAnsi="Verdana"/>
                 <w:b w:val="0"/>
                 <w:sz w:val="16"/>
               </w:rPr>
@@ -4624,7 +4695,7 @@
             <w:r/>
             <w:r>
               <w:rPr>
-                <w:rFonts w:ascii="Arial" w:hAnsi="Arial"/>
+                <w:rFonts w:ascii="Verdana" w:hAnsi="Verdana"/>
                 <w:b w:val="0"/>
                 <w:sz w:val="16"/>
               </w:rPr>
@@ -4640,7 +4711,7 @@
             <w:r/>
             <w:r>
               <w:rPr>
-                <w:rFonts w:ascii="Arial" w:hAnsi="Arial"/>
+                <w:rFonts w:ascii="Verdana" w:hAnsi="Verdana"/>
                 <w:b w:val="0"/>
                 <w:sz w:val="16"/>
               </w:rPr>
@@ -4656,7 +4727,7 @@
             <w:r/>
             <w:r>
               <w:rPr>
-                <w:rFonts w:ascii="Arial" w:hAnsi="Arial"/>
+                <w:rFonts w:ascii="Verdana" w:hAnsi="Verdana"/>
                 <w:b w:val="0"/>
                 <w:sz w:val="16"/>
               </w:rPr>
@@ -4672,7 +4743,7 @@
             <w:r/>
             <w:r>
               <w:rPr>
-                <w:rFonts w:ascii="Arial" w:hAnsi="Arial"/>
+                <w:rFonts w:ascii="Verdana" w:hAnsi="Verdana"/>
                 <w:b w:val="0"/>
                 <w:sz w:val="16"/>
               </w:rPr>
@@ -4688,7 +4759,7 @@
             <w:r/>
             <w:r>
               <w:rPr>
-                <w:rFonts w:ascii="Arial" w:hAnsi="Arial"/>
+                <w:rFonts w:ascii="Verdana" w:hAnsi="Verdana"/>
                 <w:b w:val="0"/>
                 <w:sz w:val="16"/>
               </w:rPr>
@@ -4704,7 +4775,7 @@
             <w:r/>
             <w:r>
               <w:rPr>
-                <w:rFonts w:ascii="Arial" w:hAnsi="Arial"/>
+                <w:rFonts w:ascii="Verdana" w:hAnsi="Verdana"/>
                 <w:b w:val="0"/>
                 <w:sz w:val="16"/>
               </w:rPr>
@@ -4720,7 +4791,7 @@
             <w:r/>
             <w:r>
               <w:rPr>
-                <w:rFonts w:ascii="Arial" w:hAnsi="Arial"/>
+                <w:rFonts w:ascii="Verdana" w:hAnsi="Verdana"/>
                 <w:b w:val="0"/>
                 <w:sz w:val="16"/>
               </w:rPr>
@@ -4736,7 +4807,7 @@
             <w:r/>
             <w:r>
               <w:rPr>
-                <w:rFonts w:ascii="Arial" w:hAnsi="Arial"/>
+                <w:rFonts w:ascii="Verdana" w:hAnsi="Verdana"/>
                 <w:b w:val="0"/>
                 <w:sz w:val="16"/>
               </w:rPr>
@@ -4745,15 +4816,18 @@
         </w:tc>
       </w:tr>
       <w:tr>
-        <w:tc>
-          <w:tcPr>
-            <w:tcW w:type="dxa" w:w="1514"/>
-          </w:tcPr>
-          <w:p>
-            <w:r/>
-            <w:r>
-              <w:rPr>
-                <w:rFonts w:ascii="Arial" w:hAnsi="Arial"/>
+        <w:trPr>
+          <w:cantSplit/>
+        </w:trPr>
+        <w:tc>
+          <w:tcPr>
+            <w:tcW w:type="dxa" w:w="1514"/>
+          </w:tcPr>
+          <w:p>
+            <w:r/>
+            <w:r>
+              <w:rPr>
+                <w:rFonts w:ascii="Verdana" w:hAnsi="Verdana"/>
                 <w:b w:val="0"/>
                 <w:sz w:val="16"/>
               </w:rPr>
@@ -4769,7 +4843,7 @@
             <w:r/>
             <w:r>
               <w:rPr>
-                <w:rFonts w:ascii="Arial" w:hAnsi="Arial"/>
+                <w:rFonts w:ascii="Verdana" w:hAnsi="Verdana"/>
                 <w:b w:val="0"/>
                 <w:sz w:val="16"/>
               </w:rPr>
@@ -4785,7 +4859,7 @@
             <w:r/>
             <w:r>
               <w:rPr>
-                <w:rFonts w:ascii="Arial" w:hAnsi="Arial"/>
+                <w:rFonts w:ascii="Verdana" w:hAnsi="Verdana"/>
                 <w:b w:val="0"/>
                 <w:sz w:val="16"/>
               </w:rPr>
@@ -4801,7 +4875,7 @@
             <w:r/>
             <w:r>
               <w:rPr>
-                <w:rFonts w:ascii="Arial" w:hAnsi="Arial"/>
+                <w:rFonts w:ascii="Verdana" w:hAnsi="Verdana"/>
                 <w:b w:val="0"/>
                 <w:sz w:val="16"/>
               </w:rPr>
@@ -4817,7 +4891,7 @@
             <w:r/>
             <w:r>
               <w:rPr>
-                <w:rFonts w:ascii="Arial" w:hAnsi="Arial"/>
+                <w:rFonts w:ascii="Verdana" w:hAnsi="Verdana"/>
                 <w:b w:val="0"/>
                 <w:sz w:val="16"/>
               </w:rPr>
@@ -4833,7 +4907,7 @@
             <w:r/>
             <w:r>
               <w:rPr>
-                <w:rFonts w:ascii="Arial" w:hAnsi="Arial"/>
+                <w:rFonts w:ascii="Verdana" w:hAnsi="Verdana"/>
                 <w:b w:val="0"/>
                 <w:sz w:val="16"/>
               </w:rPr>
@@ -4849,7 +4923,7 @@
             <w:r/>
             <w:r>
               <w:rPr>
-                <w:rFonts w:ascii="Arial" w:hAnsi="Arial"/>
+                <w:rFonts w:ascii="Verdana" w:hAnsi="Verdana"/>
                 <w:b w:val="0"/>
                 <w:sz w:val="16"/>
               </w:rPr>
@@ -4865,7 +4939,7 @@
             <w:r/>
             <w:r>
               <w:rPr>
-                <w:rFonts w:ascii="Arial" w:hAnsi="Arial"/>
+                <w:rFonts w:ascii="Verdana" w:hAnsi="Verdana"/>
                 <w:b w:val="0"/>
                 <w:sz w:val="16"/>
               </w:rPr>
@@ -4881,7 +4955,7 @@
             <w:r/>
             <w:r>
               <w:rPr>
-                <w:rFonts w:ascii="Arial" w:hAnsi="Arial"/>
+                <w:rFonts w:ascii="Verdana" w:hAnsi="Verdana"/>
                 <w:b w:val="0"/>
                 <w:sz w:val="16"/>
               </w:rPr>
@@ -4897,7 +4971,7 @@
             <w:r/>
             <w:r>
               <w:rPr>
-                <w:rFonts w:ascii="Arial" w:hAnsi="Arial"/>
+                <w:rFonts w:ascii="Verdana" w:hAnsi="Verdana"/>
                 <w:b w:val="0"/>
                 <w:sz w:val="16"/>
               </w:rPr>
@@ -4906,15 +4980,18 @@
         </w:tc>
       </w:tr>
       <w:tr>
-        <w:tc>
-          <w:tcPr>
-            <w:tcW w:type="dxa" w:w="1514"/>
-          </w:tcPr>
-          <w:p>
-            <w:r/>
-            <w:r>
-              <w:rPr>
-                <w:rFonts w:ascii="Arial" w:hAnsi="Arial"/>
+        <w:trPr>
+          <w:cantSplit/>
+        </w:trPr>
+        <w:tc>
+          <w:tcPr>
+            <w:tcW w:type="dxa" w:w="1514"/>
+          </w:tcPr>
+          <w:p>
+            <w:r/>
+            <w:r>
+              <w:rPr>
+                <w:rFonts w:ascii="Verdana" w:hAnsi="Verdana"/>
                 <w:b w:val="0"/>
                 <w:sz w:val="16"/>
               </w:rPr>
@@ -4930,7 +5007,7 @@
             <w:r/>
             <w:r>
               <w:rPr>
-                <w:rFonts w:ascii="Arial" w:hAnsi="Arial"/>
+                <w:rFonts w:ascii="Verdana" w:hAnsi="Verdana"/>
                 <w:b w:val="0"/>
                 <w:sz w:val="16"/>
               </w:rPr>
@@ -4946,7 +5023,7 @@
             <w:r/>
             <w:r>
               <w:rPr>
-                <w:rFonts w:ascii="Arial" w:hAnsi="Arial"/>
+                <w:rFonts w:ascii="Verdana" w:hAnsi="Verdana"/>
                 <w:b w:val="0"/>
                 <w:sz w:val="16"/>
               </w:rPr>
@@ -4962,7 +5039,7 @@
             <w:r/>
             <w:r>
               <w:rPr>
-                <w:rFonts w:ascii="Arial" w:hAnsi="Arial"/>
+                <w:rFonts w:ascii="Verdana" w:hAnsi="Verdana"/>
                 <w:b w:val="0"/>
                 <w:sz w:val="16"/>
               </w:rPr>
@@ -4978,7 +5055,7 @@
             <w:r/>
             <w:r>
               <w:rPr>
-                <w:rFonts w:ascii="Arial" w:hAnsi="Arial"/>
+                <w:rFonts w:ascii="Verdana" w:hAnsi="Verdana"/>
                 <w:b w:val="0"/>
                 <w:sz w:val="16"/>
               </w:rPr>
@@ -4994,7 +5071,7 @@
             <w:r/>
             <w:r>
               <w:rPr>
-                <w:rFonts w:ascii="Arial" w:hAnsi="Arial"/>
+                <w:rFonts w:ascii="Verdana" w:hAnsi="Verdana"/>
                 <w:b w:val="0"/>
                 <w:sz w:val="16"/>
               </w:rPr>
@@ -5010,7 +5087,7 @@
             <w:r/>
             <w:r>
               <w:rPr>
-                <w:rFonts w:ascii="Arial" w:hAnsi="Arial"/>
+                <w:rFonts w:ascii="Verdana" w:hAnsi="Verdana"/>
                 <w:b w:val="0"/>
                 <w:sz w:val="16"/>
               </w:rPr>
@@ -5026,7 +5103,7 @@
             <w:r/>
             <w:r>
               <w:rPr>
-                <w:rFonts w:ascii="Arial" w:hAnsi="Arial"/>
+                <w:rFonts w:ascii="Verdana" w:hAnsi="Verdana"/>
                 <w:b w:val="0"/>
                 <w:sz w:val="16"/>
               </w:rPr>
@@ -5042,7 +5119,7 @@
             <w:r/>
             <w:r>
               <w:rPr>
-                <w:rFonts w:ascii="Arial" w:hAnsi="Arial"/>
+                <w:rFonts w:ascii="Verdana" w:hAnsi="Verdana"/>
                 <w:b w:val="0"/>
                 <w:sz w:val="16"/>
               </w:rPr>
@@ -5058,7 +5135,7 @@
             <w:r/>
             <w:r>
               <w:rPr>
-                <w:rFonts w:ascii="Arial" w:hAnsi="Arial"/>
+                <w:rFonts w:ascii="Verdana" w:hAnsi="Verdana"/>
                 <w:b w:val="0"/>
                 <w:sz w:val="16"/>
               </w:rPr>
@@ -5067,15 +5144,18 @@
         </w:tc>
       </w:tr>
       <w:tr>
-        <w:tc>
-          <w:tcPr>
-            <w:tcW w:type="dxa" w:w="1514"/>
-          </w:tcPr>
-          <w:p>
-            <w:r/>
-            <w:r>
-              <w:rPr>
-                <w:rFonts w:ascii="Arial" w:hAnsi="Arial"/>
+        <w:trPr>
+          <w:cantSplit/>
+        </w:trPr>
+        <w:tc>
+          <w:tcPr>
+            <w:tcW w:type="dxa" w:w="1514"/>
+          </w:tcPr>
+          <w:p>
+            <w:r/>
+            <w:r>
+              <w:rPr>
+                <w:rFonts w:ascii="Verdana" w:hAnsi="Verdana"/>
                 <w:b w:val="0"/>
                 <w:sz w:val="16"/>
               </w:rPr>
@@ -5091,7 +5171,7 @@
             <w:r/>
             <w:r>
               <w:rPr>
-                <w:rFonts w:ascii="Arial" w:hAnsi="Arial"/>
+                <w:rFonts w:ascii="Verdana" w:hAnsi="Verdana"/>
                 <w:b w:val="0"/>
                 <w:sz w:val="16"/>
               </w:rPr>
@@ -5107,7 +5187,7 @@
             <w:r/>
             <w:r>
               <w:rPr>
-                <w:rFonts w:ascii="Arial" w:hAnsi="Arial"/>
+                <w:rFonts w:ascii="Verdana" w:hAnsi="Verdana"/>
                 <w:b w:val="0"/>
                 <w:sz w:val="16"/>
               </w:rPr>
@@ -5123,7 +5203,7 @@
             <w:r/>
             <w:r>
               <w:rPr>
-                <w:rFonts w:ascii="Arial" w:hAnsi="Arial"/>
+                <w:rFonts w:ascii="Verdana" w:hAnsi="Verdana"/>
                 <w:b w:val="0"/>
                 <w:sz w:val="16"/>
               </w:rPr>
@@ -5139,7 +5219,7 @@
             <w:r/>
             <w:r>
               <w:rPr>
-                <w:rFonts w:ascii="Arial" w:hAnsi="Arial"/>
+                <w:rFonts w:ascii="Verdana" w:hAnsi="Verdana"/>
                 <w:b w:val="0"/>
                 <w:sz w:val="16"/>
               </w:rPr>
@@ -5155,7 +5235,7 @@
             <w:r/>
             <w:r>
               <w:rPr>
-                <w:rFonts w:ascii="Arial" w:hAnsi="Arial"/>
+                <w:rFonts w:ascii="Verdana" w:hAnsi="Verdana"/>
                 <w:b w:val="0"/>
                 <w:sz w:val="16"/>
               </w:rPr>
@@ -5171,7 +5251,7 @@
             <w:r/>
             <w:r>
               <w:rPr>
-                <w:rFonts w:ascii="Arial" w:hAnsi="Arial"/>
+                <w:rFonts w:ascii="Verdana" w:hAnsi="Verdana"/>
                 <w:b w:val="0"/>
                 <w:sz w:val="16"/>
               </w:rPr>
@@ -5187,7 +5267,7 @@
             <w:r/>
             <w:r>
               <w:rPr>
-                <w:rFonts w:ascii="Arial" w:hAnsi="Arial"/>
+                <w:rFonts w:ascii="Verdana" w:hAnsi="Verdana"/>
                 <w:b w:val="0"/>
                 <w:sz w:val="16"/>
               </w:rPr>
@@ -5203,7 +5283,7 @@
             <w:r/>
             <w:r>
               <w:rPr>
-                <w:rFonts w:ascii="Arial" w:hAnsi="Arial"/>
+                <w:rFonts w:ascii="Verdana" w:hAnsi="Verdana"/>
                 <w:b w:val="0"/>
                 <w:sz w:val="16"/>
               </w:rPr>
@@ -5219,7 +5299,7 @@
             <w:r/>
             <w:r>
               <w:rPr>
-                <w:rFonts w:ascii="Arial" w:hAnsi="Arial"/>
+                <w:rFonts w:ascii="Verdana" w:hAnsi="Verdana"/>
                 <w:b w:val="0"/>
                 <w:sz w:val="16"/>
               </w:rPr>
@@ -5228,15 +5308,18 @@
         </w:tc>
       </w:tr>
       <w:tr>
-        <w:tc>
-          <w:tcPr>
-            <w:tcW w:type="dxa" w:w="1514"/>
-          </w:tcPr>
-          <w:p>
-            <w:r/>
-            <w:r>
-              <w:rPr>
-                <w:rFonts w:ascii="Arial" w:hAnsi="Arial"/>
+        <w:trPr>
+          <w:cantSplit/>
+        </w:trPr>
+        <w:tc>
+          <w:tcPr>
+            <w:tcW w:type="dxa" w:w="1514"/>
+          </w:tcPr>
+          <w:p>
+            <w:r/>
+            <w:r>
+              <w:rPr>
+                <w:rFonts w:ascii="Verdana" w:hAnsi="Verdana"/>
                 <w:b w:val="0"/>
                 <w:sz w:val="16"/>
               </w:rPr>
@@ -5252,7 +5335,7 @@
             <w:r/>
             <w:r>
               <w:rPr>
-                <w:rFonts w:ascii="Arial" w:hAnsi="Arial"/>
+                <w:rFonts w:ascii="Verdana" w:hAnsi="Verdana"/>
                 <w:b w:val="0"/>
                 <w:sz w:val="16"/>
               </w:rPr>
@@ -5268,7 +5351,7 @@
             <w:r/>
             <w:r>
               <w:rPr>
-                <w:rFonts w:ascii="Arial" w:hAnsi="Arial"/>
+                <w:rFonts w:ascii="Verdana" w:hAnsi="Verdana"/>
                 <w:b w:val="0"/>
                 <w:sz w:val="16"/>
               </w:rPr>
@@ -5284,7 +5367,7 @@
             <w:r/>
             <w:r>
               <w:rPr>
-                <w:rFonts w:ascii="Arial" w:hAnsi="Arial"/>
+                <w:rFonts w:ascii="Verdana" w:hAnsi="Verdana"/>
                 <w:b w:val="0"/>
                 <w:sz w:val="16"/>
               </w:rPr>
@@ -5300,7 +5383,7 @@
             <w:r/>
             <w:r>
               <w:rPr>
-                <w:rFonts w:ascii="Arial" w:hAnsi="Arial"/>
+                <w:rFonts w:ascii="Verdana" w:hAnsi="Verdana"/>
                 <w:b w:val="0"/>
                 <w:sz w:val="16"/>
               </w:rPr>
@@ -5316,7 +5399,7 @@
             <w:r/>
             <w:r>
               <w:rPr>
-                <w:rFonts w:ascii="Arial" w:hAnsi="Arial"/>
+                <w:rFonts w:ascii="Verdana" w:hAnsi="Verdana"/>
                 <w:b w:val="0"/>
                 <w:sz w:val="16"/>
               </w:rPr>
@@ -5332,7 +5415,7 @@
             <w:r/>
             <w:r>
               <w:rPr>
-                <w:rFonts w:ascii="Arial" w:hAnsi="Arial"/>
+                <w:rFonts w:ascii="Verdana" w:hAnsi="Verdana"/>
                 <w:b w:val="0"/>
                 <w:sz w:val="16"/>
               </w:rPr>
@@ -5348,7 +5431,7 @@
             <w:r/>
             <w:r>
               <w:rPr>
-                <w:rFonts w:ascii="Arial" w:hAnsi="Arial"/>
+                <w:rFonts w:ascii="Verdana" w:hAnsi="Verdana"/>
                 <w:b w:val="0"/>
                 <w:sz w:val="16"/>
               </w:rPr>
@@ -5364,7 +5447,7 @@
             <w:r/>
             <w:r>
               <w:rPr>
-                <w:rFonts w:ascii="Arial" w:hAnsi="Arial"/>
+                <w:rFonts w:ascii="Verdana" w:hAnsi="Verdana"/>
                 <w:b w:val="0"/>
                 <w:sz w:val="16"/>
               </w:rPr>
@@ -5380,25 +5463,28 @@
             <w:r/>
             <w:r>
               <w:rPr>
-                <w:rFonts w:ascii="Arial" w:hAnsi="Arial"/>
-                <w:b w:val="0"/>
-                <w:sz w:val="16"/>
-              </w:rPr>
-              <w:t>Note 50: In all instances the highest code figures applicable are to be reported.</w:t>
+                <w:rFonts w:ascii="Verdana" w:hAnsi="Verdana"/>
+                <w:b w:val="0"/>
+                <w:sz w:val="16"/>
+              </w:rPr>
+              <w:t>Note 50: The Measurement uncertainty expression and significance descriptors 0 08 092 and 0 08 093 relate to all parameter uncertainties provided in the Backscatter data section</w:t>
             </w:r>
           </w:p>
         </w:tc>
       </w:tr>
       <w:tr>
-        <w:tc>
-          <w:tcPr>
-            <w:tcW w:type="dxa" w:w="1514"/>
-          </w:tcPr>
-          <w:p>
-            <w:r/>
-            <w:r>
-              <w:rPr>
-                <w:rFonts w:ascii="Arial" w:hAnsi="Arial"/>
+        <w:trPr>
+          <w:cantSplit/>
+        </w:trPr>
+        <w:tc>
+          <w:tcPr>
+            <w:tcW w:type="dxa" w:w="1514"/>
+          </w:tcPr>
+          <w:p>
+            <w:r/>
+            <w:r>
+              <w:rPr>
+                <w:rFonts w:ascii="Verdana" w:hAnsi="Verdana"/>
                 <w:b w:val="0"/>
                 <w:sz w:val="16"/>
               </w:rPr>
@@ -5414,7 +5500,7 @@
             <w:r/>
             <w:r>
               <w:rPr>
-                <w:rFonts w:ascii="Arial" w:hAnsi="Arial"/>
+                <w:rFonts w:ascii="Verdana" w:hAnsi="Verdana"/>
                 <w:b w:val="0"/>
                 <w:sz w:val="16"/>
               </w:rPr>
@@ -5430,7 +5516,7 @@
             <w:r/>
             <w:r>
               <w:rPr>
-                <w:rFonts w:ascii="Arial" w:hAnsi="Arial"/>
+                <w:rFonts w:ascii="Verdana" w:hAnsi="Verdana"/>
                 <w:b w:val="0"/>
                 <w:sz w:val="16"/>
               </w:rPr>
@@ -5446,7 +5532,7 @@
             <w:r/>
             <w:r>
               <w:rPr>
-                <w:rFonts w:ascii="Arial" w:hAnsi="Arial"/>
+                <w:rFonts w:ascii="Verdana" w:hAnsi="Verdana"/>
                 <w:b w:val="0"/>
                 <w:sz w:val="16"/>
               </w:rPr>
@@ -5462,7 +5548,7 @@
             <w:r/>
             <w:r>
               <w:rPr>
-                <w:rFonts w:ascii="Arial" w:hAnsi="Arial"/>
+                <w:rFonts w:ascii="Verdana" w:hAnsi="Verdana"/>
                 <w:b w:val="0"/>
                 <w:sz w:val="16"/>
               </w:rPr>
@@ -5478,7 +5564,7 @@
             <w:r/>
             <w:r>
               <w:rPr>
-                <w:rFonts w:ascii="Arial" w:hAnsi="Arial"/>
+                <w:rFonts w:ascii="Verdana" w:hAnsi="Verdana"/>
                 <w:b w:val="0"/>
                 <w:sz w:val="16"/>
               </w:rPr>
@@ -5494,7 +5580,7 @@
             <w:r/>
             <w:r>
               <w:rPr>
-                <w:rFonts w:ascii="Arial" w:hAnsi="Arial"/>
+                <w:rFonts w:ascii="Verdana" w:hAnsi="Verdana"/>
                 <w:b w:val="0"/>
                 <w:sz w:val="16"/>
               </w:rPr>
@@ -5510,7 +5596,7 @@
             <w:r/>
             <w:r>
               <w:rPr>
-                <w:rFonts w:ascii="Arial" w:hAnsi="Arial"/>
+                <w:rFonts w:ascii="Verdana" w:hAnsi="Verdana"/>
                 <w:b w:val="0"/>
                 <w:sz w:val="16"/>
               </w:rPr>
@@ -5526,7 +5612,7 @@
             <w:r/>
             <w:r>
               <w:rPr>
-                <w:rFonts w:ascii="Arial" w:hAnsi="Arial"/>
+                <w:rFonts w:ascii="Verdana" w:hAnsi="Verdana"/>
                 <w:b w:val="0"/>
                 <w:sz w:val="16"/>
               </w:rPr>
@@ -5542,7 +5628,7 @@
             <w:r/>
             <w:r>
               <w:rPr>
-                <w:rFonts w:ascii="Arial" w:hAnsi="Arial"/>
+                <w:rFonts w:ascii="Verdana" w:hAnsi="Verdana"/>
                 <w:b w:val="0"/>
                 <w:sz w:val="16"/>
               </w:rPr>
@@ -5551,15 +5637,18 @@
         </w:tc>
       </w:tr>
       <w:tr>
-        <w:tc>
-          <w:tcPr>
-            <w:tcW w:type="dxa" w:w="1514"/>
-          </w:tcPr>
-          <w:p>
-            <w:r/>
-            <w:r>
-              <w:rPr>
-                <w:rFonts w:ascii="Arial" w:hAnsi="Arial"/>
+        <w:trPr>
+          <w:cantSplit/>
+        </w:trPr>
+        <w:tc>
+          <w:tcPr>
+            <w:tcW w:type="dxa" w:w="1514"/>
+          </w:tcPr>
+          <w:p>
+            <w:r/>
+            <w:r>
+              <w:rPr>
+                <w:rFonts w:ascii="Verdana" w:hAnsi="Verdana"/>
                 <w:b w:val="0"/>
                 <w:sz w:val="16"/>
               </w:rPr>
@@ -5575,7 +5664,7 @@
             <w:r/>
             <w:r>
               <w:rPr>
-                <w:rFonts w:ascii="Arial" w:hAnsi="Arial"/>
+                <w:rFonts w:ascii="Verdana" w:hAnsi="Verdana"/>
                 <w:b w:val="0"/>
                 <w:sz w:val="16"/>
               </w:rPr>
@@ -5591,7 +5680,7 @@
             <w:r/>
             <w:r>
               <w:rPr>
-                <w:rFonts w:ascii="Arial" w:hAnsi="Arial"/>
+                <w:rFonts w:ascii="Verdana" w:hAnsi="Verdana"/>
                 <w:b w:val="0"/>
                 <w:sz w:val="16"/>
               </w:rPr>
@@ -5607,7 +5696,7 @@
             <w:r/>
             <w:r>
               <w:rPr>
-                <w:rFonts w:ascii="Arial" w:hAnsi="Arial"/>
+                <w:rFonts w:ascii="Verdana" w:hAnsi="Verdana"/>
                 <w:b w:val="0"/>
                 <w:sz w:val="16"/>
               </w:rPr>
@@ -5623,7 +5712,7 @@
             <w:r/>
             <w:r>
               <w:rPr>
-                <w:rFonts w:ascii="Arial" w:hAnsi="Arial"/>
+                <w:rFonts w:ascii="Verdana" w:hAnsi="Verdana"/>
                 <w:b w:val="0"/>
                 <w:sz w:val="16"/>
               </w:rPr>
@@ -5639,7 +5728,7 @@
             <w:r/>
             <w:r>
               <w:rPr>
-                <w:rFonts w:ascii="Arial" w:hAnsi="Arial"/>
+                <w:rFonts w:ascii="Verdana" w:hAnsi="Verdana"/>
                 <w:b w:val="0"/>
                 <w:sz w:val="16"/>
               </w:rPr>
@@ -5655,7 +5744,7 @@
             <w:r/>
             <w:r>
               <w:rPr>
-                <w:rFonts w:ascii="Arial" w:hAnsi="Arial"/>
+                <w:rFonts w:ascii="Verdana" w:hAnsi="Verdana"/>
                 <w:b w:val="0"/>
                 <w:sz w:val="16"/>
               </w:rPr>
@@ -5671,7 +5760,7 @@
             <w:r/>
             <w:r>
               <w:rPr>
-                <w:rFonts w:ascii="Arial" w:hAnsi="Arial"/>
+                <w:rFonts w:ascii="Verdana" w:hAnsi="Verdana"/>
                 <w:b w:val="0"/>
                 <w:sz w:val="16"/>
               </w:rPr>
@@ -5687,7 +5776,7 @@
             <w:r/>
             <w:r>
               <w:rPr>
-                <w:rFonts w:ascii="Arial" w:hAnsi="Arial"/>
+                <w:rFonts w:ascii="Verdana" w:hAnsi="Verdana"/>
                 <w:b w:val="0"/>
                 <w:sz w:val="16"/>
               </w:rPr>
@@ -5703,7 +5792,7 @@
             <w:r/>
             <w:r>
               <w:rPr>
-                <w:rFonts w:ascii="Arial" w:hAnsi="Arial"/>
+                <w:rFonts w:ascii="Verdana" w:hAnsi="Verdana"/>
                 <w:b w:val="0"/>
                 <w:sz w:val="16"/>
               </w:rPr>
@@ -5712,15 +5801,18 @@
         </w:tc>
       </w:tr>
       <w:tr>
-        <w:tc>
-          <w:tcPr>
-            <w:tcW w:type="dxa" w:w="1514"/>
-          </w:tcPr>
-          <w:p>
-            <w:r/>
-            <w:r>
-              <w:rPr>
-                <w:rFonts w:ascii="Arial" w:hAnsi="Arial"/>
+        <w:trPr>
+          <w:cantSplit/>
+        </w:trPr>
+        <w:tc>
+          <w:tcPr>
+            <w:tcW w:type="dxa" w:w="1514"/>
+          </w:tcPr>
+          <w:p>
+            <w:r/>
+            <w:r>
+              <w:rPr>
+                <w:rFonts w:ascii="Verdana" w:hAnsi="Verdana"/>
                 <w:b w:val="0"/>
                 <w:sz w:val="16"/>
               </w:rPr>
@@ -5736,7 +5828,7 @@
             <w:r/>
             <w:r>
               <w:rPr>
-                <w:rFonts w:ascii="Arial" w:hAnsi="Arial"/>
+                <w:rFonts w:ascii="Verdana" w:hAnsi="Verdana"/>
                 <w:b w:val="0"/>
                 <w:sz w:val="16"/>
               </w:rPr>
@@ -5752,7 +5844,7 @@
             <w:r/>
             <w:r>
               <w:rPr>
-                <w:rFonts w:ascii="Arial" w:hAnsi="Arial"/>
+                <w:rFonts w:ascii="Verdana" w:hAnsi="Verdana"/>
                 <w:b w:val="0"/>
                 <w:sz w:val="16"/>
               </w:rPr>
@@ -5768,7 +5860,7 @@
             <w:r/>
             <w:r>
               <w:rPr>
-                <w:rFonts w:ascii="Arial" w:hAnsi="Arial"/>
+                <w:rFonts w:ascii="Verdana" w:hAnsi="Verdana"/>
                 <w:b w:val="0"/>
                 <w:sz w:val="16"/>
               </w:rPr>
@@ -5784,7 +5876,7 @@
             <w:r/>
             <w:r>
               <w:rPr>
-                <w:rFonts w:ascii="Arial" w:hAnsi="Arial"/>
+                <w:rFonts w:ascii="Verdana" w:hAnsi="Verdana"/>
                 <w:b w:val="0"/>
                 <w:sz w:val="16"/>
               </w:rPr>
@@ -5800,7 +5892,7 @@
             <w:r/>
             <w:r>
               <w:rPr>
-                <w:rFonts w:ascii="Arial" w:hAnsi="Arial"/>
+                <w:rFonts w:ascii="Verdana" w:hAnsi="Verdana"/>
                 <w:b w:val="0"/>
                 <w:sz w:val="16"/>
               </w:rPr>
@@ -5816,7 +5908,7 @@
             <w:r/>
             <w:r>
               <w:rPr>
-                <w:rFonts w:ascii="Arial" w:hAnsi="Arial"/>
+                <w:rFonts w:ascii="Verdana" w:hAnsi="Verdana"/>
                 <w:b w:val="0"/>
                 <w:sz w:val="16"/>
               </w:rPr>
@@ -5832,7 +5924,7 @@
             <w:r/>
             <w:r>
               <w:rPr>
-                <w:rFonts w:ascii="Arial" w:hAnsi="Arial"/>
+                <w:rFonts w:ascii="Verdana" w:hAnsi="Verdana"/>
                 <w:b w:val="0"/>
                 <w:sz w:val="16"/>
               </w:rPr>
@@ -5848,7 +5940,7 @@
             <w:r/>
             <w:r>
               <w:rPr>
-                <w:rFonts w:ascii="Arial" w:hAnsi="Arial"/>
+                <w:rFonts w:ascii="Verdana" w:hAnsi="Verdana"/>
                 <w:b w:val="0"/>
                 <w:sz w:val="16"/>
               </w:rPr>
@@ -5864,7 +5956,7 @@
             <w:r/>
             <w:r>
               <w:rPr>
-                <w:rFonts w:ascii="Arial" w:hAnsi="Arial"/>
+                <w:rFonts w:ascii="Verdana" w:hAnsi="Verdana"/>
                 <w:b w:val="0"/>
                 <w:sz w:val="16"/>
               </w:rPr>
@@ -5873,15 +5965,18 @@
         </w:tc>
       </w:tr>
       <w:tr>
-        <w:tc>
-          <w:tcPr>
-            <w:tcW w:type="dxa" w:w="1514"/>
-          </w:tcPr>
-          <w:p>
-            <w:r/>
-            <w:r>
-              <w:rPr>
-                <w:rFonts w:ascii="Arial" w:hAnsi="Arial"/>
+        <w:trPr>
+          <w:cantSplit/>
+        </w:trPr>
+        <w:tc>
+          <w:tcPr>
+            <w:tcW w:type="dxa" w:w="1514"/>
+          </w:tcPr>
+          <w:p>
+            <w:r/>
+            <w:r>
+              <w:rPr>
+                <w:rFonts w:ascii="Verdana" w:hAnsi="Verdana"/>
                 <w:b w:val="0"/>
                 <w:sz w:val="16"/>
               </w:rPr>
@@ -5897,7 +5992,7 @@
             <w:r/>
             <w:r>
               <w:rPr>
-                <w:rFonts w:ascii="Arial" w:hAnsi="Arial"/>
+                <w:rFonts w:ascii="Verdana" w:hAnsi="Verdana"/>
                 <w:b w:val="0"/>
                 <w:sz w:val="16"/>
               </w:rPr>
@@ -5913,7 +6008,7 @@
             <w:r/>
             <w:r>
               <w:rPr>
-                <w:rFonts w:ascii="Arial" w:hAnsi="Arial"/>
+                <w:rFonts w:ascii="Verdana" w:hAnsi="Verdana"/>
                 <w:b w:val="0"/>
                 <w:sz w:val="16"/>
               </w:rPr>
@@ -5929,7 +6024,7 @@
             <w:r/>
             <w:r>
               <w:rPr>
-                <w:rFonts w:ascii="Arial" w:hAnsi="Arial"/>
+                <w:rFonts w:ascii="Verdana" w:hAnsi="Verdana"/>
                 <w:b w:val="0"/>
                 <w:sz w:val="16"/>
               </w:rPr>
@@ -5945,7 +6040,7 @@
             <w:r/>
             <w:r>
               <w:rPr>
-                <w:rFonts w:ascii="Arial" w:hAnsi="Arial"/>
+                <w:rFonts w:ascii="Verdana" w:hAnsi="Verdana"/>
                 <w:b w:val="0"/>
                 <w:sz w:val="16"/>
               </w:rPr>
@@ -5961,7 +6056,7 @@
             <w:r/>
             <w:r>
               <w:rPr>
-                <w:rFonts w:ascii="Arial" w:hAnsi="Arial"/>
+                <w:rFonts w:ascii="Verdana" w:hAnsi="Verdana"/>
                 <w:b w:val="0"/>
                 <w:sz w:val="16"/>
               </w:rPr>
@@ -5977,7 +6072,7 @@
             <w:r/>
             <w:r>
               <w:rPr>
-                <w:rFonts w:ascii="Arial" w:hAnsi="Arial"/>
+                <w:rFonts w:ascii="Verdana" w:hAnsi="Verdana"/>
                 <w:b w:val="0"/>
                 <w:sz w:val="16"/>
               </w:rPr>
@@ -5993,7 +6088,7 @@
             <w:r/>
             <w:r>
               <w:rPr>
-                <w:rFonts w:ascii="Arial" w:hAnsi="Arial"/>
+                <w:rFonts w:ascii="Verdana" w:hAnsi="Verdana"/>
                 <w:b w:val="0"/>
                 <w:sz w:val="16"/>
               </w:rPr>
@@ -6009,7 +6104,7 @@
             <w:r/>
             <w:r>
               <w:rPr>
-                <w:rFonts w:ascii="Arial" w:hAnsi="Arial"/>
+                <w:rFonts w:ascii="Verdana" w:hAnsi="Verdana"/>
                 <w:b w:val="0"/>
                 <w:sz w:val="16"/>
               </w:rPr>
@@ -6025,7 +6120,7 @@
             <w:r/>
             <w:r>
               <w:rPr>
-                <w:rFonts w:ascii="Arial" w:hAnsi="Arial"/>
+                <w:rFonts w:ascii="Verdana" w:hAnsi="Verdana"/>
                 <w:b w:val="0"/>
                 <w:sz w:val="16"/>
               </w:rPr>
@@ -6034,15 +6129,18 @@
         </w:tc>
       </w:tr>
       <w:tr>
-        <w:tc>
-          <w:tcPr>
-            <w:tcW w:type="dxa" w:w="1514"/>
-          </w:tcPr>
-          <w:p>
-            <w:r/>
-            <w:r>
-              <w:rPr>
-                <w:rFonts w:ascii="Arial" w:hAnsi="Arial"/>
+        <w:trPr>
+          <w:cantSplit/>
+        </w:trPr>
+        <w:tc>
+          <w:tcPr>
+            <w:tcW w:type="dxa" w:w="1514"/>
+          </w:tcPr>
+          <w:p>
+            <w:r/>
+            <w:r>
+              <w:rPr>
+                <w:rFonts w:ascii="Verdana" w:hAnsi="Verdana"/>
                 <w:b w:val="0"/>
                 <w:sz w:val="16"/>
               </w:rPr>
@@ -6058,7 +6156,7 @@
             <w:r/>
             <w:r>
               <w:rPr>
-                <w:rFonts w:ascii="Arial" w:hAnsi="Arial"/>
+                <w:rFonts w:ascii="Verdana" w:hAnsi="Verdana"/>
                 <w:b w:val="0"/>
                 <w:sz w:val="16"/>
               </w:rPr>
@@ -6074,7 +6172,7 @@
             <w:r/>
             <w:r>
               <w:rPr>
-                <w:rFonts w:ascii="Arial" w:hAnsi="Arial"/>
+                <w:rFonts w:ascii="Verdana" w:hAnsi="Verdana"/>
                 <w:b w:val="0"/>
                 <w:sz w:val="16"/>
               </w:rPr>
@@ -6090,7 +6188,7 @@
             <w:r/>
             <w:r>
               <w:rPr>
-                <w:rFonts w:ascii="Arial" w:hAnsi="Arial"/>
+                <w:rFonts w:ascii="Verdana" w:hAnsi="Verdana"/>
                 <w:b w:val="0"/>
                 <w:sz w:val="16"/>
               </w:rPr>
@@ -6106,7 +6204,7 @@
             <w:r/>
             <w:r>
               <w:rPr>
-                <w:rFonts w:ascii="Arial" w:hAnsi="Arial"/>
+                <w:rFonts w:ascii="Verdana" w:hAnsi="Verdana"/>
                 <w:b w:val="0"/>
                 <w:sz w:val="16"/>
               </w:rPr>
@@ -6122,7 +6220,7 @@
             <w:r/>
             <w:r>
               <w:rPr>
-                <w:rFonts w:ascii="Arial" w:hAnsi="Arial"/>
+                <w:rFonts w:ascii="Verdana" w:hAnsi="Verdana"/>
                 <w:b w:val="0"/>
                 <w:sz w:val="16"/>
               </w:rPr>
@@ -6138,7 +6236,7 @@
             <w:r/>
             <w:r>
               <w:rPr>
-                <w:rFonts w:ascii="Arial" w:hAnsi="Arial"/>
+                <w:rFonts w:ascii="Verdana" w:hAnsi="Verdana"/>
                 <w:b w:val="0"/>
                 <w:sz w:val="16"/>
               </w:rPr>
@@ -6154,7 +6252,7 @@
             <w:r/>
             <w:r>
               <w:rPr>
-                <w:rFonts w:ascii="Arial" w:hAnsi="Arial"/>
+                <w:rFonts w:ascii="Verdana" w:hAnsi="Verdana"/>
                 <w:b w:val="0"/>
                 <w:sz w:val="16"/>
               </w:rPr>
@@ -6170,7 +6268,7 @@
             <w:r/>
             <w:r>
               <w:rPr>
-                <w:rFonts w:ascii="Arial" w:hAnsi="Arial"/>
+                <w:rFonts w:ascii="Verdana" w:hAnsi="Verdana"/>
                 <w:b w:val="0"/>
                 <w:sz w:val="16"/>
               </w:rPr>
@@ -6186,7 +6284,7 @@
             <w:r/>
             <w:r>
               <w:rPr>
-                <w:rFonts w:ascii="Arial" w:hAnsi="Arial"/>
+                <w:rFonts w:ascii="Verdana" w:hAnsi="Verdana"/>
                 <w:b w:val="0"/>
                 <w:sz w:val="16"/>
               </w:rPr>
@@ -6195,15 +6293,18 @@
         </w:tc>
       </w:tr>
       <w:tr>
-        <w:tc>
-          <w:tcPr>
-            <w:tcW w:type="dxa" w:w="1514"/>
-          </w:tcPr>
-          <w:p>
-            <w:r/>
-            <w:r>
-              <w:rPr>
-                <w:rFonts w:ascii="Arial" w:hAnsi="Arial"/>
+        <w:trPr>
+          <w:cantSplit/>
+        </w:trPr>
+        <w:tc>
+          <w:tcPr>
+            <w:tcW w:type="dxa" w:w="1514"/>
+          </w:tcPr>
+          <w:p>
+            <w:r/>
+            <w:r>
+              <w:rPr>
+                <w:rFonts w:ascii="Verdana" w:hAnsi="Verdana"/>
                 <w:b w:val="0"/>
                 <w:sz w:val="16"/>
               </w:rPr>
@@ -6219,7 +6320,7 @@
             <w:r/>
             <w:r>
               <w:rPr>
-                <w:rFonts w:ascii="Arial" w:hAnsi="Arial"/>
+                <w:rFonts w:ascii="Verdana" w:hAnsi="Verdana"/>
                 <w:b w:val="0"/>
                 <w:sz w:val="16"/>
               </w:rPr>
@@ -6235,7 +6336,7 @@
             <w:r/>
             <w:r>
               <w:rPr>
-                <w:rFonts w:ascii="Arial" w:hAnsi="Arial"/>
+                <w:rFonts w:ascii="Verdana" w:hAnsi="Verdana"/>
                 <w:b w:val="0"/>
                 <w:sz w:val="16"/>
               </w:rPr>
@@ -6251,7 +6352,7 @@
             <w:r/>
             <w:r>
               <w:rPr>
-                <w:rFonts w:ascii="Arial" w:hAnsi="Arial"/>
+                <w:rFonts w:ascii="Verdana" w:hAnsi="Verdana"/>
                 <w:b w:val="0"/>
                 <w:sz w:val="16"/>
               </w:rPr>
@@ -6267,7 +6368,7 @@
             <w:r/>
             <w:r>
               <w:rPr>
-                <w:rFonts w:ascii="Arial" w:hAnsi="Arial"/>
+                <w:rFonts w:ascii="Verdana" w:hAnsi="Verdana"/>
                 <w:b w:val="0"/>
                 <w:sz w:val="16"/>
               </w:rPr>
@@ -6283,7 +6384,7 @@
             <w:r/>
             <w:r>
               <w:rPr>
-                <w:rFonts w:ascii="Arial" w:hAnsi="Arial"/>
+                <w:rFonts w:ascii="Verdana" w:hAnsi="Verdana"/>
                 <w:b w:val="0"/>
                 <w:sz w:val="16"/>
               </w:rPr>
@@ -6299,7 +6400,7 @@
             <w:r/>
             <w:r>
               <w:rPr>
-                <w:rFonts w:ascii="Arial" w:hAnsi="Arial"/>
+                <w:rFonts w:ascii="Verdana" w:hAnsi="Verdana"/>
                 <w:b w:val="0"/>
                 <w:sz w:val="16"/>
               </w:rPr>
@@ -6315,7 +6416,7 @@
             <w:r/>
             <w:r>
               <w:rPr>
-                <w:rFonts w:ascii="Arial" w:hAnsi="Arial"/>
+                <w:rFonts w:ascii="Verdana" w:hAnsi="Verdana"/>
                 <w:b w:val="0"/>
                 <w:sz w:val="16"/>
               </w:rPr>
@@ -6331,7 +6432,7 @@
             <w:r/>
             <w:r>
               <w:rPr>
-                <w:rFonts w:ascii="Arial" w:hAnsi="Arial"/>
+                <w:rFonts w:ascii="Verdana" w:hAnsi="Verdana"/>
                 <w:b w:val="0"/>
                 <w:sz w:val="16"/>
               </w:rPr>
@@ -6347,7 +6448,7 @@
             <w:r/>
             <w:r>
               <w:rPr>
-                <w:rFonts w:ascii="Arial" w:hAnsi="Arial"/>
+                <w:rFonts w:ascii="Verdana" w:hAnsi="Verdana"/>
                 <w:b w:val="0"/>
                 <w:sz w:val="16"/>
               </w:rPr>
@@ -6356,15 +6457,18 @@
         </w:tc>
       </w:tr>
       <w:tr>
-        <w:tc>
-          <w:tcPr>
-            <w:tcW w:type="dxa" w:w="1514"/>
-          </w:tcPr>
-          <w:p>
-            <w:r/>
-            <w:r>
-              <w:rPr>
-                <w:rFonts w:ascii="Arial" w:hAnsi="Arial"/>
+        <w:trPr>
+          <w:cantSplit/>
+        </w:trPr>
+        <w:tc>
+          <w:tcPr>
+            <w:tcW w:type="dxa" w:w="1514"/>
+          </w:tcPr>
+          <w:p>
+            <w:r/>
+            <w:r>
+              <w:rPr>
+                <w:rFonts w:ascii="Verdana" w:hAnsi="Verdana"/>
                 <w:b w:val="0"/>
                 <w:sz w:val="16"/>
               </w:rPr>
@@ -6380,7 +6484,7 @@
             <w:r/>
             <w:r>
               <w:rPr>
-                <w:rFonts w:ascii="Arial" w:hAnsi="Arial"/>
+                <w:rFonts w:ascii="Verdana" w:hAnsi="Verdana"/>
                 <w:b w:val="0"/>
                 <w:sz w:val="16"/>
               </w:rPr>
@@ -6396,7 +6500,7 @@
             <w:r/>
             <w:r>
               <w:rPr>
-                <w:rFonts w:ascii="Arial" w:hAnsi="Arial"/>
+                <w:rFonts w:ascii="Verdana" w:hAnsi="Verdana"/>
                 <w:b w:val="0"/>
                 <w:sz w:val="16"/>
               </w:rPr>
@@ -6412,7 +6516,7 @@
             <w:r/>
             <w:r>
               <w:rPr>
-                <w:rFonts w:ascii="Arial" w:hAnsi="Arial"/>
+                <w:rFonts w:ascii="Verdana" w:hAnsi="Verdana"/>
                 <w:b w:val="0"/>
                 <w:sz w:val="16"/>
               </w:rPr>
@@ -6428,7 +6532,7 @@
             <w:r/>
             <w:r>
               <w:rPr>
-                <w:rFonts w:ascii="Arial" w:hAnsi="Arial"/>
+                <w:rFonts w:ascii="Verdana" w:hAnsi="Verdana"/>
                 <w:b w:val="0"/>
                 <w:sz w:val="16"/>
               </w:rPr>
@@ -6444,7 +6548,7 @@
             <w:r/>
             <w:r>
               <w:rPr>
-                <w:rFonts w:ascii="Arial" w:hAnsi="Arial"/>
+                <w:rFonts w:ascii="Verdana" w:hAnsi="Verdana"/>
                 <w:b w:val="0"/>
                 <w:sz w:val="16"/>
               </w:rPr>
@@ -6460,7 +6564,7 @@
             <w:r/>
             <w:r>
               <w:rPr>
-                <w:rFonts w:ascii="Arial" w:hAnsi="Arial"/>
+                <w:rFonts w:ascii="Verdana" w:hAnsi="Verdana"/>
                 <w:b w:val="0"/>
                 <w:sz w:val="16"/>
               </w:rPr>
@@ -6476,7 +6580,7 @@
             <w:r/>
             <w:r>
               <w:rPr>
-                <w:rFonts w:ascii="Arial" w:hAnsi="Arial"/>
+                <w:rFonts w:ascii="Verdana" w:hAnsi="Verdana"/>
                 <w:b w:val="0"/>
                 <w:sz w:val="16"/>
               </w:rPr>
@@ -6492,7 +6596,7 @@
             <w:r/>
             <w:r>
               <w:rPr>
-                <w:rFonts w:ascii="Arial" w:hAnsi="Arial"/>
+                <w:rFonts w:ascii="Verdana" w:hAnsi="Verdana"/>
                 <w:b w:val="0"/>
                 <w:sz w:val="16"/>
               </w:rPr>
@@ -6508,7 +6612,7 @@
             <w:r/>
             <w:r>
               <w:rPr>
-                <w:rFonts w:ascii="Arial" w:hAnsi="Arial"/>
+                <w:rFonts w:ascii="Verdana" w:hAnsi="Verdana"/>
                 <w:b w:val="0"/>
                 <w:sz w:val="16"/>
               </w:rPr>
@@ -6517,15 +6621,18 @@
         </w:tc>
       </w:tr>
       <w:tr>
-        <w:tc>
-          <w:tcPr>
-            <w:tcW w:type="dxa" w:w="1514"/>
-          </w:tcPr>
-          <w:p>
-            <w:r/>
-            <w:r>
-              <w:rPr>
-                <w:rFonts w:ascii="Arial" w:hAnsi="Arial"/>
+        <w:trPr>
+          <w:cantSplit/>
+        </w:trPr>
+        <w:tc>
+          <w:tcPr>
+            <w:tcW w:type="dxa" w:w="1514"/>
+          </w:tcPr>
+          <w:p>
+            <w:r/>
+            <w:r>
+              <w:rPr>
+                <w:rFonts w:ascii="Verdana" w:hAnsi="Verdana"/>
                 <w:b w:val="0"/>
                 <w:sz w:val="16"/>
               </w:rPr>
@@ -6541,7 +6648,7 @@
             <w:r/>
             <w:r>
               <w:rPr>
-                <w:rFonts w:ascii="Arial" w:hAnsi="Arial"/>
+                <w:rFonts w:ascii="Verdana" w:hAnsi="Verdana"/>
                 <w:b w:val="0"/>
                 <w:sz w:val="16"/>
               </w:rPr>
@@ -6557,7 +6664,7 @@
             <w:r/>
             <w:r>
               <w:rPr>
-                <w:rFonts w:ascii="Arial" w:hAnsi="Arial"/>
+                <w:rFonts w:ascii="Verdana" w:hAnsi="Verdana"/>
                 <w:b w:val="0"/>
                 <w:sz w:val="16"/>
               </w:rPr>
@@ -6573,7 +6680,7 @@
             <w:r/>
             <w:r>
               <w:rPr>
-                <w:rFonts w:ascii="Arial" w:hAnsi="Arial"/>
+                <w:rFonts w:ascii="Verdana" w:hAnsi="Verdana"/>
                 <w:b w:val="0"/>
                 <w:sz w:val="16"/>
               </w:rPr>
@@ -6589,7 +6696,7 @@
             <w:r/>
             <w:r>
               <w:rPr>
-                <w:rFonts w:ascii="Arial" w:hAnsi="Arial"/>
+                <w:rFonts w:ascii="Verdana" w:hAnsi="Verdana"/>
                 <w:b w:val="0"/>
                 <w:sz w:val="16"/>
               </w:rPr>
@@ -6605,7 +6712,7 @@
             <w:r/>
             <w:r>
               <w:rPr>
-                <w:rFonts w:ascii="Arial" w:hAnsi="Arial"/>
+                <w:rFonts w:ascii="Verdana" w:hAnsi="Verdana"/>
                 <w:b w:val="0"/>
                 <w:sz w:val="16"/>
               </w:rPr>
@@ -6621,7 +6728,7 @@
             <w:r/>
             <w:r>
               <w:rPr>
-                <w:rFonts w:ascii="Arial" w:hAnsi="Arial"/>
+                <w:rFonts w:ascii="Verdana" w:hAnsi="Verdana"/>
                 <w:b w:val="0"/>
                 <w:sz w:val="16"/>
               </w:rPr>
@@ -6637,7 +6744,7 @@
             <w:r/>
             <w:r>
               <w:rPr>
-                <w:rFonts w:ascii="Arial" w:hAnsi="Arial"/>
+                <w:rFonts w:ascii="Verdana" w:hAnsi="Verdana"/>
                 <w:b w:val="0"/>
                 <w:sz w:val="16"/>
               </w:rPr>
@@ -6653,7 +6760,7 @@
             <w:r/>
             <w:r>
               <w:rPr>
-                <w:rFonts w:ascii="Arial" w:hAnsi="Arial"/>
+                <w:rFonts w:ascii="Verdana" w:hAnsi="Verdana"/>
                 <w:b w:val="0"/>
                 <w:sz w:val="16"/>
               </w:rPr>
@@ -6669,7 +6776,7 @@
             <w:r/>
             <w:r>
               <w:rPr>
-                <w:rFonts w:ascii="Arial" w:hAnsi="Arial"/>
+                <w:rFonts w:ascii="Verdana" w:hAnsi="Verdana"/>
                 <w:b w:val="0"/>
                 <w:sz w:val="16"/>
               </w:rPr>
@@ -6678,15 +6785,18 @@
         </w:tc>
       </w:tr>
       <w:tr>
-        <w:tc>
-          <w:tcPr>
-            <w:tcW w:type="dxa" w:w="1514"/>
-          </w:tcPr>
-          <w:p>
-            <w:r/>
-            <w:r>
-              <w:rPr>
-                <w:rFonts w:ascii="Arial" w:hAnsi="Arial"/>
+        <w:trPr>
+          <w:cantSplit/>
+        </w:trPr>
+        <w:tc>
+          <w:tcPr>
+            <w:tcW w:type="dxa" w:w="1514"/>
+          </w:tcPr>
+          <w:p>
+            <w:r/>
+            <w:r>
+              <w:rPr>
+                <w:rFonts w:ascii="Verdana" w:hAnsi="Verdana"/>
                 <w:b w:val="0"/>
                 <w:sz w:val="16"/>
               </w:rPr>
@@ -6702,7 +6812,7 @@
             <w:r/>
             <w:r>
               <w:rPr>
-                <w:rFonts w:ascii="Arial" w:hAnsi="Arial"/>
+                <w:rFonts w:ascii="Verdana" w:hAnsi="Verdana"/>
                 <w:b w:val="0"/>
                 <w:sz w:val="16"/>
               </w:rPr>
@@ -6718,7 +6828,7 @@
             <w:r/>
             <w:r>
               <w:rPr>
-                <w:rFonts w:ascii="Arial" w:hAnsi="Arial"/>
+                <w:rFonts w:ascii="Verdana" w:hAnsi="Verdana"/>
                 <w:b w:val="0"/>
                 <w:sz w:val="16"/>
               </w:rPr>
@@ -6734,7 +6844,7 @@
             <w:r/>
             <w:r>
               <w:rPr>
-                <w:rFonts w:ascii="Arial" w:hAnsi="Arial"/>
+                <w:rFonts w:ascii="Verdana" w:hAnsi="Verdana"/>
                 <w:b w:val="0"/>
                 <w:sz w:val="16"/>
               </w:rPr>
@@ -6750,7 +6860,7 @@
             <w:r/>
             <w:r>
               <w:rPr>
-                <w:rFonts w:ascii="Arial" w:hAnsi="Arial"/>
+                <w:rFonts w:ascii="Verdana" w:hAnsi="Verdana"/>
                 <w:b w:val="0"/>
                 <w:sz w:val="16"/>
               </w:rPr>
@@ -6766,7 +6876,7 @@
             <w:r/>
             <w:r>
               <w:rPr>
-                <w:rFonts w:ascii="Arial" w:hAnsi="Arial"/>
+                <w:rFonts w:ascii="Verdana" w:hAnsi="Verdana"/>
                 <w:b w:val="0"/>
                 <w:sz w:val="16"/>
               </w:rPr>
@@ -6782,7 +6892,7 @@
             <w:r/>
             <w:r>
               <w:rPr>
-                <w:rFonts w:ascii="Arial" w:hAnsi="Arial"/>
+                <w:rFonts w:ascii="Verdana" w:hAnsi="Verdana"/>
                 <w:b w:val="0"/>
                 <w:sz w:val="16"/>
               </w:rPr>
@@ -6798,7 +6908,7 @@
             <w:r/>
             <w:r>
               <w:rPr>
-                <w:rFonts w:ascii="Arial" w:hAnsi="Arial"/>
+                <w:rFonts w:ascii="Verdana" w:hAnsi="Verdana"/>
                 <w:b w:val="0"/>
                 <w:sz w:val="16"/>
               </w:rPr>
@@ -6814,7 +6924,7 @@
             <w:r/>
             <w:r>
               <w:rPr>
-                <w:rFonts w:ascii="Arial" w:hAnsi="Arial"/>
+                <w:rFonts w:ascii="Verdana" w:hAnsi="Verdana"/>
                 <w:b w:val="0"/>
                 <w:sz w:val="16"/>
               </w:rPr>
@@ -6830,7 +6940,7 @@
             <w:r/>
             <w:r>
               <w:rPr>
-                <w:rFonts w:ascii="Arial" w:hAnsi="Arial"/>
+                <w:rFonts w:ascii="Verdana" w:hAnsi="Verdana"/>
                 <w:b w:val="0"/>
                 <w:sz w:val="16"/>
               </w:rPr>
@@ -6839,15 +6949,18 @@
         </w:tc>
       </w:tr>
       <w:tr>
-        <w:tc>
-          <w:tcPr>
-            <w:tcW w:type="dxa" w:w="1514"/>
-          </w:tcPr>
-          <w:p>
-            <w:r/>
-            <w:r>
-              <w:rPr>
-                <w:rFonts w:ascii="Arial" w:hAnsi="Arial"/>
+        <w:trPr>
+          <w:cantSplit/>
+        </w:trPr>
+        <w:tc>
+          <w:tcPr>
+            <w:tcW w:type="dxa" w:w="1514"/>
+          </w:tcPr>
+          <w:p>
+            <w:r/>
+            <w:r>
+              <w:rPr>
+                <w:rFonts w:ascii="Verdana" w:hAnsi="Verdana"/>
                 <w:b w:val="0"/>
                 <w:sz w:val="16"/>
               </w:rPr>
@@ -6863,7 +6976,7 @@
             <w:r/>
             <w:r>
               <w:rPr>
-                <w:rFonts w:ascii="Arial" w:hAnsi="Arial"/>
+                <w:rFonts w:ascii="Verdana" w:hAnsi="Verdana"/>
                 <w:b w:val="0"/>
                 <w:sz w:val="16"/>
               </w:rPr>
@@ -6879,7 +6992,7 @@
             <w:r/>
             <w:r>
               <w:rPr>
-                <w:rFonts w:ascii="Arial" w:hAnsi="Arial"/>
+                <w:rFonts w:ascii="Verdana" w:hAnsi="Verdana"/>
                 <w:b w:val="0"/>
                 <w:sz w:val="16"/>
               </w:rPr>
@@ -6895,7 +7008,7 @@
             <w:r/>
             <w:r>
               <w:rPr>
-                <w:rFonts w:ascii="Arial" w:hAnsi="Arial"/>
+                <w:rFonts w:ascii="Verdana" w:hAnsi="Verdana"/>
                 <w:b w:val="0"/>
                 <w:sz w:val="16"/>
               </w:rPr>
@@ -6911,7 +7024,7 @@
             <w:r/>
             <w:r>
               <w:rPr>
-                <w:rFonts w:ascii="Arial" w:hAnsi="Arial"/>
+                <w:rFonts w:ascii="Verdana" w:hAnsi="Verdana"/>
                 <w:b w:val="0"/>
                 <w:sz w:val="16"/>
               </w:rPr>
@@ -6927,7 +7040,7 @@
             <w:r/>
             <w:r>
               <w:rPr>
-                <w:rFonts w:ascii="Arial" w:hAnsi="Arial"/>
+                <w:rFonts w:ascii="Verdana" w:hAnsi="Verdana"/>
                 <w:b w:val="0"/>
                 <w:sz w:val="16"/>
               </w:rPr>
@@ -6943,7 +7056,7 @@
             <w:r/>
             <w:r>
               <w:rPr>
-                <w:rFonts w:ascii="Arial" w:hAnsi="Arial"/>
+                <w:rFonts w:ascii="Verdana" w:hAnsi="Verdana"/>
                 <w:b w:val="0"/>
                 <w:sz w:val="16"/>
               </w:rPr>
@@ -6959,7 +7072,7 @@
             <w:r/>
             <w:r>
               <w:rPr>
-                <w:rFonts w:ascii="Arial" w:hAnsi="Arial"/>
+                <w:rFonts w:ascii="Verdana" w:hAnsi="Verdana"/>
                 <w:b w:val="0"/>
                 <w:sz w:val="16"/>
               </w:rPr>
@@ -6975,7 +7088,7 @@
             <w:r/>
             <w:r>
               <w:rPr>
-                <w:rFonts w:ascii="Arial" w:hAnsi="Arial"/>
+                <w:rFonts w:ascii="Verdana" w:hAnsi="Verdana"/>
                 <w:b w:val="0"/>
                 <w:sz w:val="16"/>
               </w:rPr>
@@ -6991,7 +7104,7 @@
             <w:r/>
             <w:r>
               <w:rPr>
-                <w:rFonts w:ascii="Arial" w:hAnsi="Arial"/>
+                <w:rFonts w:ascii="Verdana" w:hAnsi="Verdana"/>
                 <w:b w:val="0"/>
                 <w:sz w:val="16"/>
               </w:rPr>
@@ -7001,15 +7114,18 @@
         </w:tc>
       </w:tr>
       <w:tr>
-        <w:tc>
-          <w:tcPr>
-            <w:tcW w:type="dxa" w:w="1514"/>
-          </w:tcPr>
-          <w:p>
-            <w:r/>
-            <w:r>
-              <w:rPr>
-                <w:rFonts w:ascii="Arial" w:hAnsi="Arial"/>
+        <w:trPr>
+          <w:cantSplit/>
+        </w:trPr>
+        <w:tc>
+          <w:tcPr>
+            <w:tcW w:type="dxa" w:w="1514"/>
+          </w:tcPr>
+          <w:p>
+            <w:r/>
+            <w:r>
+              <w:rPr>
+                <w:rFonts w:ascii="Verdana" w:hAnsi="Verdana"/>
                 <w:b w:val="0"/>
                 <w:sz w:val="16"/>
               </w:rPr>
@@ -7025,7 +7141,7 @@
             <w:r/>
             <w:r>
               <w:rPr>
-                <w:rFonts w:ascii="Arial" w:hAnsi="Arial"/>
+                <w:rFonts w:ascii="Verdana" w:hAnsi="Verdana"/>
                 <w:b w:val="0"/>
                 <w:sz w:val="16"/>
               </w:rPr>
@@ -7041,7 +7157,7 @@
             <w:r/>
             <w:r>
               <w:rPr>
-                <w:rFonts w:ascii="Arial" w:hAnsi="Arial"/>
+                <w:rFonts w:ascii="Verdana" w:hAnsi="Verdana"/>
                 <w:b w:val="0"/>
                 <w:sz w:val="16"/>
               </w:rPr>
@@ -7057,7 +7173,7 @@
             <w:r/>
             <w:r>
               <w:rPr>
-                <w:rFonts w:ascii="Arial" w:hAnsi="Arial"/>
+                <w:rFonts w:ascii="Verdana" w:hAnsi="Verdana"/>
                 <w:b w:val="0"/>
                 <w:sz w:val="16"/>
               </w:rPr>
@@ -7073,7 +7189,7 @@
             <w:r/>
             <w:r>
               <w:rPr>
-                <w:rFonts w:ascii="Arial" w:hAnsi="Arial"/>
+                <w:rFonts w:ascii="Verdana" w:hAnsi="Verdana"/>
                 <w:b w:val="0"/>
                 <w:sz w:val="16"/>
               </w:rPr>
@@ -7089,7 +7205,7 @@
             <w:r/>
             <w:r>
               <w:rPr>
-                <w:rFonts w:ascii="Arial" w:hAnsi="Arial"/>
+                <w:rFonts w:ascii="Verdana" w:hAnsi="Verdana"/>
                 <w:b w:val="0"/>
                 <w:sz w:val="16"/>
               </w:rPr>
@@ -7105,7 +7221,7 @@
             <w:r/>
             <w:r>
               <w:rPr>
-                <w:rFonts w:ascii="Arial" w:hAnsi="Arial"/>
+                <w:rFonts w:ascii="Verdana" w:hAnsi="Verdana"/>
                 <w:b w:val="0"/>
                 <w:sz w:val="16"/>
               </w:rPr>
@@ -7121,7 +7237,7 @@
             <w:r/>
             <w:r>
               <w:rPr>
-                <w:rFonts w:ascii="Arial" w:hAnsi="Arial"/>
+                <w:rFonts w:ascii="Verdana" w:hAnsi="Verdana"/>
                 <w:b w:val="0"/>
                 <w:sz w:val="16"/>
               </w:rPr>
@@ -7137,7 +7253,7 @@
             <w:r/>
             <w:r>
               <w:rPr>
-                <w:rFonts w:ascii="Arial" w:hAnsi="Arial"/>
+                <w:rFonts w:ascii="Verdana" w:hAnsi="Verdana"/>
                 <w:b w:val="0"/>
                 <w:sz w:val="16"/>
               </w:rPr>
@@ -7153,7 +7269,7 @@
             <w:r/>
             <w:r>
               <w:rPr>
-                <w:rFonts w:ascii="Arial" w:hAnsi="Arial"/>
+                <w:rFonts w:ascii="Verdana" w:hAnsi="Verdana"/>
                 <w:b w:val="0"/>
                 <w:sz w:val="16"/>
               </w:rPr>
@@ -7162,15 +7278,18 @@
         </w:tc>
       </w:tr>
       <w:tr>
-        <w:tc>
-          <w:tcPr>
-            <w:tcW w:type="dxa" w:w="1514"/>
-          </w:tcPr>
-          <w:p>
-            <w:r/>
-            <w:r>
-              <w:rPr>
-                <w:rFonts w:ascii="Arial" w:hAnsi="Arial"/>
+        <w:trPr>
+          <w:cantSplit/>
+        </w:trPr>
+        <w:tc>
+          <w:tcPr>
+            <w:tcW w:type="dxa" w:w="1514"/>
+          </w:tcPr>
+          <w:p>
+            <w:r/>
+            <w:r>
+              <w:rPr>
+                <w:rFonts w:ascii="Verdana" w:hAnsi="Verdana"/>
                 <w:b w:val="0"/>
                 <w:sz w:val="16"/>
               </w:rPr>
@@ -7186,7 +7305,7 @@
             <w:r/>
             <w:r>
               <w:rPr>
-                <w:rFonts w:ascii="Arial" w:hAnsi="Arial"/>
+                <w:rFonts w:ascii="Verdana" w:hAnsi="Verdana"/>
                 <w:b w:val="0"/>
                 <w:sz w:val="16"/>
               </w:rPr>
@@ -7202,7 +7321,7 @@
             <w:r/>
             <w:r>
               <w:rPr>
-                <w:rFonts w:ascii="Arial" w:hAnsi="Arial"/>
+                <w:rFonts w:ascii="Verdana" w:hAnsi="Verdana"/>
                 <w:b w:val="0"/>
                 <w:sz w:val="16"/>
               </w:rPr>
@@ -7218,7 +7337,7 @@
             <w:r/>
             <w:r>
               <w:rPr>
-                <w:rFonts w:ascii="Arial" w:hAnsi="Arial"/>
+                <w:rFonts w:ascii="Verdana" w:hAnsi="Verdana"/>
                 <w:b w:val="0"/>
                 <w:sz w:val="16"/>
               </w:rPr>
@@ -7234,7 +7353,7 @@
             <w:r/>
             <w:r>
               <w:rPr>
-                <w:rFonts w:ascii="Arial" w:hAnsi="Arial"/>
+                <w:rFonts w:ascii="Verdana" w:hAnsi="Verdana"/>
                 <w:b w:val="0"/>
                 <w:sz w:val="16"/>
               </w:rPr>
@@ -7250,7 +7369,7 @@
             <w:r/>
             <w:r>
               <w:rPr>
-                <w:rFonts w:ascii="Arial" w:hAnsi="Arial"/>
+                <w:rFonts w:ascii="Verdana" w:hAnsi="Verdana"/>
                 <w:b w:val="0"/>
                 <w:sz w:val="16"/>
               </w:rPr>
@@ -7266,7 +7385,7 @@
             <w:r/>
             <w:r>
               <w:rPr>
-                <w:rFonts w:ascii="Arial" w:hAnsi="Arial"/>
+                <w:rFonts w:ascii="Verdana" w:hAnsi="Verdana"/>
                 <w:b w:val="0"/>
                 <w:sz w:val="16"/>
               </w:rPr>
@@ -7282,7 +7401,7 @@
             <w:r/>
             <w:r>
               <w:rPr>
-                <w:rFonts w:ascii="Arial" w:hAnsi="Arial"/>
+                <w:rFonts w:ascii="Verdana" w:hAnsi="Verdana"/>
                 <w:b w:val="0"/>
                 <w:sz w:val="16"/>
               </w:rPr>
@@ -7298,7 +7417,7 @@
             <w:r/>
             <w:r>
               <w:rPr>
-                <w:rFonts w:ascii="Arial" w:hAnsi="Arial"/>
+                <w:rFonts w:ascii="Verdana" w:hAnsi="Verdana"/>
                 <w:b w:val="0"/>
                 <w:sz w:val="16"/>
               </w:rPr>
@@ -7314,7 +7433,7 @@
             <w:r/>
             <w:r>
               <w:rPr>
-                <w:rFonts w:ascii="Arial" w:hAnsi="Arial"/>
+                <w:rFonts w:ascii="Verdana" w:hAnsi="Verdana"/>
                 <w:b w:val="0"/>
                 <w:sz w:val="16"/>
               </w:rPr>
@@ -7323,15 +7442,18 @@
         </w:tc>
       </w:tr>
       <w:tr>
-        <w:tc>
-          <w:tcPr>
-            <w:tcW w:type="dxa" w:w="1514"/>
-          </w:tcPr>
-          <w:p>
-            <w:r/>
-            <w:r>
-              <w:rPr>
-                <w:rFonts w:ascii="Arial" w:hAnsi="Arial"/>
+        <w:trPr>
+          <w:cantSplit/>
+        </w:trPr>
+        <w:tc>
+          <w:tcPr>
+            <w:tcW w:type="dxa" w:w="1514"/>
+          </w:tcPr>
+          <w:p>
+            <w:r/>
+            <w:r>
+              <w:rPr>
+                <w:rFonts w:ascii="Verdana" w:hAnsi="Verdana"/>
                 <w:b w:val="0"/>
                 <w:sz w:val="16"/>
               </w:rPr>
@@ -7347,7 +7469,7 @@
             <w:r/>
             <w:r>
               <w:rPr>
-                <w:rFonts w:ascii="Arial" w:hAnsi="Arial"/>
+                <w:rFonts w:ascii="Verdana" w:hAnsi="Verdana"/>
                 <w:b w:val="0"/>
                 <w:sz w:val="16"/>
               </w:rPr>
@@ -7363,7 +7485,7 @@
             <w:r/>
             <w:r>
               <w:rPr>
-                <w:rFonts w:ascii="Arial" w:hAnsi="Arial"/>
+                <w:rFonts w:ascii="Verdana" w:hAnsi="Verdana"/>
                 <w:b w:val="0"/>
                 <w:sz w:val="16"/>
               </w:rPr>
@@ -7379,7 +7501,7 @@
             <w:r/>
             <w:r>
               <w:rPr>
-                <w:rFonts w:ascii="Arial" w:hAnsi="Arial"/>
+                <w:rFonts w:ascii="Verdana" w:hAnsi="Verdana"/>
                 <w:b w:val="0"/>
                 <w:sz w:val="16"/>
               </w:rPr>
@@ -7395,7 +7517,7 @@
             <w:r/>
             <w:r>
               <w:rPr>
-                <w:rFonts w:ascii="Arial" w:hAnsi="Arial"/>
+                <w:rFonts w:ascii="Verdana" w:hAnsi="Verdana"/>
                 <w:b w:val="0"/>
                 <w:sz w:val="16"/>
               </w:rPr>
@@ -7411,7 +7533,7 @@
             <w:r/>
             <w:r>
               <w:rPr>
-                <w:rFonts w:ascii="Arial" w:hAnsi="Arial"/>
+                <w:rFonts w:ascii="Verdana" w:hAnsi="Verdana"/>
                 <w:b w:val="0"/>
                 <w:sz w:val="16"/>
               </w:rPr>
@@ -7427,7 +7549,7 @@
             <w:r/>
             <w:r>
               <w:rPr>
-                <w:rFonts w:ascii="Arial" w:hAnsi="Arial"/>
+                <w:rFonts w:ascii="Verdana" w:hAnsi="Verdana"/>
                 <w:b w:val="0"/>
                 <w:sz w:val="16"/>
               </w:rPr>
@@ -7443,7 +7565,7 @@
             <w:r/>
             <w:r>
               <w:rPr>
-                <w:rFonts w:ascii="Arial" w:hAnsi="Arial"/>
+                <w:rFonts w:ascii="Verdana" w:hAnsi="Verdana"/>
                 <w:b w:val="0"/>
                 <w:sz w:val="16"/>
               </w:rPr>
@@ -7459,7 +7581,7 @@
             <w:r/>
             <w:r>
               <w:rPr>
-                <w:rFonts w:ascii="Arial" w:hAnsi="Arial"/>
+                <w:rFonts w:ascii="Verdana" w:hAnsi="Verdana"/>
                 <w:b w:val="0"/>
                 <w:sz w:val="16"/>
               </w:rPr>
@@ -7475,7 +7597,7 @@
             <w:r/>
             <w:r>
               <w:rPr>
-                <w:rFonts w:ascii="Arial" w:hAnsi="Arial"/>
+                <w:rFonts w:ascii="Verdana" w:hAnsi="Verdana"/>
                 <w:b w:val="0"/>
                 <w:sz w:val="16"/>
               </w:rPr>
@@ -7484,15 +7606,18 @@
         </w:tc>
       </w:tr>
       <w:tr>
-        <w:tc>
-          <w:tcPr>
-            <w:tcW w:type="dxa" w:w="1514"/>
-          </w:tcPr>
-          <w:p>
-            <w:r/>
-            <w:r>
-              <w:rPr>
-                <w:rFonts w:ascii="Arial" w:hAnsi="Arial"/>
+        <w:trPr>
+          <w:cantSplit/>
+        </w:trPr>
+        <w:tc>
+          <w:tcPr>
+            <w:tcW w:type="dxa" w:w="1514"/>
+          </w:tcPr>
+          <w:p>
+            <w:r/>
+            <w:r>
+              <w:rPr>
+                <w:rFonts w:ascii="Verdana" w:hAnsi="Verdana"/>
                 <w:b w:val="0"/>
                 <w:sz w:val="16"/>
               </w:rPr>
@@ -7508,7 +7633,7 @@
             <w:r/>
             <w:r>
               <w:rPr>
-                <w:rFonts w:ascii="Arial" w:hAnsi="Arial"/>
+                <w:rFonts w:ascii="Verdana" w:hAnsi="Verdana"/>
                 <w:b w:val="0"/>
                 <w:sz w:val="16"/>
               </w:rPr>
@@ -7524,7 +7649,7 @@
             <w:r/>
             <w:r>
               <w:rPr>
-                <w:rFonts w:ascii="Arial" w:hAnsi="Arial"/>
+                <w:rFonts w:ascii="Verdana" w:hAnsi="Verdana"/>
                 <w:b w:val="0"/>
                 <w:sz w:val="16"/>
               </w:rPr>
@@ -7540,7 +7665,7 @@
             <w:r/>
             <w:r>
               <w:rPr>
-                <w:rFonts w:ascii="Arial" w:hAnsi="Arial"/>
+                <w:rFonts w:ascii="Verdana" w:hAnsi="Verdana"/>
                 <w:b w:val="0"/>
                 <w:sz w:val="16"/>
               </w:rPr>
@@ -7556,7 +7681,7 @@
             <w:r/>
             <w:r>
               <w:rPr>
-                <w:rFonts w:ascii="Arial" w:hAnsi="Arial"/>
+                <w:rFonts w:ascii="Verdana" w:hAnsi="Verdana"/>
                 <w:b w:val="0"/>
                 <w:sz w:val="16"/>
               </w:rPr>
@@ -7572,7 +7697,7 @@
             <w:r/>
             <w:r>
               <w:rPr>
-                <w:rFonts w:ascii="Arial" w:hAnsi="Arial"/>
+                <w:rFonts w:ascii="Verdana" w:hAnsi="Verdana"/>
                 <w:b w:val="0"/>
                 <w:sz w:val="16"/>
               </w:rPr>
@@ -7588,7 +7713,7 @@
             <w:r/>
             <w:r>
               <w:rPr>
-                <w:rFonts w:ascii="Arial" w:hAnsi="Arial"/>
+                <w:rFonts w:ascii="Verdana" w:hAnsi="Verdana"/>
                 <w:b w:val="0"/>
                 <w:sz w:val="16"/>
               </w:rPr>
@@ -7604,7 +7729,7 @@
             <w:r/>
             <w:r>
               <w:rPr>
-                <w:rFonts w:ascii="Arial" w:hAnsi="Arial"/>
+                <w:rFonts w:ascii="Verdana" w:hAnsi="Verdana"/>
                 <w:b w:val="0"/>
                 <w:sz w:val="16"/>
               </w:rPr>
@@ -7620,7 +7745,7 @@
             <w:r/>
             <w:r>
               <w:rPr>
-                <w:rFonts w:ascii="Arial" w:hAnsi="Arial"/>
+                <w:rFonts w:ascii="Verdana" w:hAnsi="Verdana"/>
                 <w:b w:val="0"/>
                 <w:sz w:val="16"/>
               </w:rPr>
@@ -7636,7 +7761,7 @@
             <w:r/>
             <w:r>
               <w:rPr>
-                <w:rFonts w:ascii="Arial" w:hAnsi="Arial"/>
+                <w:rFonts w:ascii="Verdana" w:hAnsi="Verdana"/>
                 <w:b w:val="0"/>
                 <w:sz w:val="16"/>
               </w:rPr>
@@ -7645,15 +7770,18 @@
         </w:tc>
       </w:tr>
       <w:tr>
-        <w:tc>
-          <w:tcPr>
-            <w:tcW w:type="dxa" w:w="1514"/>
-          </w:tcPr>
-          <w:p>
-            <w:r/>
-            <w:r>
-              <w:rPr>
-                <w:rFonts w:ascii="Arial" w:hAnsi="Arial"/>
+        <w:trPr>
+          <w:cantSplit/>
+        </w:trPr>
+        <w:tc>
+          <w:tcPr>
+            <w:tcW w:type="dxa" w:w="1514"/>
+          </w:tcPr>
+          <w:p>
+            <w:r/>
+            <w:r>
+              <w:rPr>
+                <w:rFonts w:ascii="Verdana" w:hAnsi="Verdana"/>
                 <w:b w:val="0"/>
                 <w:sz w:val="16"/>
               </w:rPr>
@@ -7669,7 +7797,7 @@
             <w:r/>
             <w:r>
               <w:rPr>
-                <w:rFonts w:ascii="Arial" w:hAnsi="Arial"/>
+                <w:rFonts w:ascii="Verdana" w:hAnsi="Verdana"/>
                 <w:b w:val="0"/>
                 <w:sz w:val="16"/>
               </w:rPr>
@@ -7685,7 +7813,7 @@
             <w:r/>
             <w:r>
               <w:rPr>
-                <w:rFonts w:ascii="Arial" w:hAnsi="Arial"/>
+                <w:rFonts w:ascii="Verdana" w:hAnsi="Verdana"/>
                 <w:b w:val="0"/>
                 <w:sz w:val="16"/>
               </w:rPr>
@@ -7701,7 +7829,7 @@
             <w:r/>
             <w:r>
               <w:rPr>
-                <w:rFonts w:ascii="Arial" w:hAnsi="Arial"/>
+                <w:rFonts w:ascii="Verdana" w:hAnsi="Verdana"/>
                 <w:b w:val="0"/>
                 <w:sz w:val="16"/>
               </w:rPr>
@@ -7717,7 +7845,7 @@
             <w:r/>
             <w:r>
               <w:rPr>
-                <w:rFonts w:ascii="Arial" w:hAnsi="Arial"/>
+                <w:rFonts w:ascii="Verdana" w:hAnsi="Verdana"/>
                 <w:b w:val="0"/>
                 <w:sz w:val="16"/>
               </w:rPr>
@@ -7733,7 +7861,7 @@
             <w:r/>
             <w:r>
               <w:rPr>
-                <w:rFonts w:ascii="Arial" w:hAnsi="Arial"/>
+                <w:rFonts w:ascii="Verdana" w:hAnsi="Verdana"/>
                 <w:b w:val="0"/>
                 <w:sz w:val="16"/>
               </w:rPr>
@@ -7749,7 +7877,7 @@
             <w:r/>
             <w:r>
               <w:rPr>
-                <w:rFonts w:ascii="Arial" w:hAnsi="Arial"/>
+                <w:rFonts w:ascii="Verdana" w:hAnsi="Verdana"/>
                 <w:b w:val="0"/>
                 <w:sz w:val="16"/>
               </w:rPr>
@@ -7765,7 +7893,7 @@
             <w:r/>
             <w:r>
               <w:rPr>
-                <w:rFonts w:ascii="Arial" w:hAnsi="Arial"/>
+                <w:rFonts w:ascii="Verdana" w:hAnsi="Verdana"/>
                 <w:b w:val="0"/>
                 <w:sz w:val="16"/>
               </w:rPr>
@@ -7781,7 +7909,7 @@
             <w:r/>
             <w:r>
               <w:rPr>
-                <w:rFonts w:ascii="Arial" w:hAnsi="Arial"/>
+                <w:rFonts w:ascii="Verdana" w:hAnsi="Verdana"/>
                 <w:b w:val="0"/>
                 <w:sz w:val="16"/>
               </w:rPr>
@@ -7797,7 +7925,7 @@
             <w:r/>
             <w:r>
               <w:rPr>
-                <w:rFonts w:ascii="Arial" w:hAnsi="Arial"/>
+                <w:rFonts w:ascii="Verdana" w:hAnsi="Verdana"/>
                 <w:b w:val="0"/>
                 <w:sz w:val="16"/>
               </w:rPr>
@@ -7806,15 +7934,18 @@
         </w:tc>
       </w:tr>
       <w:tr>
-        <w:tc>
-          <w:tcPr>
-            <w:tcW w:type="dxa" w:w="1514"/>
-          </w:tcPr>
-          <w:p>
-            <w:r/>
-            <w:r>
-              <w:rPr>
-                <w:rFonts w:ascii="Arial" w:hAnsi="Arial"/>
+        <w:trPr>
+          <w:cantSplit/>
+        </w:trPr>
+        <w:tc>
+          <w:tcPr>
+            <w:tcW w:type="dxa" w:w="1514"/>
+          </w:tcPr>
+          <w:p>
+            <w:r/>
+            <w:r>
+              <w:rPr>
+                <w:rFonts w:ascii="Verdana" w:hAnsi="Verdana"/>
                 <w:b w:val="0"/>
                 <w:sz w:val="16"/>
               </w:rPr>
@@ -7830,7 +7961,7 @@
             <w:r/>
             <w:r>
               <w:rPr>
-                <w:rFonts w:ascii="Arial" w:hAnsi="Arial"/>
+                <w:rFonts w:ascii="Verdana" w:hAnsi="Verdana"/>
                 <w:b w:val="0"/>
                 <w:sz w:val="16"/>
               </w:rPr>
@@ -7846,7 +7977,7 @@
             <w:r/>
             <w:r>
               <w:rPr>
-                <w:rFonts w:ascii="Arial" w:hAnsi="Arial"/>
+                <w:rFonts w:ascii="Verdana" w:hAnsi="Verdana"/>
                 <w:b w:val="0"/>
                 <w:sz w:val="16"/>
               </w:rPr>
@@ -7862,7 +7993,7 @@
             <w:r/>
             <w:r>
               <w:rPr>
-                <w:rFonts w:ascii="Arial" w:hAnsi="Arial"/>
+                <w:rFonts w:ascii="Verdana" w:hAnsi="Verdana"/>
                 <w:b w:val="0"/>
                 <w:sz w:val="16"/>
               </w:rPr>
@@ -7878,7 +8009,7 @@
             <w:r/>
             <w:r>
               <w:rPr>
-                <w:rFonts w:ascii="Arial" w:hAnsi="Arial"/>
+                <w:rFonts w:ascii="Verdana" w:hAnsi="Verdana"/>
                 <w:b w:val="0"/>
                 <w:sz w:val="16"/>
               </w:rPr>
@@ -7894,7 +8025,7 @@
             <w:r/>
             <w:r>
               <w:rPr>
-                <w:rFonts w:ascii="Arial" w:hAnsi="Arial"/>
+                <w:rFonts w:ascii="Verdana" w:hAnsi="Verdana"/>
                 <w:b w:val="0"/>
                 <w:sz w:val="16"/>
               </w:rPr>
@@ -7910,7 +8041,7 @@
             <w:r/>
             <w:r>
               <w:rPr>
-                <w:rFonts w:ascii="Arial" w:hAnsi="Arial"/>
+                <w:rFonts w:ascii="Verdana" w:hAnsi="Verdana"/>
                 <w:b w:val="0"/>
                 <w:sz w:val="16"/>
               </w:rPr>
@@ -7926,7 +8057,7 @@
             <w:r/>
             <w:r>
               <w:rPr>
-                <w:rFonts w:ascii="Arial" w:hAnsi="Arial"/>
+                <w:rFonts w:ascii="Verdana" w:hAnsi="Verdana"/>
                 <w:b w:val="0"/>
                 <w:sz w:val="16"/>
               </w:rPr>
@@ -7942,7 +8073,7 @@
             <w:r/>
             <w:r>
               <w:rPr>
-                <w:rFonts w:ascii="Arial" w:hAnsi="Arial"/>
+                <w:rFonts w:ascii="Verdana" w:hAnsi="Verdana"/>
                 <w:b w:val="0"/>
                 <w:sz w:val="16"/>
               </w:rPr>
@@ -7958,7 +8089,7 @@
             <w:r/>
             <w:r>
               <w:rPr>
-                <w:rFonts w:ascii="Arial" w:hAnsi="Arial"/>
+                <w:rFonts w:ascii="Verdana" w:hAnsi="Verdana"/>
                 <w:b w:val="0"/>
                 <w:sz w:val="16"/>
               </w:rPr>
@@ -7967,15 +8098,18 @@
         </w:tc>
       </w:tr>
       <w:tr>
-        <w:tc>
-          <w:tcPr>
-            <w:tcW w:type="dxa" w:w="1514"/>
-          </w:tcPr>
-          <w:p>
-            <w:r/>
-            <w:r>
-              <w:rPr>
-                <w:rFonts w:ascii="Arial" w:hAnsi="Arial"/>
+        <w:trPr>
+          <w:cantSplit/>
+        </w:trPr>
+        <w:tc>
+          <w:tcPr>
+            <w:tcW w:type="dxa" w:w="1514"/>
+          </w:tcPr>
+          <w:p>
+            <w:r/>
+            <w:r>
+              <w:rPr>
+                <w:rFonts w:ascii="Verdana" w:hAnsi="Verdana"/>
                 <w:b w:val="0"/>
                 <w:sz w:val="16"/>
               </w:rPr>
@@ -7991,7 +8125,7 @@
             <w:r/>
             <w:r>
               <w:rPr>
-                <w:rFonts w:ascii="Arial" w:hAnsi="Arial"/>
+                <w:rFonts w:ascii="Verdana" w:hAnsi="Verdana"/>
                 <w:b w:val="0"/>
                 <w:sz w:val="16"/>
               </w:rPr>
@@ -8007,7 +8141,7 @@
             <w:r/>
             <w:r>
               <w:rPr>
-                <w:rFonts w:ascii="Arial" w:hAnsi="Arial"/>
+                <w:rFonts w:ascii="Verdana" w:hAnsi="Verdana"/>
                 <w:b w:val="0"/>
                 <w:sz w:val="16"/>
               </w:rPr>
@@ -8023,7 +8157,7 @@
             <w:r/>
             <w:r>
               <w:rPr>
-                <w:rFonts w:ascii="Arial" w:hAnsi="Arial"/>
+                <w:rFonts w:ascii="Verdana" w:hAnsi="Verdana"/>
                 <w:b w:val="0"/>
                 <w:sz w:val="16"/>
               </w:rPr>
@@ -8039,7 +8173,7 @@
             <w:r/>
             <w:r>
               <w:rPr>
-                <w:rFonts w:ascii="Arial" w:hAnsi="Arial"/>
+                <w:rFonts w:ascii="Verdana" w:hAnsi="Verdana"/>
                 <w:b w:val="0"/>
                 <w:sz w:val="16"/>
               </w:rPr>
@@ -8055,7 +8189,7 @@
             <w:r/>
             <w:r>
               <w:rPr>
-                <w:rFonts w:ascii="Arial" w:hAnsi="Arial"/>
+                <w:rFonts w:ascii="Verdana" w:hAnsi="Verdana"/>
                 <w:b w:val="0"/>
                 <w:sz w:val="16"/>
               </w:rPr>
@@ -8071,7 +8205,7 @@
             <w:r/>
             <w:r>
               <w:rPr>
-                <w:rFonts w:ascii="Arial" w:hAnsi="Arial"/>
+                <w:rFonts w:ascii="Verdana" w:hAnsi="Verdana"/>
                 <w:b w:val="0"/>
                 <w:sz w:val="16"/>
               </w:rPr>
@@ -8087,7 +8221,7 @@
             <w:r/>
             <w:r>
               <w:rPr>
-                <w:rFonts w:ascii="Arial" w:hAnsi="Arial"/>
+                <w:rFonts w:ascii="Verdana" w:hAnsi="Verdana"/>
                 <w:b w:val="0"/>
                 <w:sz w:val="16"/>
               </w:rPr>
@@ -8103,7 +8237,7 @@
             <w:r/>
             <w:r>
               <w:rPr>
-                <w:rFonts w:ascii="Arial" w:hAnsi="Arial"/>
+                <w:rFonts w:ascii="Verdana" w:hAnsi="Verdana"/>
                 <w:b w:val="0"/>
                 <w:sz w:val="16"/>
               </w:rPr>
@@ -8119,7 +8253,7 @@
             <w:r/>
             <w:r>
               <w:rPr>
-                <w:rFonts w:ascii="Arial" w:hAnsi="Arial"/>
+                <w:rFonts w:ascii="Verdana" w:hAnsi="Verdana"/>
                 <w:b w:val="0"/>
                 <w:sz w:val="16"/>
               </w:rPr>
@@ -8128,15 +8262,18 @@
         </w:tc>
       </w:tr>
       <w:tr>
-        <w:tc>
-          <w:tcPr>
-            <w:tcW w:type="dxa" w:w="1514"/>
-          </w:tcPr>
-          <w:p>
-            <w:r/>
-            <w:r>
-              <w:rPr>
-                <w:rFonts w:ascii="Arial" w:hAnsi="Arial"/>
+        <w:trPr>
+          <w:cantSplit/>
+        </w:trPr>
+        <w:tc>
+          <w:tcPr>
+            <w:tcW w:type="dxa" w:w="1514"/>
+          </w:tcPr>
+          <w:p>
+            <w:r/>
+            <w:r>
+              <w:rPr>
+                <w:rFonts w:ascii="Verdana" w:hAnsi="Verdana"/>
                 <w:b w:val="0"/>
                 <w:sz w:val="16"/>
               </w:rPr>
@@ -8152,7 +8289,7 @@
             <w:r/>
             <w:r>
               <w:rPr>
-                <w:rFonts w:ascii="Arial" w:hAnsi="Arial"/>
+                <w:rFonts w:ascii="Verdana" w:hAnsi="Verdana"/>
                 <w:b w:val="0"/>
                 <w:sz w:val="16"/>
               </w:rPr>
@@ -8168,7 +8305,7 @@
             <w:r/>
             <w:r>
               <w:rPr>
-                <w:rFonts w:ascii="Arial" w:hAnsi="Arial"/>
+                <w:rFonts w:ascii="Verdana" w:hAnsi="Verdana"/>
                 <w:b w:val="0"/>
                 <w:sz w:val="16"/>
               </w:rPr>
@@ -8184,7 +8321,7 @@
             <w:r/>
             <w:r>
               <w:rPr>
-                <w:rFonts w:ascii="Arial" w:hAnsi="Arial"/>
+                <w:rFonts w:ascii="Verdana" w:hAnsi="Verdana"/>
                 <w:b w:val="0"/>
                 <w:sz w:val="16"/>
               </w:rPr>
@@ -8200,7 +8337,7 @@
             <w:r/>
             <w:r>
               <w:rPr>
-                <w:rFonts w:ascii="Arial" w:hAnsi="Arial"/>
+                <w:rFonts w:ascii="Verdana" w:hAnsi="Verdana"/>
                 <w:b w:val="0"/>
                 <w:sz w:val="16"/>
               </w:rPr>
@@ -8216,7 +8353,7 @@
             <w:r/>
             <w:r>
               <w:rPr>
-                <w:rFonts w:ascii="Arial" w:hAnsi="Arial"/>
+                <w:rFonts w:ascii="Verdana" w:hAnsi="Verdana"/>
                 <w:b w:val="0"/>
                 <w:sz w:val="16"/>
               </w:rPr>
@@ -8232,7 +8369,7 @@
             <w:r/>
             <w:r>
               <w:rPr>
-                <w:rFonts w:ascii="Arial" w:hAnsi="Arial"/>
+                <w:rFonts w:ascii="Verdana" w:hAnsi="Verdana"/>
                 <w:b w:val="0"/>
                 <w:sz w:val="16"/>
               </w:rPr>
@@ -8248,7 +8385,7 @@
             <w:r/>
             <w:r>
               <w:rPr>
-                <w:rFonts w:ascii="Arial" w:hAnsi="Arial"/>
+                <w:rFonts w:ascii="Verdana" w:hAnsi="Verdana"/>
                 <w:b w:val="0"/>
                 <w:sz w:val="16"/>
               </w:rPr>
@@ -8264,7 +8401,7 @@
             <w:r/>
             <w:r>
               <w:rPr>
-                <w:rFonts w:ascii="Arial" w:hAnsi="Arial"/>
+                <w:rFonts w:ascii="Verdana" w:hAnsi="Verdana"/>
                 <w:b w:val="0"/>
                 <w:sz w:val="16"/>
               </w:rPr>
@@ -8280,7 +8417,7 @@
             <w:r/>
             <w:r>
               <w:rPr>
-                <w:rFonts w:ascii="Arial" w:hAnsi="Arial"/>
+                <w:rFonts w:ascii="Verdana" w:hAnsi="Verdana"/>
                 <w:b w:val="0"/>
                 <w:sz w:val="16"/>
               </w:rPr>
@@ -8289,15 +8426,18 @@
         </w:tc>
       </w:tr>
       <w:tr>
-        <w:tc>
-          <w:tcPr>
-            <w:tcW w:type="dxa" w:w="1514"/>
-          </w:tcPr>
-          <w:p>
-            <w:r/>
-            <w:r>
-              <w:rPr>
-                <w:rFonts w:ascii="Arial" w:hAnsi="Arial"/>
+        <w:trPr>
+          <w:cantSplit/>
+        </w:trPr>
+        <w:tc>
+          <w:tcPr>
+            <w:tcW w:type="dxa" w:w="1514"/>
+          </w:tcPr>
+          <w:p>
+            <w:r/>
+            <w:r>
+              <w:rPr>
+                <w:rFonts w:ascii="Verdana" w:hAnsi="Verdana"/>
                 <w:b w:val="0"/>
                 <w:sz w:val="16"/>
               </w:rPr>
@@ -8313,7 +8453,7 @@
             <w:r/>
             <w:r>
               <w:rPr>
-                <w:rFonts w:ascii="Arial" w:hAnsi="Arial"/>
+                <w:rFonts w:ascii="Verdana" w:hAnsi="Verdana"/>
                 <w:b w:val="0"/>
                 <w:sz w:val="16"/>
               </w:rPr>
@@ -8329,7 +8469,7 @@
             <w:r/>
             <w:r>
               <w:rPr>
-                <w:rFonts w:ascii="Arial" w:hAnsi="Arial"/>
+                <w:rFonts w:ascii="Verdana" w:hAnsi="Verdana"/>
                 <w:b w:val="0"/>
                 <w:sz w:val="16"/>
               </w:rPr>
@@ -8345,7 +8485,7 @@
             <w:r/>
             <w:r>
               <w:rPr>
-                <w:rFonts w:ascii="Arial" w:hAnsi="Arial"/>
+                <w:rFonts w:ascii="Verdana" w:hAnsi="Verdana"/>
                 <w:b w:val="0"/>
                 <w:sz w:val="16"/>
               </w:rPr>
@@ -8361,7 +8501,7 @@
             <w:r/>
             <w:r>
               <w:rPr>
-                <w:rFonts w:ascii="Arial" w:hAnsi="Arial"/>
+                <w:rFonts w:ascii="Verdana" w:hAnsi="Verdana"/>
                 <w:b w:val="0"/>
                 <w:sz w:val="16"/>
               </w:rPr>
@@ -8377,7 +8517,7 @@
             <w:r/>
             <w:r>
               <w:rPr>
-                <w:rFonts w:ascii="Arial" w:hAnsi="Arial"/>
+                <w:rFonts w:ascii="Verdana" w:hAnsi="Verdana"/>
                 <w:b w:val="0"/>
                 <w:sz w:val="16"/>
               </w:rPr>
@@ -8393,7 +8533,7 @@
             <w:r/>
             <w:r>
               <w:rPr>
-                <w:rFonts w:ascii="Arial" w:hAnsi="Arial"/>
+                <w:rFonts w:ascii="Verdana" w:hAnsi="Verdana"/>
                 <w:b w:val="0"/>
                 <w:sz w:val="16"/>
               </w:rPr>
@@ -8409,7 +8549,7 @@
             <w:r/>
             <w:r>
               <w:rPr>
-                <w:rFonts w:ascii="Arial" w:hAnsi="Arial"/>
+                <w:rFonts w:ascii="Verdana" w:hAnsi="Verdana"/>
                 <w:b w:val="0"/>
                 <w:sz w:val="16"/>
               </w:rPr>
@@ -8425,7 +8565,7 @@
             <w:r/>
             <w:r>
               <w:rPr>
-                <w:rFonts w:ascii="Arial" w:hAnsi="Arial"/>
+                <w:rFonts w:ascii="Verdana" w:hAnsi="Verdana"/>
                 <w:b w:val="0"/>
                 <w:sz w:val="16"/>
               </w:rPr>
@@ -8441,7 +8581,7 @@
             <w:r/>
             <w:r>
               <w:rPr>
-                <w:rFonts w:ascii="Arial" w:hAnsi="Arial"/>
+                <w:rFonts w:ascii="Verdana" w:hAnsi="Verdana"/>
                 <w:b w:val="0"/>
                 <w:sz w:val="16"/>
               </w:rPr>
@@ -8450,15 +8590,18 @@
         </w:tc>
       </w:tr>
       <w:tr>
-        <w:tc>
-          <w:tcPr>
-            <w:tcW w:type="dxa" w:w="1514"/>
-          </w:tcPr>
-          <w:p>
-            <w:r/>
-            <w:r>
-              <w:rPr>
-                <w:rFonts w:ascii="Arial" w:hAnsi="Arial"/>
+        <w:trPr>
+          <w:cantSplit/>
+        </w:trPr>
+        <w:tc>
+          <w:tcPr>
+            <w:tcW w:type="dxa" w:w="1514"/>
+          </w:tcPr>
+          <w:p>
+            <w:r/>
+            <w:r>
+              <w:rPr>
+                <w:rFonts w:ascii="Verdana" w:hAnsi="Verdana"/>
                 <w:b w:val="0"/>
                 <w:sz w:val="16"/>
               </w:rPr>
@@ -8474,7 +8617,7 @@
             <w:r/>
             <w:r>
               <w:rPr>
-                <w:rFonts w:ascii="Arial" w:hAnsi="Arial"/>
+                <w:rFonts w:ascii="Verdana" w:hAnsi="Verdana"/>
                 <w:b w:val="0"/>
                 <w:sz w:val="16"/>
               </w:rPr>
@@ -8490,7 +8633,7 @@
             <w:r/>
             <w:r>
               <w:rPr>
-                <w:rFonts w:ascii="Arial" w:hAnsi="Arial"/>
+                <w:rFonts w:ascii="Verdana" w:hAnsi="Verdana"/>
                 <w:b w:val="0"/>
                 <w:sz w:val="16"/>
               </w:rPr>
@@ -8506,7 +8649,7 @@
             <w:r/>
             <w:r>
               <w:rPr>
-                <w:rFonts w:ascii="Arial" w:hAnsi="Arial"/>
+                <w:rFonts w:ascii="Verdana" w:hAnsi="Verdana"/>
                 <w:b w:val="0"/>
                 <w:sz w:val="16"/>
               </w:rPr>
@@ -8522,7 +8665,7 @@
             <w:r/>
             <w:r>
               <w:rPr>
-                <w:rFonts w:ascii="Arial" w:hAnsi="Arial"/>
+                <w:rFonts w:ascii="Verdana" w:hAnsi="Verdana"/>
                 <w:b w:val="0"/>
                 <w:sz w:val="16"/>
               </w:rPr>
@@ -8538,7 +8681,7 @@
             <w:r/>
             <w:r>
               <w:rPr>
-                <w:rFonts w:ascii="Arial" w:hAnsi="Arial"/>
+                <w:rFonts w:ascii="Verdana" w:hAnsi="Verdana"/>
                 <w:b w:val="0"/>
                 <w:sz w:val="16"/>
               </w:rPr>
@@ -8554,52 +8697,52 @@
             <w:r/>
             <w:r>
               <w:rPr>
-                <w:rFonts w:ascii="Arial" w:hAnsi="Arial"/>
-                <w:b w:val="0"/>
-                <w:sz w:val="16"/>
-              </w:rPr>
-            </w:r>
-          </w:p>
-        </w:tc>
-        <w:tc>
-          <w:tcPr>
-            <w:tcW w:type="dxa" w:w="1514"/>
-          </w:tcPr>
-          <w:p>
-            <w:r/>
-            <w:r>
-              <w:rPr>
-                <w:rFonts w:ascii="Arial" w:hAnsi="Arial"/>
-                <w:b w:val="0"/>
-                <w:sz w:val="16"/>
-              </w:rPr>
-            </w:r>
-          </w:p>
-        </w:tc>
-        <w:tc>
-          <w:tcPr>
-            <w:tcW w:type="dxa" w:w="1514"/>
-          </w:tcPr>
-          <w:p>
-            <w:r/>
-            <w:r>
-              <w:rPr>
-                <w:rFonts w:ascii="Arial" w:hAnsi="Arial"/>
-                <w:b w:val="0"/>
-                <w:sz w:val="16"/>
-              </w:rPr>
-            </w:r>
-          </w:p>
-        </w:tc>
-        <w:tc>
-          <w:tcPr>
-            <w:tcW w:type="dxa" w:w="1514"/>
-          </w:tcPr>
-          <w:p>
-            <w:r/>
-            <w:r>
-              <w:rPr>
-                <w:rFonts w:ascii="Arial" w:hAnsi="Arial"/>
+                <w:rFonts w:ascii="Verdana" w:hAnsi="Verdana"/>
+                <w:b w:val="0"/>
+                <w:sz w:val="16"/>
+              </w:rPr>
+            </w:r>
+          </w:p>
+        </w:tc>
+        <w:tc>
+          <w:tcPr>
+            <w:tcW w:type="dxa" w:w="1514"/>
+          </w:tcPr>
+          <w:p>
+            <w:r/>
+            <w:r>
+              <w:rPr>
+                <w:rFonts w:ascii="Verdana" w:hAnsi="Verdana"/>
+                <w:b w:val="0"/>
+                <w:sz w:val="16"/>
+              </w:rPr>
+            </w:r>
+          </w:p>
+        </w:tc>
+        <w:tc>
+          <w:tcPr>
+            <w:tcW w:type="dxa" w:w="1514"/>
+          </w:tcPr>
+          <w:p>
+            <w:r/>
+            <w:r>
+              <w:rPr>
+                <w:rFonts w:ascii="Verdana" w:hAnsi="Verdana"/>
+                <w:b w:val="0"/>
+                <w:sz w:val="16"/>
+              </w:rPr>
+            </w:r>
+          </w:p>
+        </w:tc>
+        <w:tc>
+          <w:tcPr>
+            <w:tcW w:type="dxa" w:w="1514"/>
+          </w:tcPr>
+          <w:p>
+            <w:r/>
+            <w:r>
+              <w:rPr>
+                <w:rFonts w:ascii="Verdana" w:hAnsi="Verdana"/>
                 <w:b w:val="0"/>
                 <w:sz w:val="16"/>
               </w:rPr>
@@ -8608,15 +8751,18 @@
         </w:tc>
       </w:tr>
       <w:tr>
-        <w:tc>
-          <w:tcPr>
-            <w:tcW w:type="dxa" w:w="1514"/>
-          </w:tcPr>
-          <w:p>
-            <w:r/>
-            <w:r>
-              <w:rPr>
-                <w:rFonts w:ascii="Arial" w:hAnsi="Arial"/>
+        <w:trPr>
+          <w:cantSplit/>
+        </w:trPr>
+        <w:tc>
+          <w:tcPr>
+            <w:tcW w:type="dxa" w:w="1514"/>
+          </w:tcPr>
+          <w:p>
+            <w:r/>
+            <w:r>
+              <w:rPr>
+                <w:rFonts w:ascii="Verdana" w:hAnsi="Verdana"/>
                 <w:b w:val="0"/>
                 <w:sz w:val="16"/>
               </w:rPr>
@@ -8632,7 +8778,7 @@
             <w:r/>
             <w:r>
               <w:rPr>
-                <w:rFonts w:ascii="Arial" w:hAnsi="Arial"/>
+                <w:rFonts w:ascii="Verdana" w:hAnsi="Verdana"/>
                 <w:b w:val="0"/>
                 <w:sz w:val="16"/>
               </w:rPr>
@@ -8648,7 +8794,7 @@
             <w:r/>
             <w:r>
               <w:rPr>
-                <w:rFonts w:ascii="Arial" w:hAnsi="Arial"/>
+                <w:rFonts w:ascii="Verdana" w:hAnsi="Verdana"/>
                 <w:b w:val="0"/>
                 <w:sz w:val="16"/>
               </w:rPr>
@@ -8664,7 +8810,7 @@
             <w:r/>
             <w:r>
               <w:rPr>
-                <w:rFonts w:ascii="Arial" w:hAnsi="Arial"/>
+                <w:rFonts w:ascii="Verdana" w:hAnsi="Verdana"/>
                 <w:b w:val="0"/>
                 <w:sz w:val="16"/>
               </w:rPr>
@@ -8680,7 +8826,7 @@
             <w:r/>
             <w:r>
               <w:rPr>
-                <w:rFonts w:ascii="Arial" w:hAnsi="Arial"/>
+                <w:rFonts w:ascii="Verdana" w:hAnsi="Verdana"/>
                 <w:b w:val="0"/>
                 <w:sz w:val="16"/>
               </w:rPr>
@@ -8696,7 +8842,7 @@
             <w:r/>
             <w:r>
               <w:rPr>
-                <w:rFonts w:ascii="Arial" w:hAnsi="Arial"/>
+                <w:rFonts w:ascii="Verdana" w:hAnsi="Verdana"/>
                 <w:b w:val="0"/>
                 <w:sz w:val="16"/>
               </w:rPr>
@@ -8712,7 +8858,7 @@
             <w:r/>
             <w:r>
               <w:rPr>
-                <w:rFonts w:ascii="Arial" w:hAnsi="Arial"/>
+                <w:rFonts w:ascii="Verdana" w:hAnsi="Verdana"/>
                 <w:b w:val="0"/>
                 <w:sz w:val="16"/>
               </w:rPr>
@@ -8728,7 +8874,7 @@
             <w:r/>
             <w:r>
               <w:rPr>
-                <w:rFonts w:ascii="Arial" w:hAnsi="Arial"/>
+                <w:rFonts w:ascii="Verdana" w:hAnsi="Verdana"/>
                 <w:b w:val="0"/>
                 <w:sz w:val="16"/>
               </w:rPr>
@@ -8744,7 +8890,7 @@
             <w:r/>
             <w:r>
               <w:rPr>
-                <w:rFonts w:ascii="Arial" w:hAnsi="Arial"/>
+                <w:rFonts w:ascii="Verdana" w:hAnsi="Verdana"/>
                 <w:b w:val="0"/>
                 <w:sz w:val="16"/>
               </w:rPr>
@@ -8760,7 +8906,7 @@
             <w:r/>
             <w:r>
               <w:rPr>
-                <w:rFonts w:ascii="Arial" w:hAnsi="Arial"/>
+                <w:rFonts w:ascii="Verdana" w:hAnsi="Verdana"/>
                 <w:b w:val="0"/>
                 <w:sz w:val="16"/>
               </w:rPr>
@@ -8769,15 +8915,18 @@
         </w:tc>
       </w:tr>
       <w:tr>
-        <w:tc>
-          <w:tcPr>
-            <w:tcW w:type="dxa" w:w="1514"/>
-          </w:tcPr>
-          <w:p>
-            <w:r/>
-            <w:r>
-              <w:rPr>
-                <w:rFonts w:ascii="Arial" w:hAnsi="Arial"/>
+        <w:trPr>
+          <w:cantSplit/>
+        </w:trPr>
+        <w:tc>
+          <w:tcPr>
+            <w:tcW w:type="dxa" w:w="1514"/>
+          </w:tcPr>
+          <w:p>
+            <w:r/>
+            <w:r>
+              <w:rPr>
+                <w:rFonts w:ascii="Verdana" w:hAnsi="Verdana"/>
                 <w:b w:val="0"/>
                 <w:sz w:val="16"/>
               </w:rPr>
@@ -8793,7 +8942,7 @@
             <w:r/>
             <w:r>
               <w:rPr>
-                <w:rFonts w:ascii="Arial" w:hAnsi="Arial"/>
+                <w:rFonts w:ascii="Verdana" w:hAnsi="Verdana"/>
                 <w:b w:val="0"/>
                 <w:sz w:val="16"/>
               </w:rPr>
@@ -8809,7 +8958,7 @@
             <w:r/>
             <w:r>
               <w:rPr>
-                <w:rFonts w:ascii="Arial" w:hAnsi="Arial"/>
+                <w:rFonts w:ascii="Verdana" w:hAnsi="Verdana"/>
                 <w:b w:val="0"/>
                 <w:sz w:val="16"/>
               </w:rPr>
@@ -8825,7 +8974,7 @@
             <w:r/>
             <w:r>
               <w:rPr>
-                <w:rFonts w:ascii="Arial" w:hAnsi="Arial"/>
+                <w:rFonts w:ascii="Verdana" w:hAnsi="Verdana"/>
                 <w:b w:val="0"/>
                 <w:sz w:val="16"/>
               </w:rPr>
@@ -8841,7 +8990,7 @@
             <w:r/>
             <w:r>
               <w:rPr>
-                <w:rFonts w:ascii="Arial" w:hAnsi="Arial"/>
+                <w:rFonts w:ascii="Verdana" w:hAnsi="Verdana"/>
                 <w:b w:val="0"/>
                 <w:sz w:val="16"/>
               </w:rPr>
@@ -8857,7 +9006,7 @@
             <w:r/>
             <w:r>
               <w:rPr>
-                <w:rFonts w:ascii="Arial" w:hAnsi="Arial"/>
+                <w:rFonts w:ascii="Verdana" w:hAnsi="Verdana"/>
                 <w:b w:val="0"/>
                 <w:sz w:val="16"/>
               </w:rPr>
@@ -8873,7 +9022,7 @@
             <w:r/>
             <w:r>
               <w:rPr>
-                <w:rFonts w:ascii="Arial" w:hAnsi="Arial"/>
+                <w:rFonts w:ascii="Verdana" w:hAnsi="Verdana"/>
                 <w:b w:val="0"/>
                 <w:sz w:val="16"/>
               </w:rPr>
@@ -8889,7 +9038,7 @@
             <w:r/>
             <w:r>
               <w:rPr>
-                <w:rFonts w:ascii="Arial" w:hAnsi="Arial"/>
+                <w:rFonts w:ascii="Verdana" w:hAnsi="Verdana"/>
                 <w:b w:val="0"/>
                 <w:sz w:val="16"/>
               </w:rPr>
@@ -8905,7 +9054,7 @@
             <w:r/>
             <w:r>
               <w:rPr>
-                <w:rFonts w:ascii="Arial" w:hAnsi="Arial"/>
+                <w:rFonts w:ascii="Verdana" w:hAnsi="Verdana"/>
                 <w:b w:val="0"/>
                 <w:sz w:val="16"/>
               </w:rPr>
@@ -8921,7 +9070,7 @@
             <w:r/>
             <w:r>
               <w:rPr>
-                <w:rFonts w:ascii="Arial" w:hAnsi="Arial"/>
+                <w:rFonts w:ascii="Verdana" w:hAnsi="Verdana"/>
                 <w:b w:val="0"/>
                 <w:sz w:val="16"/>
               </w:rPr>
@@ -8930,15 +9079,18 @@
         </w:tc>
       </w:tr>
       <w:tr>
-        <w:tc>
-          <w:tcPr>
-            <w:tcW w:type="dxa" w:w="1514"/>
-          </w:tcPr>
-          <w:p>
-            <w:r/>
-            <w:r>
-              <w:rPr>
-                <w:rFonts w:ascii="Arial" w:hAnsi="Arial"/>
+        <w:trPr>
+          <w:cantSplit/>
+        </w:trPr>
+        <w:tc>
+          <w:tcPr>
+            <w:tcW w:type="dxa" w:w="1514"/>
+          </w:tcPr>
+          <w:p>
+            <w:r/>
+            <w:r>
+              <w:rPr>
+                <w:rFonts w:ascii="Verdana" w:hAnsi="Verdana"/>
                 <w:b w:val="0"/>
                 <w:sz w:val="16"/>
               </w:rPr>
@@ -8954,7 +9106,7 @@
             <w:r/>
             <w:r>
               <w:rPr>
-                <w:rFonts w:ascii="Arial" w:hAnsi="Arial"/>
+                <w:rFonts w:ascii="Verdana" w:hAnsi="Verdana"/>
                 <w:b w:val="0"/>
                 <w:sz w:val="16"/>
               </w:rPr>
@@ -8970,7 +9122,7 @@
             <w:r/>
             <w:r>
               <w:rPr>
-                <w:rFonts w:ascii="Arial" w:hAnsi="Arial"/>
+                <w:rFonts w:ascii="Verdana" w:hAnsi="Verdana"/>
                 <w:b w:val="0"/>
                 <w:sz w:val="16"/>
               </w:rPr>
@@ -8986,7 +9138,7 @@
             <w:r/>
             <w:r>
               <w:rPr>
-                <w:rFonts w:ascii="Arial" w:hAnsi="Arial"/>
+                <w:rFonts w:ascii="Verdana" w:hAnsi="Verdana"/>
                 <w:b w:val="0"/>
                 <w:sz w:val="16"/>
               </w:rPr>
@@ -9002,7 +9154,7 @@
             <w:r/>
             <w:r>
               <w:rPr>
-                <w:rFonts w:ascii="Arial" w:hAnsi="Arial"/>
+                <w:rFonts w:ascii="Verdana" w:hAnsi="Verdana"/>
                 <w:b w:val="0"/>
                 <w:sz w:val="16"/>
               </w:rPr>
@@ -9018,7 +9170,7 @@
             <w:r/>
             <w:r>
               <w:rPr>
-                <w:rFonts w:ascii="Arial" w:hAnsi="Arial"/>
+                <w:rFonts w:ascii="Verdana" w:hAnsi="Verdana"/>
                 <w:b w:val="0"/>
                 <w:sz w:val="16"/>
               </w:rPr>
@@ -9034,7 +9186,7 @@
             <w:r/>
             <w:r>
               <w:rPr>
-                <w:rFonts w:ascii="Arial" w:hAnsi="Arial"/>
+                <w:rFonts w:ascii="Verdana" w:hAnsi="Verdana"/>
                 <w:b w:val="0"/>
                 <w:sz w:val="16"/>
               </w:rPr>
@@ -9050,7 +9202,7 @@
             <w:r/>
             <w:r>
               <w:rPr>
-                <w:rFonts w:ascii="Arial" w:hAnsi="Arial"/>
+                <w:rFonts w:ascii="Verdana" w:hAnsi="Verdana"/>
                 <w:b w:val="0"/>
                 <w:sz w:val="16"/>
               </w:rPr>
@@ -9066,7 +9218,7 @@
             <w:r/>
             <w:r>
               <w:rPr>
-                <w:rFonts w:ascii="Arial" w:hAnsi="Arial"/>
+                <w:rFonts w:ascii="Verdana" w:hAnsi="Verdana"/>
                 <w:b w:val="0"/>
                 <w:sz w:val="16"/>
               </w:rPr>
@@ -9082,7 +9234,7 @@
             <w:r/>
             <w:r>
               <w:rPr>
-                <w:rFonts w:ascii="Arial" w:hAnsi="Arial"/>
+                <w:rFonts w:ascii="Verdana" w:hAnsi="Verdana"/>
                 <w:b w:val="0"/>
                 <w:sz w:val="16"/>
               </w:rPr>
@@ -9091,15 +9243,18 @@
         </w:tc>
       </w:tr>
       <w:tr>
-        <w:tc>
-          <w:tcPr>
-            <w:tcW w:type="dxa" w:w="1514"/>
-          </w:tcPr>
-          <w:p>
-            <w:r/>
-            <w:r>
-              <w:rPr>
-                <w:rFonts w:ascii="Arial" w:hAnsi="Arial"/>
+        <w:trPr>
+          <w:cantSplit/>
+        </w:trPr>
+        <w:tc>
+          <w:tcPr>
+            <w:tcW w:type="dxa" w:w="1514"/>
+          </w:tcPr>
+          <w:p>
+            <w:r/>
+            <w:r>
+              <w:rPr>
+                <w:rFonts w:ascii="Verdana" w:hAnsi="Verdana"/>
                 <w:b w:val="0"/>
                 <w:sz w:val="16"/>
               </w:rPr>
@@ -9115,7 +9270,7 @@
             <w:r/>
             <w:r>
               <w:rPr>
-                <w:rFonts w:ascii="Arial" w:hAnsi="Arial"/>
+                <w:rFonts w:ascii="Verdana" w:hAnsi="Verdana"/>
                 <w:b w:val="0"/>
                 <w:sz w:val="16"/>
               </w:rPr>
@@ -9131,7 +9286,7 @@
             <w:r/>
             <w:r>
               <w:rPr>
-                <w:rFonts w:ascii="Arial" w:hAnsi="Arial"/>
+                <w:rFonts w:ascii="Verdana" w:hAnsi="Verdana"/>
                 <w:b w:val="0"/>
                 <w:sz w:val="16"/>
               </w:rPr>
@@ -9147,7 +9302,7 @@
             <w:r/>
             <w:r>
               <w:rPr>
-                <w:rFonts w:ascii="Arial" w:hAnsi="Arial"/>
+                <w:rFonts w:ascii="Verdana" w:hAnsi="Verdana"/>
                 <w:b w:val="0"/>
                 <w:sz w:val="16"/>
               </w:rPr>
@@ -9163,7 +9318,7 @@
             <w:r/>
             <w:r>
               <w:rPr>
-                <w:rFonts w:ascii="Arial" w:hAnsi="Arial"/>
+                <w:rFonts w:ascii="Verdana" w:hAnsi="Verdana"/>
                 <w:b w:val="0"/>
                 <w:sz w:val="16"/>
               </w:rPr>
@@ -9179,7 +9334,7 @@
             <w:r/>
             <w:r>
               <w:rPr>
-                <w:rFonts w:ascii="Arial" w:hAnsi="Arial"/>
+                <w:rFonts w:ascii="Verdana" w:hAnsi="Verdana"/>
                 <w:b w:val="0"/>
                 <w:sz w:val="16"/>
               </w:rPr>
@@ -9195,7 +9350,7 @@
             <w:r/>
             <w:r>
               <w:rPr>
-                <w:rFonts w:ascii="Arial" w:hAnsi="Arial"/>
+                <w:rFonts w:ascii="Verdana" w:hAnsi="Verdana"/>
                 <w:b w:val="0"/>
                 <w:sz w:val="16"/>
               </w:rPr>
@@ -9211,7 +9366,7 @@
             <w:r/>
             <w:r>
               <w:rPr>
-                <w:rFonts w:ascii="Arial" w:hAnsi="Arial"/>
+                <w:rFonts w:ascii="Verdana" w:hAnsi="Verdana"/>
                 <w:b w:val="0"/>
                 <w:sz w:val="16"/>
               </w:rPr>
@@ -9227,7 +9382,7 @@
             <w:r/>
             <w:r>
               <w:rPr>
-                <w:rFonts w:ascii="Arial" w:hAnsi="Arial"/>
+                <w:rFonts w:ascii="Verdana" w:hAnsi="Verdana"/>
                 <w:b w:val="0"/>
                 <w:sz w:val="16"/>
               </w:rPr>
@@ -9243,7 +9398,7 @@
             <w:r/>
             <w:r>
               <w:rPr>
-                <w:rFonts w:ascii="Arial" w:hAnsi="Arial"/>
+                <w:rFonts w:ascii="Verdana" w:hAnsi="Verdana"/>
                 <w:b w:val="0"/>
                 <w:sz w:val="16"/>
               </w:rPr>
@@ -9252,15 +9407,18 @@
         </w:tc>
       </w:tr>
       <w:tr>
-        <w:tc>
-          <w:tcPr>
-            <w:tcW w:type="dxa" w:w="1514"/>
-          </w:tcPr>
-          <w:p>
-            <w:r/>
-            <w:r>
-              <w:rPr>
-                <w:rFonts w:ascii="Arial" w:hAnsi="Arial"/>
+        <w:trPr>
+          <w:cantSplit/>
+        </w:trPr>
+        <w:tc>
+          <w:tcPr>
+            <w:tcW w:type="dxa" w:w="1514"/>
+          </w:tcPr>
+          <w:p>
+            <w:r/>
+            <w:r>
+              <w:rPr>
+                <w:rFonts w:ascii="Verdana" w:hAnsi="Verdana"/>
                 <w:b w:val="0"/>
                 <w:sz w:val="16"/>
               </w:rPr>
@@ -9276,7 +9434,7 @@
             <w:r/>
             <w:r>
               <w:rPr>
-                <w:rFonts w:ascii="Arial" w:hAnsi="Arial"/>
+                <w:rFonts w:ascii="Verdana" w:hAnsi="Verdana"/>
                 <w:b w:val="0"/>
                 <w:sz w:val="16"/>
               </w:rPr>
@@ -9292,7 +9450,7 @@
             <w:r/>
             <w:r>
               <w:rPr>
-                <w:rFonts w:ascii="Arial" w:hAnsi="Arial"/>
+                <w:rFonts w:ascii="Verdana" w:hAnsi="Verdana"/>
                 <w:b w:val="0"/>
                 <w:sz w:val="16"/>
               </w:rPr>
@@ -9308,7 +9466,7 @@
             <w:r/>
             <w:r>
               <w:rPr>
-                <w:rFonts w:ascii="Arial" w:hAnsi="Arial"/>
+                <w:rFonts w:ascii="Verdana" w:hAnsi="Verdana"/>
                 <w:b w:val="0"/>
                 <w:sz w:val="16"/>
               </w:rPr>
@@ -9324,7 +9482,7 @@
             <w:r/>
             <w:r>
               <w:rPr>
-                <w:rFonts w:ascii="Arial" w:hAnsi="Arial"/>
+                <w:rFonts w:ascii="Verdana" w:hAnsi="Verdana"/>
                 <w:b w:val="0"/>
                 <w:sz w:val="16"/>
               </w:rPr>
@@ -9340,7 +9498,7 @@
             <w:r/>
             <w:r>
               <w:rPr>
-                <w:rFonts w:ascii="Arial" w:hAnsi="Arial"/>
+                <w:rFonts w:ascii="Verdana" w:hAnsi="Verdana"/>
                 <w:b w:val="0"/>
                 <w:sz w:val="16"/>
               </w:rPr>
@@ -9356,7 +9514,7 @@
             <w:r/>
             <w:r>
               <w:rPr>
-                <w:rFonts w:ascii="Arial" w:hAnsi="Arial"/>
+                <w:rFonts w:ascii="Verdana" w:hAnsi="Verdana"/>
                 <w:b w:val="0"/>
                 <w:sz w:val="16"/>
               </w:rPr>
@@ -9372,7 +9530,7 @@
             <w:r/>
             <w:r>
               <w:rPr>
-                <w:rFonts w:ascii="Arial" w:hAnsi="Arial"/>
+                <w:rFonts w:ascii="Verdana" w:hAnsi="Verdana"/>
                 <w:b w:val="0"/>
                 <w:sz w:val="16"/>
               </w:rPr>
@@ -9388,7 +9546,7 @@
             <w:r/>
             <w:r>
               <w:rPr>
-                <w:rFonts w:ascii="Arial" w:hAnsi="Arial"/>
+                <w:rFonts w:ascii="Verdana" w:hAnsi="Verdana"/>
                 <w:b w:val="0"/>
                 <w:sz w:val="16"/>
               </w:rPr>
@@ -9404,7 +9562,7 @@
             <w:r/>
             <w:r>
               <w:rPr>
-                <w:rFonts w:ascii="Arial" w:hAnsi="Arial"/>
+                <w:rFonts w:ascii="Verdana" w:hAnsi="Verdana"/>
                 <w:b w:val="0"/>
                 <w:sz w:val="16"/>
               </w:rPr>
@@ -9413,15 +9571,18 @@
         </w:tc>
       </w:tr>
       <w:tr>
-        <w:tc>
-          <w:tcPr>
-            <w:tcW w:type="dxa" w:w="1514"/>
-          </w:tcPr>
-          <w:p>
-            <w:r/>
-            <w:r>
-              <w:rPr>
-                <w:rFonts w:ascii="Arial" w:hAnsi="Arial"/>
+        <w:trPr>
+          <w:cantSplit/>
+        </w:trPr>
+        <w:tc>
+          <w:tcPr>
+            <w:tcW w:type="dxa" w:w="1514"/>
+          </w:tcPr>
+          <w:p>
+            <w:r/>
+            <w:r>
+              <w:rPr>
+                <w:rFonts w:ascii="Verdana" w:hAnsi="Verdana"/>
                 <w:b w:val="0"/>
                 <w:sz w:val="16"/>
               </w:rPr>
@@ -9437,7 +9598,7 @@
             <w:r/>
             <w:r>
               <w:rPr>
-                <w:rFonts w:ascii="Arial" w:hAnsi="Arial"/>
+                <w:rFonts w:ascii="Verdana" w:hAnsi="Verdana"/>
                 <w:b w:val="0"/>
                 <w:sz w:val="16"/>
               </w:rPr>
@@ -9453,7 +9614,7 @@
             <w:r/>
             <w:r>
               <w:rPr>
-                <w:rFonts w:ascii="Arial" w:hAnsi="Arial"/>
+                <w:rFonts w:ascii="Verdana" w:hAnsi="Verdana"/>
                 <w:b w:val="0"/>
                 <w:sz w:val="16"/>
               </w:rPr>
@@ -9469,7 +9630,7 @@
             <w:r/>
             <w:r>
               <w:rPr>
-                <w:rFonts w:ascii="Arial" w:hAnsi="Arial"/>
+                <w:rFonts w:ascii="Verdana" w:hAnsi="Verdana"/>
                 <w:b w:val="0"/>
                 <w:sz w:val="16"/>
               </w:rPr>
@@ -9485,7 +9646,7 @@
             <w:r/>
             <w:r>
               <w:rPr>
-                <w:rFonts w:ascii="Arial" w:hAnsi="Arial"/>
+                <w:rFonts w:ascii="Verdana" w:hAnsi="Verdana"/>
                 <w:b w:val="0"/>
                 <w:sz w:val="16"/>
               </w:rPr>
@@ -9501,7 +9662,7 @@
             <w:r/>
             <w:r>
               <w:rPr>
-                <w:rFonts w:ascii="Arial" w:hAnsi="Arial"/>
+                <w:rFonts w:ascii="Verdana" w:hAnsi="Verdana"/>
                 <w:b w:val="0"/>
                 <w:sz w:val="16"/>
               </w:rPr>
@@ -9517,7 +9678,7 @@
             <w:r/>
             <w:r>
               <w:rPr>
-                <w:rFonts w:ascii="Arial" w:hAnsi="Arial"/>
+                <w:rFonts w:ascii="Verdana" w:hAnsi="Verdana"/>
                 <w:b w:val="0"/>
                 <w:sz w:val="16"/>
               </w:rPr>
@@ -9533,7 +9694,7 @@
             <w:r/>
             <w:r>
               <w:rPr>
-                <w:rFonts w:ascii="Arial" w:hAnsi="Arial"/>
+                <w:rFonts w:ascii="Verdana" w:hAnsi="Verdana"/>
                 <w:b w:val="0"/>
                 <w:sz w:val="16"/>
               </w:rPr>
@@ -9549,7 +9710,7 @@
             <w:r/>
             <w:r>
               <w:rPr>
-                <w:rFonts w:ascii="Arial" w:hAnsi="Arial"/>
+                <w:rFonts w:ascii="Verdana" w:hAnsi="Verdana"/>
                 <w:b w:val="0"/>
                 <w:sz w:val="16"/>
               </w:rPr>
@@ -9565,7 +9726,7 @@
             <w:r/>
             <w:r>
               <w:rPr>
-                <w:rFonts w:ascii="Arial" w:hAnsi="Arial"/>
+                <w:rFonts w:ascii="Verdana" w:hAnsi="Verdana"/>
                 <w:b w:val="0"/>
                 <w:sz w:val="16"/>
               </w:rPr>
@@ -9574,15 +9735,18 @@
         </w:tc>
       </w:tr>
       <w:tr>
-        <w:tc>
-          <w:tcPr>
-            <w:tcW w:type="dxa" w:w="1514"/>
-          </w:tcPr>
-          <w:p>
-            <w:r/>
-            <w:r>
-              <w:rPr>
-                <w:rFonts w:ascii="Arial" w:hAnsi="Arial"/>
+        <w:trPr>
+          <w:cantSplit/>
+        </w:trPr>
+        <w:tc>
+          <w:tcPr>
+            <w:tcW w:type="dxa" w:w="1514"/>
+          </w:tcPr>
+          <w:p>
+            <w:r/>
+            <w:r>
+              <w:rPr>
+                <w:rFonts w:ascii="Verdana" w:hAnsi="Verdana"/>
                 <w:b w:val="0"/>
                 <w:sz w:val="16"/>
               </w:rPr>
@@ -9598,7 +9762,7 @@
             <w:r/>
             <w:r>
               <w:rPr>
-                <w:rFonts w:ascii="Arial" w:hAnsi="Arial"/>
+                <w:rFonts w:ascii="Verdana" w:hAnsi="Verdana"/>
                 <w:b w:val="0"/>
                 <w:sz w:val="16"/>
               </w:rPr>
@@ -9614,7 +9778,7 @@
             <w:r/>
             <w:r>
               <w:rPr>
-                <w:rFonts w:ascii="Arial" w:hAnsi="Arial"/>
+                <w:rFonts w:ascii="Verdana" w:hAnsi="Verdana"/>
                 <w:b w:val="0"/>
                 <w:sz w:val="16"/>
               </w:rPr>
@@ -9630,7 +9794,7 @@
             <w:r/>
             <w:r>
               <w:rPr>
-                <w:rFonts w:ascii="Arial" w:hAnsi="Arial"/>
+                <w:rFonts w:ascii="Verdana" w:hAnsi="Verdana"/>
                 <w:b w:val="0"/>
                 <w:sz w:val="16"/>
               </w:rPr>
@@ -9646,7 +9810,7 @@
             <w:r/>
             <w:r>
               <w:rPr>
-                <w:rFonts w:ascii="Arial" w:hAnsi="Arial"/>
+                <w:rFonts w:ascii="Verdana" w:hAnsi="Verdana"/>
                 <w:b w:val="0"/>
                 <w:sz w:val="16"/>
               </w:rPr>
@@ -9662,7 +9826,7 @@
             <w:r/>
             <w:r>
               <w:rPr>
-                <w:rFonts w:ascii="Arial" w:hAnsi="Arial"/>
+                <w:rFonts w:ascii="Verdana" w:hAnsi="Verdana"/>
                 <w:b w:val="0"/>
                 <w:sz w:val="16"/>
               </w:rPr>
@@ -9678,7 +9842,7 @@
             <w:r/>
             <w:r>
               <w:rPr>
-                <w:rFonts w:ascii="Arial" w:hAnsi="Arial"/>
+                <w:rFonts w:ascii="Verdana" w:hAnsi="Verdana"/>
                 <w:b w:val="0"/>
                 <w:sz w:val="16"/>
               </w:rPr>
@@ -9694,7 +9858,7 @@
             <w:r/>
             <w:r>
               <w:rPr>
-                <w:rFonts w:ascii="Arial" w:hAnsi="Arial"/>
+                <w:rFonts w:ascii="Verdana" w:hAnsi="Verdana"/>
                 <w:b w:val="0"/>
                 <w:sz w:val="16"/>
               </w:rPr>
@@ -9710,7 +9874,7 @@
             <w:r/>
             <w:r>
               <w:rPr>
-                <w:rFonts w:ascii="Arial" w:hAnsi="Arial"/>
+                <w:rFonts w:ascii="Verdana" w:hAnsi="Verdana"/>
                 <w:b w:val="0"/>
                 <w:sz w:val="16"/>
               </w:rPr>
@@ -9726,7 +9890,7 @@
             <w:r/>
             <w:r>
               <w:rPr>
-                <w:rFonts w:ascii="Arial" w:hAnsi="Arial"/>
+                <w:rFonts w:ascii="Verdana" w:hAnsi="Verdana"/>
                 <w:b w:val="0"/>
                 <w:sz w:val="16"/>
               </w:rPr>
@@ -9735,15 +9899,18 @@
         </w:tc>
       </w:tr>
       <w:tr>
-        <w:tc>
-          <w:tcPr>
-            <w:tcW w:type="dxa" w:w="1514"/>
-          </w:tcPr>
-          <w:p>
-            <w:r/>
-            <w:r>
-              <w:rPr>
-                <w:rFonts w:ascii="Arial" w:hAnsi="Arial"/>
+        <w:trPr>
+          <w:cantSplit/>
+        </w:trPr>
+        <w:tc>
+          <w:tcPr>
+            <w:tcW w:type="dxa" w:w="1514"/>
+          </w:tcPr>
+          <w:p>
+            <w:r/>
+            <w:r>
+              <w:rPr>
+                <w:rFonts w:ascii="Verdana" w:hAnsi="Verdana"/>
                 <w:b w:val="0"/>
                 <w:sz w:val="16"/>
               </w:rPr>
@@ -9759,7 +9926,7 @@
             <w:r/>
             <w:r>
               <w:rPr>
-                <w:rFonts w:ascii="Arial" w:hAnsi="Arial"/>
+                <w:rFonts w:ascii="Verdana" w:hAnsi="Verdana"/>
                 <w:b w:val="0"/>
                 <w:sz w:val="16"/>
               </w:rPr>
@@ -9775,7 +9942,7 @@
             <w:r/>
             <w:r>
               <w:rPr>
-                <w:rFonts w:ascii="Arial" w:hAnsi="Arial"/>
+                <w:rFonts w:ascii="Verdana" w:hAnsi="Verdana"/>
                 <w:b w:val="0"/>
                 <w:sz w:val="16"/>
               </w:rPr>
@@ -9791,7 +9958,7 @@
             <w:r/>
             <w:r>
               <w:rPr>
-                <w:rFonts w:ascii="Arial" w:hAnsi="Arial"/>
+                <w:rFonts w:ascii="Verdana" w:hAnsi="Verdana"/>
                 <w:b w:val="0"/>
                 <w:sz w:val="16"/>
               </w:rPr>
@@ -9807,7 +9974,7 @@
             <w:r/>
             <w:r>
               <w:rPr>
-                <w:rFonts w:ascii="Arial" w:hAnsi="Arial"/>
+                <w:rFonts w:ascii="Verdana" w:hAnsi="Verdana"/>
                 <w:b w:val="0"/>
                 <w:sz w:val="16"/>
               </w:rPr>
@@ -9823,7 +9990,7 @@
             <w:r/>
             <w:r>
               <w:rPr>
-                <w:rFonts w:ascii="Arial" w:hAnsi="Arial"/>
+                <w:rFonts w:ascii="Verdana" w:hAnsi="Verdana"/>
                 <w:b w:val="0"/>
                 <w:sz w:val="16"/>
               </w:rPr>
@@ -9839,7 +10006,7 @@
             <w:r/>
             <w:r>
               <w:rPr>
-                <w:rFonts w:ascii="Arial" w:hAnsi="Arial"/>
+                <w:rFonts w:ascii="Verdana" w:hAnsi="Verdana"/>
                 <w:b w:val="0"/>
                 <w:sz w:val="16"/>
               </w:rPr>
@@ -9855,7 +10022,7 @@
             <w:r/>
             <w:r>
               <w:rPr>
-                <w:rFonts w:ascii="Arial" w:hAnsi="Arial"/>
+                <w:rFonts w:ascii="Verdana" w:hAnsi="Verdana"/>
                 <w:b w:val="0"/>
                 <w:sz w:val="16"/>
               </w:rPr>
@@ -9871,7 +10038,7 @@
             <w:r/>
             <w:r>
               <w:rPr>
-                <w:rFonts w:ascii="Arial" w:hAnsi="Arial"/>
+                <w:rFonts w:ascii="Verdana" w:hAnsi="Verdana"/>
                 <w:b w:val="0"/>
                 <w:sz w:val="16"/>
               </w:rPr>
@@ -9887,7 +10054,7 @@
             <w:r/>
             <w:r>
               <w:rPr>
-                <w:rFonts w:ascii="Arial" w:hAnsi="Arial"/>
+                <w:rFonts w:ascii="Verdana" w:hAnsi="Verdana"/>
                 <w:b w:val="0"/>
                 <w:sz w:val="16"/>
               </w:rPr>
@@ -9896,15 +10063,18 @@
         </w:tc>
       </w:tr>
       <w:tr>
-        <w:tc>
-          <w:tcPr>
-            <w:tcW w:type="dxa" w:w="1514"/>
-          </w:tcPr>
-          <w:p>
-            <w:r/>
-            <w:r>
-              <w:rPr>
-                <w:rFonts w:ascii="Arial" w:hAnsi="Arial"/>
+        <w:trPr>
+          <w:cantSplit/>
+        </w:trPr>
+        <w:tc>
+          <w:tcPr>
+            <w:tcW w:type="dxa" w:w="1514"/>
+          </w:tcPr>
+          <w:p>
+            <w:r/>
+            <w:r>
+              <w:rPr>
+                <w:rFonts w:ascii="Verdana" w:hAnsi="Verdana"/>
                 <w:b w:val="0"/>
                 <w:sz w:val="16"/>
               </w:rPr>
@@ -9920,7 +10090,7 @@
             <w:r/>
             <w:r>
               <w:rPr>
-                <w:rFonts w:ascii="Arial" w:hAnsi="Arial"/>
+                <w:rFonts w:ascii="Verdana" w:hAnsi="Verdana"/>
                 <w:b w:val="0"/>
                 <w:sz w:val="16"/>
               </w:rPr>
@@ -9936,7 +10106,7 @@
             <w:r/>
             <w:r>
               <w:rPr>
-                <w:rFonts w:ascii="Arial" w:hAnsi="Arial"/>
+                <w:rFonts w:ascii="Verdana" w:hAnsi="Verdana"/>
                 <w:b w:val="0"/>
                 <w:sz w:val="16"/>
               </w:rPr>
@@ -9952,7 +10122,7 @@
             <w:r/>
             <w:r>
               <w:rPr>
-                <w:rFonts w:ascii="Arial" w:hAnsi="Arial"/>
+                <w:rFonts w:ascii="Verdana" w:hAnsi="Verdana"/>
                 <w:b w:val="0"/>
                 <w:sz w:val="16"/>
               </w:rPr>
@@ -9968,7 +10138,7 @@
             <w:r/>
             <w:r>
               <w:rPr>
-                <w:rFonts w:ascii="Arial" w:hAnsi="Arial"/>
+                <w:rFonts w:ascii="Verdana" w:hAnsi="Verdana"/>
                 <w:b w:val="0"/>
                 <w:sz w:val="16"/>
               </w:rPr>
@@ -9984,7 +10154,7 @@
             <w:r/>
             <w:r>
               <w:rPr>
-                <w:rFonts w:ascii="Arial" w:hAnsi="Arial"/>
+                <w:rFonts w:ascii="Verdana" w:hAnsi="Verdana"/>
                 <w:b w:val="0"/>
                 <w:sz w:val="16"/>
               </w:rPr>
@@ -10000,7 +10170,7 @@
             <w:r/>
             <w:r>
               <w:rPr>
-                <w:rFonts w:ascii="Arial" w:hAnsi="Arial"/>
+                <w:rFonts w:ascii="Verdana" w:hAnsi="Verdana"/>
                 <w:b w:val="0"/>
                 <w:sz w:val="16"/>
               </w:rPr>
@@ -10016,7 +10186,7 @@
             <w:r/>
             <w:r>
               <w:rPr>
-                <w:rFonts w:ascii="Arial" w:hAnsi="Arial"/>
+                <w:rFonts w:ascii="Verdana" w:hAnsi="Verdana"/>
                 <w:b w:val="0"/>
                 <w:sz w:val="16"/>
               </w:rPr>
@@ -10032,7 +10202,7 @@
             <w:r/>
             <w:r>
               <w:rPr>
-                <w:rFonts w:ascii="Arial" w:hAnsi="Arial"/>
+                <w:rFonts w:ascii="Verdana" w:hAnsi="Verdana"/>
                 <w:b w:val="0"/>
                 <w:sz w:val="16"/>
               </w:rPr>
@@ -10048,7 +10218,7 @@
             <w:r/>
             <w:r>
               <w:rPr>
-                <w:rFonts w:ascii="Arial" w:hAnsi="Arial"/>
+                <w:rFonts w:ascii="Verdana" w:hAnsi="Verdana"/>
                 <w:b w:val="0"/>
                 <w:sz w:val="16"/>
               </w:rPr>
@@ -10057,15 +10227,18 @@
         </w:tc>
       </w:tr>
       <w:tr>
-        <w:tc>
-          <w:tcPr>
-            <w:tcW w:type="dxa" w:w="1514"/>
-          </w:tcPr>
-          <w:p>
-            <w:r/>
-            <w:r>
-              <w:rPr>
-                <w:rFonts w:ascii="Arial" w:hAnsi="Arial"/>
+        <w:trPr>
+          <w:cantSplit/>
+        </w:trPr>
+        <w:tc>
+          <w:tcPr>
+            <w:tcW w:type="dxa" w:w="1514"/>
+          </w:tcPr>
+          <w:p>
+            <w:r/>
+            <w:r>
+              <w:rPr>
+                <w:rFonts w:ascii="Verdana" w:hAnsi="Verdana"/>
                 <w:b w:val="0"/>
                 <w:sz w:val="16"/>
               </w:rPr>
@@ -10081,7 +10254,7 @@
             <w:r/>
             <w:r>
               <w:rPr>
-                <w:rFonts w:ascii="Arial" w:hAnsi="Arial"/>
+                <w:rFonts w:ascii="Verdana" w:hAnsi="Verdana"/>
                 <w:b w:val="0"/>
                 <w:sz w:val="16"/>
               </w:rPr>
@@ -10097,7 +10270,7 @@
             <w:r/>
             <w:r>
               <w:rPr>
-                <w:rFonts w:ascii="Arial" w:hAnsi="Arial"/>
+                <w:rFonts w:ascii="Verdana" w:hAnsi="Verdana"/>
                 <w:b w:val="0"/>
                 <w:sz w:val="16"/>
               </w:rPr>
@@ -10113,7 +10286,7 @@
             <w:r/>
             <w:r>
               <w:rPr>
-                <w:rFonts w:ascii="Arial" w:hAnsi="Arial"/>
+                <w:rFonts w:ascii="Verdana" w:hAnsi="Verdana"/>
                 <w:b w:val="0"/>
                 <w:sz w:val="16"/>
               </w:rPr>
@@ -10129,7 +10302,7 @@
             <w:r/>
             <w:r>
               <w:rPr>
-                <w:rFonts w:ascii="Arial" w:hAnsi="Arial"/>
+                <w:rFonts w:ascii="Verdana" w:hAnsi="Verdana"/>
                 <w:b w:val="0"/>
                 <w:sz w:val="16"/>
               </w:rPr>
@@ -10145,7 +10318,7 @@
             <w:r/>
             <w:r>
               <w:rPr>
-                <w:rFonts w:ascii="Arial" w:hAnsi="Arial"/>
+                <w:rFonts w:ascii="Verdana" w:hAnsi="Verdana"/>
                 <w:b w:val="0"/>
                 <w:sz w:val="16"/>
               </w:rPr>
@@ -10161,7 +10334,7 @@
             <w:r/>
             <w:r>
               <w:rPr>
-                <w:rFonts w:ascii="Arial" w:hAnsi="Arial"/>
+                <w:rFonts w:ascii="Verdana" w:hAnsi="Verdana"/>
                 <w:b w:val="0"/>
                 <w:sz w:val="16"/>
               </w:rPr>
@@ -10177,7 +10350,7 @@
             <w:r/>
             <w:r>
               <w:rPr>
-                <w:rFonts w:ascii="Arial" w:hAnsi="Arial"/>
+                <w:rFonts w:ascii="Verdana" w:hAnsi="Verdana"/>
                 <w:b w:val="0"/>
                 <w:sz w:val="16"/>
               </w:rPr>
@@ -10193,7 +10366,7 @@
             <w:r/>
             <w:r>
               <w:rPr>
-                <w:rFonts w:ascii="Arial" w:hAnsi="Arial"/>
+                <w:rFonts w:ascii="Verdana" w:hAnsi="Verdana"/>
                 <w:b w:val="0"/>
                 <w:sz w:val="16"/>
               </w:rPr>
@@ -10209,7 +10382,7 @@
             <w:r/>
             <w:r>
               <w:rPr>
-                <w:rFonts w:ascii="Arial" w:hAnsi="Arial"/>
+                <w:rFonts w:ascii="Verdana" w:hAnsi="Verdana"/>
                 <w:b w:val="0"/>
                 <w:sz w:val="16"/>
               </w:rPr>
@@ -10218,15 +10391,18 @@
         </w:tc>
       </w:tr>
       <w:tr>
-        <w:tc>
-          <w:tcPr>
-            <w:tcW w:type="dxa" w:w="1514"/>
-          </w:tcPr>
-          <w:p>
-            <w:r/>
-            <w:r>
-              <w:rPr>
-                <w:rFonts w:ascii="Arial" w:hAnsi="Arial"/>
+        <w:trPr>
+          <w:cantSplit/>
+        </w:trPr>
+        <w:tc>
+          <w:tcPr>
+            <w:tcW w:type="dxa" w:w="1514"/>
+          </w:tcPr>
+          <w:p>
+            <w:r/>
+            <w:r>
+              <w:rPr>
+                <w:rFonts w:ascii="Verdana" w:hAnsi="Verdana"/>
                 <w:b w:val="0"/>
                 <w:sz w:val="16"/>
               </w:rPr>
@@ -10242,7 +10418,7 @@
             <w:r/>
             <w:r>
               <w:rPr>
-                <w:rFonts w:ascii="Arial" w:hAnsi="Arial"/>
+                <w:rFonts w:ascii="Verdana" w:hAnsi="Verdana"/>
                 <w:b w:val="0"/>
                 <w:sz w:val="16"/>
               </w:rPr>
@@ -10258,7 +10434,7 @@
             <w:r/>
             <w:r>
               <w:rPr>
-                <w:rFonts w:ascii="Arial" w:hAnsi="Arial"/>
+                <w:rFonts w:ascii="Verdana" w:hAnsi="Verdana"/>
                 <w:b w:val="0"/>
                 <w:sz w:val="16"/>
               </w:rPr>
@@ -10274,7 +10450,7 @@
             <w:r/>
             <w:r>
               <w:rPr>
-                <w:rFonts w:ascii="Arial" w:hAnsi="Arial"/>
+                <w:rFonts w:ascii="Verdana" w:hAnsi="Verdana"/>
                 <w:b w:val="0"/>
                 <w:sz w:val="16"/>
               </w:rPr>
@@ -10290,7 +10466,7 @@
             <w:r/>
             <w:r>
               <w:rPr>
-                <w:rFonts w:ascii="Arial" w:hAnsi="Arial"/>
+                <w:rFonts w:ascii="Verdana" w:hAnsi="Verdana"/>
                 <w:b w:val="0"/>
                 <w:sz w:val="16"/>
               </w:rPr>
@@ -10306,7 +10482,7 @@
             <w:r/>
             <w:r>
               <w:rPr>
-                <w:rFonts w:ascii="Arial" w:hAnsi="Arial"/>
+                <w:rFonts w:ascii="Verdana" w:hAnsi="Verdana"/>
                 <w:b w:val="0"/>
                 <w:sz w:val="16"/>
               </w:rPr>
@@ -10322,7 +10498,7 @@
             <w:r/>
             <w:r>
               <w:rPr>
-                <w:rFonts w:ascii="Arial" w:hAnsi="Arial"/>
+                <w:rFonts w:ascii="Verdana" w:hAnsi="Verdana"/>
                 <w:b w:val="0"/>
                 <w:sz w:val="16"/>
               </w:rPr>
@@ -10338,7 +10514,7 @@
             <w:r/>
             <w:r>
               <w:rPr>
-                <w:rFonts w:ascii="Arial" w:hAnsi="Arial"/>
+                <w:rFonts w:ascii="Verdana" w:hAnsi="Verdana"/>
                 <w:b w:val="0"/>
                 <w:sz w:val="16"/>
               </w:rPr>
@@ -10354,7 +10530,7 @@
             <w:r/>
             <w:r>
               <w:rPr>
-                <w:rFonts w:ascii="Arial" w:hAnsi="Arial"/>
+                <w:rFonts w:ascii="Verdana" w:hAnsi="Verdana"/>
                 <w:b w:val="0"/>
                 <w:sz w:val="16"/>
               </w:rPr>
@@ -10370,7 +10546,7 @@
             <w:r/>
             <w:r>
               <w:rPr>
-                <w:rFonts w:ascii="Arial" w:hAnsi="Arial"/>
+                <w:rFonts w:ascii="Verdana" w:hAnsi="Verdana"/>
                 <w:b w:val="0"/>
                 <w:sz w:val="16"/>
               </w:rPr>
@@ -10379,15 +10555,18 @@
         </w:tc>
       </w:tr>
       <w:tr>
-        <w:tc>
-          <w:tcPr>
-            <w:tcW w:type="dxa" w:w="1514"/>
-          </w:tcPr>
-          <w:p>
-            <w:r/>
-            <w:r>
-              <w:rPr>
-                <w:rFonts w:ascii="Arial" w:hAnsi="Arial"/>
+        <w:trPr>
+          <w:cantSplit/>
+        </w:trPr>
+        <w:tc>
+          <w:tcPr>
+            <w:tcW w:type="dxa" w:w="1514"/>
+          </w:tcPr>
+          <w:p>
+            <w:r/>
+            <w:r>
+              <w:rPr>
+                <w:rFonts w:ascii="Verdana" w:hAnsi="Verdana"/>
                 <w:b w:val="0"/>
                 <w:sz w:val="16"/>
               </w:rPr>
@@ -10403,7 +10582,7 @@
             <w:r/>
             <w:r>
               <w:rPr>
-                <w:rFonts w:ascii="Arial" w:hAnsi="Arial"/>
+                <w:rFonts w:ascii="Verdana" w:hAnsi="Verdana"/>
                 <w:b w:val="0"/>
                 <w:sz w:val="16"/>
               </w:rPr>
@@ -10419,7 +10598,7 @@
             <w:r/>
             <w:r>
               <w:rPr>
-                <w:rFonts w:ascii="Arial" w:hAnsi="Arial"/>
+                <w:rFonts w:ascii="Verdana" w:hAnsi="Verdana"/>
                 <w:b w:val="0"/>
                 <w:sz w:val="16"/>
               </w:rPr>
@@ -10435,7 +10614,7 @@
             <w:r/>
             <w:r>
               <w:rPr>
-                <w:rFonts w:ascii="Arial" w:hAnsi="Arial"/>
+                <w:rFonts w:ascii="Verdana" w:hAnsi="Verdana"/>
                 <w:b w:val="0"/>
                 <w:sz w:val="16"/>
               </w:rPr>
@@ -10451,7 +10630,7 @@
             <w:r/>
             <w:r>
               <w:rPr>
-                <w:rFonts w:ascii="Arial" w:hAnsi="Arial"/>
+                <w:rFonts w:ascii="Verdana" w:hAnsi="Verdana"/>
                 <w:b w:val="0"/>
                 <w:sz w:val="16"/>
               </w:rPr>
@@ -10467,7 +10646,7 @@
             <w:r/>
             <w:r>
               <w:rPr>
-                <w:rFonts w:ascii="Arial" w:hAnsi="Arial"/>
+                <w:rFonts w:ascii="Verdana" w:hAnsi="Verdana"/>
                 <w:b w:val="0"/>
                 <w:sz w:val="16"/>
               </w:rPr>
@@ -10483,7 +10662,7 @@
             <w:r/>
             <w:r>
               <w:rPr>
-                <w:rFonts w:ascii="Arial" w:hAnsi="Arial"/>
+                <w:rFonts w:ascii="Verdana" w:hAnsi="Verdana"/>
                 <w:b w:val="0"/>
                 <w:sz w:val="16"/>
               </w:rPr>
@@ -10499,7 +10678,7 @@
             <w:r/>
             <w:r>
               <w:rPr>
-                <w:rFonts w:ascii="Arial" w:hAnsi="Arial"/>
+                <w:rFonts w:ascii="Verdana" w:hAnsi="Verdana"/>
                 <w:b w:val="0"/>
                 <w:sz w:val="16"/>
               </w:rPr>
@@ -10515,7 +10694,7 @@
             <w:r/>
             <w:r>
               <w:rPr>
-                <w:rFonts w:ascii="Arial" w:hAnsi="Arial"/>
+                <w:rFonts w:ascii="Verdana" w:hAnsi="Verdana"/>
                 <w:b w:val="0"/>
                 <w:sz w:val="16"/>
               </w:rPr>
@@ -10531,7 +10710,7 @@
             <w:r/>
             <w:r>
               <w:rPr>
-                <w:rFonts w:ascii="Arial" w:hAnsi="Arial"/>
+                <w:rFonts w:ascii="Verdana" w:hAnsi="Verdana"/>
                 <w:b w:val="0"/>
                 <w:sz w:val="16"/>
               </w:rPr>
@@ -10540,15 +10719,18 @@
         </w:tc>
       </w:tr>
       <w:tr>
-        <w:tc>
-          <w:tcPr>
-            <w:tcW w:type="dxa" w:w="1514"/>
-          </w:tcPr>
-          <w:p>
-            <w:r/>
-            <w:r>
-              <w:rPr>
-                <w:rFonts w:ascii="Arial" w:hAnsi="Arial"/>
+        <w:trPr>
+          <w:cantSplit/>
+        </w:trPr>
+        <w:tc>
+          <w:tcPr>
+            <w:tcW w:type="dxa" w:w="1514"/>
+          </w:tcPr>
+          <w:p>
+            <w:r/>
+            <w:r>
+              <w:rPr>
+                <w:rFonts w:ascii="Verdana" w:hAnsi="Verdana"/>
                 <w:b w:val="0"/>
                 <w:sz w:val="16"/>
               </w:rPr>
@@ -10564,7 +10746,7 @@
             <w:r/>
             <w:r>
               <w:rPr>
-                <w:rFonts w:ascii="Arial" w:hAnsi="Arial"/>
+                <w:rFonts w:ascii="Verdana" w:hAnsi="Verdana"/>
                 <w:b w:val="0"/>
                 <w:sz w:val="16"/>
               </w:rPr>
@@ -10580,7 +10762,7 @@
             <w:r/>
             <w:r>
               <w:rPr>
-                <w:rFonts w:ascii="Arial" w:hAnsi="Arial"/>
+                <w:rFonts w:ascii="Verdana" w:hAnsi="Verdana"/>
                 <w:b w:val="0"/>
                 <w:sz w:val="16"/>
               </w:rPr>
@@ -10596,7 +10778,7 @@
             <w:r/>
             <w:r>
               <w:rPr>
-                <w:rFonts w:ascii="Arial" w:hAnsi="Arial"/>
+                <w:rFonts w:ascii="Verdana" w:hAnsi="Verdana"/>
                 <w:b w:val="0"/>
                 <w:sz w:val="16"/>
               </w:rPr>
@@ -10612,7 +10794,7 @@
             <w:r/>
             <w:r>
               <w:rPr>
-                <w:rFonts w:ascii="Arial" w:hAnsi="Arial"/>
+                <w:rFonts w:ascii="Verdana" w:hAnsi="Verdana"/>
                 <w:b w:val="0"/>
                 <w:sz w:val="16"/>
               </w:rPr>
@@ -10628,7 +10810,7 @@
             <w:r/>
             <w:r>
               <w:rPr>
-                <w:rFonts w:ascii="Arial" w:hAnsi="Arial"/>
+                <w:rFonts w:ascii="Verdana" w:hAnsi="Verdana"/>
                 <w:b w:val="0"/>
                 <w:sz w:val="16"/>
               </w:rPr>
@@ -10644,7 +10826,7 @@
             <w:r/>
             <w:r>
               <w:rPr>
-                <w:rFonts w:ascii="Arial" w:hAnsi="Arial"/>
+                <w:rFonts w:ascii="Verdana" w:hAnsi="Verdana"/>
                 <w:b w:val="0"/>
                 <w:sz w:val="16"/>
               </w:rPr>
@@ -10660,7 +10842,7 @@
             <w:r/>
             <w:r>
               <w:rPr>
-                <w:rFonts w:ascii="Arial" w:hAnsi="Arial"/>
+                <w:rFonts w:ascii="Verdana" w:hAnsi="Verdana"/>
                 <w:b w:val="0"/>
                 <w:sz w:val="16"/>
               </w:rPr>
@@ -10676,7 +10858,7 @@
             <w:r/>
             <w:r>
               <w:rPr>
-                <w:rFonts w:ascii="Arial" w:hAnsi="Arial"/>
+                <w:rFonts w:ascii="Verdana" w:hAnsi="Verdana"/>
                 <w:b w:val="0"/>
                 <w:sz w:val="16"/>
               </w:rPr>
@@ -10692,7 +10874,7 @@
             <w:r/>
             <w:r>
               <w:rPr>
-                <w:rFonts w:ascii="Arial" w:hAnsi="Arial"/>
+                <w:rFonts w:ascii="Verdana" w:hAnsi="Verdana"/>
                 <w:b w:val="0"/>
                 <w:sz w:val="16"/>
               </w:rPr>
@@ -10701,15 +10883,18 @@
         </w:tc>
       </w:tr>
       <w:tr>
-        <w:tc>
-          <w:tcPr>
-            <w:tcW w:type="dxa" w:w="1514"/>
-          </w:tcPr>
-          <w:p>
-            <w:r/>
-            <w:r>
-              <w:rPr>
-                <w:rFonts w:ascii="Arial" w:hAnsi="Arial"/>
+        <w:trPr>
+          <w:cantSplit/>
+        </w:trPr>
+        <w:tc>
+          <w:tcPr>
+            <w:tcW w:type="dxa" w:w="1514"/>
+          </w:tcPr>
+          <w:p>
+            <w:r/>
+            <w:r>
+              <w:rPr>
+                <w:rFonts w:ascii="Verdana" w:hAnsi="Verdana"/>
                 <w:b w:val="0"/>
                 <w:sz w:val="16"/>
               </w:rPr>
@@ -10725,7 +10910,7 @@
             <w:r/>
             <w:r>
               <w:rPr>
-                <w:rFonts w:ascii="Arial" w:hAnsi="Arial"/>
+                <w:rFonts w:ascii="Verdana" w:hAnsi="Verdana"/>
                 <w:b w:val="0"/>
                 <w:sz w:val="16"/>
               </w:rPr>
@@ -10741,7 +10926,7 @@
             <w:r/>
             <w:r>
               <w:rPr>
-                <w:rFonts w:ascii="Arial" w:hAnsi="Arial"/>
+                <w:rFonts w:ascii="Verdana" w:hAnsi="Verdana"/>
                 <w:b w:val="0"/>
                 <w:sz w:val="16"/>
               </w:rPr>
@@ -10757,7 +10942,7 @@
             <w:r/>
             <w:r>
               <w:rPr>
-                <w:rFonts w:ascii="Arial" w:hAnsi="Arial"/>
+                <w:rFonts w:ascii="Verdana" w:hAnsi="Verdana"/>
                 <w:b w:val="0"/>
                 <w:sz w:val="16"/>
               </w:rPr>
@@ -10773,7 +10958,7 @@
             <w:r/>
             <w:r>
               <w:rPr>
-                <w:rFonts w:ascii="Arial" w:hAnsi="Arial"/>
+                <w:rFonts w:ascii="Verdana" w:hAnsi="Verdana"/>
                 <w:b w:val="0"/>
                 <w:sz w:val="16"/>
               </w:rPr>
@@ -10789,7 +10974,7 @@
             <w:r/>
             <w:r>
               <w:rPr>
-                <w:rFonts w:ascii="Arial" w:hAnsi="Arial"/>
+                <w:rFonts w:ascii="Verdana" w:hAnsi="Verdana"/>
                 <w:b w:val="0"/>
                 <w:sz w:val="16"/>
               </w:rPr>
@@ -10805,7 +10990,7 @@
             <w:r/>
             <w:r>
               <w:rPr>
-                <w:rFonts w:ascii="Arial" w:hAnsi="Arial"/>
+                <w:rFonts w:ascii="Verdana" w:hAnsi="Verdana"/>
                 <w:b w:val="0"/>
                 <w:sz w:val="16"/>
               </w:rPr>
@@ -10821,7 +11006,7 @@
             <w:r/>
             <w:r>
               <w:rPr>
-                <w:rFonts w:ascii="Arial" w:hAnsi="Arial"/>
+                <w:rFonts w:ascii="Verdana" w:hAnsi="Verdana"/>
                 <w:b w:val="0"/>
                 <w:sz w:val="16"/>
               </w:rPr>
@@ -10837,7 +11022,7 @@
             <w:r/>
             <w:r>
               <w:rPr>
-                <w:rFonts w:ascii="Arial" w:hAnsi="Arial"/>
+                <w:rFonts w:ascii="Verdana" w:hAnsi="Verdana"/>
                 <w:b w:val="0"/>
                 <w:sz w:val="16"/>
               </w:rPr>
@@ -10853,7 +11038,7 @@
             <w:r/>
             <w:r>
               <w:rPr>
-                <w:rFonts w:ascii="Arial" w:hAnsi="Arial"/>
+                <w:rFonts w:ascii="Verdana" w:hAnsi="Verdana"/>
                 <w:b w:val="0"/>
                 <w:sz w:val="16"/>
               </w:rPr>
@@ -10862,15 +11047,18 @@
         </w:tc>
       </w:tr>
       <w:tr>
-        <w:tc>
-          <w:tcPr>
-            <w:tcW w:type="dxa" w:w="1514"/>
-          </w:tcPr>
-          <w:p>
-            <w:r/>
-            <w:r>
-              <w:rPr>
-                <w:rFonts w:ascii="Arial" w:hAnsi="Arial"/>
+        <w:trPr>
+          <w:cantSplit/>
+        </w:trPr>
+        <w:tc>
+          <w:tcPr>
+            <w:tcW w:type="dxa" w:w="1514"/>
+          </w:tcPr>
+          <w:p>
+            <w:r/>
+            <w:r>
+              <w:rPr>
+                <w:rFonts w:ascii="Verdana" w:hAnsi="Verdana"/>
                 <w:b w:val="0"/>
                 <w:sz w:val="16"/>
               </w:rPr>
@@ -10886,7 +11074,7 @@
             <w:r/>
             <w:r>
               <w:rPr>
-                <w:rFonts w:ascii="Arial" w:hAnsi="Arial"/>
+                <w:rFonts w:ascii="Verdana" w:hAnsi="Verdana"/>
                 <w:b w:val="0"/>
                 <w:sz w:val="16"/>
               </w:rPr>
@@ -10902,7 +11090,7 @@
             <w:r/>
             <w:r>
               <w:rPr>
-                <w:rFonts w:ascii="Arial" w:hAnsi="Arial"/>
+                <w:rFonts w:ascii="Verdana" w:hAnsi="Verdana"/>
                 <w:b w:val="0"/>
                 <w:sz w:val="16"/>
               </w:rPr>
@@ -10918,7 +11106,7 @@
             <w:r/>
             <w:r>
               <w:rPr>
-                <w:rFonts w:ascii="Arial" w:hAnsi="Arial"/>
+                <w:rFonts w:ascii="Verdana" w:hAnsi="Verdana"/>
                 <w:b w:val="0"/>
                 <w:sz w:val="16"/>
               </w:rPr>
@@ -10934,7 +11122,7 @@
             <w:r/>
             <w:r>
               <w:rPr>
-                <w:rFonts w:ascii="Arial" w:hAnsi="Arial"/>
+                <w:rFonts w:ascii="Verdana" w:hAnsi="Verdana"/>
                 <w:b w:val="0"/>
                 <w:sz w:val="16"/>
               </w:rPr>
@@ -10950,7 +11138,7 @@
             <w:r/>
             <w:r>
               <w:rPr>
-                <w:rFonts w:ascii="Arial" w:hAnsi="Arial"/>
+                <w:rFonts w:ascii="Verdana" w:hAnsi="Verdana"/>
                 <w:b w:val="0"/>
                 <w:sz w:val="16"/>
               </w:rPr>
@@ -10966,7 +11154,7 @@
             <w:r/>
             <w:r>
               <w:rPr>
-                <w:rFonts w:ascii="Arial" w:hAnsi="Arial"/>
+                <w:rFonts w:ascii="Verdana" w:hAnsi="Verdana"/>
                 <w:b w:val="0"/>
                 <w:sz w:val="16"/>
               </w:rPr>
@@ -10982,7 +11170,7 @@
             <w:r/>
             <w:r>
               <w:rPr>
-                <w:rFonts w:ascii="Arial" w:hAnsi="Arial"/>
+                <w:rFonts w:ascii="Verdana" w:hAnsi="Verdana"/>
                 <w:b w:val="0"/>
                 <w:sz w:val="16"/>
               </w:rPr>
@@ -10998,7 +11186,7 @@
             <w:r/>
             <w:r>
               <w:rPr>
-                <w:rFonts w:ascii="Arial" w:hAnsi="Arial"/>
+                <w:rFonts w:ascii="Verdana" w:hAnsi="Verdana"/>
                 <w:b w:val="0"/>
                 <w:sz w:val="16"/>
               </w:rPr>
@@ -11014,7 +11202,7 @@
             <w:r/>
             <w:r>
               <w:rPr>
-                <w:rFonts w:ascii="Arial" w:hAnsi="Arial"/>
+                <w:rFonts w:ascii="Verdana" w:hAnsi="Verdana"/>
                 <w:b w:val="0"/>
                 <w:sz w:val="16"/>
               </w:rPr>
@@ -11023,15 +11211,18 @@
         </w:tc>
       </w:tr>
       <w:tr>
-        <w:tc>
-          <w:tcPr>
-            <w:tcW w:type="dxa" w:w="1514"/>
-          </w:tcPr>
-          <w:p>
-            <w:r/>
-            <w:r>
-              <w:rPr>
-                <w:rFonts w:ascii="Arial" w:hAnsi="Arial"/>
+        <w:trPr>
+          <w:cantSplit/>
+        </w:trPr>
+        <w:tc>
+          <w:tcPr>
+            <w:tcW w:type="dxa" w:w="1514"/>
+          </w:tcPr>
+          <w:p>
+            <w:r/>
+            <w:r>
+              <w:rPr>
+                <w:rFonts w:ascii="Verdana" w:hAnsi="Verdana"/>
                 <w:b w:val="0"/>
                 <w:sz w:val="16"/>
               </w:rPr>
@@ -11047,7 +11238,7 @@
             <w:r/>
             <w:r>
               <w:rPr>
-                <w:rFonts w:ascii="Arial" w:hAnsi="Arial"/>
+                <w:rFonts w:ascii="Verdana" w:hAnsi="Verdana"/>
                 <w:b w:val="0"/>
                 <w:sz w:val="16"/>
               </w:rPr>
@@ -11063,7 +11254,7 @@
             <w:r/>
             <w:r>
               <w:rPr>
-                <w:rFonts w:ascii="Arial" w:hAnsi="Arial"/>
+                <w:rFonts w:ascii="Verdana" w:hAnsi="Verdana"/>
                 <w:b w:val="0"/>
                 <w:sz w:val="16"/>
               </w:rPr>
@@ -11079,7 +11270,7 @@
             <w:r/>
             <w:r>
               <w:rPr>
-                <w:rFonts w:ascii="Arial" w:hAnsi="Arial"/>
+                <w:rFonts w:ascii="Verdana" w:hAnsi="Verdana"/>
                 <w:b w:val="0"/>
                 <w:sz w:val="16"/>
               </w:rPr>
@@ -11095,7 +11286,7 @@
             <w:r/>
             <w:r>
               <w:rPr>
-                <w:rFonts w:ascii="Arial" w:hAnsi="Arial"/>
+                <w:rFonts w:ascii="Verdana" w:hAnsi="Verdana"/>
                 <w:b w:val="0"/>
                 <w:sz w:val="16"/>
               </w:rPr>
@@ -11111,7 +11302,7 @@
             <w:r/>
             <w:r>
               <w:rPr>
-                <w:rFonts w:ascii="Arial" w:hAnsi="Arial"/>
+                <w:rFonts w:ascii="Verdana" w:hAnsi="Verdana"/>
                 <w:b w:val="0"/>
                 <w:sz w:val="16"/>
               </w:rPr>
@@ -11127,7 +11318,7 @@
             <w:r/>
             <w:r>
               <w:rPr>
-                <w:rFonts w:ascii="Arial" w:hAnsi="Arial"/>
+                <w:rFonts w:ascii="Verdana" w:hAnsi="Verdana"/>
                 <w:b w:val="0"/>
                 <w:sz w:val="16"/>
               </w:rPr>
@@ -11143,7 +11334,7 @@
             <w:r/>
             <w:r>
               <w:rPr>
-                <w:rFonts w:ascii="Arial" w:hAnsi="Arial"/>
+                <w:rFonts w:ascii="Verdana" w:hAnsi="Verdana"/>
                 <w:b w:val="0"/>
                 <w:sz w:val="16"/>
               </w:rPr>
@@ -11159,7 +11350,7 @@
             <w:r/>
             <w:r>
               <w:rPr>
-                <w:rFonts w:ascii="Arial" w:hAnsi="Arial"/>
+                <w:rFonts w:ascii="Verdana" w:hAnsi="Verdana"/>
                 <w:b w:val="0"/>
                 <w:sz w:val="16"/>
               </w:rPr>
@@ -11175,7 +11366,7 @@
             <w:r/>
             <w:r>
               <w:rPr>
-                <w:rFonts w:ascii="Arial" w:hAnsi="Arial"/>
+                <w:rFonts w:ascii="Verdana" w:hAnsi="Verdana"/>
                 <w:b w:val="0"/>
                 <w:sz w:val="16"/>
               </w:rPr>
@@ -11184,15 +11375,18 @@
         </w:tc>
       </w:tr>
       <w:tr>
-        <w:tc>
-          <w:tcPr>
-            <w:tcW w:type="dxa" w:w="1514"/>
-          </w:tcPr>
-          <w:p>
-            <w:r/>
-            <w:r>
-              <w:rPr>
-                <w:rFonts w:ascii="Arial" w:hAnsi="Arial"/>
+        <w:trPr>
+          <w:cantSplit/>
+        </w:trPr>
+        <w:tc>
+          <w:tcPr>
+            <w:tcW w:type="dxa" w:w="1514"/>
+          </w:tcPr>
+          <w:p>
+            <w:r/>
+            <w:r>
+              <w:rPr>
+                <w:rFonts w:ascii="Verdana" w:hAnsi="Verdana"/>
                 <w:b w:val="0"/>
                 <w:sz w:val="16"/>
               </w:rPr>
@@ -11208,7 +11402,7 @@
             <w:r/>
             <w:r>
               <w:rPr>
-                <w:rFonts w:ascii="Arial" w:hAnsi="Arial"/>
+                <w:rFonts w:ascii="Verdana" w:hAnsi="Verdana"/>
                 <w:b w:val="0"/>
                 <w:sz w:val="16"/>
               </w:rPr>
@@ -11224,7 +11418,7 @@
             <w:r/>
             <w:r>
               <w:rPr>
-                <w:rFonts w:ascii="Arial" w:hAnsi="Arial"/>
+                <w:rFonts w:ascii="Verdana" w:hAnsi="Verdana"/>
                 <w:b w:val="0"/>
                 <w:sz w:val="16"/>
               </w:rPr>
@@ -11240,7 +11434,7 @@
             <w:r/>
             <w:r>
               <w:rPr>
-                <w:rFonts w:ascii="Arial" w:hAnsi="Arial"/>
+                <w:rFonts w:ascii="Verdana" w:hAnsi="Verdana"/>
                 <w:b w:val="0"/>
                 <w:sz w:val="16"/>
               </w:rPr>
@@ -11256,7 +11450,7 @@
             <w:r/>
             <w:r>
               <w:rPr>
-                <w:rFonts w:ascii="Arial" w:hAnsi="Arial"/>
+                <w:rFonts w:ascii="Verdana" w:hAnsi="Verdana"/>
                 <w:b w:val="0"/>
                 <w:sz w:val="16"/>
               </w:rPr>
@@ -11272,7 +11466,7 @@
             <w:r/>
             <w:r>
               <w:rPr>
-                <w:rFonts w:ascii="Arial" w:hAnsi="Arial"/>
+                <w:rFonts w:ascii="Verdana" w:hAnsi="Verdana"/>
                 <w:b w:val="0"/>
                 <w:sz w:val="16"/>
               </w:rPr>
@@ -11288,7 +11482,7 @@
             <w:r/>
             <w:r>
               <w:rPr>
-                <w:rFonts w:ascii="Arial" w:hAnsi="Arial"/>
+                <w:rFonts w:ascii="Verdana" w:hAnsi="Verdana"/>
                 <w:b w:val="0"/>
                 <w:sz w:val="16"/>
               </w:rPr>
@@ -11304,7 +11498,7 @@
             <w:r/>
             <w:r>
               <w:rPr>
-                <w:rFonts w:ascii="Arial" w:hAnsi="Arial"/>
+                <w:rFonts w:ascii="Verdana" w:hAnsi="Verdana"/>
                 <w:b w:val="0"/>
                 <w:sz w:val="16"/>
               </w:rPr>
@@ -11320,7 +11514,7 @@
             <w:r/>
             <w:r>
               <w:rPr>
-                <w:rFonts w:ascii="Arial" w:hAnsi="Arial"/>
+                <w:rFonts w:ascii="Verdana" w:hAnsi="Verdana"/>
                 <w:b w:val="0"/>
                 <w:sz w:val="16"/>
               </w:rPr>
@@ -11336,7 +11530,7 @@
             <w:r/>
             <w:r>
               <w:rPr>
-                <w:rFonts w:ascii="Arial" w:hAnsi="Arial"/>
+                <w:rFonts w:ascii="Verdana" w:hAnsi="Verdana"/>
                 <w:b w:val="0"/>
                 <w:sz w:val="16"/>
               </w:rPr>
@@ -11345,15 +11539,18 @@
         </w:tc>
       </w:tr>
       <w:tr>
-        <w:tc>
-          <w:tcPr>
-            <w:tcW w:type="dxa" w:w="1514"/>
-          </w:tcPr>
-          <w:p>
-            <w:r/>
-            <w:r>
-              <w:rPr>
-                <w:rFonts w:ascii="Arial" w:hAnsi="Arial"/>
+        <w:trPr>
+          <w:cantSplit/>
+        </w:trPr>
+        <w:tc>
+          <w:tcPr>
+            <w:tcW w:type="dxa" w:w="1514"/>
+          </w:tcPr>
+          <w:p>
+            <w:r/>
+            <w:r>
+              <w:rPr>
+                <w:rFonts w:ascii="Verdana" w:hAnsi="Verdana"/>
                 <w:b w:val="0"/>
                 <w:sz w:val="16"/>
               </w:rPr>
@@ -11369,7 +11566,7 @@
             <w:r/>
             <w:r>
               <w:rPr>
-                <w:rFonts w:ascii="Arial" w:hAnsi="Arial"/>
+                <w:rFonts w:ascii="Verdana" w:hAnsi="Verdana"/>
                 <w:b w:val="0"/>
                 <w:sz w:val="16"/>
               </w:rPr>
@@ -11385,7 +11582,7 @@
             <w:r/>
             <w:r>
               <w:rPr>
-                <w:rFonts w:ascii="Arial" w:hAnsi="Arial"/>
+                <w:rFonts w:ascii="Verdana" w:hAnsi="Verdana"/>
                 <w:b w:val="0"/>
                 <w:sz w:val="16"/>
               </w:rPr>
@@ -11401,7 +11598,7 @@
             <w:r/>
             <w:r>
               <w:rPr>
-                <w:rFonts w:ascii="Arial" w:hAnsi="Arial"/>
+                <w:rFonts w:ascii="Verdana" w:hAnsi="Verdana"/>
                 <w:b w:val="0"/>
                 <w:sz w:val="16"/>
               </w:rPr>
@@ -11417,7 +11614,7 @@
             <w:r/>
             <w:r>
               <w:rPr>
-                <w:rFonts w:ascii="Arial" w:hAnsi="Arial"/>
+                <w:rFonts w:ascii="Verdana" w:hAnsi="Verdana"/>
                 <w:b w:val="0"/>
                 <w:sz w:val="16"/>
               </w:rPr>
@@ -11433,7 +11630,7 @@
             <w:r/>
             <w:r>
               <w:rPr>
-                <w:rFonts w:ascii="Arial" w:hAnsi="Arial"/>
+                <w:rFonts w:ascii="Verdana" w:hAnsi="Verdana"/>
                 <w:b w:val="0"/>
                 <w:sz w:val="16"/>
               </w:rPr>
@@ -11449,7 +11646,7 @@
             <w:r/>
             <w:r>
               <w:rPr>
-                <w:rFonts w:ascii="Arial" w:hAnsi="Arial"/>
+                <w:rFonts w:ascii="Verdana" w:hAnsi="Verdana"/>
                 <w:b w:val="0"/>
                 <w:sz w:val="16"/>
               </w:rPr>
@@ -11465,7 +11662,7 @@
             <w:r/>
             <w:r>
               <w:rPr>
-                <w:rFonts w:ascii="Arial" w:hAnsi="Arial"/>
+                <w:rFonts w:ascii="Verdana" w:hAnsi="Verdana"/>
                 <w:b w:val="0"/>
                 <w:sz w:val="16"/>
               </w:rPr>
@@ -11481,7 +11678,7 @@
             <w:r/>
             <w:r>
               <w:rPr>
-                <w:rFonts w:ascii="Arial" w:hAnsi="Arial"/>
+                <w:rFonts w:ascii="Verdana" w:hAnsi="Verdana"/>
                 <w:b w:val="0"/>
                 <w:sz w:val="16"/>
               </w:rPr>
@@ -11497,7 +11694,7 @@
             <w:r/>
             <w:r>
               <w:rPr>
-                <w:rFonts w:ascii="Arial" w:hAnsi="Arial"/>
+                <w:rFonts w:ascii="Verdana" w:hAnsi="Verdana"/>
                 <w:b w:val="0"/>
                 <w:sz w:val="16"/>
               </w:rPr>
@@ -11506,15 +11703,18 @@
         </w:tc>
       </w:tr>
       <w:tr>
-        <w:tc>
-          <w:tcPr>
-            <w:tcW w:type="dxa" w:w="1514"/>
-          </w:tcPr>
-          <w:p>
-            <w:r/>
-            <w:r>
-              <w:rPr>
-                <w:rFonts w:ascii="Arial" w:hAnsi="Arial"/>
+        <w:trPr>
+          <w:cantSplit/>
+        </w:trPr>
+        <w:tc>
+          <w:tcPr>
+            <w:tcW w:type="dxa" w:w="1514"/>
+          </w:tcPr>
+          <w:p>
+            <w:r/>
+            <w:r>
+              <w:rPr>
+                <w:rFonts w:ascii="Verdana" w:hAnsi="Verdana"/>
                 <w:b w:val="0"/>
                 <w:sz w:val="16"/>
               </w:rPr>
@@ -11530,7 +11730,7 @@
             <w:r/>
             <w:r>
               <w:rPr>
-                <w:rFonts w:ascii="Arial" w:hAnsi="Arial"/>
+                <w:rFonts w:ascii="Verdana" w:hAnsi="Verdana"/>
                 <w:b w:val="0"/>
                 <w:sz w:val="16"/>
               </w:rPr>
@@ -11546,7 +11746,7 @@
             <w:r/>
             <w:r>
               <w:rPr>
-                <w:rFonts w:ascii="Arial" w:hAnsi="Arial"/>
+                <w:rFonts w:ascii="Verdana" w:hAnsi="Verdana"/>
                 <w:b w:val="0"/>
                 <w:sz w:val="16"/>
               </w:rPr>
@@ -11562,7 +11762,7 @@
             <w:r/>
             <w:r>
               <w:rPr>
-                <w:rFonts w:ascii="Arial" w:hAnsi="Arial"/>
+                <w:rFonts w:ascii="Verdana" w:hAnsi="Verdana"/>
                 <w:b w:val="0"/>
                 <w:sz w:val="16"/>
               </w:rPr>
@@ -11578,7 +11778,7 @@
             <w:r/>
             <w:r>
               <w:rPr>
-                <w:rFonts w:ascii="Arial" w:hAnsi="Arial"/>
+                <w:rFonts w:ascii="Verdana" w:hAnsi="Verdana"/>
                 <w:b w:val="0"/>
                 <w:sz w:val="16"/>
               </w:rPr>
@@ -11594,7 +11794,7 @@
             <w:r/>
             <w:r>
               <w:rPr>
-                <w:rFonts w:ascii="Arial" w:hAnsi="Arial"/>
+                <w:rFonts w:ascii="Verdana" w:hAnsi="Verdana"/>
                 <w:b w:val="0"/>
                 <w:sz w:val="16"/>
               </w:rPr>
@@ -11610,7 +11810,7 @@
             <w:r/>
             <w:r>
               <w:rPr>
-                <w:rFonts w:ascii="Arial" w:hAnsi="Arial"/>
+                <w:rFonts w:ascii="Verdana" w:hAnsi="Verdana"/>
                 <w:b w:val="0"/>
                 <w:sz w:val="16"/>
               </w:rPr>
@@ -11626,7 +11826,7 @@
             <w:r/>
             <w:r>
               <w:rPr>
-                <w:rFonts w:ascii="Arial" w:hAnsi="Arial"/>
+                <w:rFonts w:ascii="Verdana" w:hAnsi="Verdana"/>
                 <w:b w:val="0"/>
                 <w:sz w:val="16"/>
               </w:rPr>
@@ -11642,7 +11842,7 @@
             <w:r/>
             <w:r>
               <w:rPr>
-                <w:rFonts w:ascii="Arial" w:hAnsi="Arial"/>
+                <w:rFonts w:ascii="Verdana" w:hAnsi="Verdana"/>
                 <w:b w:val="0"/>
                 <w:sz w:val="16"/>
               </w:rPr>
@@ -11658,7 +11858,7 @@
             <w:r/>
             <w:r>
               <w:rPr>
-                <w:rFonts w:ascii="Arial" w:hAnsi="Arial"/>
+                <w:rFonts w:ascii="Verdana" w:hAnsi="Verdana"/>
                 <w:b w:val="0"/>
                 <w:sz w:val="16"/>
               </w:rPr>
@@ -11667,15 +11867,18 @@
         </w:tc>
       </w:tr>
       <w:tr>
-        <w:tc>
-          <w:tcPr>
-            <w:tcW w:type="dxa" w:w="1514"/>
-          </w:tcPr>
-          <w:p>
-            <w:r/>
-            <w:r>
-              <w:rPr>
-                <w:rFonts w:ascii="Arial" w:hAnsi="Arial"/>
+        <w:trPr>
+          <w:cantSplit/>
+        </w:trPr>
+        <w:tc>
+          <w:tcPr>
+            <w:tcW w:type="dxa" w:w="1514"/>
+          </w:tcPr>
+          <w:p>
+            <w:r/>
+            <w:r>
+              <w:rPr>
+                <w:rFonts w:ascii="Verdana" w:hAnsi="Verdana"/>
                 <w:b w:val="0"/>
                 <w:sz w:val="16"/>
               </w:rPr>
@@ -11691,7 +11894,7 @@
             <w:r/>
             <w:r>
               <w:rPr>
-                <w:rFonts w:ascii="Arial" w:hAnsi="Arial"/>
+                <w:rFonts w:ascii="Verdana" w:hAnsi="Verdana"/>
                 <w:b w:val="0"/>
                 <w:sz w:val="16"/>
               </w:rPr>
@@ -11707,7 +11910,7 @@
             <w:r/>
             <w:r>
               <w:rPr>
-                <w:rFonts w:ascii="Arial" w:hAnsi="Arial"/>
+                <w:rFonts w:ascii="Verdana" w:hAnsi="Verdana"/>
                 <w:b w:val="0"/>
                 <w:sz w:val="16"/>
               </w:rPr>
@@ -11723,7 +11926,7 @@
             <w:r/>
             <w:r>
               <w:rPr>
-                <w:rFonts w:ascii="Arial" w:hAnsi="Arial"/>
+                <w:rFonts w:ascii="Verdana" w:hAnsi="Verdana"/>
                 <w:b w:val="0"/>
                 <w:sz w:val="16"/>
               </w:rPr>
@@ -11739,7 +11942,7 @@
             <w:r/>
             <w:r>
               <w:rPr>
-                <w:rFonts w:ascii="Arial" w:hAnsi="Arial"/>
+                <w:rFonts w:ascii="Verdana" w:hAnsi="Verdana"/>
                 <w:b w:val="0"/>
                 <w:sz w:val="16"/>
               </w:rPr>
@@ -11755,7 +11958,7 @@
             <w:r/>
             <w:r>
               <w:rPr>
-                <w:rFonts w:ascii="Arial" w:hAnsi="Arial"/>
+                <w:rFonts w:ascii="Verdana" w:hAnsi="Verdana"/>
                 <w:b w:val="0"/>
                 <w:sz w:val="16"/>
               </w:rPr>
@@ -11771,7 +11974,7 @@
             <w:r/>
             <w:r>
               <w:rPr>
-                <w:rFonts w:ascii="Arial" w:hAnsi="Arial"/>
+                <w:rFonts w:ascii="Verdana" w:hAnsi="Verdana"/>
                 <w:b w:val="0"/>
                 <w:sz w:val="16"/>
               </w:rPr>
@@ -11787,7 +11990,7 @@
             <w:r/>
             <w:r>
               <w:rPr>
-                <w:rFonts w:ascii="Arial" w:hAnsi="Arial"/>
+                <w:rFonts w:ascii="Verdana" w:hAnsi="Verdana"/>
                 <w:b w:val="0"/>
                 <w:sz w:val="16"/>
               </w:rPr>
@@ -11803,7 +12006,7 @@
             <w:r/>
             <w:r>
               <w:rPr>
-                <w:rFonts w:ascii="Arial" w:hAnsi="Arial"/>
+                <w:rFonts w:ascii="Verdana" w:hAnsi="Verdana"/>
                 <w:b w:val="0"/>
                 <w:sz w:val="16"/>
               </w:rPr>
@@ -11819,25 +12022,28 @@
             <w:r/>
             <w:r>
               <w:rPr>
-                <w:rFonts w:ascii="Arial" w:hAnsi="Arial"/>
-                <w:b w:val="0"/>
-                <w:sz w:val="16"/>
-              </w:rPr>
-              <w:t>Note 51: In conjunction with the observation of waterspouts or funnel clouds, i.e., more than 3 km from the station.</w:t>
+                <w:rFonts w:ascii="Verdana" w:hAnsi="Verdana"/>
+                <w:b w:val="0"/>
+                <w:sz w:val="16"/>
+              </w:rPr>
+              <w:t>Note 51: The number of missing years within the reference period from the calculation of normal for mean extreme air temperature should be given, if available, for both the calculation of normal maximum temperature and for the calculation of normal minimum temperature in addition to the number of missing years for the extreme air temperatures reported under 0 08 020 preceded by 0 08 050 in which figure 3 is used.</w:t>
             </w:r>
           </w:p>
         </w:tc>
       </w:tr>
       <w:tr>
-        <w:tc>
-          <w:tcPr>
-            <w:tcW w:type="dxa" w:w="1514"/>
-          </w:tcPr>
-          <w:p>
-            <w:r/>
-            <w:r>
-              <w:rPr>
-                <w:rFonts w:ascii="Arial" w:hAnsi="Arial"/>
+        <w:trPr>
+          <w:cantSplit/>
+        </w:trPr>
+        <w:tc>
+          <w:tcPr>
+            <w:tcW w:type="dxa" w:w="1514"/>
+          </w:tcPr>
+          <w:p>
+            <w:r/>
+            <w:r>
+              <w:rPr>
+                <w:rFonts w:ascii="Verdana" w:hAnsi="Verdana"/>
                 <w:b w:val="0"/>
                 <w:sz w:val="16"/>
               </w:rPr>
@@ -11853,7 +12059,7 @@
             <w:r/>
             <w:r>
               <w:rPr>
-                <w:rFonts w:ascii="Arial" w:hAnsi="Arial"/>
+                <w:rFonts w:ascii="Verdana" w:hAnsi="Verdana"/>
                 <w:b w:val="0"/>
                 <w:sz w:val="16"/>
               </w:rPr>
@@ -11869,7 +12075,7 @@
             <w:r/>
             <w:r>
               <w:rPr>
-                <w:rFonts w:ascii="Arial" w:hAnsi="Arial"/>
+                <w:rFonts w:ascii="Verdana" w:hAnsi="Verdana"/>
                 <w:b w:val="0"/>
                 <w:sz w:val="16"/>
               </w:rPr>
@@ -11885,7 +12091,7 @@
             <w:r/>
             <w:r>
               <w:rPr>
-                <w:rFonts w:ascii="Arial" w:hAnsi="Arial"/>
+                <w:rFonts w:ascii="Verdana" w:hAnsi="Verdana"/>
                 <w:b w:val="0"/>
                 <w:sz w:val="16"/>
               </w:rPr>
@@ -11901,7 +12107,7 @@
             <w:r/>
             <w:r>
               <w:rPr>
-                <w:rFonts w:ascii="Arial" w:hAnsi="Arial"/>
+                <w:rFonts w:ascii="Verdana" w:hAnsi="Verdana"/>
                 <w:b w:val="0"/>
                 <w:sz w:val="16"/>
               </w:rPr>
@@ -11917,7 +12123,7 @@
             <w:r/>
             <w:r>
               <w:rPr>
-                <w:rFonts w:ascii="Arial" w:hAnsi="Arial"/>
+                <w:rFonts w:ascii="Verdana" w:hAnsi="Verdana"/>
                 <w:b w:val="0"/>
                 <w:sz w:val="16"/>
               </w:rPr>
@@ -11933,7 +12139,7 @@
             <w:r/>
             <w:r>
               <w:rPr>
-                <w:rFonts w:ascii="Arial" w:hAnsi="Arial"/>
+                <w:rFonts w:ascii="Verdana" w:hAnsi="Verdana"/>
                 <w:b w:val="0"/>
                 <w:sz w:val="16"/>
               </w:rPr>
@@ -11949,7 +12155,7 @@
             <w:r/>
             <w:r>
               <w:rPr>
-                <w:rFonts w:ascii="Arial" w:hAnsi="Arial"/>
+                <w:rFonts w:ascii="Verdana" w:hAnsi="Verdana"/>
                 <w:b w:val="0"/>
                 <w:sz w:val="16"/>
               </w:rPr>
@@ -11965,7 +12171,7 @@
             <w:r/>
             <w:r>
               <w:rPr>
-                <w:rFonts w:ascii="Arial" w:hAnsi="Arial"/>
+                <w:rFonts w:ascii="Verdana" w:hAnsi="Verdana"/>
                 <w:b w:val="0"/>
                 <w:sz w:val="16"/>
               </w:rPr>
@@ -11981,7 +12187,7 @@
             <w:r/>
             <w:r>
               <w:rPr>
-                <w:rFonts w:ascii="Arial" w:hAnsi="Arial"/>
+                <w:rFonts w:ascii="Verdana" w:hAnsi="Verdana"/>
                 <w:b w:val="0"/>
                 <w:sz w:val="16"/>
               </w:rPr>
@@ -11990,15 +12196,18 @@
         </w:tc>
       </w:tr>
       <w:tr>
-        <w:tc>
-          <w:tcPr>
-            <w:tcW w:type="dxa" w:w="1514"/>
-          </w:tcPr>
-          <w:p>
-            <w:r/>
-            <w:r>
-              <w:rPr>
-                <w:rFonts w:ascii="Arial" w:hAnsi="Arial"/>
+        <w:trPr>
+          <w:cantSplit/>
+        </w:trPr>
+        <w:tc>
+          <w:tcPr>
+            <w:tcW w:type="dxa" w:w="1514"/>
+          </w:tcPr>
+          <w:p>
+            <w:r/>
+            <w:r>
+              <w:rPr>
+                <w:rFonts w:ascii="Verdana" w:hAnsi="Verdana"/>
                 <w:b w:val="0"/>
                 <w:sz w:val="16"/>
               </w:rPr>
@@ -12014,7 +12223,7 @@
             <w:r/>
             <w:r>
               <w:rPr>
-                <w:rFonts w:ascii="Arial" w:hAnsi="Arial"/>
+                <w:rFonts w:ascii="Verdana" w:hAnsi="Verdana"/>
                 <w:b w:val="0"/>
                 <w:sz w:val="16"/>
               </w:rPr>
@@ -12030,7 +12239,7 @@
             <w:r/>
             <w:r>
               <w:rPr>
-                <w:rFonts w:ascii="Arial" w:hAnsi="Arial"/>
+                <w:rFonts w:ascii="Verdana" w:hAnsi="Verdana"/>
                 <w:b w:val="0"/>
                 <w:sz w:val="16"/>
               </w:rPr>
@@ -12046,7 +12255,7 @@
             <w:r/>
             <w:r>
               <w:rPr>
-                <w:rFonts w:ascii="Arial" w:hAnsi="Arial"/>
+                <w:rFonts w:ascii="Verdana" w:hAnsi="Verdana"/>
                 <w:b w:val="0"/>
                 <w:sz w:val="16"/>
               </w:rPr>
@@ -12062,7 +12271,7 @@
             <w:r/>
             <w:r>
               <w:rPr>
-                <w:rFonts w:ascii="Arial" w:hAnsi="Arial"/>
+                <w:rFonts w:ascii="Verdana" w:hAnsi="Verdana"/>
                 <w:b w:val="0"/>
                 <w:sz w:val="16"/>
               </w:rPr>
@@ -12078,7 +12287,7 @@
             <w:r/>
             <w:r>
               <w:rPr>
-                <w:rFonts w:ascii="Arial" w:hAnsi="Arial"/>
+                <w:rFonts w:ascii="Verdana" w:hAnsi="Verdana"/>
                 <w:b w:val="0"/>
                 <w:sz w:val="16"/>
               </w:rPr>
@@ -12094,7 +12303,7 @@
             <w:r/>
             <w:r>
               <w:rPr>
-                <w:rFonts w:ascii="Arial" w:hAnsi="Arial"/>
+                <w:rFonts w:ascii="Verdana" w:hAnsi="Verdana"/>
                 <w:b w:val="0"/>
                 <w:sz w:val="16"/>
               </w:rPr>
@@ -12110,7 +12319,7 @@
             <w:r/>
             <w:r>
               <w:rPr>
-                <w:rFonts w:ascii="Arial" w:hAnsi="Arial"/>
+                <w:rFonts w:ascii="Verdana" w:hAnsi="Verdana"/>
                 <w:b w:val="0"/>
                 <w:sz w:val="16"/>
               </w:rPr>
@@ -12126,7 +12335,7 @@
             <w:r/>
             <w:r>
               <w:rPr>
-                <w:rFonts w:ascii="Arial" w:hAnsi="Arial"/>
+                <w:rFonts w:ascii="Verdana" w:hAnsi="Verdana"/>
                 <w:b w:val="0"/>
                 <w:sz w:val="16"/>
               </w:rPr>
@@ -12142,7 +12351,7 @@
             <w:r/>
             <w:r>
               <w:rPr>
-                <w:rFonts w:ascii="Arial" w:hAnsi="Arial"/>
+                <w:rFonts w:ascii="Verdana" w:hAnsi="Verdana"/>
                 <w:b w:val="0"/>
                 <w:sz w:val="16"/>
               </w:rPr>
@@ -12151,15 +12360,18 @@
         </w:tc>
       </w:tr>
       <w:tr>
-        <w:tc>
-          <w:tcPr>
-            <w:tcW w:type="dxa" w:w="1514"/>
-          </w:tcPr>
-          <w:p>
-            <w:r/>
-            <w:r>
-              <w:rPr>
-                <w:rFonts w:ascii="Arial" w:hAnsi="Arial"/>
+        <w:trPr>
+          <w:cantSplit/>
+        </w:trPr>
+        <w:tc>
+          <w:tcPr>
+            <w:tcW w:type="dxa" w:w="1514"/>
+          </w:tcPr>
+          <w:p>
+            <w:r/>
+            <w:r>
+              <w:rPr>
+                <w:rFonts w:ascii="Verdana" w:hAnsi="Verdana"/>
                 <w:b w:val="0"/>
                 <w:sz w:val="16"/>
               </w:rPr>
@@ -12175,7 +12387,7 @@
             <w:r/>
             <w:r>
               <w:rPr>
-                <w:rFonts w:ascii="Arial" w:hAnsi="Arial"/>
+                <w:rFonts w:ascii="Verdana" w:hAnsi="Verdana"/>
                 <w:b w:val="0"/>
                 <w:sz w:val="16"/>
               </w:rPr>
@@ -12191,7 +12403,7 @@
             <w:r/>
             <w:r>
               <w:rPr>
-                <w:rFonts w:ascii="Arial" w:hAnsi="Arial"/>
+                <w:rFonts w:ascii="Verdana" w:hAnsi="Verdana"/>
                 <w:b w:val="0"/>
                 <w:sz w:val="16"/>
               </w:rPr>
@@ -12207,7 +12419,7 @@
             <w:r/>
             <w:r>
               <w:rPr>
-                <w:rFonts w:ascii="Arial" w:hAnsi="Arial"/>
+                <w:rFonts w:ascii="Verdana" w:hAnsi="Verdana"/>
                 <w:b w:val="0"/>
                 <w:sz w:val="16"/>
               </w:rPr>
@@ -12223,7 +12435,7 @@
             <w:r/>
             <w:r>
               <w:rPr>
-                <w:rFonts w:ascii="Arial" w:hAnsi="Arial"/>
+                <w:rFonts w:ascii="Verdana" w:hAnsi="Verdana"/>
                 <w:b w:val="0"/>
                 <w:sz w:val="16"/>
               </w:rPr>
@@ -12239,7 +12451,7 @@
             <w:r/>
             <w:r>
               <w:rPr>
-                <w:rFonts w:ascii="Arial" w:hAnsi="Arial"/>
+                <w:rFonts w:ascii="Verdana" w:hAnsi="Verdana"/>
                 <w:b w:val="0"/>
                 <w:sz w:val="16"/>
               </w:rPr>
@@ -12255,7 +12467,7 @@
             <w:r/>
             <w:r>
               <w:rPr>
-                <w:rFonts w:ascii="Arial" w:hAnsi="Arial"/>
+                <w:rFonts w:ascii="Verdana" w:hAnsi="Verdana"/>
                 <w:b w:val="0"/>
                 <w:sz w:val="16"/>
               </w:rPr>
@@ -12271,7 +12483,7 @@
             <w:r/>
             <w:r>
               <w:rPr>
-                <w:rFonts w:ascii="Arial" w:hAnsi="Arial"/>
+                <w:rFonts w:ascii="Verdana" w:hAnsi="Verdana"/>
                 <w:b w:val="0"/>
                 <w:sz w:val="16"/>
               </w:rPr>
@@ -12287,7 +12499,7 @@
             <w:r/>
             <w:r>
               <w:rPr>
-                <w:rFonts w:ascii="Arial" w:hAnsi="Arial"/>
+                <w:rFonts w:ascii="Verdana" w:hAnsi="Verdana"/>
                 <w:b w:val="0"/>
                 <w:sz w:val="16"/>
               </w:rPr>
@@ -12303,7 +12515,7 @@
             <w:r/>
             <w:r>
               <w:rPr>
-                <w:rFonts w:ascii="Arial" w:hAnsi="Arial"/>
+                <w:rFonts w:ascii="Verdana" w:hAnsi="Verdana"/>
                 <w:b w:val="0"/>
                 <w:sz w:val="16"/>
               </w:rPr>
@@ -12312,15 +12524,18 @@
         </w:tc>
       </w:tr>
       <w:tr>
-        <w:tc>
-          <w:tcPr>
-            <w:tcW w:type="dxa" w:w="1514"/>
-          </w:tcPr>
-          <w:p>
-            <w:r/>
-            <w:r>
-              <w:rPr>
-                <w:rFonts w:ascii="Arial" w:hAnsi="Arial"/>
+        <w:trPr>
+          <w:cantSplit/>
+        </w:trPr>
+        <w:tc>
+          <w:tcPr>
+            <w:tcW w:type="dxa" w:w="1514"/>
+          </w:tcPr>
+          <w:p>
+            <w:r/>
+            <w:r>
+              <w:rPr>
+                <w:rFonts w:ascii="Verdana" w:hAnsi="Verdana"/>
                 <w:b w:val="0"/>
                 <w:sz w:val="16"/>
               </w:rPr>
@@ -12336,7 +12551,7 @@
             <w:r/>
             <w:r>
               <w:rPr>
-                <w:rFonts w:ascii="Arial" w:hAnsi="Arial"/>
+                <w:rFonts w:ascii="Verdana" w:hAnsi="Verdana"/>
                 <w:b w:val="0"/>
                 <w:sz w:val="16"/>
               </w:rPr>
@@ -12352,7 +12567,7 @@
             <w:r/>
             <w:r>
               <w:rPr>
-                <w:rFonts w:ascii="Arial" w:hAnsi="Arial"/>
+                <w:rFonts w:ascii="Verdana" w:hAnsi="Verdana"/>
                 <w:b w:val="0"/>
                 <w:sz w:val="16"/>
               </w:rPr>
@@ -12368,7 +12583,7 @@
             <w:r/>
             <w:r>
               <w:rPr>
-                <w:rFonts w:ascii="Arial" w:hAnsi="Arial"/>
+                <w:rFonts w:ascii="Verdana" w:hAnsi="Verdana"/>
                 <w:b w:val="0"/>
                 <w:sz w:val="16"/>
               </w:rPr>
@@ -12384,7 +12599,7 @@
             <w:r/>
             <w:r>
               <w:rPr>
-                <w:rFonts w:ascii="Arial" w:hAnsi="Arial"/>
+                <w:rFonts w:ascii="Verdana" w:hAnsi="Verdana"/>
                 <w:b w:val="0"/>
                 <w:sz w:val="16"/>
               </w:rPr>
@@ -12400,7 +12615,7 @@
             <w:r/>
             <w:r>
               <w:rPr>
-                <w:rFonts w:ascii="Arial" w:hAnsi="Arial"/>
+                <w:rFonts w:ascii="Verdana" w:hAnsi="Verdana"/>
                 <w:b w:val="0"/>
                 <w:sz w:val="16"/>
               </w:rPr>
@@ -12416,7 +12631,7 @@
             <w:r/>
             <w:r>
               <w:rPr>
-                <w:rFonts w:ascii="Arial" w:hAnsi="Arial"/>
+                <w:rFonts w:ascii="Verdana" w:hAnsi="Verdana"/>
                 <w:b w:val="0"/>
                 <w:sz w:val="16"/>
               </w:rPr>
@@ -12432,7 +12647,7 @@
             <w:r/>
             <w:r>
               <w:rPr>
-                <w:rFonts w:ascii="Arial" w:hAnsi="Arial"/>
+                <w:rFonts w:ascii="Verdana" w:hAnsi="Verdana"/>
                 <w:b w:val="0"/>
                 <w:sz w:val="16"/>
               </w:rPr>
@@ -12448,7 +12663,7 @@
             <w:r/>
             <w:r>
               <w:rPr>
-                <w:rFonts w:ascii="Arial" w:hAnsi="Arial"/>
+                <w:rFonts w:ascii="Verdana" w:hAnsi="Verdana"/>
                 <w:b w:val="0"/>
                 <w:sz w:val="16"/>
               </w:rPr>
@@ -12464,7 +12679,7 @@
             <w:r/>
             <w:r>
               <w:rPr>
-                <w:rFonts w:ascii="Arial" w:hAnsi="Arial"/>
+                <w:rFonts w:ascii="Verdana" w:hAnsi="Verdana"/>
                 <w:b w:val="0"/>
                 <w:sz w:val="16"/>
               </w:rPr>
@@ -12473,15 +12688,18 @@
         </w:tc>
       </w:tr>
       <w:tr>
-        <w:tc>
-          <w:tcPr>
-            <w:tcW w:type="dxa" w:w="1514"/>
-          </w:tcPr>
-          <w:p>
-            <w:r/>
-            <w:r>
-              <w:rPr>
-                <w:rFonts w:ascii="Arial" w:hAnsi="Arial"/>
+        <w:trPr>
+          <w:cantSplit/>
+        </w:trPr>
+        <w:tc>
+          <w:tcPr>
+            <w:tcW w:type="dxa" w:w="1514"/>
+          </w:tcPr>
+          <w:p>
+            <w:r/>
+            <w:r>
+              <w:rPr>
+                <w:rFonts w:ascii="Verdana" w:hAnsi="Verdana"/>
                 <w:b w:val="0"/>
                 <w:sz w:val="16"/>
               </w:rPr>
@@ -12497,7 +12715,7 @@
             <w:r/>
             <w:r>
               <w:rPr>
-                <w:rFonts w:ascii="Arial" w:hAnsi="Arial"/>
+                <w:rFonts w:ascii="Verdana" w:hAnsi="Verdana"/>
                 <w:b w:val="0"/>
                 <w:sz w:val="16"/>
               </w:rPr>
@@ -12513,7 +12731,7 @@
             <w:r/>
             <w:r>
               <w:rPr>
-                <w:rFonts w:ascii="Arial" w:hAnsi="Arial"/>
+                <w:rFonts w:ascii="Verdana" w:hAnsi="Verdana"/>
                 <w:b w:val="0"/>
                 <w:sz w:val="16"/>
               </w:rPr>
@@ -12529,7 +12747,7 @@
             <w:r/>
             <w:r>
               <w:rPr>
-                <w:rFonts w:ascii="Arial" w:hAnsi="Arial"/>
+                <w:rFonts w:ascii="Verdana" w:hAnsi="Verdana"/>
                 <w:b w:val="0"/>
                 <w:sz w:val="16"/>
               </w:rPr>
@@ -12545,7 +12763,7 @@
             <w:r/>
             <w:r>
               <w:rPr>
-                <w:rFonts w:ascii="Arial" w:hAnsi="Arial"/>
+                <w:rFonts w:ascii="Verdana" w:hAnsi="Verdana"/>
                 <w:b w:val="0"/>
                 <w:sz w:val="16"/>
               </w:rPr>
@@ -12561,7 +12779,7 @@
             <w:r/>
             <w:r>
               <w:rPr>
-                <w:rFonts w:ascii="Arial" w:hAnsi="Arial"/>
+                <w:rFonts w:ascii="Verdana" w:hAnsi="Verdana"/>
                 <w:b w:val="0"/>
                 <w:sz w:val="16"/>
               </w:rPr>
@@ -12577,7 +12795,7 @@
             <w:r/>
             <w:r>
               <w:rPr>
-                <w:rFonts w:ascii="Arial" w:hAnsi="Arial"/>
+                <w:rFonts w:ascii="Verdana" w:hAnsi="Verdana"/>
                 <w:b w:val="0"/>
                 <w:sz w:val="16"/>
               </w:rPr>
@@ -12593,7 +12811,7 @@
             <w:r/>
             <w:r>
               <w:rPr>
-                <w:rFonts w:ascii="Arial" w:hAnsi="Arial"/>
+                <w:rFonts w:ascii="Verdana" w:hAnsi="Verdana"/>
                 <w:b w:val="0"/>
                 <w:sz w:val="16"/>
               </w:rPr>
@@ -12609,7 +12827,7 @@
             <w:r/>
             <w:r>
               <w:rPr>
-                <w:rFonts w:ascii="Arial" w:hAnsi="Arial"/>
+                <w:rFonts w:ascii="Verdana" w:hAnsi="Verdana"/>
                 <w:b w:val="0"/>
                 <w:sz w:val="16"/>
               </w:rPr>
@@ -12625,7 +12843,7 @@
             <w:r/>
             <w:r>
               <w:rPr>
-                <w:rFonts w:ascii="Arial" w:hAnsi="Arial"/>
+                <w:rFonts w:ascii="Verdana" w:hAnsi="Verdana"/>
                 <w:b w:val="0"/>
                 <w:sz w:val="16"/>
               </w:rPr>
@@ -12634,15 +12852,18 @@
         </w:tc>
       </w:tr>
       <w:tr>
-        <w:tc>
-          <w:tcPr>
-            <w:tcW w:type="dxa" w:w="1514"/>
-          </w:tcPr>
-          <w:p>
-            <w:r/>
-            <w:r>
-              <w:rPr>
-                <w:rFonts w:ascii="Arial" w:hAnsi="Arial"/>
+        <w:trPr>
+          <w:cantSplit/>
+        </w:trPr>
+        <w:tc>
+          <w:tcPr>
+            <w:tcW w:type="dxa" w:w="1514"/>
+          </w:tcPr>
+          <w:p>
+            <w:r/>
+            <w:r>
+              <w:rPr>
+                <w:rFonts w:ascii="Verdana" w:hAnsi="Verdana"/>
                 <w:b w:val="0"/>
                 <w:sz w:val="16"/>
               </w:rPr>
@@ -12658,7 +12879,7 @@
             <w:r/>
             <w:r>
               <w:rPr>
-                <w:rFonts w:ascii="Arial" w:hAnsi="Arial"/>
+                <w:rFonts w:ascii="Verdana" w:hAnsi="Verdana"/>
                 <w:b w:val="0"/>
                 <w:sz w:val="16"/>
               </w:rPr>
@@ -12674,7 +12895,7 @@
             <w:r/>
             <w:r>
               <w:rPr>
-                <w:rFonts w:ascii="Arial" w:hAnsi="Arial"/>
+                <w:rFonts w:ascii="Verdana" w:hAnsi="Verdana"/>
                 <w:b w:val="0"/>
                 <w:sz w:val="16"/>
               </w:rPr>
@@ -12690,7 +12911,7 @@
             <w:r/>
             <w:r>
               <w:rPr>
-                <w:rFonts w:ascii="Arial" w:hAnsi="Arial"/>
+                <w:rFonts w:ascii="Verdana" w:hAnsi="Verdana"/>
                 <w:b w:val="0"/>
                 <w:sz w:val="16"/>
               </w:rPr>
@@ -12706,7 +12927,7 @@
             <w:r/>
             <w:r>
               <w:rPr>
-                <w:rFonts w:ascii="Arial" w:hAnsi="Arial"/>
+                <w:rFonts w:ascii="Verdana" w:hAnsi="Verdana"/>
                 <w:b w:val="0"/>
                 <w:sz w:val="16"/>
               </w:rPr>
@@ -12722,7 +12943,7 @@
             <w:r/>
             <w:r>
               <w:rPr>
-                <w:rFonts w:ascii="Arial" w:hAnsi="Arial"/>
+                <w:rFonts w:ascii="Verdana" w:hAnsi="Verdana"/>
                 <w:b w:val="0"/>
                 <w:sz w:val="16"/>
               </w:rPr>
@@ -12738,7 +12959,7 @@
             <w:r/>
             <w:r>
               <w:rPr>
-                <w:rFonts w:ascii="Arial" w:hAnsi="Arial"/>
+                <w:rFonts w:ascii="Verdana" w:hAnsi="Verdana"/>
                 <w:b w:val="0"/>
                 <w:sz w:val="16"/>
               </w:rPr>
@@ -12754,7 +12975,7 @@
             <w:r/>
             <w:r>
               <w:rPr>
-                <w:rFonts w:ascii="Arial" w:hAnsi="Arial"/>
+                <w:rFonts w:ascii="Verdana" w:hAnsi="Verdana"/>
                 <w:b w:val="0"/>
                 <w:sz w:val="16"/>
               </w:rPr>
@@ -12770,7 +12991,7 @@
             <w:r/>
             <w:r>
               <w:rPr>
-                <w:rFonts w:ascii="Arial" w:hAnsi="Arial"/>
+                <w:rFonts w:ascii="Verdana" w:hAnsi="Verdana"/>
                 <w:b w:val="0"/>
                 <w:sz w:val="16"/>
               </w:rPr>
@@ -12786,7 +13007,7 @@
             <w:r/>
             <w:r>
               <w:rPr>
-                <w:rFonts w:ascii="Arial" w:hAnsi="Arial"/>
+                <w:rFonts w:ascii="Verdana" w:hAnsi="Verdana"/>
                 <w:b w:val="0"/>
                 <w:sz w:val="16"/>
               </w:rPr>
@@ -12795,15 +13016,18 @@
         </w:tc>
       </w:tr>
       <w:tr>
-        <w:tc>
-          <w:tcPr>
-            <w:tcW w:type="dxa" w:w="1514"/>
-          </w:tcPr>
-          <w:p>
-            <w:r/>
-            <w:r>
-              <w:rPr>
-                <w:rFonts w:ascii="Arial" w:hAnsi="Arial"/>
+        <w:trPr>
+          <w:cantSplit/>
+        </w:trPr>
+        <w:tc>
+          <w:tcPr>
+            <w:tcW w:type="dxa" w:w="1514"/>
+          </w:tcPr>
+          <w:p>
+            <w:r/>
+            <w:r>
+              <w:rPr>
+                <w:rFonts w:ascii="Verdana" w:hAnsi="Verdana"/>
                 <w:b w:val="0"/>
                 <w:sz w:val="16"/>
               </w:rPr>
@@ -12819,7 +13043,7 @@
             <w:r/>
             <w:r>
               <w:rPr>
-                <w:rFonts w:ascii="Arial" w:hAnsi="Arial"/>
+                <w:rFonts w:ascii="Verdana" w:hAnsi="Verdana"/>
                 <w:b w:val="0"/>
                 <w:sz w:val="16"/>
               </w:rPr>
@@ -12835,7 +13059,7 @@
             <w:r/>
             <w:r>
               <w:rPr>
-                <w:rFonts w:ascii="Arial" w:hAnsi="Arial"/>
+                <w:rFonts w:ascii="Verdana" w:hAnsi="Verdana"/>
                 <w:b w:val="0"/>
                 <w:sz w:val="16"/>
               </w:rPr>
@@ -12851,7 +13075,7 @@
             <w:r/>
             <w:r>
               <w:rPr>
-                <w:rFonts w:ascii="Arial" w:hAnsi="Arial"/>
+                <w:rFonts w:ascii="Verdana" w:hAnsi="Verdana"/>
                 <w:b w:val="0"/>
                 <w:sz w:val="16"/>
               </w:rPr>
@@ -12867,7 +13091,7 @@
             <w:r/>
             <w:r>
               <w:rPr>
-                <w:rFonts w:ascii="Arial" w:hAnsi="Arial"/>
+                <w:rFonts w:ascii="Verdana" w:hAnsi="Verdana"/>
                 <w:b w:val="0"/>
                 <w:sz w:val="16"/>
               </w:rPr>
@@ -12883,7 +13107,7 @@
             <w:r/>
             <w:r>
               <w:rPr>
-                <w:rFonts w:ascii="Arial" w:hAnsi="Arial"/>
+                <w:rFonts w:ascii="Verdana" w:hAnsi="Verdana"/>
                 <w:b w:val="0"/>
                 <w:sz w:val="16"/>
               </w:rPr>
@@ -12899,7 +13123,7 @@
             <w:r/>
             <w:r>
               <w:rPr>
-                <w:rFonts w:ascii="Arial" w:hAnsi="Arial"/>
+                <w:rFonts w:ascii="Verdana" w:hAnsi="Verdana"/>
                 <w:b w:val="0"/>
                 <w:sz w:val="16"/>
               </w:rPr>
@@ -12915,7 +13139,7 @@
             <w:r/>
             <w:r>
               <w:rPr>
-                <w:rFonts w:ascii="Arial" w:hAnsi="Arial"/>
+                <w:rFonts w:ascii="Verdana" w:hAnsi="Verdana"/>
                 <w:b w:val="0"/>
                 <w:sz w:val="16"/>
               </w:rPr>
@@ -12931,7 +13155,7 @@
             <w:r/>
             <w:r>
               <w:rPr>
-                <w:rFonts w:ascii="Arial" w:hAnsi="Arial"/>
+                <w:rFonts w:ascii="Verdana" w:hAnsi="Verdana"/>
                 <w:b w:val="0"/>
                 <w:sz w:val="16"/>
               </w:rPr>
@@ -12947,7 +13171,7 @@
             <w:r/>
             <w:r>
               <w:rPr>
-                <w:rFonts w:ascii="Arial" w:hAnsi="Arial"/>
+                <w:rFonts w:ascii="Verdana" w:hAnsi="Verdana"/>
                 <w:b w:val="0"/>
                 <w:sz w:val="16"/>
               </w:rPr>
@@ -12956,15 +13180,18 @@
         </w:tc>
       </w:tr>
       <w:tr>
-        <w:tc>
-          <w:tcPr>
-            <w:tcW w:type="dxa" w:w="1514"/>
-          </w:tcPr>
-          <w:p>
-            <w:r/>
-            <w:r>
-              <w:rPr>
-                <w:rFonts w:ascii="Arial" w:hAnsi="Arial"/>
+        <w:trPr>
+          <w:cantSplit/>
+        </w:trPr>
+        <w:tc>
+          <w:tcPr>
+            <w:tcW w:type="dxa" w:w="1514"/>
+          </w:tcPr>
+          <w:p>
+            <w:r/>
+            <w:r>
+              <w:rPr>
+                <w:rFonts w:ascii="Verdana" w:hAnsi="Verdana"/>
                 <w:b w:val="0"/>
                 <w:sz w:val="16"/>
               </w:rPr>
@@ -12980,7 +13207,7 @@
             <w:r/>
             <w:r>
               <w:rPr>
-                <w:rFonts w:ascii="Arial" w:hAnsi="Arial"/>
+                <w:rFonts w:ascii="Verdana" w:hAnsi="Verdana"/>
                 <w:b w:val="0"/>
                 <w:sz w:val="16"/>
               </w:rPr>
@@ -12996,7 +13223,7 @@
             <w:r/>
             <w:r>
               <w:rPr>
-                <w:rFonts w:ascii="Arial" w:hAnsi="Arial"/>
+                <w:rFonts w:ascii="Verdana" w:hAnsi="Verdana"/>
                 <w:b w:val="0"/>
                 <w:sz w:val="16"/>
               </w:rPr>
@@ -13012,7 +13239,7 @@
             <w:r/>
             <w:r>
               <w:rPr>
-                <w:rFonts w:ascii="Arial" w:hAnsi="Arial"/>
+                <w:rFonts w:ascii="Verdana" w:hAnsi="Verdana"/>
                 <w:b w:val="0"/>
                 <w:sz w:val="16"/>
               </w:rPr>
@@ -13028,7 +13255,7 @@
             <w:r/>
             <w:r>
               <w:rPr>
-                <w:rFonts w:ascii="Arial" w:hAnsi="Arial"/>
+                <w:rFonts w:ascii="Verdana" w:hAnsi="Verdana"/>
                 <w:b w:val="0"/>
                 <w:sz w:val="16"/>
               </w:rPr>
@@ -13044,7 +13271,7 @@
             <w:r/>
             <w:r>
               <w:rPr>
-                <w:rFonts w:ascii="Arial" w:hAnsi="Arial"/>
+                <w:rFonts w:ascii="Verdana" w:hAnsi="Verdana"/>
                 <w:b w:val="0"/>
                 <w:sz w:val="16"/>
               </w:rPr>
@@ -13060,7 +13287,7 @@
             <w:r/>
             <w:r>
               <w:rPr>
-                <w:rFonts w:ascii="Arial" w:hAnsi="Arial"/>
+                <w:rFonts w:ascii="Verdana" w:hAnsi="Verdana"/>
                 <w:b w:val="0"/>
                 <w:sz w:val="16"/>
               </w:rPr>
@@ -13076,7 +13303,7 @@
             <w:r/>
             <w:r>
               <w:rPr>
-                <w:rFonts w:ascii="Arial" w:hAnsi="Arial"/>
+                <w:rFonts w:ascii="Verdana" w:hAnsi="Verdana"/>
                 <w:b w:val="0"/>
                 <w:sz w:val="16"/>
               </w:rPr>
@@ -13092,7 +13319,7 @@
             <w:r/>
             <w:r>
               <w:rPr>
-                <w:rFonts w:ascii="Arial" w:hAnsi="Arial"/>
+                <w:rFonts w:ascii="Verdana" w:hAnsi="Verdana"/>
                 <w:b w:val="0"/>
                 <w:sz w:val="16"/>
               </w:rPr>
@@ -13108,7 +13335,7 @@
             <w:r/>
             <w:r>
               <w:rPr>
-                <w:rFonts w:ascii="Arial" w:hAnsi="Arial"/>
+                <w:rFonts w:ascii="Verdana" w:hAnsi="Verdana"/>
                 <w:b w:val="0"/>
                 <w:sz w:val="16"/>
               </w:rPr>
@@ -13117,15 +13344,18 @@
         </w:tc>
       </w:tr>
       <w:tr>
-        <w:tc>
-          <w:tcPr>
-            <w:tcW w:type="dxa" w:w="1514"/>
-          </w:tcPr>
-          <w:p>
-            <w:r/>
-            <w:r>
-              <w:rPr>
-                <w:rFonts w:ascii="Arial" w:hAnsi="Arial"/>
+        <w:trPr>
+          <w:cantSplit/>
+        </w:trPr>
+        <w:tc>
+          <w:tcPr>
+            <w:tcW w:type="dxa" w:w="1514"/>
+          </w:tcPr>
+          <w:p>
+            <w:r/>
+            <w:r>
+              <w:rPr>
+                <w:rFonts w:ascii="Verdana" w:hAnsi="Verdana"/>
                 <w:b w:val="0"/>
                 <w:sz w:val="16"/>
               </w:rPr>
@@ -13141,7 +13371,7 @@
             <w:r/>
             <w:r>
               <w:rPr>
-                <w:rFonts w:ascii="Arial" w:hAnsi="Arial"/>
+                <w:rFonts w:ascii="Verdana" w:hAnsi="Verdana"/>
                 <w:b w:val="0"/>
                 <w:sz w:val="16"/>
               </w:rPr>
@@ -13157,7 +13387,7 @@
             <w:r/>
             <w:r>
               <w:rPr>
-                <w:rFonts w:ascii="Arial" w:hAnsi="Arial"/>
+                <w:rFonts w:ascii="Verdana" w:hAnsi="Verdana"/>
                 <w:b w:val="0"/>
                 <w:sz w:val="16"/>
               </w:rPr>
@@ -13173,7 +13403,7 @@
             <w:r/>
             <w:r>
               <w:rPr>
-                <w:rFonts w:ascii="Arial" w:hAnsi="Arial"/>
+                <w:rFonts w:ascii="Verdana" w:hAnsi="Verdana"/>
                 <w:b w:val="0"/>
                 <w:sz w:val="16"/>
               </w:rPr>
@@ -13189,7 +13419,7 @@
             <w:r/>
             <w:r>
               <w:rPr>
-                <w:rFonts w:ascii="Arial" w:hAnsi="Arial"/>
+                <w:rFonts w:ascii="Verdana" w:hAnsi="Verdana"/>
                 <w:b w:val="0"/>
                 <w:sz w:val="16"/>
               </w:rPr>
@@ -13205,7 +13435,7 @@
             <w:r/>
             <w:r>
               <w:rPr>
-                <w:rFonts w:ascii="Arial" w:hAnsi="Arial"/>
+                <w:rFonts w:ascii="Verdana" w:hAnsi="Verdana"/>
                 <w:b w:val="0"/>
                 <w:sz w:val="16"/>
               </w:rPr>
@@ -13221,7 +13451,7 @@
             <w:r/>
             <w:r>
               <w:rPr>
-                <w:rFonts w:ascii="Arial" w:hAnsi="Arial"/>
+                <w:rFonts w:ascii="Verdana" w:hAnsi="Verdana"/>
                 <w:b w:val="0"/>
                 <w:sz w:val="16"/>
               </w:rPr>
@@ -13237,7 +13467,7 @@
             <w:r/>
             <w:r>
               <w:rPr>
-                <w:rFonts w:ascii="Arial" w:hAnsi="Arial"/>
+                <w:rFonts w:ascii="Verdana" w:hAnsi="Verdana"/>
                 <w:b w:val="0"/>
                 <w:sz w:val="16"/>
               </w:rPr>
@@ -13253,7 +13483,7 @@
             <w:r/>
             <w:r>
               <w:rPr>
-                <w:rFonts w:ascii="Arial" w:hAnsi="Arial"/>
+                <w:rFonts w:ascii="Verdana" w:hAnsi="Verdana"/>
                 <w:b w:val="0"/>
                 <w:sz w:val="16"/>
               </w:rPr>
@@ -13269,7 +13499,7 @@
             <w:r/>
             <w:r>
               <w:rPr>
-                <w:rFonts w:ascii="Arial" w:hAnsi="Arial"/>
+                <w:rFonts w:ascii="Verdana" w:hAnsi="Verdana"/>
                 <w:b w:val="0"/>
                 <w:sz w:val="16"/>
               </w:rPr>
@@ -13278,15 +13508,18 @@
         </w:tc>
       </w:tr>
       <w:tr>
-        <w:tc>
-          <w:tcPr>
-            <w:tcW w:type="dxa" w:w="1514"/>
-          </w:tcPr>
-          <w:p>
-            <w:r/>
-            <w:r>
-              <w:rPr>
-                <w:rFonts w:ascii="Arial" w:hAnsi="Arial"/>
+        <w:trPr>
+          <w:cantSplit/>
+        </w:trPr>
+        <w:tc>
+          <w:tcPr>
+            <w:tcW w:type="dxa" w:w="1514"/>
+          </w:tcPr>
+          <w:p>
+            <w:r/>
+            <w:r>
+              <w:rPr>
+                <w:rFonts w:ascii="Verdana" w:hAnsi="Verdana"/>
                 <w:b w:val="0"/>
                 <w:sz w:val="16"/>
               </w:rPr>
@@ -13302,7 +13535,7 @@
             <w:r/>
             <w:r>
               <w:rPr>
-                <w:rFonts w:ascii="Arial" w:hAnsi="Arial"/>
+                <w:rFonts w:ascii="Verdana" w:hAnsi="Verdana"/>
                 <w:b w:val="0"/>
                 <w:sz w:val="16"/>
               </w:rPr>
@@ -13318,7 +13551,7 @@
             <w:r/>
             <w:r>
               <w:rPr>
-                <w:rFonts w:ascii="Arial" w:hAnsi="Arial"/>
+                <w:rFonts w:ascii="Verdana" w:hAnsi="Verdana"/>
                 <w:b w:val="0"/>
                 <w:sz w:val="16"/>
               </w:rPr>
@@ -13334,7 +13567,7 @@
             <w:r/>
             <w:r>
               <w:rPr>
-                <w:rFonts w:ascii="Arial" w:hAnsi="Arial"/>
+                <w:rFonts w:ascii="Verdana" w:hAnsi="Verdana"/>
                 <w:b w:val="0"/>
                 <w:sz w:val="16"/>
               </w:rPr>
@@ -13350,7 +13583,7 @@
             <w:r/>
             <w:r>
               <w:rPr>
-                <w:rFonts w:ascii="Arial" w:hAnsi="Arial"/>
+                <w:rFonts w:ascii="Verdana" w:hAnsi="Verdana"/>
                 <w:b w:val="0"/>
                 <w:sz w:val="16"/>
               </w:rPr>
@@ -13366,7 +13599,7 @@
             <w:r/>
             <w:r>
               <w:rPr>
-                <w:rFonts w:ascii="Arial" w:hAnsi="Arial"/>
+                <w:rFonts w:ascii="Verdana" w:hAnsi="Verdana"/>
                 <w:b w:val="0"/>
                 <w:sz w:val="16"/>
               </w:rPr>
@@ -13382,52 +13615,52 @@
             <w:r/>
             <w:r>
               <w:rPr>
-                <w:rFonts w:ascii="Arial" w:hAnsi="Arial"/>
-                <w:b w:val="0"/>
-                <w:sz w:val="16"/>
-              </w:rPr>
-            </w:r>
-          </w:p>
-        </w:tc>
-        <w:tc>
-          <w:tcPr>
-            <w:tcW w:type="dxa" w:w="1514"/>
-          </w:tcPr>
-          <w:p>
-            <w:r/>
-            <w:r>
-              <w:rPr>
-                <w:rFonts w:ascii="Arial" w:hAnsi="Arial"/>
-                <w:b w:val="0"/>
-                <w:sz w:val="16"/>
-              </w:rPr>
-            </w:r>
-          </w:p>
-        </w:tc>
-        <w:tc>
-          <w:tcPr>
-            <w:tcW w:type="dxa" w:w="1514"/>
-          </w:tcPr>
-          <w:p>
-            <w:r/>
-            <w:r>
-              <w:rPr>
-                <w:rFonts w:ascii="Arial" w:hAnsi="Arial"/>
-                <w:b w:val="0"/>
-                <w:sz w:val="16"/>
-              </w:rPr>
-            </w:r>
-          </w:p>
-        </w:tc>
-        <w:tc>
-          <w:tcPr>
-            <w:tcW w:type="dxa" w:w="1514"/>
-          </w:tcPr>
-          <w:p>
-            <w:r/>
-            <w:r>
-              <w:rPr>
-                <w:rFonts w:ascii="Arial" w:hAnsi="Arial"/>
+                <w:rFonts w:ascii="Verdana" w:hAnsi="Verdana"/>
+                <w:b w:val="0"/>
+                <w:sz w:val="16"/>
+              </w:rPr>
+            </w:r>
+          </w:p>
+        </w:tc>
+        <w:tc>
+          <w:tcPr>
+            <w:tcW w:type="dxa" w:w="1514"/>
+          </w:tcPr>
+          <w:p>
+            <w:r/>
+            <w:r>
+              <w:rPr>
+                <w:rFonts w:ascii="Verdana" w:hAnsi="Verdana"/>
+                <w:b w:val="0"/>
+                <w:sz w:val="16"/>
+              </w:rPr>
+            </w:r>
+          </w:p>
+        </w:tc>
+        <w:tc>
+          <w:tcPr>
+            <w:tcW w:type="dxa" w:w="1514"/>
+          </w:tcPr>
+          <w:p>
+            <w:r/>
+            <w:r>
+              <w:rPr>
+                <w:rFonts w:ascii="Verdana" w:hAnsi="Verdana"/>
+                <w:b w:val="0"/>
+                <w:sz w:val="16"/>
+              </w:rPr>
+            </w:r>
+          </w:p>
+        </w:tc>
+        <w:tc>
+          <w:tcPr>
+            <w:tcW w:type="dxa" w:w="1514"/>
+          </w:tcPr>
+          <w:p>
+            <w:r/>
+            <w:r>
+              <w:rPr>
+                <w:rFonts w:ascii="Verdana" w:hAnsi="Verdana"/>
                 <w:b w:val="0"/>
                 <w:sz w:val="16"/>
               </w:rPr>
@@ -13436,15 +13669,18 @@
         </w:tc>
       </w:tr>
       <w:tr>
-        <w:tc>
-          <w:tcPr>
-            <w:tcW w:type="dxa" w:w="1514"/>
-          </w:tcPr>
-          <w:p>
-            <w:r/>
-            <w:r>
-              <w:rPr>
-                <w:rFonts w:ascii="Arial" w:hAnsi="Arial"/>
+        <w:trPr>
+          <w:cantSplit/>
+        </w:trPr>
+        <w:tc>
+          <w:tcPr>
+            <w:tcW w:type="dxa" w:w="1514"/>
+          </w:tcPr>
+          <w:p>
+            <w:r/>
+            <w:r>
+              <w:rPr>
+                <w:rFonts w:ascii="Verdana" w:hAnsi="Verdana"/>
                 <w:b w:val="0"/>
                 <w:sz w:val="16"/>
               </w:rPr>
@@ -13460,7 +13696,7 @@
             <w:r/>
             <w:r>
               <w:rPr>
-                <w:rFonts w:ascii="Arial" w:hAnsi="Arial"/>
+                <w:rFonts w:ascii="Verdana" w:hAnsi="Verdana"/>
                 <w:b w:val="0"/>
                 <w:sz w:val="16"/>
               </w:rPr>
@@ -13476,7 +13712,7 @@
             <w:r/>
             <w:r>
               <w:rPr>
-                <w:rFonts w:ascii="Arial" w:hAnsi="Arial"/>
+                <w:rFonts w:ascii="Verdana" w:hAnsi="Verdana"/>
                 <w:b w:val="0"/>
                 <w:sz w:val="16"/>
               </w:rPr>
@@ -13492,7 +13728,7 @@
             <w:r/>
             <w:r>
               <w:rPr>
-                <w:rFonts w:ascii="Arial" w:hAnsi="Arial"/>
+                <w:rFonts w:ascii="Verdana" w:hAnsi="Verdana"/>
                 <w:b w:val="0"/>
                 <w:sz w:val="16"/>
               </w:rPr>
@@ -13508,7 +13744,7 @@
             <w:r/>
             <w:r>
               <w:rPr>
-                <w:rFonts w:ascii="Arial" w:hAnsi="Arial"/>
+                <w:rFonts w:ascii="Verdana" w:hAnsi="Verdana"/>
                 <w:b w:val="0"/>
                 <w:sz w:val="16"/>
               </w:rPr>
@@ -13524,7 +13760,7 @@
             <w:r/>
             <w:r>
               <w:rPr>
-                <w:rFonts w:ascii="Arial" w:hAnsi="Arial"/>
+                <w:rFonts w:ascii="Verdana" w:hAnsi="Verdana"/>
                 <w:b w:val="0"/>
                 <w:sz w:val="16"/>
               </w:rPr>
@@ -13540,52 +13776,52 @@
             <w:r/>
             <w:r>
               <w:rPr>
-                <w:rFonts w:ascii="Arial" w:hAnsi="Arial"/>
-                <w:b w:val="0"/>
-                <w:sz w:val="16"/>
-              </w:rPr>
-            </w:r>
-          </w:p>
-        </w:tc>
-        <w:tc>
-          <w:tcPr>
-            <w:tcW w:type="dxa" w:w="1514"/>
-          </w:tcPr>
-          <w:p>
-            <w:r/>
-            <w:r>
-              <w:rPr>
-                <w:rFonts w:ascii="Arial" w:hAnsi="Arial"/>
-                <w:b w:val="0"/>
-                <w:sz w:val="16"/>
-              </w:rPr>
-            </w:r>
-          </w:p>
-        </w:tc>
-        <w:tc>
-          <w:tcPr>
-            <w:tcW w:type="dxa" w:w="1514"/>
-          </w:tcPr>
-          <w:p>
-            <w:r/>
-            <w:r>
-              <w:rPr>
-                <w:rFonts w:ascii="Arial" w:hAnsi="Arial"/>
-                <w:b w:val="0"/>
-                <w:sz w:val="16"/>
-              </w:rPr>
-            </w:r>
-          </w:p>
-        </w:tc>
-        <w:tc>
-          <w:tcPr>
-            <w:tcW w:type="dxa" w:w="1514"/>
-          </w:tcPr>
-          <w:p>
-            <w:r/>
-            <w:r>
-              <w:rPr>
-                <w:rFonts w:ascii="Arial" w:hAnsi="Arial"/>
+                <w:rFonts w:ascii="Verdana" w:hAnsi="Verdana"/>
+                <w:b w:val="0"/>
+                <w:sz w:val="16"/>
+              </w:rPr>
+            </w:r>
+          </w:p>
+        </w:tc>
+        <w:tc>
+          <w:tcPr>
+            <w:tcW w:type="dxa" w:w="1514"/>
+          </w:tcPr>
+          <w:p>
+            <w:r/>
+            <w:r>
+              <w:rPr>
+                <w:rFonts w:ascii="Verdana" w:hAnsi="Verdana"/>
+                <w:b w:val="0"/>
+                <w:sz w:val="16"/>
+              </w:rPr>
+            </w:r>
+          </w:p>
+        </w:tc>
+        <w:tc>
+          <w:tcPr>
+            <w:tcW w:type="dxa" w:w="1514"/>
+          </w:tcPr>
+          <w:p>
+            <w:r/>
+            <w:r>
+              <w:rPr>
+                <w:rFonts w:ascii="Verdana" w:hAnsi="Verdana"/>
+                <w:b w:val="0"/>
+                <w:sz w:val="16"/>
+              </w:rPr>
+            </w:r>
+          </w:p>
+        </w:tc>
+        <w:tc>
+          <w:tcPr>
+            <w:tcW w:type="dxa" w:w="1514"/>
+          </w:tcPr>
+          <w:p>
+            <w:r/>
+            <w:r>
+              <w:rPr>
+                <w:rFonts w:ascii="Verdana" w:hAnsi="Verdana"/>
                 <w:b w:val="0"/>
                 <w:sz w:val="16"/>
               </w:rPr>

--- a/docx/en/BUFRCREX_TableB_en_08.docx
+++ b/docx/en/BUFRCREX_TableB_en_08.docx
@@ -239,7 +239,7 @@
                 <w:b w:val="0"/>
                 <w:sz w:val="16"/>
               </w:rPr>
-              <w:t>008001</w:t>
+              <w:t>0 08 001</w:t>
             </w:r>
           </w:p>
         </w:tc>
@@ -403,7 +403,7 @@
                 <w:b w:val="0"/>
                 <w:sz w:val="16"/>
               </w:rPr>
-              <w:t>008002</w:t>
+              <w:t>0 08 002</w:t>
             </w:r>
           </w:p>
         </w:tc>
@@ -567,7 +567,7 @@
                 <w:b w:val="0"/>
                 <w:sz w:val="16"/>
               </w:rPr>
-              <w:t>008003</w:t>
+              <w:t>0 08 003</w:t>
             </w:r>
           </w:p>
         </w:tc>
@@ -731,7 +731,7 @@
                 <w:b w:val="0"/>
                 <w:sz w:val="16"/>
               </w:rPr>
-              <w:t>008004</w:t>
+              <w:t>0 08 004</w:t>
             </w:r>
           </w:p>
         </w:tc>
@@ -895,7 +895,7 @@
                 <w:b w:val="0"/>
                 <w:sz w:val="16"/>
               </w:rPr>
-              <w:t>008005</w:t>
+              <w:t>0 08 005</w:t>
             </w:r>
           </w:p>
         </w:tc>
@@ -1059,7 +1059,7 @@
                 <w:b w:val="0"/>
                 <w:sz w:val="16"/>
               </w:rPr>
-              <w:t>008006</w:t>
+              <w:t>0 08 006</w:t>
             </w:r>
           </w:p>
         </w:tc>
@@ -1223,7 +1223,7 @@
                 <w:b w:val="0"/>
                 <w:sz w:val="16"/>
               </w:rPr>
-              <w:t>008007</w:t>
+              <w:t>0 08 007</w:t>
             </w:r>
           </w:p>
         </w:tc>
@@ -1387,7 +1387,7 @@
                 <w:b w:val="0"/>
                 <w:sz w:val="16"/>
               </w:rPr>
-              <w:t>008008</w:t>
+              <w:t>0 08 008</w:t>
             </w:r>
           </w:p>
         </w:tc>
@@ -1551,7 +1551,7 @@
                 <w:b w:val="0"/>
                 <w:sz w:val="16"/>
               </w:rPr>
-              <w:t>008009</w:t>
+              <w:t>0 08 009</w:t>
             </w:r>
           </w:p>
         </w:tc>
@@ -1715,7 +1715,7 @@
                 <w:b w:val="0"/>
                 <w:sz w:val="16"/>
               </w:rPr>
-              <w:t>008010</w:t>
+              <w:t>0 08 010</w:t>
             </w:r>
           </w:p>
         </w:tc>
@@ -1879,7 +1879,7 @@
                 <w:b w:val="0"/>
                 <w:sz w:val="16"/>
               </w:rPr>
-              <w:t>008011</w:t>
+              <w:t>0 08 011</w:t>
             </w:r>
           </w:p>
         </w:tc>
@@ -2043,7 +2043,7 @@
                 <w:b w:val="0"/>
                 <w:sz w:val="16"/>
               </w:rPr>
-              <w:t>008012</w:t>
+              <w:t>0 08 012</w:t>
             </w:r>
           </w:p>
         </w:tc>
@@ -2207,7 +2207,7 @@
                 <w:b w:val="0"/>
                 <w:sz w:val="16"/>
               </w:rPr>
-              <w:t>008013</w:t>
+              <w:t>0 08 013</w:t>
             </w:r>
           </w:p>
         </w:tc>
@@ -2371,7 +2371,7 @@
                 <w:b w:val="0"/>
                 <w:sz w:val="16"/>
               </w:rPr>
-              <w:t>008014</w:t>
+              <w:t>0 08 014</w:t>
             </w:r>
           </w:p>
         </w:tc>
@@ -2535,7 +2535,7 @@
                 <w:b w:val="0"/>
                 <w:sz w:val="16"/>
               </w:rPr>
-              <w:t>008015</w:t>
+              <w:t>0 08 015</w:t>
             </w:r>
           </w:p>
         </w:tc>
@@ -2699,7 +2699,7 @@
                 <w:b w:val="0"/>
                 <w:sz w:val="16"/>
               </w:rPr>
-              <w:t>008016</w:t>
+              <w:t>0 08 016</w:t>
             </w:r>
           </w:p>
         </w:tc>
@@ -2863,7 +2863,7 @@
                 <w:b w:val="0"/>
                 <w:sz w:val="16"/>
               </w:rPr>
-              <w:t>008017</w:t>
+              <w:t>0 08 017</w:t>
             </w:r>
           </w:p>
         </w:tc>
@@ -3027,7 +3027,7 @@
                 <w:b w:val="0"/>
                 <w:sz w:val="16"/>
               </w:rPr>
-              <w:t>008018</w:t>
+              <w:t>0 08 018</w:t>
             </w:r>
           </w:p>
         </w:tc>
@@ -3191,7 +3191,7 @@
                 <w:b w:val="0"/>
                 <w:sz w:val="16"/>
               </w:rPr>
-              <w:t>008019</w:t>
+              <w:t>0 08 019</w:t>
             </w:r>
           </w:p>
         </w:tc>
@@ -3355,7 +3355,7 @@
                 <w:b w:val="0"/>
                 <w:sz w:val="16"/>
               </w:rPr>
-              <w:t>008020</w:t>
+              <w:t>0 08 020</w:t>
             </w:r>
           </w:p>
         </w:tc>
@@ -3519,7 +3519,7 @@
                 <w:b w:val="0"/>
                 <w:sz w:val="16"/>
               </w:rPr>
-              <w:t>008021</w:t>
+              <w:t>0 08 021</w:t>
             </w:r>
           </w:p>
         </w:tc>
@@ -3683,7 +3683,7 @@
                 <w:b w:val="0"/>
                 <w:sz w:val="16"/>
               </w:rPr>
-              <w:t>008022</w:t>
+              <w:t>0 08 022</w:t>
             </w:r>
           </w:p>
         </w:tc>
@@ -3847,7 +3847,7 @@
                 <w:b w:val="0"/>
                 <w:sz w:val="16"/>
               </w:rPr>
-              <w:t>008023</w:t>
+              <w:t>0 08 023</w:t>
             </w:r>
           </w:p>
         </w:tc>
@@ -4012,7 +4012,7 @@
                 <w:b w:val="0"/>
                 <w:sz w:val="16"/>
               </w:rPr>
-              <w:t>008024</w:t>
+              <w:t>0 08 024</w:t>
             </w:r>
           </w:p>
         </w:tc>
@@ -4177,7 +4177,7 @@
                 <w:b w:val="0"/>
                 <w:sz w:val="16"/>
               </w:rPr>
-              <w:t>008025</w:t>
+              <w:t>0 08 025</w:t>
             </w:r>
           </w:p>
         </w:tc>
@@ -4342,7 +4342,7 @@
                 <w:b w:val="0"/>
                 <w:sz w:val="16"/>
               </w:rPr>
-              <w:t>008026</w:t>
+              <w:t>0 08 026</w:t>
             </w:r>
           </w:p>
         </w:tc>
@@ -4506,7 +4506,7 @@
                 <w:b w:val="0"/>
                 <w:sz w:val="16"/>
               </w:rPr>
-              <w:t>008027</w:t>
+              <w:t>0 08 027</w:t>
             </w:r>
           </w:p>
         </w:tc>
@@ -4667,7 +4667,7 @@
                 <w:b w:val="0"/>
                 <w:sz w:val="16"/>
               </w:rPr>
-              <w:t>008029</w:t>
+              <w:t>0 08 029</w:t>
             </w:r>
           </w:p>
         </w:tc>
@@ -4831,7 +4831,7 @@
                 <w:b w:val="0"/>
                 <w:sz w:val="16"/>
               </w:rPr>
-              <w:t>008030</w:t>
+              <w:t>0 08 030</w:t>
             </w:r>
           </w:p>
         </w:tc>
@@ -4995,7 +4995,7 @@
                 <w:b w:val="0"/>
                 <w:sz w:val="16"/>
               </w:rPr>
-              <w:t>008031</w:t>
+              <w:t>0 08 031</w:t>
             </w:r>
           </w:p>
         </w:tc>
@@ -5159,7 +5159,7 @@
                 <w:b w:val="0"/>
                 <w:sz w:val="16"/>
               </w:rPr>
-              <w:t>008032</w:t>
+              <w:t>0 08 032</w:t>
             </w:r>
           </w:p>
         </w:tc>
@@ -5323,7 +5323,7 @@
                 <w:b w:val="0"/>
                 <w:sz w:val="16"/>
               </w:rPr>
-              <w:t>008033</w:t>
+              <w:t>0 08 033</w:t>
             </w:r>
           </w:p>
         </w:tc>
@@ -5488,7 +5488,7 @@
                 <w:b w:val="0"/>
                 <w:sz w:val="16"/>
               </w:rPr>
-              <w:t>008034</w:t>
+              <w:t>0 08 034</w:t>
             </w:r>
           </w:p>
         </w:tc>
@@ -5652,7 +5652,7 @@
                 <w:b w:val="0"/>
                 <w:sz w:val="16"/>
               </w:rPr>
-              <w:t>008035</w:t>
+              <w:t>0 08 035</w:t>
             </w:r>
           </w:p>
         </w:tc>
@@ -5816,7 +5816,7 @@
                 <w:b w:val="0"/>
                 <w:sz w:val="16"/>
               </w:rPr>
-              <w:t>008036</w:t>
+              <w:t>0 08 036</w:t>
             </w:r>
           </w:p>
         </w:tc>
@@ -5980,7 +5980,7 @@
                 <w:b w:val="0"/>
                 <w:sz w:val="16"/>
               </w:rPr>
-              <w:t>008037</w:t>
+              <w:t>0 08 037</w:t>
             </w:r>
           </w:p>
         </w:tc>
@@ -6144,7 +6144,7 @@
                 <w:b w:val="0"/>
                 <w:sz w:val="16"/>
               </w:rPr>
-              <w:t>008038</w:t>
+              <w:t>0 08 038</w:t>
             </w:r>
           </w:p>
         </w:tc>
@@ -6308,7 +6308,7 @@
                 <w:b w:val="0"/>
                 <w:sz w:val="16"/>
               </w:rPr>
-              <w:t>008039</w:t>
+              <w:t>0 08 039</w:t>
             </w:r>
           </w:p>
         </w:tc>
@@ -6472,7 +6472,7 @@
                 <w:b w:val="0"/>
                 <w:sz w:val="16"/>
               </w:rPr>
-              <w:t>008040</w:t>
+              <w:t>0 08 040</w:t>
             </w:r>
           </w:p>
         </w:tc>
@@ -6636,7 +6636,7 @@
                 <w:b w:val="0"/>
                 <w:sz w:val="16"/>
               </w:rPr>
-              <w:t>008041</w:t>
+              <w:t>0 08 041</w:t>
             </w:r>
           </w:p>
         </w:tc>
@@ -6800,7 +6800,7 @@
                 <w:b w:val="0"/>
                 <w:sz w:val="16"/>
               </w:rPr>
-              <w:t>008042</w:t>
+              <w:t>0 08 042</w:t>
             </w:r>
           </w:p>
         </w:tc>
@@ -6964,7 +6964,7 @@
                 <w:b w:val="0"/>
                 <w:sz w:val="16"/>
               </w:rPr>
-              <w:t>008043</w:t>
+              <w:t>0 08 043</w:t>
             </w:r>
           </w:p>
         </w:tc>
@@ -7129,7 +7129,7 @@
                 <w:b w:val="0"/>
                 <w:sz w:val="16"/>
               </w:rPr>
-              <w:t>008044</w:t>
+              <w:t>0 08 044</w:t>
             </w:r>
           </w:p>
         </w:tc>
@@ -7293,7 +7293,7 @@
                 <w:b w:val="0"/>
                 <w:sz w:val="16"/>
               </w:rPr>
-              <w:t>008045</w:t>
+              <w:t>0 08 045</w:t>
             </w:r>
           </w:p>
         </w:tc>
@@ -7457,7 +7457,7 @@
                 <w:b w:val="0"/>
                 <w:sz w:val="16"/>
               </w:rPr>
-              <w:t>008046</w:t>
+              <w:t>0 08 046</w:t>
             </w:r>
           </w:p>
         </w:tc>
@@ -7621,7 +7621,7 @@
                 <w:b w:val="0"/>
                 <w:sz w:val="16"/>
               </w:rPr>
-              <w:t>008049</w:t>
+              <w:t>0 08 049</w:t>
             </w:r>
           </w:p>
         </w:tc>
@@ -7785,7 +7785,7 @@
                 <w:b w:val="0"/>
                 <w:sz w:val="16"/>
               </w:rPr>
-              <w:t>008050</w:t>
+              <w:t>0 08 050</w:t>
             </w:r>
           </w:p>
         </w:tc>
@@ -7949,7 +7949,7 @@
                 <w:b w:val="0"/>
                 <w:sz w:val="16"/>
               </w:rPr>
-              <w:t>008051</w:t>
+              <w:t>0 08 051</w:t>
             </w:r>
           </w:p>
         </w:tc>
@@ -8113,7 +8113,7 @@
                 <w:b w:val="0"/>
                 <w:sz w:val="16"/>
               </w:rPr>
-              <w:t>008052</w:t>
+              <w:t>0 08 052</w:t>
             </w:r>
           </w:p>
         </w:tc>
@@ -8277,7 +8277,7 @@
                 <w:b w:val="0"/>
                 <w:sz w:val="16"/>
               </w:rPr>
-              <w:t>008053</w:t>
+              <w:t>0 08 053</w:t>
             </w:r>
           </w:p>
         </w:tc>
@@ -8441,7 +8441,7 @@
                 <w:b w:val="0"/>
                 <w:sz w:val="16"/>
               </w:rPr>
-              <w:t>008054</w:t>
+              <w:t>0 08 054</w:t>
             </w:r>
           </w:p>
         </w:tc>
@@ -8605,7 +8605,7 @@
                 <w:b w:val="0"/>
                 <w:sz w:val="16"/>
               </w:rPr>
-              <w:t>008055</w:t>
+              <w:t>0 08 055</w:t>
             </w:r>
           </w:p>
         </w:tc>
@@ -8766,7 +8766,7 @@
                 <w:b w:val="0"/>
                 <w:sz w:val="16"/>
               </w:rPr>
-              <w:t>008060</w:t>
+              <w:t>0 08 060</w:t>
             </w:r>
           </w:p>
         </w:tc>
@@ -8930,7 +8930,7 @@
                 <w:b w:val="0"/>
                 <w:sz w:val="16"/>
               </w:rPr>
-              <w:t>008065</w:t>
+              <w:t>0 08 065</w:t>
             </w:r>
           </w:p>
         </w:tc>
@@ -9094,7 +9094,7 @@
                 <w:b w:val="0"/>
                 <w:sz w:val="16"/>
               </w:rPr>
-              <w:t>008066</w:t>
+              <w:t>0 08 066</w:t>
             </w:r>
           </w:p>
         </w:tc>
@@ -9258,7 +9258,7 @@
                 <w:b w:val="0"/>
                 <w:sz w:val="16"/>
               </w:rPr>
-              <w:t>008070</w:t>
+              <w:t>0 08 070</w:t>
             </w:r>
           </w:p>
         </w:tc>
@@ -9422,7 +9422,7 @@
                 <w:b w:val="0"/>
                 <w:sz w:val="16"/>
               </w:rPr>
-              <w:t>008071</w:t>
+              <w:t>0 08 071</w:t>
             </w:r>
           </w:p>
         </w:tc>
@@ -9586,7 +9586,7 @@
                 <w:b w:val="0"/>
                 <w:sz w:val="16"/>
               </w:rPr>
-              <w:t>008072</w:t>
+              <w:t>0 08 072</w:t>
             </w:r>
           </w:p>
         </w:tc>
@@ -9750,7 +9750,7 @@
                 <w:b w:val="0"/>
                 <w:sz w:val="16"/>
               </w:rPr>
-              <w:t>008074</w:t>
+              <w:t>0 08 074</w:t>
             </w:r>
           </w:p>
         </w:tc>
@@ -9914,7 +9914,7 @@
                 <w:b w:val="0"/>
                 <w:sz w:val="16"/>
               </w:rPr>
-              <w:t>008075</w:t>
+              <w:t>0 08 075</w:t>
             </w:r>
           </w:p>
         </w:tc>
@@ -10078,7 +10078,7 @@
                 <w:b w:val="0"/>
                 <w:sz w:val="16"/>
               </w:rPr>
-              <w:t>008076</w:t>
+              <w:t>0 08 076</w:t>
             </w:r>
           </w:p>
         </w:tc>
@@ -10242,7 +10242,7 @@
                 <w:b w:val="0"/>
                 <w:sz w:val="16"/>
               </w:rPr>
-              <w:t>008077</w:t>
+              <w:t>0 08 077</w:t>
             </w:r>
           </w:p>
         </w:tc>
@@ -10406,7 +10406,7 @@
                 <w:b w:val="0"/>
                 <w:sz w:val="16"/>
               </w:rPr>
-              <w:t>008079</w:t>
+              <w:t>0 08 079</w:t>
             </w:r>
           </w:p>
         </w:tc>
@@ -10570,7 +10570,7 @@
                 <w:b w:val="0"/>
                 <w:sz w:val="16"/>
               </w:rPr>
-              <w:t>008080</w:t>
+              <w:t>0 08 080</w:t>
             </w:r>
           </w:p>
         </w:tc>
@@ -10734,7 +10734,7 @@
                 <w:b w:val="0"/>
                 <w:sz w:val="16"/>
               </w:rPr>
-              <w:t>008081</w:t>
+              <w:t>0 08 081</w:t>
             </w:r>
           </w:p>
         </w:tc>
@@ -10898,7 +10898,7 @@
                 <w:b w:val="0"/>
                 <w:sz w:val="16"/>
               </w:rPr>
-              <w:t>008082</w:t>
+              <w:t>0 08 082</w:t>
             </w:r>
           </w:p>
         </w:tc>
@@ -11062,7 +11062,7 @@
                 <w:b w:val="0"/>
                 <w:sz w:val="16"/>
               </w:rPr>
-              <w:t>008083</w:t>
+              <w:t>0 08 083</w:t>
             </w:r>
           </w:p>
         </w:tc>
@@ -11226,7 +11226,7 @@
                 <w:b w:val="0"/>
                 <w:sz w:val="16"/>
               </w:rPr>
-              <w:t>008085</w:t>
+              <w:t>0 08 085</w:t>
             </w:r>
           </w:p>
         </w:tc>
@@ -11390,7 +11390,7 @@
                 <w:b w:val="0"/>
                 <w:sz w:val="16"/>
               </w:rPr>
-              <w:t>008086</w:t>
+              <w:t>0 08 086</w:t>
             </w:r>
           </w:p>
         </w:tc>
@@ -11554,7 +11554,7 @@
                 <w:b w:val="0"/>
                 <w:sz w:val="16"/>
               </w:rPr>
-              <w:t>008087</w:t>
+              <w:t>0 08 087</w:t>
             </w:r>
           </w:p>
         </w:tc>
@@ -11718,7 +11718,7 @@
                 <w:b w:val="0"/>
                 <w:sz w:val="16"/>
               </w:rPr>
-              <w:t>008088</w:t>
+              <w:t>0 08 088</w:t>
             </w:r>
           </w:p>
         </w:tc>
@@ -11882,7 +11882,7 @@
                 <w:b w:val="0"/>
                 <w:sz w:val="16"/>
               </w:rPr>
-              <w:t>008090</w:t>
+              <w:t>0 08 090</w:t>
             </w:r>
           </w:p>
         </w:tc>
@@ -12047,7 +12047,7 @@
                 <w:b w:val="0"/>
                 <w:sz w:val="16"/>
               </w:rPr>
-              <w:t>008091</w:t>
+              <w:t>0 08 091</w:t>
             </w:r>
           </w:p>
         </w:tc>
@@ -12211,7 +12211,7 @@
                 <w:b w:val="0"/>
                 <w:sz w:val="16"/>
               </w:rPr>
-              <w:t>008092</w:t>
+              <w:t>0 08 092</w:t>
             </w:r>
           </w:p>
         </w:tc>
@@ -12375,7 +12375,7 @@
                 <w:b w:val="0"/>
                 <w:sz w:val="16"/>
               </w:rPr>
-              <w:t>008093</w:t>
+              <w:t>0 08 093</w:t>
             </w:r>
           </w:p>
         </w:tc>
@@ -12539,7 +12539,7 @@
                 <w:b w:val="0"/>
                 <w:sz w:val="16"/>
               </w:rPr>
-              <w:t>008094</w:t>
+              <w:t>0 08 094</w:t>
             </w:r>
           </w:p>
         </w:tc>
@@ -12703,7 +12703,7 @@
                 <w:b w:val="0"/>
                 <w:sz w:val="16"/>
               </w:rPr>
-              <w:t>008095</w:t>
+              <w:t>0 08 095</w:t>
             </w:r>
           </w:p>
         </w:tc>
@@ -12867,7 +12867,7 @@
                 <w:b w:val="0"/>
                 <w:sz w:val="16"/>
               </w:rPr>
-              <w:t>008096</w:t>
+              <w:t>0 08 096</w:t>
             </w:r>
           </w:p>
         </w:tc>
@@ -13031,7 +13031,7 @@
                 <w:b w:val="0"/>
                 <w:sz w:val="16"/>
               </w:rPr>
-              <w:t>008097</w:t>
+              <w:t>0 08 097</w:t>
             </w:r>
           </w:p>
         </w:tc>
@@ -13195,7 +13195,7 @@
                 <w:b w:val="0"/>
                 <w:sz w:val="16"/>
               </w:rPr>
-              <w:t>008098</w:t>
+              <w:t>0 08 098</w:t>
             </w:r>
           </w:p>
         </w:tc>
@@ -13359,7 +13359,7 @@
                 <w:b w:val="0"/>
                 <w:sz w:val="16"/>
               </w:rPr>
-              <w:t>008099</w:t>
+              <w:t>0 08 099</w:t>
             </w:r>
           </w:p>
         </w:tc>
@@ -13523,7 +13523,7 @@
                 <w:b w:val="0"/>
                 <w:sz w:val="16"/>
               </w:rPr>
-              <w:t>008100</w:t>
+              <w:t>0 08 100</w:t>
             </w:r>
           </w:p>
         </w:tc>
@@ -13684,7 +13684,7 @@
                 <w:b w:val="0"/>
                 <w:sz w:val="16"/>
               </w:rPr>
-              <w:t>008101</w:t>
+              <w:t>0 08 101</w:t>
             </w:r>
           </w:p>
         </w:tc>

--- a/docx/en/BUFRCREX_TableB_en_08.docx
+++ b/docx/en/BUFRCREX_TableB_en_08.docx
@@ -16192,16 +16192,6 @@
           <w:i/>
           <w:sz w:val="14"/>
         </w:rPr>
-        <w:t>Note 23: A precipitation value of -0.1 kg m-2 before scaling (-1 after scaling or in CREX) shall indicate a "trace" (non-measurable, less than 0.05 kg m-2).</w:t>
-      </w:r>
-    </w:p>
-    <w:p>
-      <w:r>
-        <w:rPr>
-          <w:rFonts w:ascii="Verdana" w:hAnsi="Verdana"/>
-          <w:i/>
-          <w:sz w:val="14"/>
-        </w:rPr>
         <w:t>Note 25: A previously defined significance may be cancelled by transmitting a "missing" from the appropriate code or flag table.</w:t>
       </w:r>
     </w:p>
@@ -16212,347 +16202,7 @@
           <w:i/>
           <w:sz w:val="14"/>
         </w:rPr>
-        <w:t>Note 27: All times are Universal Time Coordinated (UTC) unless otherwise noted.</w:t>
-      </w:r>
-    </w:p>
-    <w:p>
-      <w:r>
-        <w:rPr>
-          <w:rFonts w:ascii="Verdana" w:hAnsi="Verdana"/>
-          <w:i/>
-          <w:sz w:val="14"/>
-        </w:rPr>
-        <w:t>Note 32: Bearing or azimuth shall only be used with respect to a stated location, and shall not redefine that location.</w:t>
-      </w:r>
-    </w:p>
-    <w:p>
-      <w:r>
-        <w:rPr>
-          <w:rFonts w:ascii="Verdana" w:hAnsi="Verdana"/>
-          <w:i/>
-          <w:sz w:val="14"/>
-        </w:rPr>
-        <w:t>Note 62: Distance shall only be used with respect to a stated location and a bearing, azimuth or elevation; it shall not redefine that location.</w:t>
-      </w:r>
-    </w:p>
-    <w:p>
-      <w:r>
-        <w:rPr>
-          <w:rFonts w:ascii="Verdana" w:hAnsi="Verdana"/>
-          <w:i/>
-          <w:sz w:val="14"/>
-        </w:rPr>
-        <w:t>Note 63: Downward radiation shall be assigned positive values.</w:t>
-      </w:r>
-    </w:p>
-    <w:p>
-      <w:r>
-        <w:rPr>
-          <w:rFonts w:ascii="Verdana" w:hAnsi="Verdana"/>
-          <w:i/>
-          <w:sz w:val="14"/>
-        </w:rPr>
-        <w:t>Note 64: Downward w-components shall be assigned positive values where units are Pa s-1.</w:t>
-      </w:r>
-    </w:p>
-    <w:p>
-      <w:r>
-        <w:rPr>
-          <w:rFonts w:ascii="Verdana" w:hAnsi="Verdana"/>
-          <w:i/>
-          <w:sz w:val="14"/>
-        </w:rPr>
-        <w:t>Note 66: East to west increments shall be assigned negative values.</w:t>
-      </w:r>
-    </w:p>
-    <w:p>
-      <w:r>
-        <w:rPr>
-          <w:rFonts w:ascii="Verdana" w:hAnsi="Verdana"/>
-          <w:i/>
-          <w:sz w:val="14"/>
-        </w:rPr>
-        <w:t>Note 75: For CREX descriptors F = B, not 0.</w:t>
-      </w:r>
-    </w:p>
-    <w:p>
-      <w:r>
-        <w:rPr>
-          <w:rFonts w:ascii="Verdana" w:hAnsi="Verdana"/>
-          <w:i/>
-          <w:sz w:val="14"/>
-        </w:rPr>
-        <w:t>Note 92: In order to distinguish unambiguously the cases of missing data and saturated pixels, n-bit image data should be encoded using a data width of n+1. Where such a descriptor is not already available in Class 30, operator descriptor 2 01 YYY should be used to modify the data width of the existing entry as required.</w:t>
-      </w:r>
-    </w:p>
-    <w:p>
-      <w:r>
-        <w:rPr>
-          <w:rFonts w:ascii="Verdana" w:hAnsi="Verdana"/>
-          <w:i/>
-          <w:sz w:val="14"/>
-        </w:rPr>
-        <w:t>Note 105: Negative time periods or displacements shall be used to indicate time periods or displacements preceding the currently defined time.</w:t>
-      </w:r>
-    </w:p>
-    <w:p>
-      <w:r>
-        <w:rPr>
-          <w:rFonts w:ascii="Verdana" w:hAnsi="Verdana"/>
-          <w:i/>
-          <w:sz w:val="14"/>
-        </w:rPr>
-        <w:t>Note 110: North to south increments shall be assigned negative values.</w:t>
-      </w:r>
-    </w:p>
-    <w:p>
-      <w:r>
-        <w:rPr>
-          <w:rFonts w:ascii="Verdana" w:hAnsi="Verdana"/>
-          <w:i/>
-          <w:sz w:val="14"/>
-        </w:rPr>
-        <w:t>Note 115: Pixel data width can be changed with descriptor 2 01 YYY.</w:t>
-      </w:r>
-    </w:p>
-    <w:p>
-      <w:r>
-        <w:rPr>
-          <w:rFonts w:ascii="Verdana" w:hAnsi="Verdana"/>
-          <w:i/>
-          <w:sz w:val="14"/>
-        </w:rPr>
-        <w:t>Note 121: Some indication of expected accuracy may be implied in conjunction with certain elements in this class.</w:t>
-      </w:r>
-    </w:p>
-    <w:p>
-      <w:r>
-        <w:rPr>
-          <w:rFonts w:ascii="Verdana" w:hAnsi="Verdana"/>
-          <w:i/>
-          <w:sz w:val="14"/>
-        </w:rPr>
-        <w:t>Note 122: South latitude shall be assigned negative values.</w:t>
-      </w:r>
-    </w:p>
-    <w:p>
-      <w:r>
-        <w:rPr>
-          <w:rFonts w:ascii="Verdana" w:hAnsi="Verdana"/>
-          <w:i/>
-          <w:sz w:val="14"/>
-        </w:rPr>
-        <w:t>Note 123: South to north v-components shall be assigned positive values.</w:t>
-      </w:r>
-    </w:p>
-    <w:p>
-      <w:r>
-        <w:rPr>
-          <w:rFonts w:ascii="Verdana" w:hAnsi="Verdana"/>
-          <w:i/>
-          <w:sz w:val="14"/>
-        </w:rPr>
-        <w:t>Note 126: Surface wind direction measured at a station within 1° of the North Pole or within 1° of the South Pole shall be reported in such a way that the azimuth ring shall be aligned with its zero coinciding with the Greenwich 0° meridian.</w:t>
-      </w:r>
-    </w:p>
-    <w:p>
-      <w:r>
-        <w:rPr>
-          <w:rFonts w:ascii="Verdana" w:hAnsi="Verdana"/>
-          <w:i/>
-          <w:sz w:val="14"/>
-        </w:rPr>
-        <w:t>Note 140: The pixel size on horizontal - 1 is given at location where map scale factor is unity.</w:t>
-      </w:r>
-    </w:p>
-    <w:p>
-      <w:r>
-        <w:rPr>
-          <w:rFonts w:ascii="Verdana" w:hAnsi="Verdana"/>
-          <w:i/>
-          <w:sz w:val="14"/>
-        </w:rPr>
-        <w:t>Note 141: The pixel size on horizontal - 2 is given at location where map scale factor is unity.</w:t>
-      </w:r>
-    </w:p>
-    <w:p>
-      <w:r>
-        <w:rPr>
-          <w:rFonts w:ascii="Verdana" w:hAnsi="Verdana"/>
-          <w:i/>
-          <w:sz w:val="14"/>
-        </w:rPr>
-        <w:t>Note 145: The significance of time periods or displacements may be indicated using the time significance code corresponding to table reference 0 08 021.</w:t>
-      </w:r>
-    </w:p>
-    <w:p>
-      <w:r>
-        <w:rPr>
-          <w:rFonts w:ascii="Verdana" w:hAnsi="Verdana"/>
-          <w:i/>
-          <w:sz w:val="14"/>
-        </w:rPr>
-        <w:t>Note 149: The time location, when used with forecast values, shall indicate the time of the initial state for the forecast, or the beginning of the forecast period; when used with ensemble means of forecast values, the time location shall indicate the initial state or the beginning of the first forecast over which ensemble means are derived.</w:t>
-      </w:r>
-    </w:p>
-    <w:p>
-      <w:r>
-        <w:rPr>
-          <w:rFonts w:ascii="Verdana" w:hAnsi="Verdana"/>
-          <w:i/>
-          <w:sz w:val="14"/>
-        </w:rPr>
-        <w:t>Note 155: This class may also contain elements relating to observational procedures.</w:t>
-      </w:r>
-    </w:p>
-    <w:p>
-      <w:r>
-        <w:rPr>
-          <w:rFonts w:ascii="Verdana" w:hAnsi="Verdana"/>
-          <w:i/>
-          <w:sz w:val="14"/>
-        </w:rPr>
-        <w:t>Note 156: This class shall contain elements to describe the instrumentation used to obtain the meteorological elements reported.</w:t>
-      </w:r>
-    </w:p>
-    <w:p>
-      <w:r>
-        <w:rPr>
-          <w:rFonts w:ascii="Verdana" w:hAnsi="Verdana"/>
-          <w:i/>
-          <w:sz w:val="14"/>
-        </w:rPr>
-        <w:t>Note 158: Time periods or displacements and time increments require an initial time location to be defined prior to their use, followed where appropriate by a time significance definition.</w:t>
-      </w:r>
-    </w:p>
-    <w:p>
-      <w:r>
-        <w:rPr>
-          <w:rFonts w:ascii="Verdana" w:hAnsi="Verdana"/>
-          <w:i/>
-          <w:sz w:val="14"/>
-        </w:rPr>
-        <w:t>Note 160: Upward radiation shall be assigned negative values.</w:t>
-      </w:r>
-    </w:p>
-    <w:p>
-      <w:r>
-        <w:rPr>
-          <w:rFonts w:ascii="Verdana" w:hAnsi="Verdana"/>
-          <w:i/>
-          <w:sz w:val="14"/>
-        </w:rPr>
-        <w:t>Note 161: Upward w-components shall be assigned positive values where units are m s-1.</w:t>
-      </w:r>
-    </w:p>
-    <w:p>
-      <w:r>
-        <w:rPr>
-          <w:rFonts w:ascii="Verdana" w:hAnsi="Verdana"/>
-          <w:i/>
-          <w:sz w:val="14"/>
-        </w:rPr>
-        <w:t>Note 162: Useful ranges used above:1011 Bq to 1019 Bq for releases;10-2 Bq to 107 Bq and 10-2 mSv to 107 mSv for concentration and doses.</w:t>
-      </w:r>
-    </w:p>
-    <w:p>
-      <w:r>
-        <w:rPr>
-          <w:rFonts w:ascii="Verdana" w:hAnsi="Verdana"/>
-          <w:i/>
-          <w:sz w:val="14"/>
-        </w:rPr>
-        <w:t>Note 163: Values of latitude and latitude increments are limited to the range -90 degrees to +90 degrees.</w:t>
-      </w:r>
-    </w:p>
-    <w:p>
-      <w:r>
-        <w:rPr>
-          <w:rFonts w:ascii="Verdana" w:hAnsi="Verdana"/>
-          <w:i/>
-          <w:sz w:val="14"/>
-        </w:rPr>
-        <w:t>Note 164: Values of longitude are limited to the range -180 degrees to +180 degrees.</w:t>
-      </w:r>
-    </w:p>
-    <w:p>
-      <w:r>
-        <w:rPr>
-          <w:rFonts w:ascii="Verdana" w:hAnsi="Verdana"/>
-          <w:i/>
-          <w:sz w:val="14"/>
-        </w:rPr>
-        <w:t>Note 165: Vertical elements and pressure shall be used to define values of these elements independent of the element or variable denoting the vertical coordinate.</w:t>
-      </w:r>
-    </w:p>
-    <w:p>
-      <w:r>
-        <w:rPr>
-          <w:rFonts w:ascii="Verdana" w:hAnsi="Verdana"/>
-          <w:i/>
-          <w:sz w:val="14"/>
-        </w:rPr>
-        <w:t>Note 166: West longitude shall be assigned negative values.</w:t>
-      </w:r>
-    </w:p>
-    <w:p>
-      <w:r>
-        <w:rPr>
-          <w:rFonts w:ascii="Verdana" w:hAnsi="Verdana"/>
-          <w:i/>
-          <w:sz w:val="14"/>
-        </w:rPr>
-        <w:t>Note 167: West to east u-components shall be assigned positive values.</w:t>
-      </w:r>
-    </w:p>
-    <w:p>
-      <w:r>
-        <w:rPr>
-          <w:rFonts w:ascii="Verdana" w:hAnsi="Verdana"/>
-          <w:i/>
-          <w:sz w:val="14"/>
-        </w:rPr>
-        <w:t>Note 176: Where more than one time period or displacement is required to define complex time structures, they shall be defined in immediate succession, and the following ordering shall apply: ensemble period (if required), followed by forecast period (if required), followed by period for averaging or accumulation (if required).</w:t>
-      </w:r>
-    </w:p>
-    <w:p>
-      <w:r>
-        <w:rPr>
-          <w:rFonts w:ascii="Verdana" w:hAnsi="Verdana"/>
-          <w:i/>
-          <w:sz w:val="14"/>
-        </w:rPr>
-        <w:t>Note 178: Where the expression "period specified" is entered under element name, an appropriate period shall be specified using descriptors from Class 04.</w:t>
-      </w:r>
-    </w:p>
-    <w:p>
-      <w:r>
-        <w:rPr>
-          <w:rFonts w:ascii="Verdana" w:hAnsi="Verdana"/>
-          <w:i/>
-          <w:sz w:val="14"/>
-        </w:rPr>
         <w:t>Note 179: Where values are accumulated or averaged (for example over a time period), the total number of values from which the accumulated or averaged values are obtained may be represented using reference 0 08 022.</w:t>
-      </w:r>
-    </w:p>
-    <w:p>
-      <w:r>
-        <w:rPr>
-          <w:rFonts w:ascii="Verdana" w:hAnsi="Verdana"/>
-          <w:i/>
-          <w:sz w:val="14"/>
-        </w:rPr>
-        <w:t>Note 180: Wind reporting standards: Speed Direction No observation Missing Missing Calm 0 0 Normal observation &gt; 0 1° - 360° Speed only &gt; 0 Missing Direction only Missing 1°-360° "Light and variable" &gt; 0 0</w:t>
-      </w:r>
-    </w:p>
-    <w:p>
-      <w:r>
-        <w:rPr>
-          <w:rFonts w:ascii="Verdana" w:hAnsi="Verdana"/>
-          <w:i/>
-          <w:sz w:val="14"/>
-        </w:rPr>
-        <w:t>Note 181: Wind waves and waves reporting standards:Observation Speed Direction No observation Missing Missing Calm 0 0 Normal observation &gt;0 1-360 Speed only &gt;0 Missing Direction only Missing 1-360"Light and variable" &gt;0 0</w:t>
       </w:r>
     </w:p>
     <w:sectPr>
